--- a/files/issue-calendar.docx
+++ b/files/issue-calendar.docx
@@ -333,6 +333,16 @@
                 <w:rtl/>
               </w:rPr>
             </w:pPr>
+            <w:r>
+              <w:rPr>
+                <w:rFonts w:ascii="Arial" w:hAnsi="Arial" w:cs="Arial"/>
+                <w:sz w:val="21"/>
+                <w:szCs w:val="21"/>
+                <w:rtl/>
+                <w:lang w:bidi="he-IL"/>
+              </w:rPr>
+              <w:t xml:space="preserve">נשלח</w:t>
+            </w:r>
           </w:p>
         </w:tc>
       </w:tr>
@@ -429,6 +439,16 @@
                 <w:rtl/>
               </w:rPr>
             </w:pPr>
+            <w:r>
+              <w:rPr>
+                <w:rFonts w:ascii="Arial" w:hAnsi="Arial" w:cs="Arial"/>
+                <w:sz w:val="21"/>
+                <w:szCs w:val="21"/>
+                <w:rtl/>
+                <w:lang w:bidi="he-IL"/>
+              </w:rPr>
+              <w:t xml:space="preserve">נשלח</w:t>
+            </w:r>
           </w:p>
         </w:tc>
       </w:tr>
@@ -525,6 +545,16 @@
                 <w:rtl/>
               </w:rPr>
             </w:pPr>
+            <w:r>
+              <w:rPr>
+                <w:rFonts w:ascii="Arial" w:hAnsi="Arial" w:cs="Arial"/>
+                <w:sz w:val="21"/>
+                <w:szCs w:val="21"/>
+                <w:rtl/>
+                <w:lang w:bidi="he-IL"/>
+              </w:rPr>
+              <w:t xml:space="preserve">נשלח</w:t>
+            </w:r>
           </w:p>
         </w:tc>
       </w:tr>
@@ -621,6 +651,16 @@
                 <w:rtl/>
               </w:rPr>
             </w:pPr>
+            <w:r>
+              <w:rPr>
+                <w:rFonts w:ascii="Arial" w:hAnsi="Arial" w:cs="Arial"/>
+                <w:sz w:val="21"/>
+                <w:szCs w:val="21"/>
+                <w:rtl/>
+                <w:lang w:bidi="he-IL"/>
+              </w:rPr>
+              <w:t xml:space="preserve">נשלח</w:t>
+            </w:r>
           </w:p>
         </w:tc>
       </w:tr>
@@ -897,6 +937,16 @@
                 <w:rtl/>
               </w:rPr>
             </w:pPr>
+            <w:r>
+              <w:rPr>
+                <w:rFonts w:ascii="Arial" w:hAnsi="Arial" w:cs="Arial"/>
+                <w:sz w:val="21"/>
+                <w:szCs w:val="21"/>
+                <w:rtl/>
+                <w:lang w:bidi="he-IL"/>
+              </w:rPr>
+              <w:t xml:space="preserve">נשלח</w:t>
+            </w:r>
           </w:p>
         </w:tc>
       </w:tr>
@@ -1001,7 +1051,7 @@
                 <w:rtl/>
                 <w:lang w:bidi="he-IL"/>
               </w:rPr>
-              <w:t xml:space="preserve">שבת שובה</w:t>
+              <w:t xml:space="preserve">נשלח · שבת שובה</w:t>
             </w:r>
           </w:p>
         </w:tc>
@@ -1099,6 +1149,16 @@
                 <w:rtl/>
               </w:rPr>
             </w:pPr>
+            <w:r>
+              <w:rPr>
+                <w:rFonts w:ascii="Arial" w:hAnsi="Arial" w:cs="Arial"/>
+                <w:sz w:val="21"/>
+                <w:szCs w:val="21"/>
+                <w:rtl/>
+                <w:lang w:bidi="he-IL"/>
+              </w:rPr>
+              <w:t xml:space="preserve">בעבודה</w:t>
+            </w:r>
           </w:p>
         </w:tc>
       </w:tr>
@@ -1203,7 +1263,7 @@
                 <w:rtl/>
                 <w:lang w:bidi="he-IL"/>
               </w:rPr>
-              <w:t xml:space="preserve">שמיני עצרת</w:t>
+              <w:t xml:space="preserve">בעבודה · שמיני עצרת</w:t>
             </w:r>
           </w:p>
         </w:tc>
@@ -1301,6 +1361,16 @@
                 <w:rtl/>
               </w:rPr>
             </w:pPr>
+            <w:r>
+              <w:rPr>
+                <w:rFonts w:ascii="Arial" w:hAnsi="Arial" w:cs="Arial"/>
+                <w:sz w:val="21"/>
+                <w:szCs w:val="21"/>
+                <w:rtl/>
+                <w:lang w:bidi="he-IL"/>
+              </w:rPr>
+              <w:t xml:space="preserve">בעבודה</w:t>
+            </w:r>
           </w:p>
         </w:tc>
       </w:tr>
@@ -2069,6 +2139,16 @@
                 <w:rtl/>
               </w:rPr>
             </w:pPr>
+            <w:r>
+              <w:rPr>
+                <w:rFonts w:ascii="Arial" w:hAnsi="Arial" w:cs="Arial"/>
+                <w:sz w:val="21"/>
+                <w:szCs w:val="21"/>
+                <w:rtl/>
+                <w:lang w:bidi="he-IL"/>
+              </w:rPr>
+              <w:t xml:space="preserve">שבת חנוכה</w:t>
+            </w:r>
           </w:p>
         </w:tc>
       </w:tr>
@@ -2165,6 +2245,16 @@
                 <w:rtl/>
               </w:rPr>
             </w:pPr>
+            <w:r>
+              <w:rPr>
+                <w:rFonts w:ascii="Arial" w:hAnsi="Arial" w:cs="Arial"/>
+                <w:sz w:val="21"/>
+                <w:szCs w:val="21"/>
+                <w:rtl/>
+                <w:lang w:bidi="he-IL"/>
+              </w:rPr>
+              <w:t xml:space="preserve">שבת חנוכה · זאת חנוכה</w:t>
+            </w:r>
           </w:p>
         </w:tc>
       </w:tr>
@@ -7629,6 +7719,16 @@
                 <w:rtl/>
               </w:rPr>
             </w:pPr>
+            <w:r>
+              <w:rPr>
+                <w:rFonts w:ascii="Arial" w:hAnsi="Arial" w:cs="Arial"/>
+                <w:sz w:val="21"/>
+                <w:szCs w:val="21"/>
+                <w:rtl/>
+                <w:lang w:bidi="he-IL"/>
+              </w:rPr>
+              <w:t xml:space="preserve">שבת חנוכה</w:t>
+            </w:r>
           </w:p>
         </w:tc>
       </w:tr>
@@ -7725,6 +7825,16 @@
                 <w:rtl/>
               </w:rPr>
             </w:pPr>
+            <w:r>
+              <w:rPr>
+                <w:rFonts w:ascii="Arial" w:hAnsi="Arial" w:cs="Arial"/>
+                <w:sz w:val="21"/>
+                <w:szCs w:val="21"/>
+                <w:rtl/>
+                <w:lang w:bidi="he-IL"/>
+              </w:rPr>
+              <w:t xml:space="preserve">שבת חנוכה · זאת חנוכה</w:t>
+            </w:r>
           </w:p>
         </w:tc>
       </w:tr>

--- a/files/issue-calendar.docx
+++ b/files/issue-calendar.docx
@@ -1157,7 +1157,7 @@
                 <w:rtl/>
                 <w:lang w:bidi="he-IL"/>
               </w:rPr>
-              <w:t xml:space="preserve">בעבודה</w:t>
+              <w:t xml:space="preserve">נשלח</w:t>
             </w:r>
           </w:p>
         </w:tc>

--- a/files/issue-calendar.docx
+++ b/files/issue-calendar.docx
@@ -1263,7 +1263,7 @@
                 <w:rtl/>
                 <w:lang w:bidi="he-IL"/>
               </w:rPr>
-              <w:t xml:space="preserve">בעבודה · שמיני עצרת</w:t>
+              <w:t xml:space="preserve">נשלח · שמיני עצרת</w:t>
             </w:r>
           </w:p>
         </w:tc>

--- a/files/issue-calendar.docx
+++ b/files/issue-calendar.docx
@@ -93,7 +93,7 @@
     <w:tbl>
       <w:tblPr>
         <w:bidiVisual/>
-        <w:tblW w:w="8300" w:type="dxa"/>
+        <w:tblW w:w="9300" w:type="dxa"/>
         <w:tblBorders>
           <w:top w:val="single" w:sz="4" w:space="0" w:color="B8C6DA"/>
           <w:left w:val="single" w:sz="4" w:space="0" w:color="B8C6DA"/>
@@ -110,10 +110,11 @@
         </w:tblCellMar>
       </w:tblPr>
       <w:tblGrid>
-        <w:gridCol w:w="900"/>
-        <w:gridCol w:w="1500"/>
-        <w:gridCol w:w="3500"/>
-        <w:gridCol w:w="2400"/>
+        <w:gridCol w:w="850"/>
+        <w:gridCol w:w="1400"/>
+        <w:gridCol w:w="1800"/>
+        <w:gridCol w:w="3150"/>
+        <w:gridCol w:w="2100"/>
       </w:tblGrid>
       <w:tr>
         <w:trPr>
@@ -121,7 +122,7 @@
         </w:trPr>
         <w:tc>
           <w:tcPr>
-            <w:tcW w:w="900" w:type="dxa"/>
+            <w:tcW w:w="850" w:type="dxa"/>
             <w:shd w:val="clear" w:fill="1C4587"/>
             <w:vAlign w:val="top"/>
           </w:tcPr>
@@ -151,7 +152,7 @@
         </w:tc>
         <w:tc>
           <w:tcPr>
-            <w:tcW w:w="1500" w:type="dxa"/>
+            <w:tcW w:w="1400" w:type="dxa"/>
             <w:shd w:val="clear" w:fill="1C4587"/>
             <w:vAlign w:val="top"/>
           </w:tcPr>
@@ -181,7 +182,7 @@
         </w:tc>
         <w:tc>
           <w:tcPr>
-            <w:tcW w:w="3500" w:type="dxa"/>
+            <w:tcW w:w="1800" w:type="dxa"/>
             <w:shd w:val="clear" w:fill="1C4587"/>
             <w:vAlign w:val="top"/>
           </w:tcPr>
@@ -205,13 +206,13 @@
                 <w:rtl/>
                 <w:lang w:bidi="he-IL"/>
               </w:rPr>
-              <w:t xml:space="preserve">פרשה / חג</w:t>
-            </w:r>
-          </w:p>
-        </w:tc>
-        <w:tc>
-          <w:tcPr>
-            <w:tcW w:w="2400" w:type="dxa"/>
+              <w:t xml:space="preserve">תאריך עברי</w:t>
+            </w:r>
+          </w:p>
+        </w:tc>
+        <w:tc>
+          <w:tcPr>
+            <w:tcW w:w="3150" w:type="dxa"/>
             <w:shd w:val="clear" w:fill="1C4587"/>
             <w:vAlign w:val="top"/>
           </w:tcPr>
@@ -235,6 +236,36 @@
                 <w:rtl/>
                 <w:lang w:bidi="he-IL"/>
               </w:rPr>
+              <w:t xml:space="preserve">פרשה / חג</w:t>
+            </w:r>
+          </w:p>
+        </w:tc>
+        <w:tc>
+          <w:tcPr>
+            <w:tcW w:w="2100" w:type="dxa"/>
+            <w:shd w:val="clear" w:fill="1C4587"/>
+            <w:vAlign w:val="top"/>
+          </w:tcPr>
+          <w:p>
+            <w:pPr>
+              <w:bidi/>
+              <w:jc w:val="right"/>
+              <w:spacing w:after="40" w:line="276" w:lineRule="auto"/>
+              <w:rPr>
+                <w:rtl/>
+              </w:rPr>
+            </w:pPr>
+            <w:r>
+              <w:rPr>
+                <w:rFonts w:ascii="Arial" w:hAnsi="Arial" w:cs="Arial"/>
+                <w:b/>
+                <w:bCs/>
+                <w:color w:val="FFFFFF"/>
+                <w:sz w:val="22"/>
+                <w:szCs w:val="22"/>
+                <w:rtl/>
+                <w:lang w:bidi="he-IL"/>
+              </w:rPr>
               <w:t xml:space="preserve">הערה</w:t>
             </w:r>
           </w:p>
@@ -243,7 +274,7 @@
       <w:tr>
         <w:tc>
           <w:tcPr>
-            <w:tcW w:w="900" w:type="dxa"/>
+            <w:tcW w:w="850" w:type="dxa"/>
             <w:vAlign w:val="top"/>
           </w:tcPr>
           <w:p>
@@ -269,7 +300,7 @@
         </w:tc>
         <w:tc>
           <w:tcPr>
-            <w:tcW w:w="1500" w:type="dxa"/>
+            <w:tcW w:w="1400" w:type="dxa"/>
             <w:vAlign w:val="top"/>
           </w:tcPr>
           <w:p>
@@ -295,7 +326,33 @@
         </w:tc>
         <w:tc>
           <w:tcPr>
-            <w:tcW w:w="3500" w:type="dxa"/>
+            <w:tcW w:w="1800" w:type="dxa"/>
+            <w:vAlign w:val="top"/>
+          </w:tcPr>
+          <w:p>
+            <w:pPr>
+              <w:bidi/>
+              <w:jc w:val="right"/>
+              <w:spacing w:after="40" w:line="276" w:lineRule="auto"/>
+              <w:rPr>
+                <w:rtl/>
+              </w:rPr>
+            </w:pPr>
+            <w:r>
+              <w:rPr>
+                <w:rFonts w:ascii="Arial" w:hAnsi="Arial" w:cs="Arial"/>
+                <w:sz w:val="21"/>
+                <w:szCs w:val="21"/>
+                <w:rtl/>
+                <w:lang w:bidi="he-IL"/>
+              </w:rPr>
+              <w:t xml:space="preserve">ב׳ באלול</w:t>
+            </w:r>
+          </w:p>
+        </w:tc>
+        <w:tc>
+          <w:tcPr>
+            <w:tcW w:w="3150" w:type="dxa"/>
             <w:vAlign w:val="top"/>
           </w:tcPr>
           <w:p>
@@ -321,7 +378,7 @@
         </w:tc>
         <w:tc>
           <w:tcPr>
-            <w:tcW w:w="2400" w:type="dxa"/>
+            <w:tcW w:w="2100" w:type="dxa"/>
             <w:vAlign w:val="top"/>
           </w:tcPr>
           <w:p>
@@ -349,7 +406,7 @@
       <w:tr>
         <w:tc>
           <w:tcPr>
-            <w:tcW w:w="900" w:type="dxa"/>
+            <w:tcW w:w="850" w:type="dxa"/>
             <w:vAlign w:val="top"/>
           </w:tcPr>
           <w:p>
@@ -375,7 +432,7 @@
         </w:tc>
         <w:tc>
           <w:tcPr>
-            <w:tcW w:w="1500" w:type="dxa"/>
+            <w:tcW w:w="1400" w:type="dxa"/>
             <w:vAlign w:val="top"/>
           </w:tcPr>
           <w:p>
@@ -401,7 +458,33 @@
         </w:tc>
         <w:tc>
           <w:tcPr>
-            <w:tcW w:w="3500" w:type="dxa"/>
+            <w:tcW w:w="1800" w:type="dxa"/>
+            <w:vAlign w:val="top"/>
+          </w:tcPr>
+          <w:p>
+            <w:pPr>
+              <w:bidi/>
+              <w:jc w:val="right"/>
+              <w:spacing w:after="40" w:line="276" w:lineRule="auto"/>
+              <w:rPr>
+                <w:rtl/>
+              </w:rPr>
+            </w:pPr>
+            <w:r>
+              <w:rPr>
+                <w:rFonts w:ascii="Arial" w:hAnsi="Arial" w:cs="Arial"/>
+                <w:sz w:val="21"/>
+                <w:szCs w:val="21"/>
+                <w:rtl/>
+                <w:lang w:bidi="he-IL"/>
+              </w:rPr>
+              <w:t xml:space="preserve">ט׳ באלול</w:t>
+            </w:r>
+          </w:p>
+        </w:tc>
+        <w:tc>
+          <w:tcPr>
+            <w:tcW w:w="3150" w:type="dxa"/>
             <w:vAlign w:val="top"/>
           </w:tcPr>
           <w:p>
@@ -427,7 +510,7 @@
         </w:tc>
         <w:tc>
           <w:tcPr>
-            <w:tcW w:w="2400" w:type="dxa"/>
+            <w:tcW w:w="2100" w:type="dxa"/>
             <w:vAlign w:val="top"/>
           </w:tcPr>
           <w:p>
@@ -455,7 +538,7 @@
       <w:tr>
         <w:tc>
           <w:tcPr>
-            <w:tcW w:w="900" w:type="dxa"/>
+            <w:tcW w:w="850" w:type="dxa"/>
             <w:vAlign w:val="top"/>
           </w:tcPr>
           <w:p>
@@ -481,7 +564,7 @@
         </w:tc>
         <w:tc>
           <w:tcPr>
-            <w:tcW w:w="1500" w:type="dxa"/>
+            <w:tcW w:w="1400" w:type="dxa"/>
             <w:vAlign w:val="top"/>
           </w:tcPr>
           <w:p>
@@ -507,7 +590,33 @@
         </w:tc>
         <w:tc>
           <w:tcPr>
-            <w:tcW w:w="3500" w:type="dxa"/>
+            <w:tcW w:w="1800" w:type="dxa"/>
+            <w:vAlign w:val="top"/>
+          </w:tcPr>
+          <w:p>
+            <w:pPr>
+              <w:bidi/>
+              <w:jc w:val="right"/>
+              <w:spacing w:after="40" w:line="276" w:lineRule="auto"/>
+              <w:rPr>
+                <w:rtl/>
+              </w:rPr>
+            </w:pPr>
+            <w:r>
+              <w:rPr>
+                <w:rFonts w:ascii="Arial" w:hAnsi="Arial" w:cs="Arial"/>
+                <w:sz w:val="21"/>
+                <w:szCs w:val="21"/>
+                <w:rtl/>
+                <w:lang w:bidi="he-IL"/>
+              </w:rPr>
+              <w:t xml:space="preserve">ט״ז באלול</w:t>
+            </w:r>
+          </w:p>
+        </w:tc>
+        <w:tc>
+          <w:tcPr>
+            <w:tcW w:w="3150" w:type="dxa"/>
             <w:vAlign w:val="top"/>
           </w:tcPr>
           <w:p>
@@ -533,7 +642,7 @@
         </w:tc>
         <w:tc>
           <w:tcPr>
-            <w:tcW w:w="2400" w:type="dxa"/>
+            <w:tcW w:w="2100" w:type="dxa"/>
             <w:vAlign w:val="top"/>
           </w:tcPr>
           <w:p>
@@ -561,7 +670,7 @@
       <w:tr>
         <w:tc>
           <w:tcPr>
-            <w:tcW w:w="900" w:type="dxa"/>
+            <w:tcW w:w="850" w:type="dxa"/>
             <w:vAlign w:val="top"/>
           </w:tcPr>
           <w:p>
@@ -587,7 +696,7 @@
         </w:tc>
         <w:tc>
           <w:tcPr>
-            <w:tcW w:w="1500" w:type="dxa"/>
+            <w:tcW w:w="1400" w:type="dxa"/>
             <w:vAlign w:val="top"/>
           </w:tcPr>
           <w:p>
@@ -613,7 +722,33 @@
         </w:tc>
         <w:tc>
           <w:tcPr>
-            <w:tcW w:w="3500" w:type="dxa"/>
+            <w:tcW w:w="1800" w:type="dxa"/>
+            <w:vAlign w:val="top"/>
+          </w:tcPr>
+          <w:p>
+            <w:pPr>
+              <w:bidi/>
+              <w:jc w:val="right"/>
+              <w:spacing w:after="40" w:line="276" w:lineRule="auto"/>
+              <w:rPr>
+                <w:rtl/>
+              </w:rPr>
+            </w:pPr>
+            <w:r>
+              <w:rPr>
+                <w:rFonts w:ascii="Arial" w:hAnsi="Arial" w:cs="Arial"/>
+                <w:sz w:val="21"/>
+                <w:szCs w:val="21"/>
+                <w:rtl/>
+                <w:lang w:bidi="he-IL"/>
+              </w:rPr>
+              <w:t xml:space="preserve">כ״ג באלול</w:t>
+            </w:r>
+          </w:p>
+        </w:tc>
+        <w:tc>
+          <w:tcPr>
+            <w:tcW w:w="3150" w:type="dxa"/>
             <w:vAlign w:val="top"/>
           </w:tcPr>
           <w:p>
@@ -639,7 +774,7 @@
         </w:tc>
         <w:tc>
           <w:tcPr>
-            <w:tcW w:w="2400" w:type="dxa"/>
+            <w:tcW w:w="2100" w:type="dxa"/>
             <w:vAlign w:val="top"/>
           </w:tcPr>
           <w:p>
@@ -697,7 +832,7 @@
     <w:tbl>
       <w:tblPr>
         <w:bidiVisual/>
-        <w:tblW w:w="8300" w:type="dxa"/>
+        <w:tblW w:w="9300" w:type="dxa"/>
         <w:tblBorders>
           <w:top w:val="single" w:sz="4" w:space="0" w:color="B8C6DA"/>
           <w:left w:val="single" w:sz="4" w:space="0" w:color="B8C6DA"/>
@@ -714,10 +849,11 @@
         </w:tblCellMar>
       </w:tblPr>
       <w:tblGrid>
-        <w:gridCol w:w="900"/>
-        <w:gridCol w:w="1500"/>
-        <w:gridCol w:w="3500"/>
-        <w:gridCol w:w="2400"/>
+        <w:gridCol w:w="850"/>
+        <w:gridCol w:w="1400"/>
+        <w:gridCol w:w="1800"/>
+        <w:gridCol w:w="3150"/>
+        <w:gridCol w:w="2100"/>
       </w:tblGrid>
       <w:tr>
         <w:trPr>
@@ -725,7 +861,7 @@
         </w:trPr>
         <w:tc>
           <w:tcPr>
-            <w:tcW w:w="900" w:type="dxa"/>
+            <w:tcW w:w="850" w:type="dxa"/>
             <w:shd w:val="clear" w:fill="1C4587"/>
             <w:vAlign w:val="top"/>
           </w:tcPr>
@@ -755,7 +891,7 @@
         </w:tc>
         <w:tc>
           <w:tcPr>
-            <w:tcW w:w="1500" w:type="dxa"/>
+            <w:tcW w:w="1400" w:type="dxa"/>
             <w:shd w:val="clear" w:fill="1C4587"/>
             <w:vAlign w:val="top"/>
           </w:tcPr>
@@ -785,7 +921,7 @@
         </w:tc>
         <w:tc>
           <w:tcPr>
-            <w:tcW w:w="3500" w:type="dxa"/>
+            <w:tcW w:w="1800" w:type="dxa"/>
             <w:shd w:val="clear" w:fill="1C4587"/>
             <w:vAlign w:val="top"/>
           </w:tcPr>
@@ -809,13 +945,13 @@
                 <w:rtl/>
                 <w:lang w:bidi="he-IL"/>
               </w:rPr>
-              <w:t xml:space="preserve">פרשה / חג</w:t>
-            </w:r>
-          </w:p>
-        </w:tc>
-        <w:tc>
-          <w:tcPr>
-            <w:tcW w:w="2400" w:type="dxa"/>
+              <w:t xml:space="preserve">תאריך עברי</w:t>
+            </w:r>
+          </w:p>
+        </w:tc>
+        <w:tc>
+          <w:tcPr>
+            <w:tcW w:w="3150" w:type="dxa"/>
             <w:shd w:val="clear" w:fill="1C4587"/>
             <w:vAlign w:val="top"/>
           </w:tcPr>
@@ -839,6 +975,36 @@
                 <w:rtl/>
                 <w:lang w:bidi="he-IL"/>
               </w:rPr>
+              <w:t xml:space="preserve">פרשה / חג</w:t>
+            </w:r>
+          </w:p>
+        </w:tc>
+        <w:tc>
+          <w:tcPr>
+            <w:tcW w:w="2100" w:type="dxa"/>
+            <w:shd w:val="clear" w:fill="1C4587"/>
+            <w:vAlign w:val="top"/>
+          </w:tcPr>
+          <w:p>
+            <w:pPr>
+              <w:bidi/>
+              <w:jc w:val="right"/>
+              <w:spacing w:after="40" w:line="276" w:lineRule="auto"/>
+              <w:rPr>
+                <w:rtl/>
+              </w:rPr>
+            </w:pPr>
+            <w:r>
+              <w:rPr>
+                <w:rFonts w:ascii="Arial" w:hAnsi="Arial" w:cs="Arial"/>
+                <w:b/>
+                <w:bCs/>
+                <w:color w:val="FFFFFF"/>
+                <w:sz w:val="22"/>
+                <w:szCs w:val="22"/>
+                <w:rtl/>
+                <w:lang w:bidi="he-IL"/>
+              </w:rPr>
               <w:t xml:space="preserve">הערה</w:t>
             </w:r>
           </w:p>
@@ -847,7 +1013,7 @@
       <w:tr>
         <w:tc>
           <w:tcPr>
-            <w:tcW w:w="900" w:type="dxa"/>
+            <w:tcW w:w="850" w:type="dxa"/>
             <w:vAlign w:val="top"/>
           </w:tcPr>
           <w:p>
@@ -873,7 +1039,7 @@
         </w:tc>
         <w:tc>
           <w:tcPr>
-            <w:tcW w:w="1500" w:type="dxa"/>
+            <w:tcW w:w="1400" w:type="dxa"/>
             <w:vAlign w:val="top"/>
           </w:tcPr>
           <w:p>
@@ -899,7 +1065,33 @@
         </w:tc>
         <w:tc>
           <w:tcPr>
-            <w:tcW w:w="3500" w:type="dxa"/>
+            <w:tcW w:w="1800" w:type="dxa"/>
+            <w:vAlign w:val="top"/>
+          </w:tcPr>
+          <w:p>
+            <w:pPr>
+              <w:bidi/>
+              <w:jc w:val="right"/>
+              <w:spacing w:after="40" w:line="276" w:lineRule="auto"/>
+              <w:rPr>
+                <w:rtl/>
+              </w:rPr>
+            </w:pPr>
+            <w:r>
+              <w:rPr>
+                <w:rFonts w:ascii="Arial" w:hAnsi="Arial" w:cs="Arial"/>
+                <w:sz w:val="21"/>
+                <w:szCs w:val="21"/>
+                <w:rtl/>
+                <w:lang w:bidi="he-IL"/>
+              </w:rPr>
+              <w:t xml:space="preserve">א׳ בתשרי</w:t>
+            </w:r>
+          </w:p>
+        </w:tc>
+        <w:tc>
+          <w:tcPr>
+            <w:tcW w:w="3150" w:type="dxa"/>
             <w:vAlign w:val="top"/>
           </w:tcPr>
           <w:p>
@@ -925,7 +1117,7 @@
         </w:tc>
         <w:tc>
           <w:tcPr>
-            <w:tcW w:w="2400" w:type="dxa"/>
+            <w:tcW w:w="2100" w:type="dxa"/>
             <w:vAlign w:val="top"/>
           </w:tcPr>
           <w:p>
@@ -953,7 +1145,7 @@
       <w:tr>
         <w:tc>
           <w:tcPr>
-            <w:tcW w:w="900" w:type="dxa"/>
+            <w:tcW w:w="850" w:type="dxa"/>
             <w:vAlign w:val="top"/>
           </w:tcPr>
           <w:p>
@@ -979,7 +1171,7 @@
         </w:tc>
         <w:tc>
           <w:tcPr>
-            <w:tcW w:w="1500" w:type="dxa"/>
+            <w:tcW w:w="1400" w:type="dxa"/>
             <w:vAlign w:val="top"/>
           </w:tcPr>
           <w:p>
@@ -1005,7 +1197,33 @@
         </w:tc>
         <w:tc>
           <w:tcPr>
-            <w:tcW w:w="3500" w:type="dxa"/>
+            <w:tcW w:w="1800" w:type="dxa"/>
+            <w:vAlign w:val="top"/>
+          </w:tcPr>
+          <w:p>
+            <w:pPr>
+              <w:bidi/>
+              <w:jc w:val="right"/>
+              <w:spacing w:after="40" w:line="276" w:lineRule="auto"/>
+              <w:rPr>
+                <w:rtl/>
+              </w:rPr>
+            </w:pPr>
+            <w:r>
+              <w:rPr>
+                <w:rFonts w:ascii="Arial" w:hAnsi="Arial" w:cs="Arial"/>
+                <w:sz w:val="21"/>
+                <w:szCs w:val="21"/>
+                <w:rtl/>
+                <w:lang w:bidi="he-IL"/>
+              </w:rPr>
+              <w:t xml:space="preserve">ח׳ בתשרי</w:t>
+            </w:r>
+          </w:p>
+        </w:tc>
+        <w:tc>
+          <w:tcPr>
+            <w:tcW w:w="3150" w:type="dxa"/>
             <w:vAlign w:val="top"/>
           </w:tcPr>
           <w:p>
@@ -1031,7 +1249,7 @@
         </w:tc>
         <w:tc>
           <w:tcPr>
-            <w:tcW w:w="2400" w:type="dxa"/>
+            <w:tcW w:w="2100" w:type="dxa"/>
             <w:vAlign w:val="top"/>
           </w:tcPr>
           <w:p>
@@ -1059,7 +1277,7 @@
       <w:tr>
         <w:tc>
           <w:tcPr>
-            <w:tcW w:w="900" w:type="dxa"/>
+            <w:tcW w:w="850" w:type="dxa"/>
             <w:vAlign w:val="top"/>
           </w:tcPr>
           <w:p>
@@ -1085,7 +1303,7 @@
         </w:tc>
         <w:tc>
           <w:tcPr>
-            <w:tcW w:w="1500" w:type="dxa"/>
+            <w:tcW w:w="1400" w:type="dxa"/>
             <w:vAlign w:val="top"/>
           </w:tcPr>
           <w:p>
@@ -1111,7 +1329,33 @@
         </w:tc>
         <w:tc>
           <w:tcPr>
-            <w:tcW w:w="3500" w:type="dxa"/>
+            <w:tcW w:w="1800" w:type="dxa"/>
+            <w:vAlign w:val="top"/>
+          </w:tcPr>
+          <w:p>
+            <w:pPr>
+              <w:bidi/>
+              <w:jc w:val="right"/>
+              <w:spacing w:after="40" w:line="276" w:lineRule="auto"/>
+              <w:rPr>
+                <w:rtl/>
+              </w:rPr>
+            </w:pPr>
+            <w:r>
+              <w:rPr>
+                <w:rFonts w:ascii="Arial" w:hAnsi="Arial" w:cs="Arial"/>
+                <w:sz w:val="21"/>
+                <w:szCs w:val="21"/>
+                <w:rtl/>
+                <w:lang w:bidi="he-IL"/>
+              </w:rPr>
+              <w:t xml:space="preserve">ט״ו בתשרי</w:t>
+            </w:r>
+          </w:p>
+        </w:tc>
+        <w:tc>
+          <w:tcPr>
+            <w:tcW w:w="3150" w:type="dxa"/>
             <w:vAlign w:val="top"/>
           </w:tcPr>
           <w:p>
@@ -1137,7 +1381,7 @@
         </w:tc>
         <w:tc>
           <w:tcPr>
-            <w:tcW w:w="2400" w:type="dxa"/>
+            <w:tcW w:w="2100" w:type="dxa"/>
             <w:vAlign w:val="top"/>
           </w:tcPr>
           <w:p>
@@ -1165,7 +1409,7 @@
       <w:tr>
         <w:tc>
           <w:tcPr>
-            <w:tcW w:w="900" w:type="dxa"/>
+            <w:tcW w:w="850" w:type="dxa"/>
             <w:vAlign w:val="top"/>
           </w:tcPr>
           <w:p>
@@ -1191,7 +1435,7 @@
         </w:tc>
         <w:tc>
           <w:tcPr>
-            <w:tcW w:w="1500" w:type="dxa"/>
+            <w:tcW w:w="1400" w:type="dxa"/>
             <w:vAlign w:val="top"/>
           </w:tcPr>
           <w:p>
@@ -1217,7 +1461,33 @@
         </w:tc>
         <w:tc>
           <w:tcPr>
-            <w:tcW w:w="3500" w:type="dxa"/>
+            <w:tcW w:w="1800" w:type="dxa"/>
+            <w:vAlign w:val="top"/>
+          </w:tcPr>
+          <w:p>
+            <w:pPr>
+              <w:bidi/>
+              <w:jc w:val="right"/>
+              <w:spacing w:after="40" w:line="276" w:lineRule="auto"/>
+              <w:rPr>
+                <w:rtl/>
+              </w:rPr>
+            </w:pPr>
+            <w:r>
+              <w:rPr>
+                <w:rFonts w:ascii="Arial" w:hAnsi="Arial" w:cs="Arial"/>
+                <w:sz w:val="21"/>
+                <w:szCs w:val="21"/>
+                <w:rtl/>
+                <w:lang w:bidi="he-IL"/>
+              </w:rPr>
+              <w:t xml:space="preserve">כ״ב בתשרי</w:t>
+            </w:r>
+          </w:p>
+        </w:tc>
+        <w:tc>
+          <w:tcPr>
+            <w:tcW w:w="3150" w:type="dxa"/>
             <w:vAlign w:val="top"/>
           </w:tcPr>
           <w:p>
@@ -1243,7 +1513,7 @@
         </w:tc>
         <w:tc>
           <w:tcPr>
-            <w:tcW w:w="2400" w:type="dxa"/>
+            <w:tcW w:w="2100" w:type="dxa"/>
             <w:vAlign w:val="top"/>
           </w:tcPr>
           <w:p>
@@ -1271,7 +1541,7 @@
       <w:tr>
         <w:tc>
           <w:tcPr>
-            <w:tcW w:w="900" w:type="dxa"/>
+            <w:tcW w:w="850" w:type="dxa"/>
             <w:vAlign w:val="top"/>
           </w:tcPr>
           <w:p>
@@ -1297,7 +1567,7 @@
         </w:tc>
         <w:tc>
           <w:tcPr>
-            <w:tcW w:w="1500" w:type="dxa"/>
+            <w:tcW w:w="1400" w:type="dxa"/>
             <w:vAlign w:val="top"/>
           </w:tcPr>
           <w:p>
@@ -1323,7 +1593,33 @@
         </w:tc>
         <w:tc>
           <w:tcPr>
-            <w:tcW w:w="3500" w:type="dxa"/>
+            <w:tcW w:w="1800" w:type="dxa"/>
+            <w:vAlign w:val="top"/>
+          </w:tcPr>
+          <w:p>
+            <w:pPr>
+              <w:bidi/>
+              <w:jc w:val="right"/>
+              <w:spacing w:after="40" w:line="276" w:lineRule="auto"/>
+              <w:rPr>
+                <w:rtl/>
+              </w:rPr>
+            </w:pPr>
+            <w:r>
+              <w:rPr>
+                <w:rFonts w:ascii="Arial" w:hAnsi="Arial" w:cs="Arial"/>
+                <w:sz w:val="21"/>
+                <w:szCs w:val="21"/>
+                <w:rtl/>
+                <w:lang w:bidi="he-IL"/>
+              </w:rPr>
+              <w:t xml:space="preserve">כ״ט בתשרי</w:t>
+            </w:r>
+          </w:p>
+        </w:tc>
+        <w:tc>
+          <w:tcPr>
+            <w:tcW w:w="3150" w:type="dxa"/>
             <w:vAlign w:val="top"/>
           </w:tcPr>
           <w:p>
@@ -1349,7 +1645,7 @@
         </w:tc>
         <w:tc>
           <w:tcPr>
-            <w:tcW w:w="2400" w:type="dxa"/>
+            <w:tcW w:w="2100" w:type="dxa"/>
             <w:vAlign w:val="top"/>
           </w:tcPr>
           <w:p>
@@ -1377,7 +1673,7 @@
       <w:tr>
         <w:tc>
           <w:tcPr>
-            <w:tcW w:w="900" w:type="dxa"/>
+            <w:tcW w:w="850" w:type="dxa"/>
             <w:vAlign w:val="top"/>
           </w:tcPr>
           <w:p>
@@ -1403,7 +1699,7 @@
         </w:tc>
         <w:tc>
           <w:tcPr>
-            <w:tcW w:w="1500" w:type="dxa"/>
+            <w:tcW w:w="1400" w:type="dxa"/>
             <w:vAlign w:val="top"/>
           </w:tcPr>
           <w:p>
@@ -1429,7 +1725,33 @@
         </w:tc>
         <w:tc>
           <w:tcPr>
-            <w:tcW w:w="3500" w:type="dxa"/>
+            <w:tcW w:w="1800" w:type="dxa"/>
+            <w:vAlign w:val="top"/>
+          </w:tcPr>
+          <w:p>
+            <w:pPr>
+              <w:bidi/>
+              <w:jc w:val="right"/>
+              <w:spacing w:after="40" w:line="276" w:lineRule="auto"/>
+              <w:rPr>
+                <w:rtl/>
+              </w:rPr>
+            </w:pPr>
+            <w:r>
+              <w:rPr>
+                <w:rFonts w:ascii="Arial" w:hAnsi="Arial" w:cs="Arial"/>
+                <w:sz w:val="21"/>
+                <w:szCs w:val="21"/>
+                <w:rtl/>
+                <w:lang w:bidi="he-IL"/>
+              </w:rPr>
+              <w:t xml:space="preserve">ו׳ בחשוון</w:t>
+            </w:r>
+          </w:p>
+        </w:tc>
+        <w:tc>
+          <w:tcPr>
+            <w:tcW w:w="3150" w:type="dxa"/>
             <w:vAlign w:val="top"/>
           </w:tcPr>
           <w:p>
@@ -1455,7 +1777,7 @@
         </w:tc>
         <w:tc>
           <w:tcPr>
-            <w:tcW w:w="2400" w:type="dxa"/>
+            <w:tcW w:w="2100" w:type="dxa"/>
             <w:vAlign w:val="top"/>
           </w:tcPr>
           <w:p>
@@ -1473,7 +1795,7 @@
       <w:tr>
         <w:tc>
           <w:tcPr>
-            <w:tcW w:w="900" w:type="dxa"/>
+            <w:tcW w:w="850" w:type="dxa"/>
             <w:vAlign w:val="top"/>
           </w:tcPr>
           <w:p>
@@ -1499,7 +1821,7 @@
         </w:tc>
         <w:tc>
           <w:tcPr>
-            <w:tcW w:w="1500" w:type="dxa"/>
+            <w:tcW w:w="1400" w:type="dxa"/>
             <w:vAlign w:val="top"/>
           </w:tcPr>
           <w:p>
@@ -1525,7 +1847,33 @@
         </w:tc>
         <w:tc>
           <w:tcPr>
-            <w:tcW w:w="3500" w:type="dxa"/>
+            <w:tcW w:w="1800" w:type="dxa"/>
+            <w:vAlign w:val="top"/>
+          </w:tcPr>
+          <w:p>
+            <w:pPr>
+              <w:bidi/>
+              <w:jc w:val="right"/>
+              <w:spacing w:after="40" w:line="276" w:lineRule="auto"/>
+              <w:rPr>
+                <w:rtl/>
+              </w:rPr>
+            </w:pPr>
+            <w:r>
+              <w:rPr>
+                <w:rFonts w:ascii="Arial" w:hAnsi="Arial" w:cs="Arial"/>
+                <w:sz w:val="21"/>
+                <w:szCs w:val="21"/>
+                <w:rtl/>
+                <w:lang w:bidi="he-IL"/>
+              </w:rPr>
+              <w:t xml:space="preserve">י״ג בחשוון</w:t>
+            </w:r>
+          </w:p>
+        </w:tc>
+        <w:tc>
+          <w:tcPr>
+            <w:tcW w:w="3150" w:type="dxa"/>
             <w:vAlign w:val="top"/>
           </w:tcPr>
           <w:p>
@@ -1551,7 +1899,7 @@
         </w:tc>
         <w:tc>
           <w:tcPr>
-            <w:tcW w:w="2400" w:type="dxa"/>
+            <w:tcW w:w="2100" w:type="dxa"/>
             <w:vAlign w:val="top"/>
           </w:tcPr>
           <w:p>
@@ -1569,7 +1917,7 @@
       <w:tr>
         <w:tc>
           <w:tcPr>
-            <w:tcW w:w="900" w:type="dxa"/>
+            <w:tcW w:w="850" w:type="dxa"/>
             <w:vAlign w:val="top"/>
           </w:tcPr>
           <w:p>
@@ -1595,7 +1943,7 @@
         </w:tc>
         <w:tc>
           <w:tcPr>
-            <w:tcW w:w="1500" w:type="dxa"/>
+            <w:tcW w:w="1400" w:type="dxa"/>
             <w:vAlign w:val="top"/>
           </w:tcPr>
           <w:p>
@@ -1621,7 +1969,33 @@
         </w:tc>
         <w:tc>
           <w:tcPr>
-            <w:tcW w:w="3500" w:type="dxa"/>
+            <w:tcW w:w="1800" w:type="dxa"/>
+            <w:vAlign w:val="top"/>
+          </w:tcPr>
+          <w:p>
+            <w:pPr>
+              <w:bidi/>
+              <w:jc w:val="right"/>
+              <w:spacing w:after="40" w:line="276" w:lineRule="auto"/>
+              <w:rPr>
+                <w:rtl/>
+              </w:rPr>
+            </w:pPr>
+            <w:r>
+              <w:rPr>
+                <w:rFonts w:ascii="Arial" w:hAnsi="Arial" w:cs="Arial"/>
+                <w:sz w:val="21"/>
+                <w:szCs w:val="21"/>
+                <w:rtl/>
+                <w:lang w:bidi="he-IL"/>
+              </w:rPr>
+              <w:t xml:space="preserve">כ׳ בחשוון</w:t>
+            </w:r>
+          </w:p>
+        </w:tc>
+        <w:tc>
+          <w:tcPr>
+            <w:tcW w:w="3150" w:type="dxa"/>
             <w:vAlign w:val="top"/>
           </w:tcPr>
           <w:p>
@@ -1647,7 +2021,7 @@
         </w:tc>
         <w:tc>
           <w:tcPr>
-            <w:tcW w:w="2400" w:type="dxa"/>
+            <w:tcW w:w="2100" w:type="dxa"/>
             <w:vAlign w:val="top"/>
           </w:tcPr>
           <w:p>
@@ -1665,7 +2039,7 @@
       <w:tr>
         <w:tc>
           <w:tcPr>
-            <w:tcW w:w="900" w:type="dxa"/>
+            <w:tcW w:w="850" w:type="dxa"/>
             <w:vAlign w:val="top"/>
           </w:tcPr>
           <w:p>
@@ -1691,7 +2065,7 @@
         </w:tc>
         <w:tc>
           <w:tcPr>
-            <w:tcW w:w="1500" w:type="dxa"/>
+            <w:tcW w:w="1400" w:type="dxa"/>
             <w:vAlign w:val="top"/>
           </w:tcPr>
           <w:p>
@@ -1717,7 +2091,33 @@
         </w:tc>
         <w:tc>
           <w:tcPr>
-            <w:tcW w:w="3500" w:type="dxa"/>
+            <w:tcW w:w="1800" w:type="dxa"/>
+            <w:vAlign w:val="top"/>
+          </w:tcPr>
+          <w:p>
+            <w:pPr>
+              <w:bidi/>
+              <w:jc w:val="right"/>
+              <w:spacing w:after="40" w:line="276" w:lineRule="auto"/>
+              <w:rPr>
+                <w:rtl/>
+              </w:rPr>
+            </w:pPr>
+            <w:r>
+              <w:rPr>
+                <w:rFonts w:ascii="Arial" w:hAnsi="Arial" w:cs="Arial"/>
+                <w:sz w:val="21"/>
+                <w:szCs w:val="21"/>
+                <w:rtl/>
+                <w:lang w:bidi="he-IL"/>
+              </w:rPr>
+              <w:t xml:space="preserve">כ״ז בחשוון</w:t>
+            </w:r>
+          </w:p>
+        </w:tc>
+        <w:tc>
+          <w:tcPr>
+            <w:tcW w:w="3150" w:type="dxa"/>
             <w:vAlign w:val="top"/>
           </w:tcPr>
           <w:p>
@@ -1743,7 +2143,7 @@
         </w:tc>
         <w:tc>
           <w:tcPr>
-            <w:tcW w:w="2400" w:type="dxa"/>
+            <w:tcW w:w="2100" w:type="dxa"/>
             <w:vAlign w:val="top"/>
           </w:tcPr>
           <w:p>
@@ -1761,7 +2161,7 @@
       <w:tr>
         <w:tc>
           <w:tcPr>
-            <w:tcW w:w="900" w:type="dxa"/>
+            <w:tcW w:w="850" w:type="dxa"/>
             <w:vAlign w:val="top"/>
           </w:tcPr>
           <w:p>
@@ -1787,7 +2187,7 @@
         </w:tc>
         <w:tc>
           <w:tcPr>
-            <w:tcW w:w="1500" w:type="dxa"/>
+            <w:tcW w:w="1400" w:type="dxa"/>
             <w:vAlign w:val="top"/>
           </w:tcPr>
           <w:p>
@@ -1813,7 +2213,33 @@
         </w:tc>
         <w:tc>
           <w:tcPr>
-            <w:tcW w:w="3500" w:type="dxa"/>
+            <w:tcW w:w="1800" w:type="dxa"/>
+            <w:vAlign w:val="top"/>
+          </w:tcPr>
+          <w:p>
+            <w:pPr>
+              <w:bidi/>
+              <w:jc w:val="right"/>
+              <w:spacing w:after="40" w:line="276" w:lineRule="auto"/>
+              <w:rPr>
+                <w:rtl/>
+              </w:rPr>
+            </w:pPr>
+            <w:r>
+              <w:rPr>
+                <w:rFonts w:ascii="Arial" w:hAnsi="Arial" w:cs="Arial"/>
+                <w:sz w:val="21"/>
+                <w:szCs w:val="21"/>
+                <w:rtl/>
+                <w:lang w:bidi="he-IL"/>
+              </w:rPr>
+              <w:t xml:space="preserve">ד׳ בכסלו</w:t>
+            </w:r>
+          </w:p>
+        </w:tc>
+        <w:tc>
+          <w:tcPr>
+            <w:tcW w:w="3150" w:type="dxa"/>
             <w:vAlign w:val="top"/>
           </w:tcPr>
           <w:p>
@@ -1839,7 +2265,7 @@
         </w:tc>
         <w:tc>
           <w:tcPr>
-            <w:tcW w:w="2400" w:type="dxa"/>
+            <w:tcW w:w="2100" w:type="dxa"/>
             <w:vAlign w:val="top"/>
           </w:tcPr>
           <w:p>
@@ -1857,7 +2283,7 @@
       <w:tr>
         <w:tc>
           <w:tcPr>
-            <w:tcW w:w="900" w:type="dxa"/>
+            <w:tcW w:w="850" w:type="dxa"/>
             <w:vAlign w:val="top"/>
           </w:tcPr>
           <w:p>
@@ -1883,7 +2309,7 @@
         </w:tc>
         <w:tc>
           <w:tcPr>
-            <w:tcW w:w="1500" w:type="dxa"/>
+            <w:tcW w:w="1400" w:type="dxa"/>
             <w:vAlign w:val="top"/>
           </w:tcPr>
           <w:p>
@@ -1909,7 +2335,33 @@
         </w:tc>
         <w:tc>
           <w:tcPr>
-            <w:tcW w:w="3500" w:type="dxa"/>
+            <w:tcW w:w="1800" w:type="dxa"/>
+            <w:vAlign w:val="top"/>
+          </w:tcPr>
+          <w:p>
+            <w:pPr>
+              <w:bidi/>
+              <w:jc w:val="right"/>
+              <w:spacing w:after="40" w:line="276" w:lineRule="auto"/>
+              <w:rPr>
+                <w:rtl/>
+              </w:rPr>
+            </w:pPr>
+            <w:r>
+              <w:rPr>
+                <w:rFonts w:ascii="Arial" w:hAnsi="Arial" w:cs="Arial"/>
+                <w:sz w:val="21"/>
+                <w:szCs w:val="21"/>
+                <w:rtl/>
+                <w:lang w:bidi="he-IL"/>
+              </w:rPr>
+              <w:t xml:space="preserve">י״א בכסלו</w:t>
+            </w:r>
+          </w:p>
+        </w:tc>
+        <w:tc>
+          <w:tcPr>
+            <w:tcW w:w="3150" w:type="dxa"/>
             <w:vAlign w:val="top"/>
           </w:tcPr>
           <w:p>
@@ -1935,7 +2387,7 @@
         </w:tc>
         <w:tc>
           <w:tcPr>
-            <w:tcW w:w="2400" w:type="dxa"/>
+            <w:tcW w:w="2100" w:type="dxa"/>
             <w:vAlign w:val="top"/>
           </w:tcPr>
           <w:p>
@@ -1953,7 +2405,7 @@
       <w:tr>
         <w:tc>
           <w:tcPr>
-            <w:tcW w:w="900" w:type="dxa"/>
+            <w:tcW w:w="850" w:type="dxa"/>
             <w:vAlign w:val="top"/>
           </w:tcPr>
           <w:p>
@@ -1979,7 +2431,7 @@
         </w:tc>
         <w:tc>
           <w:tcPr>
-            <w:tcW w:w="1500" w:type="dxa"/>
+            <w:tcW w:w="1400" w:type="dxa"/>
             <w:vAlign w:val="top"/>
           </w:tcPr>
           <w:p>
@@ -2005,7 +2457,33 @@
         </w:tc>
         <w:tc>
           <w:tcPr>
-            <w:tcW w:w="3500" w:type="dxa"/>
+            <w:tcW w:w="1800" w:type="dxa"/>
+            <w:vAlign w:val="top"/>
+          </w:tcPr>
+          <w:p>
+            <w:pPr>
+              <w:bidi/>
+              <w:jc w:val="right"/>
+              <w:spacing w:after="40" w:line="276" w:lineRule="auto"/>
+              <w:rPr>
+                <w:rtl/>
+              </w:rPr>
+            </w:pPr>
+            <w:r>
+              <w:rPr>
+                <w:rFonts w:ascii="Arial" w:hAnsi="Arial" w:cs="Arial"/>
+                <w:sz w:val="21"/>
+                <w:szCs w:val="21"/>
+                <w:rtl/>
+                <w:lang w:bidi="he-IL"/>
+              </w:rPr>
+              <w:t xml:space="preserve">י״ח בכסלו</w:t>
+            </w:r>
+          </w:p>
+        </w:tc>
+        <w:tc>
+          <w:tcPr>
+            <w:tcW w:w="3150" w:type="dxa"/>
             <w:vAlign w:val="top"/>
           </w:tcPr>
           <w:p>
@@ -2031,7 +2509,7 @@
         </w:tc>
         <w:tc>
           <w:tcPr>
-            <w:tcW w:w="2400" w:type="dxa"/>
+            <w:tcW w:w="2100" w:type="dxa"/>
             <w:vAlign w:val="top"/>
           </w:tcPr>
           <w:p>
@@ -2049,7 +2527,7 @@
       <w:tr>
         <w:tc>
           <w:tcPr>
-            <w:tcW w:w="900" w:type="dxa"/>
+            <w:tcW w:w="850" w:type="dxa"/>
             <w:vAlign w:val="top"/>
           </w:tcPr>
           <w:p>
@@ -2075,7 +2553,7 @@
         </w:tc>
         <w:tc>
           <w:tcPr>
-            <w:tcW w:w="1500" w:type="dxa"/>
+            <w:tcW w:w="1400" w:type="dxa"/>
             <w:vAlign w:val="top"/>
           </w:tcPr>
           <w:p>
@@ -2101,7 +2579,33 @@
         </w:tc>
         <w:tc>
           <w:tcPr>
-            <w:tcW w:w="3500" w:type="dxa"/>
+            <w:tcW w:w="1800" w:type="dxa"/>
+            <w:vAlign w:val="top"/>
+          </w:tcPr>
+          <w:p>
+            <w:pPr>
+              <w:bidi/>
+              <w:jc w:val="right"/>
+              <w:spacing w:after="40" w:line="276" w:lineRule="auto"/>
+              <w:rPr>
+                <w:rtl/>
+              </w:rPr>
+            </w:pPr>
+            <w:r>
+              <w:rPr>
+                <w:rFonts w:ascii="Arial" w:hAnsi="Arial" w:cs="Arial"/>
+                <w:sz w:val="21"/>
+                <w:szCs w:val="21"/>
+                <w:rtl/>
+                <w:lang w:bidi="he-IL"/>
+              </w:rPr>
+              <w:t xml:space="preserve">כ״ה בכסלו</w:t>
+            </w:r>
+          </w:p>
+        </w:tc>
+        <w:tc>
+          <w:tcPr>
+            <w:tcW w:w="3150" w:type="dxa"/>
             <w:vAlign w:val="top"/>
           </w:tcPr>
           <w:p>
@@ -2127,7 +2631,7 @@
         </w:tc>
         <w:tc>
           <w:tcPr>
-            <w:tcW w:w="2400" w:type="dxa"/>
+            <w:tcW w:w="2100" w:type="dxa"/>
             <w:vAlign w:val="top"/>
           </w:tcPr>
           <w:p>
@@ -2155,7 +2659,7 @@
       <w:tr>
         <w:tc>
           <w:tcPr>
-            <w:tcW w:w="900" w:type="dxa"/>
+            <w:tcW w:w="850" w:type="dxa"/>
             <w:vAlign w:val="top"/>
           </w:tcPr>
           <w:p>
@@ -2181,7 +2685,7 @@
         </w:tc>
         <w:tc>
           <w:tcPr>
-            <w:tcW w:w="1500" w:type="dxa"/>
+            <w:tcW w:w="1400" w:type="dxa"/>
             <w:vAlign w:val="top"/>
           </w:tcPr>
           <w:p>
@@ -2207,7 +2711,33 @@
         </w:tc>
         <w:tc>
           <w:tcPr>
-            <w:tcW w:w="3500" w:type="dxa"/>
+            <w:tcW w:w="1800" w:type="dxa"/>
+            <w:vAlign w:val="top"/>
+          </w:tcPr>
+          <w:p>
+            <w:pPr>
+              <w:bidi/>
+              <w:jc w:val="right"/>
+              <w:spacing w:after="40" w:line="276" w:lineRule="auto"/>
+              <w:rPr>
+                <w:rtl/>
+              </w:rPr>
+            </w:pPr>
+            <w:r>
+              <w:rPr>
+                <w:rFonts w:ascii="Arial" w:hAnsi="Arial" w:cs="Arial"/>
+                <w:sz w:val="21"/>
+                <w:szCs w:val="21"/>
+                <w:rtl/>
+                <w:lang w:bidi="he-IL"/>
+              </w:rPr>
+              <w:t xml:space="preserve">ב׳ בטבת</w:t>
+            </w:r>
+          </w:p>
+        </w:tc>
+        <w:tc>
+          <w:tcPr>
+            <w:tcW w:w="3150" w:type="dxa"/>
             <w:vAlign w:val="top"/>
           </w:tcPr>
           <w:p>
@@ -2233,7 +2763,7 @@
         </w:tc>
         <w:tc>
           <w:tcPr>
-            <w:tcW w:w="2400" w:type="dxa"/>
+            <w:tcW w:w="2100" w:type="dxa"/>
             <w:vAlign w:val="top"/>
           </w:tcPr>
           <w:p>
@@ -2261,7 +2791,7 @@
       <w:tr>
         <w:tc>
           <w:tcPr>
-            <w:tcW w:w="900" w:type="dxa"/>
+            <w:tcW w:w="850" w:type="dxa"/>
             <w:vAlign w:val="top"/>
           </w:tcPr>
           <w:p>
@@ -2287,7 +2817,7 @@
         </w:tc>
         <w:tc>
           <w:tcPr>
-            <w:tcW w:w="1500" w:type="dxa"/>
+            <w:tcW w:w="1400" w:type="dxa"/>
             <w:vAlign w:val="top"/>
           </w:tcPr>
           <w:p>
@@ -2313,7 +2843,33 @@
         </w:tc>
         <w:tc>
           <w:tcPr>
-            <w:tcW w:w="3500" w:type="dxa"/>
+            <w:tcW w:w="1800" w:type="dxa"/>
+            <w:vAlign w:val="top"/>
+          </w:tcPr>
+          <w:p>
+            <w:pPr>
+              <w:bidi/>
+              <w:jc w:val="right"/>
+              <w:spacing w:after="40" w:line="276" w:lineRule="auto"/>
+              <w:rPr>
+                <w:rtl/>
+              </w:rPr>
+            </w:pPr>
+            <w:r>
+              <w:rPr>
+                <w:rFonts w:ascii="Arial" w:hAnsi="Arial" w:cs="Arial"/>
+                <w:sz w:val="21"/>
+                <w:szCs w:val="21"/>
+                <w:rtl/>
+                <w:lang w:bidi="he-IL"/>
+              </w:rPr>
+              <w:t xml:space="preserve">ט׳ בטבת</w:t>
+            </w:r>
+          </w:p>
+        </w:tc>
+        <w:tc>
+          <w:tcPr>
+            <w:tcW w:w="3150" w:type="dxa"/>
             <w:vAlign w:val="top"/>
           </w:tcPr>
           <w:p>
@@ -2339,7 +2895,7 @@
         </w:tc>
         <w:tc>
           <w:tcPr>
-            <w:tcW w:w="2400" w:type="dxa"/>
+            <w:tcW w:w="2100" w:type="dxa"/>
             <w:vAlign w:val="top"/>
           </w:tcPr>
           <w:p>
@@ -2357,7 +2913,7 @@
       <w:tr>
         <w:tc>
           <w:tcPr>
-            <w:tcW w:w="900" w:type="dxa"/>
+            <w:tcW w:w="850" w:type="dxa"/>
             <w:vAlign w:val="top"/>
           </w:tcPr>
           <w:p>
@@ -2383,7 +2939,7 @@
         </w:tc>
         <w:tc>
           <w:tcPr>
-            <w:tcW w:w="1500" w:type="dxa"/>
+            <w:tcW w:w="1400" w:type="dxa"/>
             <w:vAlign w:val="top"/>
           </w:tcPr>
           <w:p>
@@ -2409,7 +2965,33 @@
         </w:tc>
         <w:tc>
           <w:tcPr>
-            <w:tcW w:w="3500" w:type="dxa"/>
+            <w:tcW w:w="1800" w:type="dxa"/>
+            <w:vAlign w:val="top"/>
+          </w:tcPr>
+          <w:p>
+            <w:pPr>
+              <w:bidi/>
+              <w:jc w:val="right"/>
+              <w:spacing w:after="40" w:line="276" w:lineRule="auto"/>
+              <w:rPr>
+                <w:rtl/>
+              </w:rPr>
+            </w:pPr>
+            <w:r>
+              <w:rPr>
+                <w:rFonts w:ascii="Arial" w:hAnsi="Arial" w:cs="Arial"/>
+                <w:sz w:val="21"/>
+                <w:szCs w:val="21"/>
+                <w:rtl/>
+                <w:lang w:bidi="he-IL"/>
+              </w:rPr>
+              <w:t xml:space="preserve">ט״ז בטבת</w:t>
+            </w:r>
+          </w:p>
+        </w:tc>
+        <w:tc>
+          <w:tcPr>
+            <w:tcW w:w="3150" w:type="dxa"/>
             <w:vAlign w:val="top"/>
           </w:tcPr>
           <w:p>
@@ -2435,7 +3017,7 @@
         </w:tc>
         <w:tc>
           <w:tcPr>
-            <w:tcW w:w="2400" w:type="dxa"/>
+            <w:tcW w:w="2100" w:type="dxa"/>
             <w:vAlign w:val="top"/>
           </w:tcPr>
           <w:p>
@@ -2453,7 +3035,7 @@
       <w:tr>
         <w:tc>
           <w:tcPr>
-            <w:tcW w:w="900" w:type="dxa"/>
+            <w:tcW w:w="850" w:type="dxa"/>
             <w:vAlign w:val="top"/>
           </w:tcPr>
           <w:p>
@@ -2479,7 +3061,7 @@
         </w:tc>
         <w:tc>
           <w:tcPr>
-            <w:tcW w:w="1500" w:type="dxa"/>
+            <w:tcW w:w="1400" w:type="dxa"/>
             <w:vAlign w:val="top"/>
           </w:tcPr>
           <w:p>
@@ -2505,7 +3087,33 @@
         </w:tc>
         <w:tc>
           <w:tcPr>
-            <w:tcW w:w="3500" w:type="dxa"/>
+            <w:tcW w:w="1800" w:type="dxa"/>
+            <w:vAlign w:val="top"/>
+          </w:tcPr>
+          <w:p>
+            <w:pPr>
+              <w:bidi/>
+              <w:jc w:val="right"/>
+              <w:spacing w:after="40" w:line="276" w:lineRule="auto"/>
+              <w:rPr>
+                <w:rtl/>
+              </w:rPr>
+            </w:pPr>
+            <w:r>
+              <w:rPr>
+                <w:rFonts w:ascii="Arial" w:hAnsi="Arial" w:cs="Arial"/>
+                <w:sz w:val="21"/>
+                <w:szCs w:val="21"/>
+                <w:rtl/>
+                <w:lang w:bidi="he-IL"/>
+              </w:rPr>
+              <w:t xml:space="preserve">כ״ג בטבת</w:t>
+            </w:r>
+          </w:p>
+        </w:tc>
+        <w:tc>
+          <w:tcPr>
+            <w:tcW w:w="3150" w:type="dxa"/>
             <w:vAlign w:val="top"/>
           </w:tcPr>
           <w:p>
@@ -2531,7 +3139,7 @@
         </w:tc>
         <w:tc>
           <w:tcPr>
-            <w:tcW w:w="2400" w:type="dxa"/>
+            <w:tcW w:w="2100" w:type="dxa"/>
             <w:vAlign w:val="top"/>
           </w:tcPr>
           <w:p>
@@ -2549,7 +3157,7 @@
       <w:tr>
         <w:tc>
           <w:tcPr>
-            <w:tcW w:w="900" w:type="dxa"/>
+            <w:tcW w:w="850" w:type="dxa"/>
             <w:vAlign w:val="top"/>
           </w:tcPr>
           <w:p>
@@ -2575,7 +3183,7 @@
         </w:tc>
         <w:tc>
           <w:tcPr>
-            <w:tcW w:w="1500" w:type="dxa"/>
+            <w:tcW w:w="1400" w:type="dxa"/>
             <w:vAlign w:val="top"/>
           </w:tcPr>
           <w:p>
@@ -2601,7 +3209,33 @@
         </w:tc>
         <w:tc>
           <w:tcPr>
-            <w:tcW w:w="3500" w:type="dxa"/>
+            <w:tcW w:w="1800" w:type="dxa"/>
+            <w:vAlign w:val="top"/>
+          </w:tcPr>
+          <w:p>
+            <w:pPr>
+              <w:bidi/>
+              <w:jc w:val="right"/>
+              <w:spacing w:after="40" w:line="276" w:lineRule="auto"/>
+              <w:rPr>
+                <w:rtl/>
+              </w:rPr>
+            </w:pPr>
+            <w:r>
+              <w:rPr>
+                <w:rFonts w:ascii="Arial" w:hAnsi="Arial" w:cs="Arial"/>
+                <w:sz w:val="21"/>
+                <w:szCs w:val="21"/>
+                <w:rtl/>
+                <w:lang w:bidi="he-IL"/>
+              </w:rPr>
+              <w:t xml:space="preserve">א׳ בשבט</w:t>
+            </w:r>
+          </w:p>
+        </w:tc>
+        <w:tc>
+          <w:tcPr>
+            <w:tcW w:w="3150" w:type="dxa"/>
             <w:vAlign w:val="top"/>
           </w:tcPr>
           <w:p>
@@ -2627,7 +3261,7 @@
         </w:tc>
         <w:tc>
           <w:tcPr>
-            <w:tcW w:w="2400" w:type="dxa"/>
+            <w:tcW w:w="2100" w:type="dxa"/>
             <w:vAlign w:val="top"/>
           </w:tcPr>
           <w:p>
@@ -2645,7 +3279,7 @@
       <w:tr>
         <w:tc>
           <w:tcPr>
-            <w:tcW w:w="900" w:type="dxa"/>
+            <w:tcW w:w="850" w:type="dxa"/>
             <w:vAlign w:val="top"/>
           </w:tcPr>
           <w:p>
@@ -2671,7 +3305,7 @@
         </w:tc>
         <w:tc>
           <w:tcPr>
-            <w:tcW w:w="1500" w:type="dxa"/>
+            <w:tcW w:w="1400" w:type="dxa"/>
             <w:vAlign w:val="top"/>
           </w:tcPr>
           <w:p>
@@ -2697,7 +3331,33 @@
         </w:tc>
         <w:tc>
           <w:tcPr>
-            <w:tcW w:w="3500" w:type="dxa"/>
+            <w:tcW w:w="1800" w:type="dxa"/>
+            <w:vAlign w:val="top"/>
+          </w:tcPr>
+          <w:p>
+            <w:pPr>
+              <w:bidi/>
+              <w:jc w:val="right"/>
+              <w:spacing w:after="40" w:line="276" w:lineRule="auto"/>
+              <w:rPr>
+                <w:rtl/>
+              </w:rPr>
+            </w:pPr>
+            <w:r>
+              <w:rPr>
+                <w:rFonts w:ascii="Arial" w:hAnsi="Arial" w:cs="Arial"/>
+                <w:sz w:val="21"/>
+                <w:szCs w:val="21"/>
+                <w:rtl/>
+                <w:lang w:bidi="he-IL"/>
+              </w:rPr>
+              <w:t xml:space="preserve">ח׳ בשבט</w:t>
+            </w:r>
+          </w:p>
+        </w:tc>
+        <w:tc>
+          <w:tcPr>
+            <w:tcW w:w="3150" w:type="dxa"/>
             <w:vAlign w:val="top"/>
           </w:tcPr>
           <w:p>
@@ -2723,7 +3383,7 @@
         </w:tc>
         <w:tc>
           <w:tcPr>
-            <w:tcW w:w="2400" w:type="dxa"/>
+            <w:tcW w:w="2100" w:type="dxa"/>
             <w:vAlign w:val="top"/>
           </w:tcPr>
           <w:p>
@@ -2741,7 +3401,7 @@
       <w:tr>
         <w:tc>
           <w:tcPr>
-            <w:tcW w:w="900" w:type="dxa"/>
+            <w:tcW w:w="850" w:type="dxa"/>
             <w:vAlign w:val="top"/>
           </w:tcPr>
           <w:p>
@@ -2767,7 +3427,7 @@
         </w:tc>
         <w:tc>
           <w:tcPr>
-            <w:tcW w:w="1500" w:type="dxa"/>
+            <w:tcW w:w="1400" w:type="dxa"/>
             <w:vAlign w:val="top"/>
           </w:tcPr>
           <w:p>
@@ -2793,7 +3453,33 @@
         </w:tc>
         <w:tc>
           <w:tcPr>
-            <w:tcW w:w="3500" w:type="dxa"/>
+            <w:tcW w:w="1800" w:type="dxa"/>
+            <w:vAlign w:val="top"/>
+          </w:tcPr>
+          <w:p>
+            <w:pPr>
+              <w:bidi/>
+              <w:jc w:val="right"/>
+              <w:spacing w:after="40" w:line="276" w:lineRule="auto"/>
+              <w:rPr>
+                <w:rtl/>
+              </w:rPr>
+            </w:pPr>
+            <w:r>
+              <w:rPr>
+                <w:rFonts w:ascii="Arial" w:hAnsi="Arial" w:cs="Arial"/>
+                <w:sz w:val="21"/>
+                <w:szCs w:val="21"/>
+                <w:rtl/>
+                <w:lang w:bidi="he-IL"/>
+              </w:rPr>
+              <w:t xml:space="preserve">ט״ו בשבט</w:t>
+            </w:r>
+          </w:p>
+        </w:tc>
+        <w:tc>
+          <w:tcPr>
+            <w:tcW w:w="3150" w:type="dxa"/>
             <w:vAlign w:val="top"/>
           </w:tcPr>
           <w:p>
@@ -2819,7 +3505,7 @@
         </w:tc>
         <w:tc>
           <w:tcPr>
-            <w:tcW w:w="2400" w:type="dxa"/>
+            <w:tcW w:w="2100" w:type="dxa"/>
             <w:vAlign w:val="top"/>
           </w:tcPr>
           <w:p>
@@ -2847,7 +3533,7 @@
       <w:tr>
         <w:tc>
           <w:tcPr>
-            <w:tcW w:w="900" w:type="dxa"/>
+            <w:tcW w:w="850" w:type="dxa"/>
             <w:vAlign w:val="top"/>
           </w:tcPr>
           <w:p>
@@ -2873,7 +3559,7 @@
         </w:tc>
         <w:tc>
           <w:tcPr>
-            <w:tcW w:w="1500" w:type="dxa"/>
+            <w:tcW w:w="1400" w:type="dxa"/>
             <w:vAlign w:val="top"/>
           </w:tcPr>
           <w:p>
@@ -2899,7 +3585,33 @@
         </w:tc>
         <w:tc>
           <w:tcPr>
-            <w:tcW w:w="3500" w:type="dxa"/>
+            <w:tcW w:w="1800" w:type="dxa"/>
+            <w:vAlign w:val="top"/>
+          </w:tcPr>
+          <w:p>
+            <w:pPr>
+              <w:bidi/>
+              <w:jc w:val="right"/>
+              <w:spacing w:after="40" w:line="276" w:lineRule="auto"/>
+              <w:rPr>
+                <w:rtl/>
+              </w:rPr>
+            </w:pPr>
+            <w:r>
+              <w:rPr>
+                <w:rFonts w:ascii="Arial" w:hAnsi="Arial" w:cs="Arial"/>
+                <w:sz w:val="21"/>
+                <w:szCs w:val="21"/>
+                <w:rtl/>
+                <w:lang w:bidi="he-IL"/>
+              </w:rPr>
+              <w:t xml:space="preserve">כ״ב בשבט</w:t>
+            </w:r>
+          </w:p>
+        </w:tc>
+        <w:tc>
+          <w:tcPr>
+            <w:tcW w:w="3150" w:type="dxa"/>
             <w:vAlign w:val="top"/>
           </w:tcPr>
           <w:p>
@@ -2925,7 +3637,7 @@
         </w:tc>
         <w:tc>
           <w:tcPr>
-            <w:tcW w:w="2400" w:type="dxa"/>
+            <w:tcW w:w="2100" w:type="dxa"/>
             <w:vAlign w:val="top"/>
           </w:tcPr>
           <w:p>
@@ -2943,7 +3655,7 @@
       <w:tr>
         <w:tc>
           <w:tcPr>
-            <w:tcW w:w="900" w:type="dxa"/>
+            <w:tcW w:w="850" w:type="dxa"/>
             <w:vAlign w:val="top"/>
           </w:tcPr>
           <w:p>
@@ -2969,7 +3681,7 @@
         </w:tc>
         <w:tc>
           <w:tcPr>
-            <w:tcW w:w="1500" w:type="dxa"/>
+            <w:tcW w:w="1400" w:type="dxa"/>
             <w:vAlign w:val="top"/>
           </w:tcPr>
           <w:p>
@@ -2995,7 +3707,33 @@
         </w:tc>
         <w:tc>
           <w:tcPr>
-            <w:tcW w:w="3500" w:type="dxa"/>
+            <w:tcW w:w="1800" w:type="dxa"/>
+            <w:vAlign w:val="top"/>
+          </w:tcPr>
+          <w:p>
+            <w:pPr>
+              <w:bidi/>
+              <w:jc w:val="right"/>
+              <w:spacing w:after="40" w:line="276" w:lineRule="auto"/>
+              <w:rPr>
+                <w:rtl/>
+              </w:rPr>
+            </w:pPr>
+            <w:r>
+              <w:rPr>
+                <w:rFonts w:ascii="Arial" w:hAnsi="Arial" w:cs="Arial"/>
+                <w:sz w:val="21"/>
+                <w:szCs w:val="21"/>
+                <w:rtl/>
+                <w:lang w:bidi="he-IL"/>
+              </w:rPr>
+              <w:t xml:space="preserve">כ״ט בשבט</w:t>
+            </w:r>
+          </w:p>
+        </w:tc>
+        <w:tc>
+          <w:tcPr>
+            <w:tcW w:w="3150" w:type="dxa"/>
             <w:vAlign w:val="top"/>
           </w:tcPr>
           <w:p>
@@ -3021,7 +3759,7 @@
         </w:tc>
         <w:tc>
           <w:tcPr>
-            <w:tcW w:w="2400" w:type="dxa"/>
+            <w:tcW w:w="2100" w:type="dxa"/>
             <w:vAlign w:val="top"/>
           </w:tcPr>
           <w:p>
@@ -3039,7 +3777,7 @@
       <w:tr>
         <w:tc>
           <w:tcPr>
-            <w:tcW w:w="900" w:type="dxa"/>
+            <w:tcW w:w="850" w:type="dxa"/>
             <w:vAlign w:val="top"/>
           </w:tcPr>
           <w:p>
@@ -3065,7 +3803,7 @@
         </w:tc>
         <w:tc>
           <w:tcPr>
-            <w:tcW w:w="1500" w:type="dxa"/>
+            <w:tcW w:w="1400" w:type="dxa"/>
             <w:vAlign w:val="top"/>
           </w:tcPr>
           <w:p>
@@ -3091,7 +3829,33 @@
         </w:tc>
         <w:tc>
           <w:tcPr>
-            <w:tcW w:w="3500" w:type="dxa"/>
+            <w:tcW w:w="1800" w:type="dxa"/>
+            <w:vAlign w:val="top"/>
+          </w:tcPr>
+          <w:p>
+            <w:pPr>
+              <w:bidi/>
+              <w:jc w:val="right"/>
+              <w:spacing w:after="40" w:line="276" w:lineRule="auto"/>
+              <w:rPr>
+                <w:rtl/>
+              </w:rPr>
+            </w:pPr>
+            <w:r>
+              <w:rPr>
+                <w:rFonts w:ascii="Arial" w:hAnsi="Arial" w:cs="Arial"/>
+                <w:sz w:val="21"/>
+                <w:szCs w:val="21"/>
+                <w:rtl/>
+                <w:lang w:bidi="he-IL"/>
+              </w:rPr>
+              <w:t xml:space="preserve">ו׳ באדר א׳</w:t>
+            </w:r>
+          </w:p>
+        </w:tc>
+        <w:tc>
+          <w:tcPr>
+            <w:tcW w:w="3150" w:type="dxa"/>
             <w:vAlign w:val="top"/>
           </w:tcPr>
           <w:p>
@@ -3117,7 +3881,7 @@
         </w:tc>
         <w:tc>
           <w:tcPr>
-            <w:tcW w:w="2400" w:type="dxa"/>
+            <w:tcW w:w="2100" w:type="dxa"/>
             <w:vAlign w:val="top"/>
           </w:tcPr>
           <w:p>
@@ -3135,7 +3899,7 @@
       <w:tr>
         <w:tc>
           <w:tcPr>
-            <w:tcW w:w="900" w:type="dxa"/>
+            <w:tcW w:w="850" w:type="dxa"/>
             <w:vAlign w:val="top"/>
           </w:tcPr>
           <w:p>
@@ -3161,7 +3925,7 @@
         </w:tc>
         <w:tc>
           <w:tcPr>
-            <w:tcW w:w="1500" w:type="dxa"/>
+            <w:tcW w:w="1400" w:type="dxa"/>
             <w:vAlign w:val="top"/>
           </w:tcPr>
           <w:p>
@@ -3187,7 +3951,33 @@
         </w:tc>
         <w:tc>
           <w:tcPr>
-            <w:tcW w:w="3500" w:type="dxa"/>
+            <w:tcW w:w="1800" w:type="dxa"/>
+            <w:vAlign w:val="top"/>
+          </w:tcPr>
+          <w:p>
+            <w:pPr>
+              <w:bidi/>
+              <w:jc w:val="right"/>
+              <w:spacing w:after="40" w:line="276" w:lineRule="auto"/>
+              <w:rPr>
+                <w:rtl/>
+              </w:rPr>
+            </w:pPr>
+            <w:r>
+              <w:rPr>
+                <w:rFonts w:ascii="Arial" w:hAnsi="Arial" w:cs="Arial"/>
+                <w:sz w:val="21"/>
+                <w:szCs w:val="21"/>
+                <w:rtl/>
+                <w:lang w:bidi="he-IL"/>
+              </w:rPr>
+              <w:t xml:space="preserve">י״ג באדר א׳</w:t>
+            </w:r>
+          </w:p>
+        </w:tc>
+        <w:tc>
+          <w:tcPr>
+            <w:tcW w:w="3150" w:type="dxa"/>
             <w:vAlign w:val="top"/>
           </w:tcPr>
           <w:p>
@@ -3213,7 +4003,7 @@
         </w:tc>
         <w:tc>
           <w:tcPr>
-            <w:tcW w:w="2400" w:type="dxa"/>
+            <w:tcW w:w="2100" w:type="dxa"/>
             <w:vAlign w:val="top"/>
           </w:tcPr>
           <w:p>
@@ -3231,7 +4021,7 @@
       <w:tr>
         <w:tc>
           <w:tcPr>
-            <w:tcW w:w="900" w:type="dxa"/>
+            <w:tcW w:w="850" w:type="dxa"/>
             <w:vAlign w:val="top"/>
           </w:tcPr>
           <w:p>
@@ -3257,7 +4047,7 @@
         </w:tc>
         <w:tc>
           <w:tcPr>
-            <w:tcW w:w="1500" w:type="dxa"/>
+            <w:tcW w:w="1400" w:type="dxa"/>
             <w:vAlign w:val="top"/>
           </w:tcPr>
           <w:p>
@@ -3283,7 +4073,33 @@
         </w:tc>
         <w:tc>
           <w:tcPr>
-            <w:tcW w:w="3500" w:type="dxa"/>
+            <w:tcW w:w="1800" w:type="dxa"/>
+            <w:vAlign w:val="top"/>
+          </w:tcPr>
+          <w:p>
+            <w:pPr>
+              <w:bidi/>
+              <w:jc w:val="right"/>
+              <w:spacing w:after="40" w:line="276" w:lineRule="auto"/>
+              <w:rPr>
+                <w:rtl/>
+              </w:rPr>
+            </w:pPr>
+            <w:r>
+              <w:rPr>
+                <w:rFonts w:ascii="Arial" w:hAnsi="Arial" w:cs="Arial"/>
+                <w:sz w:val="21"/>
+                <w:szCs w:val="21"/>
+                <w:rtl/>
+                <w:lang w:bidi="he-IL"/>
+              </w:rPr>
+              <w:t xml:space="preserve">כ׳ באדר א׳</w:t>
+            </w:r>
+          </w:p>
+        </w:tc>
+        <w:tc>
+          <w:tcPr>
+            <w:tcW w:w="3150" w:type="dxa"/>
             <w:vAlign w:val="top"/>
           </w:tcPr>
           <w:p>
@@ -3309,7 +4125,7 @@
         </w:tc>
         <w:tc>
           <w:tcPr>
-            <w:tcW w:w="2400" w:type="dxa"/>
+            <w:tcW w:w="2100" w:type="dxa"/>
             <w:vAlign w:val="top"/>
           </w:tcPr>
           <w:p>
@@ -3327,7 +4143,7 @@
       <w:tr>
         <w:tc>
           <w:tcPr>
-            <w:tcW w:w="900" w:type="dxa"/>
+            <w:tcW w:w="850" w:type="dxa"/>
             <w:vAlign w:val="top"/>
           </w:tcPr>
           <w:p>
@@ -3353,7 +4169,7 @@
         </w:tc>
         <w:tc>
           <w:tcPr>
-            <w:tcW w:w="1500" w:type="dxa"/>
+            <w:tcW w:w="1400" w:type="dxa"/>
             <w:vAlign w:val="top"/>
           </w:tcPr>
           <w:p>
@@ -3379,7 +4195,33 @@
         </w:tc>
         <w:tc>
           <w:tcPr>
-            <w:tcW w:w="3500" w:type="dxa"/>
+            <w:tcW w:w="1800" w:type="dxa"/>
+            <w:vAlign w:val="top"/>
+          </w:tcPr>
+          <w:p>
+            <w:pPr>
+              <w:bidi/>
+              <w:jc w:val="right"/>
+              <w:spacing w:after="40" w:line="276" w:lineRule="auto"/>
+              <w:rPr>
+                <w:rtl/>
+              </w:rPr>
+            </w:pPr>
+            <w:r>
+              <w:rPr>
+                <w:rFonts w:ascii="Arial" w:hAnsi="Arial" w:cs="Arial"/>
+                <w:sz w:val="21"/>
+                <w:szCs w:val="21"/>
+                <w:rtl/>
+                <w:lang w:bidi="he-IL"/>
+              </w:rPr>
+              <w:t xml:space="preserve">כ״ז באדר א׳</w:t>
+            </w:r>
+          </w:p>
+        </w:tc>
+        <w:tc>
+          <w:tcPr>
+            <w:tcW w:w="3150" w:type="dxa"/>
             <w:vAlign w:val="top"/>
           </w:tcPr>
           <w:p>
@@ -3405,7 +4247,7 @@
         </w:tc>
         <w:tc>
           <w:tcPr>
-            <w:tcW w:w="2400" w:type="dxa"/>
+            <w:tcW w:w="2100" w:type="dxa"/>
             <w:vAlign w:val="top"/>
           </w:tcPr>
           <w:p>
@@ -3433,7 +4275,7 @@
       <w:tr>
         <w:tc>
           <w:tcPr>
-            <w:tcW w:w="900" w:type="dxa"/>
+            <w:tcW w:w="850" w:type="dxa"/>
             <w:vAlign w:val="top"/>
           </w:tcPr>
           <w:p>
@@ -3459,7 +4301,7 @@
         </w:tc>
         <w:tc>
           <w:tcPr>
-            <w:tcW w:w="1500" w:type="dxa"/>
+            <w:tcW w:w="1400" w:type="dxa"/>
             <w:vAlign w:val="top"/>
           </w:tcPr>
           <w:p>
@@ -3485,7 +4327,33 @@
         </w:tc>
         <w:tc>
           <w:tcPr>
-            <w:tcW w:w="3500" w:type="dxa"/>
+            <w:tcW w:w="1800" w:type="dxa"/>
+            <w:vAlign w:val="top"/>
+          </w:tcPr>
+          <w:p>
+            <w:pPr>
+              <w:bidi/>
+              <w:jc w:val="right"/>
+              <w:spacing w:after="40" w:line="276" w:lineRule="auto"/>
+              <w:rPr>
+                <w:rtl/>
+              </w:rPr>
+            </w:pPr>
+            <w:r>
+              <w:rPr>
+                <w:rFonts w:ascii="Arial" w:hAnsi="Arial" w:cs="Arial"/>
+                <w:sz w:val="21"/>
+                <w:szCs w:val="21"/>
+                <w:rtl/>
+                <w:lang w:bidi="he-IL"/>
+              </w:rPr>
+              <w:t xml:space="preserve">ד׳ באדר ב׳</w:t>
+            </w:r>
+          </w:p>
+        </w:tc>
+        <w:tc>
+          <w:tcPr>
+            <w:tcW w:w="3150" w:type="dxa"/>
             <w:vAlign w:val="top"/>
           </w:tcPr>
           <w:p>
@@ -3511,7 +4379,7 @@
         </w:tc>
         <w:tc>
           <w:tcPr>
-            <w:tcW w:w="2400" w:type="dxa"/>
+            <w:tcW w:w="2100" w:type="dxa"/>
             <w:vAlign w:val="top"/>
           </w:tcPr>
           <w:p>
@@ -3529,7 +4397,7 @@
       <w:tr>
         <w:tc>
           <w:tcPr>
-            <w:tcW w:w="900" w:type="dxa"/>
+            <w:tcW w:w="850" w:type="dxa"/>
             <w:vAlign w:val="top"/>
           </w:tcPr>
           <w:p>
@@ -3555,7 +4423,7 @@
         </w:tc>
         <w:tc>
           <w:tcPr>
-            <w:tcW w:w="1500" w:type="dxa"/>
+            <w:tcW w:w="1400" w:type="dxa"/>
             <w:vAlign w:val="top"/>
           </w:tcPr>
           <w:p>
@@ -3581,7 +4449,33 @@
         </w:tc>
         <w:tc>
           <w:tcPr>
-            <w:tcW w:w="3500" w:type="dxa"/>
+            <w:tcW w:w="1800" w:type="dxa"/>
+            <w:vAlign w:val="top"/>
+          </w:tcPr>
+          <w:p>
+            <w:pPr>
+              <w:bidi/>
+              <w:jc w:val="right"/>
+              <w:spacing w:after="40" w:line="276" w:lineRule="auto"/>
+              <w:rPr>
+                <w:rtl/>
+              </w:rPr>
+            </w:pPr>
+            <w:r>
+              <w:rPr>
+                <w:rFonts w:ascii="Arial" w:hAnsi="Arial" w:cs="Arial"/>
+                <w:sz w:val="21"/>
+                <w:szCs w:val="21"/>
+                <w:rtl/>
+                <w:lang w:bidi="he-IL"/>
+              </w:rPr>
+              <w:t xml:space="preserve">י״א באדר ב׳</w:t>
+            </w:r>
+          </w:p>
+        </w:tc>
+        <w:tc>
+          <w:tcPr>
+            <w:tcW w:w="3150" w:type="dxa"/>
             <w:vAlign w:val="top"/>
           </w:tcPr>
           <w:p>
@@ -3607,7 +4501,7 @@
         </w:tc>
         <w:tc>
           <w:tcPr>
-            <w:tcW w:w="2400" w:type="dxa"/>
+            <w:tcW w:w="2100" w:type="dxa"/>
             <w:vAlign w:val="top"/>
           </w:tcPr>
           <w:p>
@@ -3635,7 +4529,7 @@
       <w:tr>
         <w:tc>
           <w:tcPr>
-            <w:tcW w:w="900" w:type="dxa"/>
+            <w:tcW w:w="850" w:type="dxa"/>
             <w:vAlign w:val="top"/>
           </w:tcPr>
           <w:p>
@@ -3661,7 +4555,7 @@
         </w:tc>
         <w:tc>
           <w:tcPr>
-            <w:tcW w:w="1500" w:type="dxa"/>
+            <w:tcW w:w="1400" w:type="dxa"/>
             <w:vAlign w:val="top"/>
           </w:tcPr>
           <w:p>
@@ -3687,7 +4581,33 @@
         </w:tc>
         <w:tc>
           <w:tcPr>
-            <w:tcW w:w="3500" w:type="dxa"/>
+            <w:tcW w:w="1800" w:type="dxa"/>
+            <w:vAlign w:val="top"/>
+          </w:tcPr>
+          <w:p>
+            <w:pPr>
+              <w:bidi/>
+              <w:jc w:val="right"/>
+              <w:spacing w:after="40" w:line="276" w:lineRule="auto"/>
+              <w:rPr>
+                <w:rtl/>
+              </w:rPr>
+            </w:pPr>
+            <w:r>
+              <w:rPr>
+                <w:rFonts w:ascii="Arial" w:hAnsi="Arial" w:cs="Arial"/>
+                <w:sz w:val="21"/>
+                <w:szCs w:val="21"/>
+                <w:rtl/>
+                <w:lang w:bidi="he-IL"/>
+              </w:rPr>
+              <w:t xml:space="preserve">י״ח באדר ב׳</w:t>
+            </w:r>
+          </w:p>
+        </w:tc>
+        <w:tc>
+          <w:tcPr>
+            <w:tcW w:w="3150" w:type="dxa"/>
             <w:vAlign w:val="top"/>
           </w:tcPr>
           <w:p>
@@ -3713,7 +4633,7 @@
         </w:tc>
         <w:tc>
           <w:tcPr>
-            <w:tcW w:w="2400" w:type="dxa"/>
+            <w:tcW w:w="2100" w:type="dxa"/>
             <w:vAlign w:val="top"/>
           </w:tcPr>
           <w:p>
@@ -3741,7 +4661,7 @@
       <w:tr>
         <w:tc>
           <w:tcPr>
-            <w:tcW w:w="900" w:type="dxa"/>
+            <w:tcW w:w="850" w:type="dxa"/>
             <w:vAlign w:val="top"/>
           </w:tcPr>
           <w:p>
@@ -3767,7 +4687,7 @@
         </w:tc>
         <w:tc>
           <w:tcPr>
-            <w:tcW w:w="1500" w:type="dxa"/>
+            <w:tcW w:w="1400" w:type="dxa"/>
             <w:vAlign w:val="top"/>
           </w:tcPr>
           <w:p>
@@ -3793,7 +4713,33 @@
         </w:tc>
         <w:tc>
           <w:tcPr>
-            <w:tcW w:w="3500" w:type="dxa"/>
+            <w:tcW w:w="1800" w:type="dxa"/>
+            <w:vAlign w:val="top"/>
+          </w:tcPr>
+          <w:p>
+            <w:pPr>
+              <w:bidi/>
+              <w:jc w:val="right"/>
+              <w:spacing w:after="40" w:line="276" w:lineRule="auto"/>
+              <w:rPr>
+                <w:rtl/>
+              </w:rPr>
+            </w:pPr>
+            <w:r>
+              <w:rPr>
+                <w:rFonts w:ascii="Arial" w:hAnsi="Arial" w:cs="Arial"/>
+                <w:sz w:val="21"/>
+                <w:szCs w:val="21"/>
+                <w:rtl/>
+                <w:lang w:bidi="he-IL"/>
+              </w:rPr>
+              <w:t xml:space="preserve">כ״ה באדר ב׳</w:t>
+            </w:r>
+          </w:p>
+        </w:tc>
+        <w:tc>
+          <w:tcPr>
+            <w:tcW w:w="3150" w:type="dxa"/>
             <w:vAlign w:val="top"/>
           </w:tcPr>
           <w:p>
@@ -3819,7 +4765,7 @@
         </w:tc>
         <w:tc>
           <w:tcPr>
-            <w:tcW w:w="2400" w:type="dxa"/>
+            <w:tcW w:w="2100" w:type="dxa"/>
             <w:vAlign w:val="top"/>
           </w:tcPr>
           <w:p>
@@ -3847,7 +4793,7 @@
       <w:tr>
         <w:tc>
           <w:tcPr>
-            <w:tcW w:w="900" w:type="dxa"/>
+            <w:tcW w:w="850" w:type="dxa"/>
             <w:vAlign w:val="top"/>
           </w:tcPr>
           <w:p>
@@ -3873,7 +4819,7 @@
         </w:tc>
         <w:tc>
           <w:tcPr>
-            <w:tcW w:w="1500" w:type="dxa"/>
+            <w:tcW w:w="1400" w:type="dxa"/>
             <w:vAlign w:val="top"/>
           </w:tcPr>
           <w:p>
@@ -3899,7 +4845,33 @@
         </w:tc>
         <w:tc>
           <w:tcPr>
-            <w:tcW w:w="3500" w:type="dxa"/>
+            <w:tcW w:w="1800" w:type="dxa"/>
+            <w:vAlign w:val="top"/>
+          </w:tcPr>
+          <w:p>
+            <w:pPr>
+              <w:bidi/>
+              <w:jc w:val="right"/>
+              <w:spacing w:after="40" w:line="276" w:lineRule="auto"/>
+              <w:rPr>
+                <w:rtl/>
+              </w:rPr>
+            </w:pPr>
+            <w:r>
+              <w:rPr>
+                <w:rFonts w:ascii="Arial" w:hAnsi="Arial" w:cs="Arial"/>
+                <w:sz w:val="21"/>
+                <w:szCs w:val="21"/>
+                <w:rtl/>
+                <w:lang w:bidi="he-IL"/>
+              </w:rPr>
+              <w:t xml:space="preserve">ג׳ בניסן</w:t>
+            </w:r>
+          </w:p>
+        </w:tc>
+        <w:tc>
+          <w:tcPr>
+            <w:tcW w:w="3150" w:type="dxa"/>
             <w:vAlign w:val="top"/>
           </w:tcPr>
           <w:p>
@@ -3925,7 +4897,7 @@
         </w:tc>
         <w:tc>
           <w:tcPr>
-            <w:tcW w:w="2400" w:type="dxa"/>
+            <w:tcW w:w="2100" w:type="dxa"/>
             <w:vAlign w:val="top"/>
           </w:tcPr>
           <w:p>
@@ -3943,7 +4915,7 @@
       <w:tr>
         <w:tc>
           <w:tcPr>
-            <w:tcW w:w="900" w:type="dxa"/>
+            <w:tcW w:w="850" w:type="dxa"/>
             <w:vAlign w:val="top"/>
           </w:tcPr>
           <w:p>
@@ -3969,7 +4941,7 @@
         </w:tc>
         <w:tc>
           <w:tcPr>
-            <w:tcW w:w="1500" w:type="dxa"/>
+            <w:tcW w:w="1400" w:type="dxa"/>
             <w:vAlign w:val="top"/>
           </w:tcPr>
           <w:p>
@@ -3995,7 +4967,33 @@
         </w:tc>
         <w:tc>
           <w:tcPr>
-            <w:tcW w:w="3500" w:type="dxa"/>
+            <w:tcW w:w="1800" w:type="dxa"/>
+            <w:vAlign w:val="top"/>
+          </w:tcPr>
+          <w:p>
+            <w:pPr>
+              <w:bidi/>
+              <w:jc w:val="right"/>
+              <w:spacing w:after="40" w:line="276" w:lineRule="auto"/>
+              <w:rPr>
+                <w:rtl/>
+              </w:rPr>
+            </w:pPr>
+            <w:r>
+              <w:rPr>
+                <w:rFonts w:ascii="Arial" w:hAnsi="Arial" w:cs="Arial"/>
+                <w:sz w:val="21"/>
+                <w:szCs w:val="21"/>
+                <w:rtl/>
+                <w:lang w:bidi="he-IL"/>
+              </w:rPr>
+              <w:t xml:space="preserve">י׳ בניסן</w:t>
+            </w:r>
+          </w:p>
+        </w:tc>
+        <w:tc>
+          <w:tcPr>
+            <w:tcW w:w="3150" w:type="dxa"/>
             <w:vAlign w:val="top"/>
           </w:tcPr>
           <w:p>
@@ -4021,7 +5019,7 @@
         </w:tc>
         <w:tc>
           <w:tcPr>
-            <w:tcW w:w="2400" w:type="dxa"/>
+            <w:tcW w:w="2100" w:type="dxa"/>
             <w:vAlign w:val="top"/>
           </w:tcPr>
           <w:p>
@@ -4049,7 +5047,7 @@
       <w:tr>
         <w:tc>
           <w:tcPr>
-            <w:tcW w:w="900" w:type="dxa"/>
+            <w:tcW w:w="850" w:type="dxa"/>
             <w:vAlign w:val="top"/>
           </w:tcPr>
           <w:p>
@@ -4075,7 +5073,7 @@
         </w:tc>
         <w:tc>
           <w:tcPr>
-            <w:tcW w:w="1500" w:type="dxa"/>
+            <w:tcW w:w="1400" w:type="dxa"/>
             <w:vAlign w:val="top"/>
           </w:tcPr>
           <w:p>
@@ -4101,7 +5099,33 @@
         </w:tc>
         <w:tc>
           <w:tcPr>
-            <w:tcW w:w="3500" w:type="dxa"/>
+            <w:tcW w:w="1800" w:type="dxa"/>
+            <w:vAlign w:val="top"/>
+          </w:tcPr>
+          <w:p>
+            <w:pPr>
+              <w:bidi/>
+              <w:jc w:val="right"/>
+              <w:spacing w:after="40" w:line="276" w:lineRule="auto"/>
+              <w:rPr>
+                <w:rtl/>
+              </w:rPr>
+            </w:pPr>
+            <w:r>
+              <w:rPr>
+                <w:rFonts w:ascii="Arial" w:hAnsi="Arial" w:cs="Arial"/>
+                <w:sz w:val="21"/>
+                <w:szCs w:val="21"/>
+                <w:rtl/>
+                <w:lang w:bidi="he-IL"/>
+              </w:rPr>
+              <w:t xml:space="preserve">י״ז בניסן</w:t>
+            </w:r>
+          </w:p>
+        </w:tc>
+        <w:tc>
+          <w:tcPr>
+            <w:tcW w:w="3150" w:type="dxa"/>
             <w:vAlign w:val="top"/>
           </w:tcPr>
           <w:p>
@@ -4127,7 +5151,7 @@
         </w:tc>
         <w:tc>
           <w:tcPr>
-            <w:tcW w:w="2400" w:type="dxa"/>
+            <w:tcW w:w="2100" w:type="dxa"/>
             <w:vAlign w:val="top"/>
           </w:tcPr>
           <w:p>
@@ -4145,7 +5169,7 @@
       <w:tr>
         <w:tc>
           <w:tcPr>
-            <w:tcW w:w="900" w:type="dxa"/>
+            <w:tcW w:w="850" w:type="dxa"/>
             <w:vAlign w:val="top"/>
           </w:tcPr>
           <w:p>
@@ -4171,7 +5195,7 @@
         </w:tc>
         <w:tc>
           <w:tcPr>
-            <w:tcW w:w="1500" w:type="dxa"/>
+            <w:tcW w:w="1400" w:type="dxa"/>
             <w:vAlign w:val="top"/>
           </w:tcPr>
           <w:p>
@@ -4197,7 +5221,33 @@
         </w:tc>
         <w:tc>
           <w:tcPr>
-            <w:tcW w:w="3500" w:type="dxa"/>
+            <w:tcW w:w="1800" w:type="dxa"/>
+            <w:vAlign w:val="top"/>
+          </w:tcPr>
+          <w:p>
+            <w:pPr>
+              <w:bidi/>
+              <w:jc w:val="right"/>
+              <w:spacing w:after="40" w:line="276" w:lineRule="auto"/>
+              <w:rPr>
+                <w:rtl/>
+              </w:rPr>
+            </w:pPr>
+            <w:r>
+              <w:rPr>
+                <w:rFonts w:ascii="Arial" w:hAnsi="Arial" w:cs="Arial"/>
+                <w:sz w:val="21"/>
+                <w:szCs w:val="21"/>
+                <w:rtl/>
+                <w:lang w:bidi="he-IL"/>
+              </w:rPr>
+              <w:t xml:space="preserve">כ״ד בניסן</w:t>
+            </w:r>
+          </w:p>
+        </w:tc>
+        <w:tc>
+          <w:tcPr>
+            <w:tcW w:w="3150" w:type="dxa"/>
             <w:vAlign w:val="top"/>
           </w:tcPr>
           <w:p>
@@ -4223,7 +5273,7 @@
         </w:tc>
         <w:tc>
           <w:tcPr>
-            <w:tcW w:w="2400" w:type="dxa"/>
+            <w:tcW w:w="2100" w:type="dxa"/>
             <w:vAlign w:val="top"/>
           </w:tcPr>
           <w:p>
@@ -4241,7 +5291,7 @@
       <w:tr>
         <w:tc>
           <w:tcPr>
-            <w:tcW w:w="900" w:type="dxa"/>
+            <w:tcW w:w="850" w:type="dxa"/>
             <w:vAlign w:val="top"/>
           </w:tcPr>
           <w:p>
@@ -4267,7 +5317,7 @@
         </w:tc>
         <w:tc>
           <w:tcPr>
-            <w:tcW w:w="1500" w:type="dxa"/>
+            <w:tcW w:w="1400" w:type="dxa"/>
             <w:vAlign w:val="top"/>
           </w:tcPr>
           <w:p>
@@ -4293,7 +5343,33 @@
         </w:tc>
         <w:tc>
           <w:tcPr>
-            <w:tcW w:w="3500" w:type="dxa"/>
+            <w:tcW w:w="1800" w:type="dxa"/>
+            <w:vAlign w:val="top"/>
+          </w:tcPr>
+          <w:p>
+            <w:pPr>
+              <w:bidi/>
+              <w:jc w:val="right"/>
+              <w:spacing w:after="40" w:line="276" w:lineRule="auto"/>
+              <w:rPr>
+                <w:rtl/>
+              </w:rPr>
+            </w:pPr>
+            <w:r>
+              <w:rPr>
+                <w:rFonts w:ascii="Arial" w:hAnsi="Arial" w:cs="Arial"/>
+                <w:sz w:val="21"/>
+                <w:szCs w:val="21"/>
+                <w:rtl/>
+                <w:lang w:bidi="he-IL"/>
+              </w:rPr>
+              <w:t xml:space="preserve">א׳ באייר</w:t>
+            </w:r>
+          </w:p>
+        </w:tc>
+        <w:tc>
+          <w:tcPr>
+            <w:tcW w:w="3150" w:type="dxa"/>
             <w:vAlign w:val="top"/>
           </w:tcPr>
           <w:p>
@@ -4319,7 +5395,7 @@
         </w:tc>
         <w:tc>
           <w:tcPr>
-            <w:tcW w:w="2400" w:type="dxa"/>
+            <w:tcW w:w="2100" w:type="dxa"/>
             <w:vAlign w:val="top"/>
           </w:tcPr>
           <w:p>
@@ -4337,7 +5413,7 @@
       <w:tr>
         <w:tc>
           <w:tcPr>
-            <w:tcW w:w="900" w:type="dxa"/>
+            <w:tcW w:w="850" w:type="dxa"/>
             <w:vAlign w:val="top"/>
           </w:tcPr>
           <w:p>
@@ -4363,7 +5439,7 @@
         </w:tc>
         <w:tc>
           <w:tcPr>
-            <w:tcW w:w="1500" w:type="dxa"/>
+            <w:tcW w:w="1400" w:type="dxa"/>
             <w:vAlign w:val="top"/>
           </w:tcPr>
           <w:p>
@@ -4389,7 +5465,33 @@
         </w:tc>
         <w:tc>
           <w:tcPr>
-            <w:tcW w:w="3500" w:type="dxa"/>
+            <w:tcW w:w="1800" w:type="dxa"/>
+            <w:vAlign w:val="top"/>
+          </w:tcPr>
+          <w:p>
+            <w:pPr>
+              <w:bidi/>
+              <w:jc w:val="right"/>
+              <w:spacing w:after="40" w:line="276" w:lineRule="auto"/>
+              <w:rPr>
+                <w:rtl/>
+              </w:rPr>
+            </w:pPr>
+            <w:r>
+              <w:rPr>
+                <w:rFonts w:ascii="Arial" w:hAnsi="Arial" w:cs="Arial"/>
+                <w:sz w:val="21"/>
+                <w:szCs w:val="21"/>
+                <w:rtl/>
+                <w:lang w:bidi="he-IL"/>
+              </w:rPr>
+              <w:t xml:space="preserve">ח׳ באייר</w:t>
+            </w:r>
+          </w:p>
+        </w:tc>
+        <w:tc>
+          <w:tcPr>
+            <w:tcW w:w="3150" w:type="dxa"/>
             <w:vAlign w:val="top"/>
           </w:tcPr>
           <w:p>
@@ -4415,7 +5517,7 @@
         </w:tc>
         <w:tc>
           <w:tcPr>
-            <w:tcW w:w="2400" w:type="dxa"/>
+            <w:tcW w:w="2100" w:type="dxa"/>
             <w:vAlign w:val="top"/>
           </w:tcPr>
           <w:p>
@@ -4433,7 +5535,7 @@
       <w:tr>
         <w:tc>
           <w:tcPr>
-            <w:tcW w:w="900" w:type="dxa"/>
+            <w:tcW w:w="850" w:type="dxa"/>
             <w:vAlign w:val="top"/>
           </w:tcPr>
           <w:p>
@@ -4459,7 +5561,7 @@
         </w:tc>
         <w:tc>
           <w:tcPr>
-            <w:tcW w:w="1500" w:type="dxa"/>
+            <w:tcW w:w="1400" w:type="dxa"/>
             <w:vAlign w:val="top"/>
           </w:tcPr>
           <w:p>
@@ -4485,7 +5587,33 @@
         </w:tc>
         <w:tc>
           <w:tcPr>
-            <w:tcW w:w="3500" w:type="dxa"/>
+            <w:tcW w:w="1800" w:type="dxa"/>
+            <w:vAlign w:val="top"/>
+          </w:tcPr>
+          <w:p>
+            <w:pPr>
+              <w:bidi/>
+              <w:jc w:val="right"/>
+              <w:spacing w:after="40" w:line="276" w:lineRule="auto"/>
+              <w:rPr>
+                <w:rtl/>
+              </w:rPr>
+            </w:pPr>
+            <w:r>
+              <w:rPr>
+                <w:rFonts w:ascii="Arial" w:hAnsi="Arial" w:cs="Arial"/>
+                <w:sz w:val="21"/>
+                <w:szCs w:val="21"/>
+                <w:rtl/>
+                <w:lang w:bidi="he-IL"/>
+              </w:rPr>
+              <w:t xml:space="preserve">ט״ו באייר</w:t>
+            </w:r>
+          </w:p>
+        </w:tc>
+        <w:tc>
+          <w:tcPr>
+            <w:tcW w:w="3150" w:type="dxa"/>
             <w:vAlign w:val="top"/>
           </w:tcPr>
           <w:p>
@@ -4511,7 +5639,7 @@
         </w:tc>
         <w:tc>
           <w:tcPr>
-            <w:tcW w:w="2400" w:type="dxa"/>
+            <w:tcW w:w="2100" w:type="dxa"/>
             <w:vAlign w:val="top"/>
           </w:tcPr>
           <w:p>
@@ -4529,7 +5657,7 @@
       <w:tr>
         <w:tc>
           <w:tcPr>
-            <w:tcW w:w="900" w:type="dxa"/>
+            <w:tcW w:w="850" w:type="dxa"/>
             <w:vAlign w:val="top"/>
           </w:tcPr>
           <w:p>
@@ -4555,7 +5683,7 @@
         </w:tc>
         <w:tc>
           <w:tcPr>
-            <w:tcW w:w="1500" w:type="dxa"/>
+            <w:tcW w:w="1400" w:type="dxa"/>
             <w:vAlign w:val="top"/>
           </w:tcPr>
           <w:p>
@@ -4581,7 +5709,33 @@
         </w:tc>
         <w:tc>
           <w:tcPr>
-            <w:tcW w:w="3500" w:type="dxa"/>
+            <w:tcW w:w="1800" w:type="dxa"/>
+            <w:vAlign w:val="top"/>
+          </w:tcPr>
+          <w:p>
+            <w:pPr>
+              <w:bidi/>
+              <w:jc w:val="right"/>
+              <w:spacing w:after="40" w:line="276" w:lineRule="auto"/>
+              <w:rPr>
+                <w:rtl/>
+              </w:rPr>
+            </w:pPr>
+            <w:r>
+              <w:rPr>
+                <w:rFonts w:ascii="Arial" w:hAnsi="Arial" w:cs="Arial"/>
+                <w:sz w:val="21"/>
+                <w:szCs w:val="21"/>
+                <w:rtl/>
+                <w:lang w:bidi="he-IL"/>
+              </w:rPr>
+              <w:t xml:space="preserve">כ״ב באייר</w:t>
+            </w:r>
+          </w:p>
+        </w:tc>
+        <w:tc>
+          <w:tcPr>
+            <w:tcW w:w="3150" w:type="dxa"/>
             <w:vAlign w:val="top"/>
           </w:tcPr>
           <w:p>
@@ -4607,7 +5761,7 @@
         </w:tc>
         <w:tc>
           <w:tcPr>
-            <w:tcW w:w="2400" w:type="dxa"/>
+            <w:tcW w:w="2100" w:type="dxa"/>
             <w:vAlign w:val="top"/>
           </w:tcPr>
           <w:p>
@@ -4625,7 +5779,7 @@
       <w:tr>
         <w:tc>
           <w:tcPr>
-            <w:tcW w:w="900" w:type="dxa"/>
+            <w:tcW w:w="850" w:type="dxa"/>
             <w:vAlign w:val="top"/>
           </w:tcPr>
           <w:p>
@@ -4651,7 +5805,7 @@
         </w:tc>
         <w:tc>
           <w:tcPr>
-            <w:tcW w:w="1500" w:type="dxa"/>
+            <w:tcW w:w="1400" w:type="dxa"/>
             <w:vAlign w:val="top"/>
           </w:tcPr>
           <w:p>
@@ -4677,7 +5831,33 @@
         </w:tc>
         <w:tc>
           <w:tcPr>
-            <w:tcW w:w="3500" w:type="dxa"/>
+            <w:tcW w:w="1800" w:type="dxa"/>
+            <w:vAlign w:val="top"/>
+          </w:tcPr>
+          <w:p>
+            <w:pPr>
+              <w:bidi/>
+              <w:jc w:val="right"/>
+              <w:spacing w:after="40" w:line="276" w:lineRule="auto"/>
+              <w:rPr>
+                <w:rtl/>
+              </w:rPr>
+            </w:pPr>
+            <w:r>
+              <w:rPr>
+                <w:rFonts w:ascii="Arial" w:hAnsi="Arial" w:cs="Arial"/>
+                <w:sz w:val="21"/>
+                <w:szCs w:val="21"/>
+                <w:rtl/>
+                <w:lang w:bidi="he-IL"/>
+              </w:rPr>
+              <w:t xml:space="preserve">כ״ט באייר</w:t>
+            </w:r>
+          </w:p>
+        </w:tc>
+        <w:tc>
+          <w:tcPr>
+            <w:tcW w:w="3150" w:type="dxa"/>
             <w:vAlign w:val="top"/>
           </w:tcPr>
           <w:p>
@@ -4703,7 +5883,7 @@
         </w:tc>
         <w:tc>
           <w:tcPr>
-            <w:tcW w:w="2400" w:type="dxa"/>
+            <w:tcW w:w="2100" w:type="dxa"/>
             <w:vAlign w:val="top"/>
           </w:tcPr>
           <w:p>
@@ -4721,7 +5901,7 @@
       <w:tr>
         <w:tc>
           <w:tcPr>
-            <w:tcW w:w="900" w:type="dxa"/>
+            <w:tcW w:w="850" w:type="dxa"/>
             <w:vAlign w:val="top"/>
           </w:tcPr>
           <w:p>
@@ -4747,7 +5927,7 @@
         </w:tc>
         <w:tc>
           <w:tcPr>
-            <w:tcW w:w="1500" w:type="dxa"/>
+            <w:tcW w:w="1400" w:type="dxa"/>
             <w:vAlign w:val="top"/>
           </w:tcPr>
           <w:p>
@@ -4773,7 +5953,33 @@
         </w:tc>
         <w:tc>
           <w:tcPr>
-            <w:tcW w:w="3500" w:type="dxa"/>
+            <w:tcW w:w="1800" w:type="dxa"/>
+            <w:vAlign w:val="top"/>
+          </w:tcPr>
+          <w:p>
+            <w:pPr>
+              <w:bidi/>
+              <w:jc w:val="right"/>
+              <w:spacing w:after="40" w:line="276" w:lineRule="auto"/>
+              <w:rPr>
+                <w:rtl/>
+              </w:rPr>
+            </w:pPr>
+            <w:r>
+              <w:rPr>
+                <w:rFonts w:ascii="Arial" w:hAnsi="Arial" w:cs="Arial"/>
+                <w:sz w:val="21"/>
+                <w:szCs w:val="21"/>
+                <w:rtl/>
+                <w:lang w:bidi="he-IL"/>
+              </w:rPr>
+              <w:t xml:space="preserve">ז׳ בסיוון</w:t>
+            </w:r>
+          </w:p>
+        </w:tc>
+        <w:tc>
+          <w:tcPr>
+            <w:tcW w:w="3150" w:type="dxa"/>
             <w:vAlign w:val="top"/>
           </w:tcPr>
           <w:p>
@@ -4799,7 +6005,7 @@
         </w:tc>
         <w:tc>
           <w:tcPr>
-            <w:tcW w:w="2400" w:type="dxa"/>
+            <w:tcW w:w="2100" w:type="dxa"/>
             <w:vAlign w:val="top"/>
           </w:tcPr>
           <w:p>
@@ -4817,7 +6023,7 @@
       <w:tr>
         <w:tc>
           <w:tcPr>
-            <w:tcW w:w="900" w:type="dxa"/>
+            <w:tcW w:w="850" w:type="dxa"/>
             <w:vAlign w:val="top"/>
           </w:tcPr>
           <w:p>
@@ -4843,7 +6049,7 @@
         </w:tc>
         <w:tc>
           <w:tcPr>
-            <w:tcW w:w="1500" w:type="dxa"/>
+            <w:tcW w:w="1400" w:type="dxa"/>
             <w:vAlign w:val="top"/>
           </w:tcPr>
           <w:p>
@@ -4869,7 +6075,33 @@
         </w:tc>
         <w:tc>
           <w:tcPr>
-            <w:tcW w:w="3500" w:type="dxa"/>
+            <w:tcW w:w="1800" w:type="dxa"/>
+            <w:vAlign w:val="top"/>
+          </w:tcPr>
+          <w:p>
+            <w:pPr>
+              <w:bidi/>
+              <w:jc w:val="right"/>
+              <w:spacing w:after="40" w:line="276" w:lineRule="auto"/>
+              <w:rPr>
+                <w:rtl/>
+              </w:rPr>
+            </w:pPr>
+            <w:r>
+              <w:rPr>
+                <w:rFonts w:ascii="Arial" w:hAnsi="Arial" w:cs="Arial"/>
+                <w:sz w:val="21"/>
+                <w:szCs w:val="21"/>
+                <w:rtl/>
+                <w:lang w:bidi="he-IL"/>
+              </w:rPr>
+              <w:t xml:space="preserve">י״ד בסיוון</w:t>
+            </w:r>
+          </w:p>
+        </w:tc>
+        <w:tc>
+          <w:tcPr>
+            <w:tcW w:w="3150" w:type="dxa"/>
             <w:vAlign w:val="top"/>
           </w:tcPr>
           <w:p>
@@ -4895,7 +6127,7 @@
         </w:tc>
         <w:tc>
           <w:tcPr>
-            <w:tcW w:w="2400" w:type="dxa"/>
+            <w:tcW w:w="2100" w:type="dxa"/>
             <w:vAlign w:val="top"/>
           </w:tcPr>
           <w:p>
@@ -4913,7 +6145,7 @@
       <w:tr>
         <w:tc>
           <w:tcPr>
-            <w:tcW w:w="900" w:type="dxa"/>
+            <w:tcW w:w="850" w:type="dxa"/>
             <w:vAlign w:val="top"/>
           </w:tcPr>
           <w:p>
@@ -4939,7 +6171,7 @@
         </w:tc>
         <w:tc>
           <w:tcPr>
-            <w:tcW w:w="1500" w:type="dxa"/>
+            <w:tcW w:w="1400" w:type="dxa"/>
             <w:vAlign w:val="top"/>
           </w:tcPr>
           <w:p>
@@ -4965,7 +6197,33 @@
         </w:tc>
         <w:tc>
           <w:tcPr>
-            <w:tcW w:w="3500" w:type="dxa"/>
+            <w:tcW w:w="1800" w:type="dxa"/>
+            <w:vAlign w:val="top"/>
+          </w:tcPr>
+          <w:p>
+            <w:pPr>
+              <w:bidi/>
+              <w:jc w:val="right"/>
+              <w:spacing w:after="40" w:line="276" w:lineRule="auto"/>
+              <w:rPr>
+                <w:rtl/>
+              </w:rPr>
+            </w:pPr>
+            <w:r>
+              <w:rPr>
+                <w:rFonts w:ascii="Arial" w:hAnsi="Arial" w:cs="Arial"/>
+                <w:sz w:val="21"/>
+                <w:szCs w:val="21"/>
+                <w:rtl/>
+                <w:lang w:bidi="he-IL"/>
+              </w:rPr>
+              <w:t xml:space="preserve">כ״א בסיוון</w:t>
+            </w:r>
+          </w:p>
+        </w:tc>
+        <w:tc>
+          <w:tcPr>
+            <w:tcW w:w="3150" w:type="dxa"/>
             <w:vAlign w:val="top"/>
           </w:tcPr>
           <w:p>
@@ -4991,7 +6249,7 @@
         </w:tc>
         <w:tc>
           <w:tcPr>
-            <w:tcW w:w="2400" w:type="dxa"/>
+            <w:tcW w:w="2100" w:type="dxa"/>
             <w:vAlign w:val="top"/>
           </w:tcPr>
           <w:p>
@@ -5009,7 +6267,7 @@
       <w:tr>
         <w:tc>
           <w:tcPr>
-            <w:tcW w:w="900" w:type="dxa"/>
+            <w:tcW w:w="850" w:type="dxa"/>
             <w:vAlign w:val="top"/>
           </w:tcPr>
           <w:p>
@@ -5035,7 +6293,7 @@
         </w:tc>
         <w:tc>
           <w:tcPr>
-            <w:tcW w:w="1500" w:type="dxa"/>
+            <w:tcW w:w="1400" w:type="dxa"/>
             <w:vAlign w:val="top"/>
           </w:tcPr>
           <w:p>
@@ -5061,7 +6319,33 @@
         </w:tc>
         <w:tc>
           <w:tcPr>
-            <w:tcW w:w="3500" w:type="dxa"/>
+            <w:tcW w:w="1800" w:type="dxa"/>
+            <w:vAlign w:val="top"/>
+          </w:tcPr>
+          <w:p>
+            <w:pPr>
+              <w:bidi/>
+              <w:jc w:val="right"/>
+              <w:spacing w:after="40" w:line="276" w:lineRule="auto"/>
+              <w:rPr>
+                <w:rtl/>
+              </w:rPr>
+            </w:pPr>
+            <w:r>
+              <w:rPr>
+                <w:rFonts w:ascii="Arial" w:hAnsi="Arial" w:cs="Arial"/>
+                <w:sz w:val="21"/>
+                <w:szCs w:val="21"/>
+                <w:rtl/>
+                <w:lang w:bidi="he-IL"/>
+              </w:rPr>
+              <w:t xml:space="preserve">כ״ח בסיוון</w:t>
+            </w:r>
+          </w:p>
+        </w:tc>
+        <w:tc>
+          <w:tcPr>
+            <w:tcW w:w="3150" w:type="dxa"/>
             <w:vAlign w:val="top"/>
           </w:tcPr>
           <w:p>
@@ -5087,7 +6371,7 @@
         </w:tc>
         <w:tc>
           <w:tcPr>
-            <w:tcW w:w="2400" w:type="dxa"/>
+            <w:tcW w:w="2100" w:type="dxa"/>
             <w:vAlign w:val="top"/>
           </w:tcPr>
           <w:p>
@@ -5105,7 +6389,7 @@
       <w:tr>
         <w:tc>
           <w:tcPr>
-            <w:tcW w:w="900" w:type="dxa"/>
+            <w:tcW w:w="850" w:type="dxa"/>
             <w:vAlign w:val="top"/>
           </w:tcPr>
           <w:p>
@@ -5131,7 +6415,7 @@
         </w:tc>
         <w:tc>
           <w:tcPr>
-            <w:tcW w:w="1500" w:type="dxa"/>
+            <w:tcW w:w="1400" w:type="dxa"/>
             <w:vAlign w:val="top"/>
           </w:tcPr>
           <w:p>
@@ -5157,7 +6441,33 @@
         </w:tc>
         <w:tc>
           <w:tcPr>
-            <w:tcW w:w="3500" w:type="dxa"/>
+            <w:tcW w:w="1800" w:type="dxa"/>
+            <w:vAlign w:val="top"/>
+          </w:tcPr>
+          <w:p>
+            <w:pPr>
+              <w:bidi/>
+              <w:jc w:val="right"/>
+              <w:spacing w:after="40" w:line="276" w:lineRule="auto"/>
+              <w:rPr>
+                <w:rtl/>
+              </w:rPr>
+            </w:pPr>
+            <w:r>
+              <w:rPr>
+                <w:rFonts w:ascii="Arial" w:hAnsi="Arial" w:cs="Arial"/>
+                <w:sz w:val="21"/>
+                <w:szCs w:val="21"/>
+                <w:rtl/>
+                <w:lang w:bidi="he-IL"/>
+              </w:rPr>
+              <w:t xml:space="preserve">ה׳ בתמוז</w:t>
+            </w:r>
+          </w:p>
+        </w:tc>
+        <w:tc>
+          <w:tcPr>
+            <w:tcW w:w="3150" w:type="dxa"/>
             <w:vAlign w:val="top"/>
           </w:tcPr>
           <w:p>
@@ -5183,7 +6493,7 @@
         </w:tc>
         <w:tc>
           <w:tcPr>
-            <w:tcW w:w="2400" w:type="dxa"/>
+            <w:tcW w:w="2100" w:type="dxa"/>
             <w:vAlign w:val="top"/>
           </w:tcPr>
           <w:p>
@@ -5201,7 +6511,7 @@
       <w:tr>
         <w:tc>
           <w:tcPr>
-            <w:tcW w:w="900" w:type="dxa"/>
+            <w:tcW w:w="850" w:type="dxa"/>
             <w:vAlign w:val="top"/>
           </w:tcPr>
           <w:p>
@@ -5227,7 +6537,7 @@
         </w:tc>
         <w:tc>
           <w:tcPr>
-            <w:tcW w:w="1500" w:type="dxa"/>
+            <w:tcW w:w="1400" w:type="dxa"/>
             <w:vAlign w:val="top"/>
           </w:tcPr>
           <w:p>
@@ -5253,7 +6563,33 @@
         </w:tc>
         <w:tc>
           <w:tcPr>
-            <w:tcW w:w="3500" w:type="dxa"/>
+            <w:tcW w:w="1800" w:type="dxa"/>
+            <w:vAlign w:val="top"/>
+          </w:tcPr>
+          <w:p>
+            <w:pPr>
+              <w:bidi/>
+              <w:jc w:val="right"/>
+              <w:spacing w:after="40" w:line="276" w:lineRule="auto"/>
+              <w:rPr>
+                <w:rtl/>
+              </w:rPr>
+            </w:pPr>
+            <w:r>
+              <w:rPr>
+                <w:rFonts w:ascii="Arial" w:hAnsi="Arial" w:cs="Arial"/>
+                <w:sz w:val="21"/>
+                <w:szCs w:val="21"/>
+                <w:rtl/>
+                <w:lang w:bidi="he-IL"/>
+              </w:rPr>
+              <w:t xml:space="preserve">י״ב בתמוז</w:t>
+            </w:r>
+          </w:p>
+        </w:tc>
+        <w:tc>
+          <w:tcPr>
+            <w:tcW w:w="3150" w:type="dxa"/>
             <w:vAlign w:val="top"/>
           </w:tcPr>
           <w:p>
@@ -5279,7 +6615,7 @@
         </w:tc>
         <w:tc>
           <w:tcPr>
-            <w:tcW w:w="2400" w:type="dxa"/>
+            <w:tcW w:w="2100" w:type="dxa"/>
             <w:vAlign w:val="top"/>
           </w:tcPr>
           <w:p>
@@ -5297,7 +6633,7 @@
       <w:tr>
         <w:tc>
           <w:tcPr>
-            <w:tcW w:w="900" w:type="dxa"/>
+            <w:tcW w:w="850" w:type="dxa"/>
             <w:vAlign w:val="top"/>
           </w:tcPr>
           <w:p>
@@ -5323,7 +6659,7 @@
         </w:tc>
         <w:tc>
           <w:tcPr>
-            <w:tcW w:w="1500" w:type="dxa"/>
+            <w:tcW w:w="1400" w:type="dxa"/>
             <w:vAlign w:val="top"/>
           </w:tcPr>
           <w:p>
@@ -5349,7 +6685,33 @@
         </w:tc>
         <w:tc>
           <w:tcPr>
-            <w:tcW w:w="3500" w:type="dxa"/>
+            <w:tcW w:w="1800" w:type="dxa"/>
+            <w:vAlign w:val="top"/>
+          </w:tcPr>
+          <w:p>
+            <w:pPr>
+              <w:bidi/>
+              <w:jc w:val="right"/>
+              <w:spacing w:after="40" w:line="276" w:lineRule="auto"/>
+              <w:rPr>
+                <w:rtl/>
+              </w:rPr>
+            </w:pPr>
+            <w:r>
+              <w:rPr>
+                <w:rFonts w:ascii="Arial" w:hAnsi="Arial" w:cs="Arial"/>
+                <w:sz w:val="21"/>
+                <w:szCs w:val="21"/>
+                <w:rtl/>
+                <w:lang w:bidi="he-IL"/>
+              </w:rPr>
+              <w:t xml:space="preserve">י״ט בתמוז</w:t>
+            </w:r>
+          </w:p>
+        </w:tc>
+        <w:tc>
+          <w:tcPr>
+            <w:tcW w:w="3150" w:type="dxa"/>
             <w:vAlign w:val="top"/>
           </w:tcPr>
           <w:p>
@@ -5375,7 +6737,7 @@
         </w:tc>
         <w:tc>
           <w:tcPr>
-            <w:tcW w:w="2400" w:type="dxa"/>
+            <w:tcW w:w="2100" w:type="dxa"/>
             <w:vAlign w:val="top"/>
           </w:tcPr>
           <w:p>
@@ -5393,7 +6755,7 @@
       <w:tr>
         <w:tc>
           <w:tcPr>
-            <w:tcW w:w="900" w:type="dxa"/>
+            <w:tcW w:w="850" w:type="dxa"/>
             <w:vAlign w:val="top"/>
           </w:tcPr>
           <w:p>
@@ -5419,7 +6781,7 @@
         </w:tc>
         <w:tc>
           <w:tcPr>
-            <w:tcW w:w="1500" w:type="dxa"/>
+            <w:tcW w:w="1400" w:type="dxa"/>
             <w:vAlign w:val="top"/>
           </w:tcPr>
           <w:p>
@@ -5445,7 +6807,33 @@
         </w:tc>
         <w:tc>
           <w:tcPr>
-            <w:tcW w:w="3500" w:type="dxa"/>
+            <w:tcW w:w="1800" w:type="dxa"/>
+            <w:vAlign w:val="top"/>
+          </w:tcPr>
+          <w:p>
+            <w:pPr>
+              <w:bidi/>
+              <w:jc w:val="right"/>
+              <w:spacing w:after="40" w:line="276" w:lineRule="auto"/>
+              <w:rPr>
+                <w:rtl/>
+              </w:rPr>
+            </w:pPr>
+            <w:r>
+              <w:rPr>
+                <w:rFonts w:ascii="Arial" w:hAnsi="Arial" w:cs="Arial"/>
+                <w:sz w:val="21"/>
+                <w:szCs w:val="21"/>
+                <w:rtl/>
+                <w:lang w:bidi="he-IL"/>
+              </w:rPr>
+              <w:t xml:space="preserve">כ״ו בתמוז</w:t>
+            </w:r>
+          </w:p>
+        </w:tc>
+        <w:tc>
+          <w:tcPr>
+            <w:tcW w:w="3150" w:type="dxa"/>
             <w:vAlign w:val="top"/>
           </w:tcPr>
           <w:p>
@@ -5471,7 +6859,7 @@
         </w:tc>
         <w:tc>
           <w:tcPr>
-            <w:tcW w:w="2400" w:type="dxa"/>
+            <w:tcW w:w="2100" w:type="dxa"/>
             <w:vAlign w:val="top"/>
           </w:tcPr>
           <w:p>
@@ -5489,7 +6877,7 @@
       <w:tr>
         <w:tc>
           <w:tcPr>
-            <w:tcW w:w="900" w:type="dxa"/>
+            <w:tcW w:w="850" w:type="dxa"/>
             <w:vAlign w:val="top"/>
           </w:tcPr>
           <w:p>
@@ -5515,7 +6903,7 @@
         </w:tc>
         <w:tc>
           <w:tcPr>
-            <w:tcW w:w="1500" w:type="dxa"/>
+            <w:tcW w:w="1400" w:type="dxa"/>
             <w:vAlign w:val="top"/>
           </w:tcPr>
           <w:p>
@@ -5541,7 +6929,33 @@
         </w:tc>
         <w:tc>
           <w:tcPr>
-            <w:tcW w:w="3500" w:type="dxa"/>
+            <w:tcW w:w="1800" w:type="dxa"/>
+            <w:vAlign w:val="top"/>
+          </w:tcPr>
+          <w:p>
+            <w:pPr>
+              <w:bidi/>
+              <w:jc w:val="right"/>
+              <w:spacing w:after="40" w:line="276" w:lineRule="auto"/>
+              <w:rPr>
+                <w:rtl/>
+              </w:rPr>
+            </w:pPr>
+            <w:r>
+              <w:rPr>
+                <w:rFonts w:ascii="Arial" w:hAnsi="Arial" w:cs="Arial"/>
+                <w:sz w:val="21"/>
+                <w:szCs w:val="21"/>
+                <w:rtl/>
+                <w:lang w:bidi="he-IL"/>
+              </w:rPr>
+              <w:t xml:space="preserve">ד׳ באב</w:t>
+            </w:r>
+          </w:p>
+        </w:tc>
+        <w:tc>
+          <w:tcPr>
+            <w:tcW w:w="3150" w:type="dxa"/>
             <w:vAlign w:val="top"/>
           </w:tcPr>
           <w:p>
@@ -5567,7 +6981,7 @@
         </w:tc>
         <w:tc>
           <w:tcPr>
-            <w:tcW w:w="2400" w:type="dxa"/>
+            <w:tcW w:w="2100" w:type="dxa"/>
             <w:vAlign w:val="top"/>
           </w:tcPr>
           <w:p>
@@ -5595,7 +7009,7 @@
       <w:tr>
         <w:tc>
           <w:tcPr>
-            <w:tcW w:w="900" w:type="dxa"/>
+            <w:tcW w:w="850" w:type="dxa"/>
             <w:vAlign w:val="top"/>
           </w:tcPr>
           <w:p>
@@ -5621,7 +7035,7 @@
         </w:tc>
         <w:tc>
           <w:tcPr>
-            <w:tcW w:w="1500" w:type="dxa"/>
+            <w:tcW w:w="1400" w:type="dxa"/>
             <w:vAlign w:val="top"/>
           </w:tcPr>
           <w:p>
@@ -5647,7 +7061,33 @@
         </w:tc>
         <w:tc>
           <w:tcPr>
-            <w:tcW w:w="3500" w:type="dxa"/>
+            <w:tcW w:w="1800" w:type="dxa"/>
+            <w:vAlign w:val="top"/>
+          </w:tcPr>
+          <w:p>
+            <w:pPr>
+              <w:bidi/>
+              <w:jc w:val="right"/>
+              <w:spacing w:after="40" w:line="276" w:lineRule="auto"/>
+              <w:rPr>
+                <w:rtl/>
+              </w:rPr>
+            </w:pPr>
+            <w:r>
+              <w:rPr>
+                <w:rFonts w:ascii="Arial" w:hAnsi="Arial" w:cs="Arial"/>
+                <w:sz w:val="21"/>
+                <w:szCs w:val="21"/>
+                <w:rtl/>
+                <w:lang w:bidi="he-IL"/>
+              </w:rPr>
+              <w:t xml:space="preserve">י״א באב</w:t>
+            </w:r>
+          </w:p>
+        </w:tc>
+        <w:tc>
+          <w:tcPr>
+            <w:tcW w:w="3150" w:type="dxa"/>
             <w:vAlign w:val="top"/>
           </w:tcPr>
           <w:p>
@@ -5673,7 +7113,7 @@
         </w:tc>
         <w:tc>
           <w:tcPr>
-            <w:tcW w:w="2400" w:type="dxa"/>
+            <w:tcW w:w="2100" w:type="dxa"/>
             <w:vAlign w:val="top"/>
           </w:tcPr>
           <w:p>
@@ -5701,7 +7141,7 @@
       <w:tr>
         <w:tc>
           <w:tcPr>
-            <w:tcW w:w="900" w:type="dxa"/>
+            <w:tcW w:w="850" w:type="dxa"/>
             <w:vAlign w:val="top"/>
           </w:tcPr>
           <w:p>
@@ -5727,7 +7167,7 @@
         </w:tc>
         <w:tc>
           <w:tcPr>
-            <w:tcW w:w="1500" w:type="dxa"/>
+            <w:tcW w:w="1400" w:type="dxa"/>
             <w:vAlign w:val="top"/>
           </w:tcPr>
           <w:p>
@@ -5753,7 +7193,33 @@
         </w:tc>
         <w:tc>
           <w:tcPr>
-            <w:tcW w:w="3500" w:type="dxa"/>
+            <w:tcW w:w="1800" w:type="dxa"/>
+            <w:vAlign w:val="top"/>
+          </w:tcPr>
+          <w:p>
+            <w:pPr>
+              <w:bidi/>
+              <w:jc w:val="right"/>
+              <w:spacing w:after="40" w:line="276" w:lineRule="auto"/>
+              <w:rPr>
+                <w:rtl/>
+              </w:rPr>
+            </w:pPr>
+            <w:r>
+              <w:rPr>
+                <w:rFonts w:ascii="Arial" w:hAnsi="Arial" w:cs="Arial"/>
+                <w:sz w:val="21"/>
+                <w:szCs w:val="21"/>
+                <w:rtl/>
+                <w:lang w:bidi="he-IL"/>
+              </w:rPr>
+              <w:t xml:space="preserve">י״ח באב</w:t>
+            </w:r>
+          </w:p>
+        </w:tc>
+        <w:tc>
+          <w:tcPr>
+            <w:tcW w:w="3150" w:type="dxa"/>
             <w:vAlign w:val="top"/>
           </w:tcPr>
           <w:p>
@@ -5779,7 +7245,7 @@
         </w:tc>
         <w:tc>
           <w:tcPr>
-            <w:tcW w:w="2400" w:type="dxa"/>
+            <w:tcW w:w="2100" w:type="dxa"/>
             <w:vAlign w:val="top"/>
           </w:tcPr>
           <w:p>
@@ -5797,7 +7263,7 @@
       <w:tr>
         <w:tc>
           <w:tcPr>
-            <w:tcW w:w="900" w:type="dxa"/>
+            <w:tcW w:w="850" w:type="dxa"/>
             <w:vAlign w:val="top"/>
           </w:tcPr>
           <w:p>
@@ -5823,7 +7289,7 @@
         </w:tc>
         <w:tc>
           <w:tcPr>
-            <w:tcW w:w="1500" w:type="dxa"/>
+            <w:tcW w:w="1400" w:type="dxa"/>
             <w:vAlign w:val="top"/>
           </w:tcPr>
           <w:p>
@@ -5849,7 +7315,33 @@
         </w:tc>
         <w:tc>
           <w:tcPr>
-            <w:tcW w:w="3500" w:type="dxa"/>
+            <w:tcW w:w="1800" w:type="dxa"/>
+            <w:vAlign w:val="top"/>
+          </w:tcPr>
+          <w:p>
+            <w:pPr>
+              <w:bidi/>
+              <w:jc w:val="right"/>
+              <w:spacing w:after="40" w:line="276" w:lineRule="auto"/>
+              <w:rPr>
+                <w:rtl/>
+              </w:rPr>
+            </w:pPr>
+            <w:r>
+              <w:rPr>
+                <w:rFonts w:ascii="Arial" w:hAnsi="Arial" w:cs="Arial"/>
+                <w:sz w:val="21"/>
+                <w:szCs w:val="21"/>
+                <w:rtl/>
+                <w:lang w:bidi="he-IL"/>
+              </w:rPr>
+              <w:t xml:space="preserve">כ״ה באב</w:t>
+            </w:r>
+          </w:p>
+        </w:tc>
+        <w:tc>
+          <w:tcPr>
+            <w:tcW w:w="3150" w:type="dxa"/>
             <w:vAlign w:val="top"/>
           </w:tcPr>
           <w:p>
@@ -5875,7 +7367,7 @@
         </w:tc>
         <w:tc>
           <w:tcPr>
-            <w:tcW w:w="2400" w:type="dxa"/>
+            <w:tcW w:w="2100" w:type="dxa"/>
             <w:vAlign w:val="top"/>
           </w:tcPr>
           <w:p>
@@ -5893,7 +7385,7 @@
       <w:tr>
         <w:tc>
           <w:tcPr>
-            <w:tcW w:w="900" w:type="dxa"/>
+            <w:tcW w:w="850" w:type="dxa"/>
             <w:vAlign w:val="top"/>
           </w:tcPr>
           <w:p>
@@ -5919,7 +7411,7 @@
         </w:tc>
         <w:tc>
           <w:tcPr>
-            <w:tcW w:w="1500" w:type="dxa"/>
+            <w:tcW w:w="1400" w:type="dxa"/>
             <w:vAlign w:val="top"/>
           </w:tcPr>
           <w:p>
@@ -5945,7 +7437,33 @@
         </w:tc>
         <w:tc>
           <w:tcPr>
-            <w:tcW w:w="3500" w:type="dxa"/>
+            <w:tcW w:w="1800" w:type="dxa"/>
+            <w:vAlign w:val="top"/>
+          </w:tcPr>
+          <w:p>
+            <w:pPr>
+              <w:bidi/>
+              <w:jc w:val="right"/>
+              <w:spacing w:after="40" w:line="276" w:lineRule="auto"/>
+              <w:rPr>
+                <w:rtl/>
+              </w:rPr>
+            </w:pPr>
+            <w:r>
+              <w:rPr>
+                <w:rFonts w:ascii="Arial" w:hAnsi="Arial" w:cs="Arial"/>
+                <w:sz w:val="21"/>
+                <w:szCs w:val="21"/>
+                <w:rtl/>
+                <w:lang w:bidi="he-IL"/>
+              </w:rPr>
+              <w:t xml:space="preserve">ב׳ באלול</w:t>
+            </w:r>
+          </w:p>
+        </w:tc>
+        <w:tc>
+          <w:tcPr>
+            <w:tcW w:w="3150" w:type="dxa"/>
             <w:vAlign w:val="top"/>
           </w:tcPr>
           <w:p>
@@ -5971,7 +7489,7 @@
         </w:tc>
         <w:tc>
           <w:tcPr>
-            <w:tcW w:w="2400" w:type="dxa"/>
+            <w:tcW w:w="2100" w:type="dxa"/>
             <w:vAlign w:val="top"/>
           </w:tcPr>
           <w:p>
@@ -5989,7 +7507,7 @@
       <w:tr>
         <w:tc>
           <w:tcPr>
-            <w:tcW w:w="900" w:type="dxa"/>
+            <w:tcW w:w="850" w:type="dxa"/>
             <w:vAlign w:val="top"/>
           </w:tcPr>
           <w:p>
@@ -6015,7 +7533,7 @@
         </w:tc>
         <w:tc>
           <w:tcPr>
-            <w:tcW w:w="1500" w:type="dxa"/>
+            <w:tcW w:w="1400" w:type="dxa"/>
             <w:vAlign w:val="top"/>
           </w:tcPr>
           <w:p>
@@ -6041,7 +7559,33 @@
         </w:tc>
         <w:tc>
           <w:tcPr>
-            <w:tcW w:w="3500" w:type="dxa"/>
+            <w:tcW w:w="1800" w:type="dxa"/>
+            <w:vAlign w:val="top"/>
+          </w:tcPr>
+          <w:p>
+            <w:pPr>
+              <w:bidi/>
+              <w:jc w:val="right"/>
+              <w:spacing w:after="40" w:line="276" w:lineRule="auto"/>
+              <w:rPr>
+                <w:rtl/>
+              </w:rPr>
+            </w:pPr>
+            <w:r>
+              <w:rPr>
+                <w:rFonts w:ascii="Arial" w:hAnsi="Arial" w:cs="Arial"/>
+                <w:sz w:val="21"/>
+                <w:szCs w:val="21"/>
+                <w:rtl/>
+                <w:lang w:bidi="he-IL"/>
+              </w:rPr>
+              <w:t xml:space="preserve">ט׳ באלול</w:t>
+            </w:r>
+          </w:p>
+        </w:tc>
+        <w:tc>
+          <w:tcPr>
+            <w:tcW w:w="3150" w:type="dxa"/>
             <w:vAlign w:val="top"/>
           </w:tcPr>
           <w:p>
@@ -6067,7 +7611,7 @@
         </w:tc>
         <w:tc>
           <w:tcPr>
-            <w:tcW w:w="2400" w:type="dxa"/>
+            <w:tcW w:w="2100" w:type="dxa"/>
             <w:vAlign w:val="top"/>
           </w:tcPr>
           <w:p>
@@ -6085,7 +7629,7 @@
       <w:tr>
         <w:tc>
           <w:tcPr>
-            <w:tcW w:w="900" w:type="dxa"/>
+            <w:tcW w:w="850" w:type="dxa"/>
             <w:vAlign w:val="top"/>
           </w:tcPr>
           <w:p>
@@ -6111,7 +7655,7 @@
         </w:tc>
         <w:tc>
           <w:tcPr>
-            <w:tcW w:w="1500" w:type="dxa"/>
+            <w:tcW w:w="1400" w:type="dxa"/>
             <w:vAlign w:val="top"/>
           </w:tcPr>
           <w:p>
@@ -6137,7 +7681,33 @@
         </w:tc>
         <w:tc>
           <w:tcPr>
-            <w:tcW w:w="3500" w:type="dxa"/>
+            <w:tcW w:w="1800" w:type="dxa"/>
+            <w:vAlign w:val="top"/>
+          </w:tcPr>
+          <w:p>
+            <w:pPr>
+              <w:bidi/>
+              <w:jc w:val="right"/>
+              <w:spacing w:after="40" w:line="276" w:lineRule="auto"/>
+              <w:rPr>
+                <w:rtl/>
+              </w:rPr>
+            </w:pPr>
+            <w:r>
+              <w:rPr>
+                <w:rFonts w:ascii="Arial" w:hAnsi="Arial" w:cs="Arial"/>
+                <w:sz w:val="21"/>
+                <w:szCs w:val="21"/>
+                <w:rtl/>
+                <w:lang w:bidi="he-IL"/>
+              </w:rPr>
+              <w:t xml:space="preserve">ט״ז באלול</w:t>
+            </w:r>
+          </w:p>
+        </w:tc>
+        <w:tc>
+          <w:tcPr>
+            <w:tcW w:w="3150" w:type="dxa"/>
             <w:vAlign w:val="top"/>
           </w:tcPr>
           <w:p>
@@ -6163,7 +7733,7 @@
         </w:tc>
         <w:tc>
           <w:tcPr>
-            <w:tcW w:w="2400" w:type="dxa"/>
+            <w:tcW w:w="2100" w:type="dxa"/>
             <w:vAlign w:val="top"/>
           </w:tcPr>
           <w:p>
@@ -6181,7 +7751,7 @@
       <w:tr>
         <w:tc>
           <w:tcPr>
-            <w:tcW w:w="900" w:type="dxa"/>
+            <w:tcW w:w="850" w:type="dxa"/>
             <w:vAlign w:val="top"/>
           </w:tcPr>
           <w:p>
@@ -6207,7 +7777,7 @@
         </w:tc>
         <w:tc>
           <w:tcPr>
-            <w:tcW w:w="1500" w:type="dxa"/>
+            <w:tcW w:w="1400" w:type="dxa"/>
             <w:vAlign w:val="top"/>
           </w:tcPr>
           <w:p>
@@ -6233,7 +7803,33 @@
         </w:tc>
         <w:tc>
           <w:tcPr>
-            <w:tcW w:w="3500" w:type="dxa"/>
+            <w:tcW w:w="1800" w:type="dxa"/>
+            <w:vAlign w:val="top"/>
+          </w:tcPr>
+          <w:p>
+            <w:pPr>
+              <w:bidi/>
+              <w:jc w:val="right"/>
+              <w:spacing w:after="40" w:line="276" w:lineRule="auto"/>
+              <w:rPr>
+                <w:rtl/>
+              </w:rPr>
+            </w:pPr>
+            <w:r>
+              <w:rPr>
+                <w:rFonts w:ascii="Arial" w:hAnsi="Arial" w:cs="Arial"/>
+                <w:sz w:val="21"/>
+                <w:szCs w:val="21"/>
+                <w:rtl/>
+                <w:lang w:bidi="he-IL"/>
+              </w:rPr>
+              <w:t xml:space="preserve">כ״ג באלול</w:t>
+            </w:r>
+          </w:p>
+        </w:tc>
+        <w:tc>
+          <w:tcPr>
+            <w:tcW w:w="3150" w:type="dxa"/>
             <w:vAlign w:val="top"/>
           </w:tcPr>
           <w:p>
@@ -6259,7 +7855,7 @@
         </w:tc>
         <w:tc>
           <w:tcPr>
-            <w:tcW w:w="2400" w:type="dxa"/>
+            <w:tcW w:w="2100" w:type="dxa"/>
             <w:vAlign w:val="top"/>
           </w:tcPr>
           <w:p>
@@ -6307,7 +7903,7 @@
     <w:tbl>
       <w:tblPr>
         <w:bidiVisual/>
-        <w:tblW w:w="8300" w:type="dxa"/>
+        <w:tblW w:w="9300" w:type="dxa"/>
         <w:tblBorders>
           <w:top w:val="single" w:sz="4" w:space="0" w:color="B8C6DA"/>
           <w:left w:val="single" w:sz="4" w:space="0" w:color="B8C6DA"/>
@@ -6324,10 +7920,11 @@
         </w:tblCellMar>
       </w:tblPr>
       <w:tblGrid>
-        <w:gridCol w:w="900"/>
-        <w:gridCol w:w="1500"/>
-        <w:gridCol w:w="3500"/>
-        <w:gridCol w:w="2400"/>
+        <w:gridCol w:w="850"/>
+        <w:gridCol w:w="1400"/>
+        <w:gridCol w:w="1800"/>
+        <w:gridCol w:w="3150"/>
+        <w:gridCol w:w="2100"/>
       </w:tblGrid>
       <w:tr>
         <w:trPr>
@@ -6335,7 +7932,7 @@
         </w:trPr>
         <w:tc>
           <w:tcPr>
-            <w:tcW w:w="900" w:type="dxa"/>
+            <w:tcW w:w="850" w:type="dxa"/>
             <w:shd w:val="clear" w:fill="1C4587"/>
             <w:vAlign w:val="top"/>
           </w:tcPr>
@@ -6365,7 +7962,7 @@
         </w:tc>
         <w:tc>
           <w:tcPr>
-            <w:tcW w:w="1500" w:type="dxa"/>
+            <w:tcW w:w="1400" w:type="dxa"/>
             <w:shd w:val="clear" w:fill="1C4587"/>
             <w:vAlign w:val="top"/>
           </w:tcPr>
@@ -6395,7 +7992,7 @@
         </w:tc>
         <w:tc>
           <w:tcPr>
-            <w:tcW w:w="3500" w:type="dxa"/>
+            <w:tcW w:w="1800" w:type="dxa"/>
             <w:shd w:val="clear" w:fill="1C4587"/>
             <w:vAlign w:val="top"/>
           </w:tcPr>
@@ -6419,13 +8016,13 @@
                 <w:rtl/>
                 <w:lang w:bidi="he-IL"/>
               </w:rPr>
-              <w:t xml:space="preserve">פרשה / חג</w:t>
-            </w:r>
-          </w:p>
-        </w:tc>
-        <w:tc>
-          <w:tcPr>
-            <w:tcW w:w="2400" w:type="dxa"/>
+              <w:t xml:space="preserve">תאריך עברי</w:t>
+            </w:r>
+          </w:p>
+        </w:tc>
+        <w:tc>
+          <w:tcPr>
+            <w:tcW w:w="3150" w:type="dxa"/>
             <w:shd w:val="clear" w:fill="1C4587"/>
             <w:vAlign w:val="top"/>
           </w:tcPr>
@@ -6449,6 +8046,36 @@
                 <w:rtl/>
                 <w:lang w:bidi="he-IL"/>
               </w:rPr>
+              <w:t xml:space="preserve">פרשה / חג</w:t>
+            </w:r>
+          </w:p>
+        </w:tc>
+        <w:tc>
+          <w:tcPr>
+            <w:tcW w:w="2100" w:type="dxa"/>
+            <w:shd w:val="clear" w:fill="1C4587"/>
+            <w:vAlign w:val="top"/>
+          </w:tcPr>
+          <w:p>
+            <w:pPr>
+              <w:bidi/>
+              <w:jc w:val="right"/>
+              <w:spacing w:after="40" w:line="276" w:lineRule="auto"/>
+              <w:rPr>
+                <w:rtl/>
+              </w:rPr>
+            </w:pPr>
+            <w:r>
+              <w:rPr>
+                <w:rFonts w:ascii="Arial" w:hAnsi="Arial" w:cs="Arial"/>
+                <w:b/>
+                <w:bCs/>
+                <w:color w:val="FFFFFF"/>
+                <w:sz w:val="22"/>
+                <w:szCs w:val="22"/>
+                <w:rtl/>
+                <w:lang w:bidi="he-IL"/>
+              </w:rPr>
               <w:t xml:space="preserve">הערה</w:t>
             </w:r>
           </w:p>
@@ -6457,7 +8084,7 @@
       <w:tr>
         <w:tc>
           <w:tcPr>
-            <w:tcW w:w="900" w:type="dxa"/>
+            <w:tcW w:w="850" w:type="dxa"/>
             <w:vAlign w:val="top"/>
           </w:tcPr>
           <w:p>
@@ -6483,7 +8110,7 @@
         </w:tc>
         <w:tc>
           <w:tcPr>
-            <w:tcW w:w="1500" w:type="dxa"/>
+            <w:tcW w:w="1400" w:type="dxa"/>
             <w:vAlign w:val="top"/>
           </w:tcPr>
           <w:p>
@@ -6509,7 +8136,33 @@
         </w:tc>
         <w:tc>
           <w:tcPr>
-            <w:tcW w:w="3500" w:type="dxa"/>
+            <w:tcW w:w="1800" w:type="dxa"/>
+            <w:vAlign w:val="top"/>
+          </w:tcPr>
+          <w:p>
+            <w:pPr>
+              <w:bidi/>
+              <w:jc w:val="right"/>
+              <w:spacing w:after="40" w:line="276" w:lineRule="auto"/>
+              <w:rPr>
+                <w:rtl/>
+              </w:rPr>
+            </w:pPr>
+            <w:r>
+              <w:rPr>
+                <w:rFonts w:ascii="Arial" w:hAnsi="Arial" w:cs="Arial"/>
+                <w:sz w:val="21"/>
+                <w:szCs w:val="21"/>
+                <w:rtl/>
+                <w:lang w:bidi="he-IL"/>
+              </w:rPr>
+              <w:t xml:space="preserve">א׳ בתשרי</w:t>
+            </w:r>
+          </w:p>
+        </w:tc>
+        <w:tc>
+          <w:tcPr>
+            <w:tcW w:w="3150" w:type="dxa"/>
             <w:vAlign w:val="top"/>
           </w:tcPr>
           <w:p>
@@ -6535,7 +8188,7 @@
         </w:tc>
         <w:tc>
           <w:tcPr>
-            <w:tcW w:w="2400" w:type="dxa"/>
+            <w:tcW w:w="2100" w:type="dxa"/>
             <w:vAlign w:val="top"/>
           </w:tcPr>
           <w:p>
@@ -6553,7 +8206,7 @@
       <w:tr>
         <w:tc>
           <w:tcPr>
-            <w:tcW w:w="900" w:type="dxa"/>
+            <w:tcW w:w="850" w:type="dxa"/>
             <w:vAlign w:val="top"/>
           </w:tcPr>
           <w:p>
@@ -6579,7 +8232,7 @@
         </w:tc>
         <w:tc>
           <w:tcPr>
-            <w:tcW w:w="1500" w:type="dxa"/>
+            <w:tcW w:w="1400" w:type="dxa"/>
             <w:vAlign w:val="top"/>
           </w:tcPr>
           <w:p>
@@ -6605,7 +8258,33 @@
         </w:tc>
         <w:tc>
           <w:tcPr>
-            <w:tcW w:w="3500" w:type="dxa"/>
+            <w:tcW w:w="1800" w:type="dxa"/>
+            <w:vAlign w:val="top"/>
+          </w:tcPr>
+          <w:p>
+            <w:pPr>
+              <w:bidi/>
+              <w:jc w:val="right"/>
+              <w:spacing w:after="40" w:line="276" w:lineRule="auto"/>
+              <w:rPr>
+                <w:rtl/>
+              </w:rPr>
+            </w:pPr>
+            <w:r>
+              <w:rPr>
+                <w:rFonts w:ascii="Arial" w:hAnsi="Arial" w:cs="Arial"/>
+                <w:sz w:val="21"/>
+                <w:szCs w:val="21"/>
+                <w:rtl/>
+                <w:lang w:bidi="he-IL"/>
+              </w:rPr>
+              <w:t xml:space="preserve">ח׳ בתשרי</w:t>
+            </w:r>
+          </w:p>
+        </w:tc>
+        <w:tc>
+          <w:tcPr>
+            <w:tcW w:w="3150" w:type="dxa"/>
             <w:vAlign w:val="top"/>
           </w:tcPr>
           <w:p>
@@ -6631,7 +8310,7 @@
         </w:tc>
         <w:tc>
           <w:tcPr>
-            <w:tcW w:w="2400" w:type="dxa"/>
+            <w:tcW w:w="2100" w:type="dxa"/>
             <w:vAlign w:val="top"/>
           </w:tcPr>
           <w:p>
@@ -6659,7 +8338,7 @@
       <w:tr>
         <w:tc>
           <w:tcPr>
-            <w:tcW w:w="900" w:type="dxa"/>
+            <w:tcW w:w="850" w:type="dxa"/>
             <w:vAlign w:val="top"/>
           </w:tcPr>
           <w:p>
@@ -6685,7 +8364,7 @@
         </w:tc>
         <w:tc>
           <w:tcPr>
-            <w:tcW w:w="1500" w:type="dxa"/>
+            <w:tcW w:w="1400" w:type="dxa"/>
             <w:vAlign w:val="top"/>
           </w:tcPr>
           <w:p>
@@ -6711,7 +8390,33 @@
         </w:tc>
         <w:tc>
           <w:tcPr>
-            <w:tcW w:w="3500" w:type="dxa"/>
+            <w:tcW w:w="1800" w:type="dxa"/>
+            <w:vAlign w:val="top"/>
+          </w:tcPr>
+          <w:p>
+            <w:pPr>
+              <w:bidi/>
+              <w:jc w:val="right"/>
+              <w:spacing w:after="40" w:line="276" w:lineRule="auto"/>
+              <w:rPr>
+                <w:rtl/>
+              </w:rPr>
+            </w:pPr>
+            <w:r>
+              <w:rPr>
+                <w:rFonts w:ascii="Arial" w:hAnsi="Arial" w:cs="Arial"/>
+                <w:sz w:val="21"/>
+                <w:szCs w:val="21"/>
+                <w:rtl/>
+                <w:lang w:bidi="he-IL"/>
+              </w:rPr>
+              <w:t xml:space="preserve">ט״ו בתשרי</w:t>
+            </w:r>
+          </w:p>
+        </w:tc>
+        <w:tc>
+          <w:tcPr>
+            <w:tcW w:w="3150" w:type="dxa"/>
             <w:vAlign w:val="top"/>
           </w:tcPr>
           <w:p>
@@ -6737,7 +8442,7 @@
         </w:tc>
         <w:tc>
           <w:tcPr>
-            <w:tcW w:w="2400" w:type="dxa"/>
+            <w:tcW w:w="2100" w:type="dxa"/>
             <w:vAlign w:val="top"/>
           </w:tcPr>
           <w:p>
@@ -6755,7 +8460,7 @@
       <w:tr>
         <w:tc>
           <w:tcPr>
-            <w:tcW w:w="900" w:type="dxa"/>
+            <w:tcW w:w="850" w:type="dxa"/>
             <w:vAlign w:val="top"/>
           </w:tcPr>
           <w:p>
@@ -6781,7 +8486,7 @@
         </w:tc>
         <w:tc>
           <w:tcPr>
-            <w:tcW w:w="1500" w:type="dxa"/>
+            <w:tcW w:w="1400" w:type="dxa"/>
             <w:vAlign w:val="top"/>
           </w:tcPr>
           <w:p>
@@ -6807,7 +8512,33 @@
         </w:tc>
         <w:tc>
           <w:tcPr>
-            <w:tcW w:w="3500" w:type="dxa"/>
+            <w:tcW w:w="1800" w:type="dxa"/>
+            <w:vAlign w:val="top"/>
+          </w:tcPr>
+          <w:p>
+            <w:pPr>
+              <w:bidi/>
+              <w:jc w:val="right"/>
+              <w:spacing w:after="40" w:line="276" w:lineRule="auto"/>
+              <w:rPr>
+                <w:rtl/>
+              </w:rPr>
+            </w:pPr>
+            <w:r>
+              <w:rPr>
+                <w:rFonts w:ascii="Arial" w:hAnsi="Arial" w:cs="Arial"/>
+                <w:sz w:val="21"/>
+                <w:szCs w:val="21"/>
+                <w:rtl/>
+                <w:lang w:bidi="he-IL"/>
+              </w:rPr>
+              <w:t xml:space="preserve">כ״ב בתשרי</w:t>
+            </w:r>
+          </w:p>
+        </w:tc>
+        <w:tc>
+          <w:tcPr>
+            <w:tcW w:w="3150" w:type="dxa"/>
             <w:vAlign w:val="top"/>
           </w:tcPr>
           <w:p>
@@ -6833,7 +8564,7 @@
         </w:tc>
         <w:tc>
           <w:tcPr>
-            <w:tcW w:w="2400" w:type="dxa"/>
+            <w:tcW w:w="2100" w:type="dxa"/>
             <w:vAlign w:val="top"/>
           </w:tcPr>
           <w:p>
@@ -6861,7 +8592,7 @@
       <w:tr>
         <w:tc>
           <w:tcPr>
-            <w:tcW w:w="900" w:type="dxa"/>
+            <w:tcW w:w="850" w:type="dxa"/>
             <w:vAlign w:val="top"/>
           </w:tcPr>
           <w:p>
@@ -6887,7 +8618,7 @@
         </w:tc>
         <w:tc>
           <w:tcPr>
-            <w:tcW w:w="1500" w:type="dxa"/>
+            <w:tcW w:w="1400" w:type="dxa"/>
             <w:vAlign w:val="top"/>
           </w:tcPr>
           <w:p>
@@ -6913,7 +8644,33 @@
         </w:tc>
         <w:tc>
           <w:tcPr>
-            <w:tcW w:w="3500" w:type="dxa"/>
+            <w:tcW w:w="1800" w:type="dxa"/>
+            <w:vAlign w:val="top"/>
+          </w:tcPr>
+          <w:p>
+            <w:pPr>
+              <w:bidi/>
+              <w:jc w:val="right"/>
+              <w:spacing w:after="40" w:line="276" w:lineRule="auto"/>
+              <w:rPr>
+                <w:rtl/>
+              </w:rPr>
+            </w:pPr>
+            <w:r>
+              <w:rPr>
+                <w:rFonts w:ascii="Arial" w:hAnsi="Arial" w:cs="Arial"/>
+                <w:sz w:val="21"/>
+                <w:szCs w:val="21"/>
+                <w:rtl/>
+                <w:lang w:bidi="he-IL"/>
+              </w:rPr>
+              <w:t xml:space="preserve">כ״ט בתשרי</w:t>
+            </w:r>
+          </w:p>
+        </w:tc>
+        <w:tc>
+          <w:tcPr>
+            <w:tcW w:w="3150" w:type="dxa"/>
             <w:vAlign w:val="top"/>
           </w:tcPr>
           <w:p>
@@ -6939,7 +8696,7 @@
         </w:tc>
         <w:tc>
           <w:tcPr>
-            <w:tcW w:w="2400" w:type="dxa"/>
+            <w:tcW w:w="2100" w:type="dxa"/>
             <w:vAlign w:val="top"/>
           </w:tcPr>
           <w:p>
@@ -6957,7 +8714,7 @@
       <w:tr>
         <w:tc>
           <w:tcPr>
-            <w:tcW w:w="900" w:type="dxa"/>
+            <w:tcW w:w="850" w:type="dxa"/>
             <w:vAlign w:val="top"/>
           </w:tcPr>
           <w:p>
@@ -6983,7 +8740,7 @@
         </w:tc>
         <w:tc>
           <w:tcPr>
-            <w:tcW w:w="1500" w:type="dxa"/>
+            <w:tcW w:w="1400" w:type="dxa"/>
             <w:vAlign w:val="top"/>
           </w:tcPr>
           <w:p>
@@ -7009,7 +8766,33 @@
         </w:tc>
         <w:tc>
           <w:tcPr>
-            <w:tcW w:w="3500" w:type="dxa"/>
+            <w:tcW w:w="1800" w:type="dxa"/>
+            <w:vAlign w:val="top"/>
+          </w:tcPr>
+          <w:p>
+            <w:pPr>
+              <w:bidi/>
+              <w:jc w:val="right"/>
+              <w:spacing w:after="40" w:line="276" w:lineRule="auto"/>
+              <w:rPr>
+                <w:rtl/>
+              </w:rPr>
+            </w:pPr>
+            <w:r>
+              <w:rPr>
+                <w:rFonts w:ascii="Arial" w:hAnsi="Arial" w:cs="Arial"/>
+                <w:sz w:val="21"/>
+                <w:szCs w:val="21"/>
+                <w:rtl/>
+                <w:lang w:bidi="he-IL"/>
+              </w:rPr>
+              <w:t xml:space="preserve">ו׳ בחשוון</w:t>
+            </w:r>
+          </w:p>
+        </w:tc>
+        <w:tc>
+          <w:tcPr>
+            <w:tcW w:w="3150" w:type="dxa"/>
             <w:vAlign w:val="top"/>
           </w:tcPr>
           <w:p>
@@ -7035,7 +8818,7 @@
         </w:tc>
         <w:tc>
           <w:tcPr>
-            <w:tcW w:w="2400" w:type="dxa"/>
+            <w:tcW w:w="2100" w:type="dxa"/>
             <w:vAlign w:val="top"/>
           </w:tcPr>
           <w:p>
@@ -7053,7 +8836,7 @@
       <w:tr>
         <w:tc>
           <w:tcPr>
-            <w:tcW w:w="900" w:type="dxa"/>
+            <w:tcW w:w="850" w:type="dxa"/>
             <w:vAlign w:val="top"/>
           </w:tcPr>
           <w:p>
@@ -7079,7 +8862,7 @@
         </w:tc>
         <w:tc>
           <w:tcPr>
-            <w:tcW w:w="1500" w:type="dxa"/>
+            <w:tcW w:w="1400" w:type="dxa"/>
             <w:vAlign w:val="top"/>
           </w:tcPr>
           <w:p>
@@ -7105,7 +8888,33 @@
         </w:tc>
         <w:tc>
           <w:tcPr>
-            <w:tcW w:w="3500" w:type="dxa"/>
+            <w:tcW w:w="1800" w:type="dxa"/>
+            <w:vAlign w:val="top"/>
+          </w:tcPr>
+          <w:p>
+            <w:pPr>
+              <w:bidi/>
+              <w:jc w:val="right"/>
+              <w:spacing w:after="40" w:line="276" w:lineRule="auto"/>
+              <w:rPr>
+                <w:rtl/>
+              </w:rPr>
+            </w:pPr>
+            <w:r>
+              <w:rPr>
+                <w:rFonts w:ascii="Arial" w:hAnsi="Arial" w:cs="Arial"/>
+                <w:sz w:val="21"/>
+                <w:szCs w:val="21"/>
+                <w:rtl/>
+                <w:lang w:bidi="he-IL"/>
+              </w:rPr>
+              <w:t xml:space="preserve">י״ג בחשוון</w:t>
+            </w:r>
+          </w:p>
+        </w:tc>
+        <w:tc>
+          <w:tcPr>
+            <w:tcW w:w="3150" w:type="dxa"/>
             <w:vAlign w:val="top"/>
           </w:tcPr>
           <w:p>
@@ -7131,7 +8940,7 @@
         </w:tc>
         <w:tc>
           <w:tcPr>
-            <w:tcW w:w="2400" w:type="dxa"/>
+            <w:tcW w:w="2100" w:type="dxa"/>
             <w:vAlign w:val="top"/>
           </w:tcPr>
           <w:p>
@@ -7149,7 +8958,7 @@
       <w:tr>
         <w:tc>
           <w:tcPr>
-            <w:tcW w:w="900" w:type="dxa"/>
+            <w:tcW w:w="850" w:type="dxa"/>
             <w:vAlign w:val="top"/>
           </w:tcPr>
           <w:p>
@@ -7175,7 +8984,7 @@
         </w:tc>
         <w:tc>
           <w:tcPr>
-            <w:tcW w:w="1500" w:type="dxa"/>
+            <w:tcW w:w="1400" w:type="dxa"/>
             <w:vAlign w:val="top"/>
           </w:tcPr>
           <w:p>
@@ -7201,7 +9010,33 @@
         </w:tc>
         <w:tc>
           <w:tcPr>
-            <w:tcW w:w="3500" w:type="dxa"/>
+            <w:tcW w:w="1800" w:type="dxa"/>
+            <w:vAlign w:val="top"/>
+          </w:tcPr>
+          <w:p>
+            <w:pPr>
+              <w:bidi/>
+              <w:jc w:val="right"/>
+              <w:spacing w:after="40" w:line="276" w:lineRule="auto"/>
+              <w:rPr>
+                <w:rtl/>
+              </w:rPr>
+            </w:pPr>
+            <w:r>
+              <w:rPr>
+                <w:rFonts w:ascii="Arial" w:hAnsi="Arial" w:cs="Arial"/>
+                <w:sz w:val="21"/>
+                <w:szCs w:val="21"/>
+                <w:rtl/>
+                <w:lang w:bidi="he-IL"/>
+              </w:rPr>
+              <w:t xml:space="preserve">כ׳ בחשוון</w:t>
+            </w:r>
+          </w:p>
+        </w:tc>
+        <w:tc>
+          <w:tcPr>
+            <w:tcW w:w="3150" w:type="dxa"/>
             <w:vAlign w:val="top"/>
           </w:tcPr>
           <w:p>
@@ -7227,7 +9062,7 @@
         </w:tc>
         <w:tc>
           <w:tcPr>
-            <w:tcW w:w="2400" w:type="dxa"/>
+            <w:tcW w:w="2100" w:type="dxa"/>
             <w:vAlign w:val="top"/>
           </w:tcPr>
           <w:p>
@@ -7245,7 +9080,7 @@
       <w:tr>
         <w:tc>
           <w:tcPr>
-            <w:tcW w:w="900" w:type="dxa"/>
+            <w:tcW w:w="850" w:type="dxa"/>
             <w:vAlign w:val="top"/>
           </w:tcPr>
           <w:p>
@@ -7271,7 +9106,7 @@
         </w:tc>
         <w:tc>
           <w:tcPr>
-            <w:tcW w:w="1500" w:type="dxa"/>
+            <w:tcW w:w="1400" w:type="dxa"/>
             <w:vAlign w:val="top"/>
           </w:tcPr>
           <w:p>
@@ -7297,7 +9132,33 @@
         </w:tc>
         <w:tc>
           <w:tcPr>
-            <w:tcW w:w="3500" w:type="dxa"/>
+            <w:tcW w:w="1800" w:type="dxa"/>
+            <w:vAlign w:val="top"/>
+          </w:tcPr>
+          <w:p>
+            <w:pPr>
+              <w:bidi/>
+              <w:jc w:val="right"/>
+              <w:spacing w:after="40" w:line="276" w:lineRule="auto"/>
+              <w:rPr>
+                <w:rtl/>
+              </w:rPr>
+            </w:pPr>
+            <w:r>
+              <w:rPr>
+                <w:rFonts w:ascii="Arial" w:hAnsi="Arial" w:cs="Arial"/>
+                <w:sz w:val="21"/>
+                <w:szCs w:val="21"/>
+                <w:rtl/>
+                <w:lang w:bidi="he-IL"/>
+              </w:rPr>
+              <w:t xml:space="preserve">כ״ז בחשוון</w:t>
+            </w:r>
+          </w:p>
+        </w:tc>
+        <w:tc>
+          <w:tcPr>
+            <w:tcW w:w="3150" w:type="dxa"/>
             <w:vAlign w:val="top"/>
           </w:tcPr>
           <w:p>
@@ -7323,7 +9184,7 @@
         </w:tc>
         <w:tc>
           <w:tcPr>
-            <w:tcW w:w="2400" w:type="dxa"/>
+            <w:tcW w:w="2100" w:type="dxa"/>
             <w:vAlign w:val="top"/>
           </w:tcPr>
           <w:p>
@@ -7341,7 +9202,7 @@
       <w:tr>
         <w:tc>
           <w:tcPr>
-            <w:tcW w:w="900" w:type="dxa"/>
+            <w:tcW w:w="850" w:type="dxa"/>
             <w:vAlign w:val="top"/>
           </w:tcPr>
           <w:p>
@@ -7367,7 +9228,7 @@
         </w:tc>
         <w:tc>
           <w:tcPr>
-            <w:tcW w:w="1500" w:type="dxa"/>
+            <w:tcW w:w="1400" w:type="dxa"/>
             <w:vAlign w:val="top"/>
           </w:tcPr>
           <w:p>
@@ -7393,7 +9254,33 @@
         </w:tc>
         <w:tc>
           <w:tcPr>
-            <w:tcW w:w="3500" w:type="dxa"/>
+            <w:tcW w:w="1800" w:type="dxa"/>
+            <w:vAlign w:val="top"/>
+          </w:tcPr>
+          <w:p>
+            <w:pPr>
+              <w:bidi/>
+              <w:jc w:val="right"/>
+              <w:spacing w:after="40" w:line="276" w:lineRule="auto"/>
+              <w:rPr>
+                <w:rtl/>
+              </w:rPr>
+            </w:pPr>
+            <w:r>
+              <w:rPr>
+                <w:rFonts w:ascii="Arial" w:hAnsi="Arial" w:cs="Arial"/>
+                <w:sz w:val="21"/>
+                <w:szCs w:val="21"/>
+                <w:rtl/>
+                <w:lang w:bidi="he-IL"/>
+              </w:rPr>
+              <w:t xml:space="preserve">ד׳ בכסלו</w:t>
+            </w:r>
+          </w:p>
+        </w:tc>
+        <w:tc>
+          <w:tcPr>
+            <w:tcW w:w="3150" w:type="dxa"/>
             <w:vAlign w:val="top"/>
           </w:tcPr>
           <w:p>
@@ -7419,7 +9306,7 @@
         </w:tc>
         <w:tc>
           <w:tcPr>
-            <w:tcW w:w="2400" w:type="dxa"/>
+            <w:tcW w:w="2100" w:type="dxa"/>
             <w:vAlign w:val="top"/>
           </w:tcPr>
           <w:p>
@@ -7437,7 +9324,7 @@
       <w:tr>
         <w:tc>
           <w:tcPr>
-            <w:tcW w:w="900" w:type="dxa"/>
+            <w:tcW w:w="850" w:type="dxa"/>
             <w:vAlign w:val="top"/>
           </w:tcPr>
           <w:p>
@@ -7463,7 +9350,7 @@
         </w:tc>
         <w:tc>
           <w:tcPr>
-            <w:tcW w:w="1500" w:type="dxa"/>
+            <w:tcW w:w="1400" w:type="dxa"/>
             <w:vAlign w:val="top"/>
           </w:tcPr>
           <w:p>
@@ -7489,7 +9376,33 @@
         </w:tc>
         <w:tc>
           <w:tcPr>
-            <w:tcW w:w="3500" w:type="dxa"/>
+            <w:tcW w:w="1800" w:type="dxa"/>
+            <w:vAlign w:val="top"/>
+          </w:tcPr>
+          <w:p>
+            <w:pPr>
+              <w:bidi/>
+              <w:jc w:val="right"/>
+              <w:spacing w:after="40" w:line="276" w:lineRule="auto"/>
+              <w:rPr>
+                <w:rtl/>
+              </w:rPr>
+            </w:pPr>
+            <w:r>
+              <w:rPr>
+                <w:rFonts w:ascii="Arial" w:hAnsi="Arial" w:cs="Arial"/>
+                <w:sz w:val="21"/>
+                <w:szCs w:val="21"/>
+                <w:rtl/>
+                <w:lang w:bidi="he-IL"/>
+              </w:rPr>
+              <w:t xml:space="preserve">י״א בכסלו</w:t>
+            </w:r>
+          </w:p>
+        </w:tc>
+        <w:tc>
+          <w:tcPr>
+            <w:tcW w:w="3150" w:type="dxa"/>
             <w:vAlign w:val="top"/>
           </w:tcPr>
           <w:p>
@@ -7515,7 +9428,7 @@
         </w:tc>
         <w:tc>
           <w:tcPr>
-            <w:tcW w:w="2400" w:type="dxa"/>
+            <w:tcW w:w="2100" w:type="dxa"/>
             <w:vAlign w:val="top"/>
           </w:tcPr>
           <w:p>
@@ -7533,7 +9446,7 @@
       <w:tr>
         <w:tc>
           <w:tcPr>
-            <w:tcW w:w="900" w:type="dxa"/>
+            <w:tcW w:w="850" w:type="dxa"/>
             <w:vAlign w:val="top"/>
           </w:tcPr>
           <w:p>
@@ -7559,7 +9472,7 @@
         </w:tc>
         <w:tc>
           <w:tcPr>
-            <w:tcW w:w="1500" w:type="dxa"/>
+            <w:tcW w:w="1400" w:type="dxa"/>
             <w:vAlign w:val="top"/>
           </w:tcPr>
           <w:p>
@@ -7585,7 +9498,33 @@
         </w:tc>
         <w:tc>
           <w:tcPr>
-            <w:tcW w:w="3500" w:type="dxa"/>
+            <w:tcW w:w="1800" w:type="dxa"/>
+            <w:vAlign w:val="top"/>
+          </w:tcPr>
+          <w:p>
+            <w:pPr>
+              <w:bidi/>
+              <w:jc w:val="right"/>
+              <w:spacing w:after="40" w:line="276" w:lineRule="auto"/>
+              <w:rPr>
+                <w:rtl/>
+              </w:rPr>
+            </w:pPr>
+            <w:r>
+              <w:rPr>
+                <w:rFonts w:ascii="Arial" w:hAnsi="Arial" w:cs="Arial"/>
+                <w:sz w:val="21"/>
+                <w:szCs w:val="21"/>
+                <w:rtl/>
+                <w:lang w:bidi="he-IL"/>
+              </w:rPr>
+              <w:t xml:space="preserve">י״ח בכסלו</w:t>
+            </w:r>
+          </w:p>
+        </w:tc>
+        <w:tc>
+          <w:tcPr>
+            <w:tcW w:w="3150" w:type="dxa"/>
             <w:vAlign w:val="top"/>
           </w:tcPr>
           <w:p>
@@ -7611,7 +9550,7 @@
         </w:tc>
         <w:tc>
           <w:tcPr>
-            <w:tcW w:w="2400" w:type="dxa"/>
+            <w:tcW w:w="2100" w:type="dxa"/>
             <w:vAlign w:val="top"/>
           </w:tcPr>
           <w:p>
@@ -7629,7 +9568,7 @@
       <w:tr>
         <w:tc>
           <w:tcPr>
-            <w:tcW w:w="900" w:type="dxa"/>
+            <w:tcW w:w="850" w:type="dxa"/>
             <w:vAlign w:val="top"/>
           </w:tcPr>
           <w:p>
@@ -7655,7 +9594,7 @@
         </w:tc>
         <w:tc>
           <w:tcPr>
-            <w:tcW w:w="1500" w:type="dxa"/>
+            <w:tcW w:w="1400" w:type="dxa"/>
             <w:vAlign w:val="top"/>
           </w:tcPr>
           <w:p>
@@ -7681,7 +9620,33 @@
         </w:tc>
         <w:tc>
           <w:tcPr>
-            <w:tcW w:w="3500" w:type="dxa"/>
+            <w:tcW w:w="1800" w:type="dxa"/>
+            <w:vAlign w:val="top"/>
+          </w:tcPr>
+          <w:p>
+            <w:pPr>
+              <w:bidi/>
+              <w:jc w:val="right"/>
+              <w:spacing w:after="40" w:line="276" w:lineRule="auto"/>
+              <w:rPr>
+                <w:rtl/>
+              </w:rPr>
+            </w:pPr>
+            <w:r>
+              <w:rPr>
+                <w:rFonts w:ascii="Arial" w:hAnsi="Arial" w:cs="Arial"/>
+                <w:sz w:val="21"/>
+                <w:szCs w:val="21"/>
+                <w:rtl/>
+                <w:lang w:bidi="he-IL"/>
+              </w:rPr>
+              <w:t xml:space="preserve">כ״ה בכסלו</w:t>
+            </w:r>
+          </w:p>
+        </w:tc>
+        <w:tc>
+          <w:tcPr>
+            <w:tcW w:w="3150" w:type="dxa"/>
             <w:vAlign w:val="top"/>
           </w:tcPr>
           <w:p>
@@ -7707,7 +9672,7 @@
         </w:tc>
         <w:tc>
           <w:tcPr>
-            <w:tcW w:w="2400" w:type="dxa"/>
+            <w:tcW w:w="2100" w:type="dxa"/>
             <w:vAlign w:val="top"/>
           </w:tcPr>
           <w:p>
@@ -7735,7 +9700,7 @@
       <w:tr>
         <w:tc>
           <w:tcPr>
-            <w:tcW w:w="900" w:type="dxa"/>
+            <w:tcW w:w="850" w:type="dxa"/>
             <w:vAlign w:val="top"/>
           </w:tcPr>
           <w:p>
@@ -7761,7 +9726,7 @@
         </w:tc>
         <w:tc>
           <w:tcPr>
-            <w:tcW w:w="1500" w:type="dxa"/>
+            <w:tcW w:w="1400" w:type="dxa"/>
             <w:vAlign w:val="top"/>
           </w:tcPr>
           <w:p>
@@ -7787,7 +9752,33 @@
         </w:tc>
         <w:tc>
           <w:tcPr>
-            <w:tcW w:w="3500" w:type="dxa"/>
+            <w:tcW w:w="1800" w:type="dxa"/>
+            <w:vAlign w:val="top"/>
+          </w:tcPr>
+          <w:p>
+            <w:pPr>
+              <w:bidi/>
+              <w:jc w:val="right"/>
+              <w:spacing w:after="40" w:line="276" w:lineRule="auto"/>
+              <w:rPr>
+                <w:rtl/>
+              </w:rPr>
+            </w:pPr>
+            <w:r>
+              <w:rPr>
+                <w:rFonts w:ascii="Arial" w:hAnsi="Arial" w:cs="Arial"/>
+                <w:sz w:val="21"/>
+                <w:szCs w:val="21"/>
+                <w:rtl/>
+                <w:lang w:bidi="he-IL"/>
+              </w:rPr>
+              <w:t xml:space="preserve">ב׳ בטבת</w:t>
+            </w:r>
+          </w:p>
+        </w:tc>
+        <w:tc>
+          <w:tcPr>
+            <w:tcW w:w="3150" w:type="dxa"/>
             <w:vAlign w:val="top"/>
           </w:tcPr>
           <w:p>
@@ -7813,7 +9804,7 @@
         </w:tc>
         <w:tc>
           <w:tcPr>
-            <w:tcW w:w="2400" w:type="dxa"/>
+            <w:tcW w:w="2100" w:type="dxa"/>
             <w:vAlign w:val="top"/>
           </w:tcPr>
           <w:p>
@@ -7841,7 +9832,7 @@
       <w:tr>
         <w:tc>
           <w:tcPr>
-            <w:tcW w:w="900" w:type="dxa"/>
+            <w:tcW w:w="850" w:type="dxa"/>
             <w:vAlign w:val="top"/>
           </w:tcPr>
           <w:p>
@@ -7867,7 +9858,7 @@
         </w:tc>
         <w:tc>
           <w:tcPr>
-            <w:tcW w:w="1500" w:type="dxa"/>
+            <w:tcW w:w="1400" w:type="dxa"/>
             <w:vAlign w:val="top"/>
           </w:tcPr>
           <w:p>
@@ -7893,7 +9884,33 @@
         </w:tc>
         <w:tc>
           <w:tcPr>
-            <w:tcW w:w="3500" w:type="dxa"/>
+            <w:tcW w:w="1800" w:type="dxa"/>
+            <w:vAlign w:val="top"/>
+          </w:tcPr>
+          <w:p>
+            <w:pPr>
+              <w:bidi/>
+              <w:jc w:val="right"/>
+              <w:spacing w:after="40" w:line="276" w:lineRule="auto"/>
+              <w:rPr>
+                <w:rtl/>
+              </w:rPr>
+            </w:pPr>
+            <w:r>
+              <w:rPr>
+                <w:rFonts w:ascii="Arial" w:hAnsi="Arial" w:cs="Arial"/>
+                <w:sz w:val="21"/>
+                <w:szCs w:val="21"/>
+                <w:rtl/>
+                <w:lang w:bidi="he-IL"/>
+              </w:rPr>
+              <w:t xml:space="preserve">ט׳ בטבת</w:t>
+            </w:r>
+          </w:p>
+        </w:tc>
+        <w:tc>
+          <w:tcPr>
+            <w:tcW w:w="3150" w:type="dxa"/>
             <w:vAlign w:val="top"/>
           </w:tcPr>
           <w:p>
@@ -7919,7 +9936,7 @@
         </w:tc>
         <w:tc>
           <w:tcPr>
-            <w:tcW w:w="2400" w:type="dxa"/>
+            <w:tcW w:w="2100" w:type="dxa"/>
             <w:vAlign w:val="top"/>
           </w:tcPr>
           <w:p>
@@ -7937,7 +9954,7 @@
       <w:tr>
         <w:tc>
           <w:tcPr>
-            <w:tcW w:w="900" w:type="dxa"/>
+            <w:tcW w:w="850" w:type="dxa"/>
             <w:vAlign w:val="top"/>
           </w:tcPr>
           <w:p>
@@ -7963,7 +9980,7 @@
         </w:tc>
         <w:tc>
           <w:tcPr>
-            <w:tcW w:w="1500" w:type="dxa"/>
+            <w:tcW w:w="1400" w:type="dxa"/>
             <w:vAlign w:val="top"/>
           </w:tcPr>
           <w:p>
@@ -7989,7 +10006,33 @@
         </w:tc>
         <w:tc>
           <w:tcPr>
-            <w:tcW w:w="3500" w:type="dxa"/>
+            <w:tcW w:w="1800" w:type="dxa"/>
+            <w:vAlign w:val="top"/>
+          </w:tcPr>
+          <w:p>
+            <w:pPr>
+              <w:bidi/>
+              <w:jc w:val="right"/>
+              <w:spacing w:after="40" w:line="276" w:lineRule="auto"/>
+              <w:rPr>
+                <w:rtl/>
+              </w:rPr>
+            </w:pPr>
+            <w:r>
+              <w:rPr>
+                <w:rFonts w:ascii="Arial" w:hAnsi="Arial" w:cs="Arial"/>
+                <w:sz w:val="21"/>
+                <w:szCs w:val="21"/>
+                <w:rtl/>
+                <w:lang w:bidi="he-IL"/>
+              </w:rPr>
+              <w:t xml:space="preserve">ט״ז בטבת</w:t>
+            </w:r>
+          </w:p>
+        </w:tc>
+        <w:tc>
+          <w:tcPr>
+            <w:tcW w:w="3150" w:type="dxa"/>
             <w:vAlign w:val="top"/>
           </w:tcPr>
           <w:p>
@@ -8015,7 +10058,7 @@
         </w:tc>
         <w:tc>
           <w:tcPr>
-            <w:tcW w:w="2400" w:type="dxa"/>
+            <w:tcW w:w="2100" w:type="dxa"/>
             <w:vAlign w:val="top"/>
           </w:tcPr>
           <w:p>
@@ -8033,7 +10076,7 @@
       <w:tr>
         <w:tc>
           <w:tcPr>
-            <w:tcW w:w="900" w:type="dxa"/>
+            <w:tcW w:w="850" w:type="dxa"/>
             <w:vAlign w:val="top"/>
           </w:tcPr>
           <w:p>
@@ -8059,7 +10102,7 @@
         </w:tc>
         <w:tc>
           <w:tcPr>
-            <w:tcW w:w="1500" w:type="dxa"/>
+            <w:tcW w:w="1400" w:type="dxa"/>
             <w:vAlign w:val="top"/>
           </w:tcPr>
           <w:p>
@@ -8085,7 +10128,33 @@
         </w:tc>
         <w:tc>
           <w:tcPr>
-            <w:tcW w:w="3500" w:type="dxa"/>
+            <w:tcW w:w="1800" w:type="dxa"/>
+            <w:vAlign w:val="top"/>
+          </w:tcPr>
+          <w:p>
+            <w:pPr>
+              <w:bidi/>
+              <w:jc w:val="right"/>
+              <w:spacing w:after="40" w:line="276" w:lineRule="auto"/>
+              <w:rPr>
+                <w:rtl/>
+              </w:rPr>
+            </w:pPr>
+            <w:r>
+              <w:rPr>
+                <w:rFonts w:ascii="Arial" w:hAnsi="Arial" w:cs="Arial"/>
+                <w:sz w:val="21"/>
+                <w:szCs w:val="21"/>
+                <w:rtl/>
+                <w:lang w:bidi="he-IL"/>
+              </w:rPr>
+              <w:t xml:space="preserve">כ״ג בטבת</w:t>
+            </w:r>
+          </w:p>
+        </w:tc>
+        <w:tc>
+          <w:tcPr>
+            <w:tcW w:w="3150" w:type="dxa"/>
             <w:vAlign w:val="top"/>
           </w:tcPr>
           <w:p>
@@ -8111,7 +10180,7 @@
         </w:tc>
         <w:tc>
           <w:tcPr>
-            <w:tcW w:w="2400" w:type="dxa"/>
+            <w:tcW w:w="2100" w:type="dxa"/>
             <w:vAlign w:val="top"/>
           </w:tcPr>
           <w:p>
@@ -8129,7 +10198,7 @@
       <w:tr>
         <w:tc>
           <w:tcPr>
-            <w:tcW w:w="900" w:type="dxa"/>
+            <w:tcW w:w="850" w:type="dxa"/>
             <w:vAlign w:val="top"/>
           </w:tcPr>
           <w:p>
@@ -8155,7 +10224,7 @@
         </w:tc>
         <w:tc>
           <w:tcPr>
-            <w:tcW w:w="1500" w:type="dxa"/>
+            <w:tcW w:w="1400" w:type="dxa"/>
             <w:vAlign w:val="top"/>
           </w:tcPr>
           <w:p>
@@ -8181,7 +10250,33 @@
         </w:tc>
         <w:tc>
           <w:tcPr>
-            <w:tcW w:w="3500" w:type="dxa"/>
+            <w:tcW w:w="1800" w:type="dxa"/>
+            <w:vAlign w:val="top"/>
+          </w:tcPr>
+          <w:p>
+            <w:pPr>
+              <w:bidi/>
+              <w:jc w:val="right"/>
+              <w:spacing w:after="40" w:line="276" w:lineRule="auto"/>
+              <w:rPr>
+                <w:rtl/>
+              </w:rPr>
+            </w:pPr>
+            <w:r>
+              <w:rPr>
+                <w:rFonts w:ascii="Arial" w:hAnsi="Arial" w:cs="Arial"/>
+                <w:sz w:val="21"/>
+                <w:szCs w:val="21"/>
+                <w:rtl/>
+                <w:lang w:bidi="he-IL"/>
+              </w:rPr>
+              <w:t xml:space="preserve">א׳ בשבט</w:t>
+            </w:r>
+          </w:p>
+        </w:tc>
+        <w:tc>
+          <w:tcPr>
+            <w:tcW w:w="3150" w:type="dxa"/>
             <w:vAlign w:val="top"/>
           </w:tcPr>
           <w:p>
@@ -8207,7 +10302,7 @@
         </w:tc>
         <w:tc>
           <w:tcPr>
-            <w:tcW w:w="2400" w:type="dxa"/>
+            <w:tcW w:w="2100" w:type="dxa"/>
             <w:vAlign w:val="top"/>
           </w:tcPr>
           <w:p>
@@ -8225,7 +10320,7 @@
       <w:tr>
         <w:tc>
           <w:tcPr>
-            <w:tcW w:w="900" w:type="dxa"/>
+            <w:tcW w:w="850" w:type="dxa"/>
             <w:vAlign w:val="top"/>
           </w:tcPr>
           <w:p>
@@ -8251,7 +10346,7 @@
         </w:tc>
         <w:tc>
           <w:tcPr>
-            <w:tcW w:w="1500" w:type="dxa"/>
+            <w:tcW w:w="1400" w:type="dxa"/>
             <w:vAlign w:val="top"/>
           </w:tcPr>
           <w:p>
@@ -8277,7 +10372,33 @@
         </w:tc>
         <w:tc>
           <w:tcPr>
-            <w:tcW w:w="3500" w:type="dxa"/>
+            <w:tcW w:w="1800" w:type="dxa"/>
+            <w:vAlign w:val="top"/>
+          </w:tcPr>
+          <w:p>
+            <w:pPr>
+              <w:bidi/>
+              <w:jc w:val="right"/>
+              <w:spacing w:after="40" w:line="276" w:lineRule="auto"/>
+              <w:rPr>
+                <w:rtl/>
+              </w:rPr>
+            </w:pPr>
+            <w:r>
+              <w:rPr>
+                <w:rFonts w:ascii="Arial" w:hAnsi="Arial" w:cs="Arial"/>
+                <w:sz w:val="21"/>
+                <w:szCs w:val="21"/>
+                <w:rtl/>
+                <w:lang w:bidi="he-IL"/>
+              </w:rPr>
+              <w:t xml:space="preserve">ח׳ בשבט</w:t>
+            </w:r>
+          </w:p>
+        </w:tc>
+        <w:tc>
+          <w:tcPr>
+            <w:tcW w:w="3150" w:type="dxa"/>
             <w:vAlign w:val="top"/>
           </w:tcPr>
           <w:p>
@@ -8303,7 +10424,7 @@
         </w:tc>
         <w:tc>
           <w:tcPr>
-            <w:tcW w:w="2400" w:type="dxa"/>
+            <w:tcW w:w="2100" w:type="dxa"/>
             <w:vAlign w:val="top"/>
           </w:tcPr>
           <w:p>
@@ -8321,7 +10442,7 @@
       <w:tr>
         <w:tc>
           <w:tcPr>
-            <w:tcW w:w="900" w:type="dxa"/>
+            <w:tcW w:w="850" w:type="dxa"/>
             <w:vAlign w:val="top"/>
           </w:tcPr>
           <w:p>
@@ -8347,7 +10468,7 @@
         </w:tc>
         <w:tc>
           <w:tcPr>
-            <w:tcW w:w="1500" w:type="dxa"/>
+            <w:tcW w:w="1400" w:type="dxa"/>
             <w:vAlign w:val="top"/>
           </w:tcPr>
           <w:p>
@@ -8373,7 +10494,33 @@
         </w:tc>
         <w:tc>
           <w:tcPr>
-            <w:tcW w:w="3500" w:type="dxa"/>
+            <w:tcW w:w="1800" w:type="dxa"/>
+            <w:vAlign w:val="top"/>
+          </w:tcPr>
+          <w:p>
+            <w:pPr>
+              <w:bidi/>
+              <w:jc w:val="right"/>
+              <w:spacing w:after="40" w:line="276" w:lineRule="auto"/>
+              <w:rPr>
+                <w:rtl/>
+              </w:rPr>
+            </w:pPr>
+            <w:r>
+              <w:rPr>
+                <w:rFonts w:ascii="Arial" w:hAnsi="Arial" w:cs="Arial"/>
+                <w:sz w:val="21"/>
+                <w:szCs w:val="21"/>
+                <w:rtl/>
+                <w:lang w:bidi="he-IL"/>
+              </w:rPr>
+              <w:t xml:space="preserve">ט״ו בשבט</w:t>
+            </w:r>
+          </w:p>
+        </w:tc>
+        <w:tc>
+          <w:tcPr>
+            <w:tcW w:w="3150" w:type="dxa"/>
             <w:vAlign w:val="top"/>
           </w:tcPr>
           <w:p>
@@ -8399,7 +10546,7 @@
         </w:tc>
         <w:tc>
           <w:tcPr>
-            <w:tcW w:w="2400" w:type="dxa"/>
+            <w:tcW w:w="2100" w:type="dxa"/>
             <w:vAlign w:val="top"/>
           </w:tcPr>
           <w:p>
@@ -8427,7 +10574,7 @@
       <w:tr>
         <w:tc>
           <w:tcPr>
-            <w:tcW w:w="900" w:type="dxa"/>
+            <w:tcW w:w="850" w:type="dxa"/>
             <w:vAlign w:val="top"/>
           </w:tcPr>
           <w:p>
@@ -8453,7 +10600,7 @@
         </w:tc>
         <w:tc>
           <w:tcPr>
-            <w:tcW w:w="1500" w:type="dxa"/>
+            <w:tcW w:w="1400" w:type="dxa"/>
             <w:vAlign w:val="top"/>
           </w:tcPr>
           <w:p>
@@ -8479,7 +10626,33 @@
         </w:tc>
         <w:tc>
           <w:tcPr>
-            <w:tcW w:w="3500" w:type="dxa"/>
+            <w:tcW w:w="1800" w:type="dxa"/>
+            <w:vAlign w:val="top"/>
+          </w:tcPr>
+          <w:p>
+            <w:pPr>
+              <w:bidi/>
+              <w:jc w:val="right"/>
+              <w:spacing w:after="40" w:line="276" w:lineRule="auto"/>
+              <w:rPr>
+                <w:rtl/>
+              </w:rPr>
+            </w:pPr>
+            <w:r>
+              <w:rPr>
+                <w:rFonts w:ascii="Arial" w:hAnsi="Arial" w:cs="Arial"/>
+                <w:sz w:val="21"/>
+                <w:szCs w:val="21"/>
+                <w:rtl/>
+                <w:lang w:bidi="he-IL"/>
+              </w:rPr>
+              <w:t xml:space="preserve">כ״ב בשבט</w:t>
+            </w:r>
+          </w:p>
+        </w:tc>
+        <w:tc>
+          <w:tcPr>
+            <w:tcW w:w="3150" w:type="dxa"/>
             <w:vAlign w:val="top"/>
           </w:tcPr>
           <w:p>
@@ -8505,7 +10678,7 @@
         </w:tc>
         <w:tc>
           <w:tcPr>
-            <w:tcW w:w="2400" w:type="dxa"/>
+            <w:tcW w:w="2100" w:type="dxa"/>
             <w:vAlign w:val="top"/>
           </w:tcPr>
           <w:p>
@@ -8523,7 +10696,7 @@
       <w:tr>
         <w:tc>
           <w:tcPr>
-            <w:tcW w:w="900" w:type="dxa"/>
+            <w:tcW w:w="850" w:type="dxa"/>
             <w:vAlign w:val="top"/>
           </w:tcPr>
           <w:p>
@@ -8549,7 +10722,7 @@
         </w:tc>
         <w:tc>
           <w:tcPr>
-            <w:tcW w:w="1500" w:type="dxa"/>
+            <w:tcW w:w="1400" w:type="dxa"/>
             <w:vAlign w:val="top"/>
           </w:tcPr>
           <w:p>
@@ -8575,7 +10748,33 @@
         </w:tc>
         <w:tc>
           <w:tcPr>
-            <w:tcW w:w="3500" w:type="dxa"/>
+            <w:tcW w:w="1800" w:type="dxa"/>
+            <w:vAlign w:val="top"/>
+          </w:tcPr>
+          <w:p>
+            <w:pPr>
+              <w:bidi/>
+              <w:jc w:val="right"/>
+              <w:spacing w:after="40" w:line="276" w:lineRule="auto"/>
+              <w:rPr>
+                <w:rtl/>
+              </w:rPr>
+            </w:pPr>
+            <w:r>
+              <w:rPr>
+                <w:rFonts w:ascii="Arial" w:hAnsi="Arial" w:cs="Arial"/>
+                <w:sz w:val="21"/>
+                <w:szCs w:val="21"/>
+                <w:rtl/>
+                <w:lang w:bidi="he-IL"/>
+              </w:rPr>
+              <w:t xml:space="preserve">כ״ט בשבט</w:t>
+            </w:r>
+          </w:p>
+        </w:tc>
+        <w:tc>
+          <w:tcPr>
+            <w:tcW w:w="3150" w:type="dxa"/>
             <w:vAlign w:val="top"/>
           </w:tcPr>
           <w:p>
@@ -8601,7 +10800,7 @@
         </w:tc>
         <w:tc>
           <w:tcPr>
-            <w:tcW w:w="2400" w:type="dxa"/>
+            <w:tcW w:w="2100" w:type="dxa"/>
             <w:vAlign w:val="top"/>
           </w:tcPr>
           <w:p>
@@ -8629,7 +10828,7 @@
       <w:tr>
         <w:tc>
           <w:tcPr>
-            <w:tcW w:w="900" w:type="dxa"/>
+            <w:tcW w:w="850" w:type="dxa"/>
             <w:vAlign w:val="top"/>
           </w:tcPr>
           <w:p>
@@ -8655,7 +10854,7 @@
         </w:tc>
         <w:tc>
           <w:tcPr>
-            <w:tcW w:w="1500" w:type="dxa"/>
+            <w:tcW w:w="1400" w:type="dxa"/>
             <w:vAlign w:val="top"/>
           </w:tcPr>
           <w:p>
@@ -8681,7 +10880,33 @@
         </w:tc>
         <w:tc>
           <w:tcPr>
-            <w:tcW w:w="3500" w:type="dxa"/>
+            <w:tcW w:w="1800" w:type="dxa"/>
+            <w:vAlign w:val="top"/>
+          </w:tcPr>
+          <w:p>
+            <w:pPr>
+              <w:bidi/>
+              <w:jc w:val="right"/>
+              <w:spacing w:after="40" w:line="276" w:lineRule="auto"/>
+              <w:rPr>
+                <w:rtl/>
+              </w:rPr>
+            </w:pPr>
+            <w:r>
+              <w:rPr>
+                <w:rFonts w:ascii="Arial" w:hAnsi="Arial" w:cs="Arial"/>
+                <w:sz w:val="21"/>
+                <w:szCs w:val="21"/>
+                <w:rtl/>
+                <w:lang w:bidi="he-IL"/>
+              </w:rPr>
+              <w:t xml:space="preserve">ו׳ באדר</w:t>
+            </w:r>
+          </w:p>
+        </w:tc>
+        <w:tc>
+          <w:tcPr>
+            <w:tcW w:w="3150" w:type="dxa"/>
             <w:vAlign w:val="top"/>
           </w:tcPr>
           <w:p>
@@ -8707,7 +10932,7 @@
         </w:tc>
         <w:tc>
           <w:tcPr>
-            <w:tcW w:w="2400" w:type="dxa"/>
+            <w:tcW w:w="2100" w:type="dxa"/>
             <w:vAlign w:val="top"/>
           </w:tcPr>
           <w:p>
@@ -8725,7 +10950,7 @@
       <w:tr>
         <w:tc>
           <w:tcPr>
-            <w:tcW w:w="900" w:type="dxa"/>
+            <w:tcW w:w="850" w:type="dxa"/>
             <w:vAlign w:val="top"/>
           </w:tcPr>
           <w:p>
@@ -8751,7 +10976,7 @@
         </w:tc>
         <w:tc>
           <w:tcPr>
-            <w:tcW w:w="1500" w:type="dxa"/>
+            <w:tcW w:w="1400" w:type="dxa"/>
             <w:vAlign w:val="top"/>
           </w:tcPr>
           <w:p>
@@ -8777,7 +11002,33 @@
         </w:tc>
         <w:tc>
           <w:tcPr>
-            <w:tcW w:w="3500" w:type="dxa"/>
+            <w:tcW w:w="1800" w:type="dxa"/>
+            <w:vAlign w:val="top"/>
+          </w:tcPr>
+          <w:p>
+            <w:pPr>
+              <w:bidi/>
+              <w:jc w:val="right"/>
+              <w:spacing w:after="40" w:line="276" w:lineRule="auto"/>
+              <w:rPr>
+                <w:rtl/>
+              </w:rPr>
+            </w:pPr>
+            <w:r>
+              <w:rPr>
+                <w:rFonts w:ascii="Arial" w:hAnsi="Arial" w:cs="Arial"/>
+                <w:sz w:val="21"/>
+                <w:szCs w:val="21"/>
+                <w:rtl/>
+                <w:lang w:bidi="he-IL"/>
+              </w:rPr>
+              <w:t xml:space="preserve">י״ג באדר</w:t>
+            </w:r>
+          </w:p>
+        </w:tc>
+        <w:tc>
+          <w:tcPr>
+            <w:tcW w:w="3150" w:type="dxa"/>
             <w:vAlign w:val="top"/>
           </w:tcPr>
           <w:p>
@@ -8803,7 +11054,7 @@
         </w:tc>
         <w:tc>
           <w:tcPr>
-            <w:tcW w:w="2400" w:type="dxa"/>
+            <w:tcW w:w="2100" w:type="dxa"/>
             <w:vAlign w:val="top"/>
           </w:tcPr>
           <w:p>
@@ -8831,7 +11082,7 @@
       <w:tr>
         <w:tc>
           <w:tcPr>
-            <w:tcW w:w="900" w:type="dxa"/>
+            <w:tcW w:w="850" w:type="dxa"/>
             <w:vAlign w:val="top"/>
           </w:tcPr>
           <w:p>
@@ -8857,7 +11108,7 @@
         </w:tc>
         <w:tc>
           <w:tcPr>
-            <w:tcW w:w="1500" w:type="dxa"/>
+            <w:tcW w:w="1400" w:type="dxa"/>
             <w:vAlign w:val="top"/>
           </w:tcPr>
           <w:p>
@@ -8883,7 +11134,33 @@
         </w:tc>
         <w:tc>
           <w:tcPr>
-            <w:tcW w:w="3500" w:type="dxa"/>
+            <w:tcW w:w="1800" w:type="dxa"/>
+            <w:vAlign w:val="top"/>
+          </w:tcPr>
+          <w:p>
+            <w:pPr>
+              <w:bidi/>
+              <w:jc w:val="right"/>
+              <w:spacing w:after="40" w:line="276" w:lineRule="auto"/>
+              <w:rPr>
+                <w:rtl/>
+              </w:rPr>
+            </w:pPr>
+            <w:r>
+              <w:rPr>
+                <w:rFonts w:ascii="Arial" w:hAnsi="Arial" w:cs="Arial"/>
+                <w:sz w:val="21"/>
+                <w:szCs w:val="21"/>
+                <w:rtl/>
+                <w:lang w:bidi="he-IL"/>
+              </w:rPr>
+              <w:t xml:space="preserve">כ׳ באדר</w:t>
+            </w:r>
+          </w:p>
+        </w:tc>
+        <w:tc>
+          <w:tcPr>
+            <w:tcW w:w="3150" w:type="dxa"/>
             <w:vAlign w:val="top"/>
           </w:tcPr>
           <w:p>
@@ -8909,7 +11186,7 @@
         </w:tc>
         <w:tc>
           <w:tcPr>
-            <w:tcW w:w="2400" w:type="dxa"/>
+            <w:tcW w:w="2100" w:type="dxa"/>
             <w:vAlign w:val="top"/>
           </w:tcPr>
           <w:p>
@@ -8937,7 +11214,7 @@
       <w:tr>
         <w:tc>
           <w:tcPr>
-            <w:tcW w:w="900" w:type="dxa"/>
+            <w:tcW w:w="850" w:type="dxa"/>
             <w:vAlign w:val="top"/>
           </w:tcPr>
           <w:p>
@@ -8963,7 +11240,7 @@
         </w:tc>
         <w:tc>
           <w:tcPr>
-            <w:tcW w:w="1500" w:type="dxa"/>
+            <w:tcW w:w="1400" w:type="dxa"/>
             <w:vAlign w:val="top"/>
           </w:tcPr>
           <w:p>
@@ -8989,7 +11266,33 @@
         </w:tc>
         <w:tc>
           <w:tcPr>
-            <w:tcW w:w="3500" w:type="dxa"/>
+            <w:tcW w:w="1800" w:type="dxa"/>
+            <w:vAlign w:val="top"/>
+          </w:tcPr>
+          <w:p>
+            <w:pPr>
+              <w:bidi/>
+              <w:jc w:val="right"/>
+              <w:spacing w:after="40" w:line="276" w:lineRule="auto"/>
+              <w:rPr>
+                <w:rtl/>
+              </w:rPr>
+            </w:pPr>
+            <w:r>
+              <w:rPr>
+                <w:rFonts w:ascii="Arial" w:hAnsi="Arial" w:cs="Arial"/>
+                <w:sz w:val="21"/>
+                <w:szCs w:val="21"/>
+                <w:rtl/>
+                <w:lang w:bidi="he-IL"/>
+              </w:rPr>
+              <w:t xml:space="preserve">כ״ז באדר</w:t>
+            </w:r>
+          </w:p>
+        </w:tc>
+        <w:tc>
+          <w:tcPr>
+            <w:tcW w:w="3150" w:type="dxa"/>
             <w:vAlign w:val="top"/>
           </w:tcPr>
           <w:p>
@@ -9015,7 +11318,7 @@
         </w:tc>
         <w:tc>
           <w:tcPr>
-            <w:tcW w:w="2400" w:type="dxa"/>
+            <w:tcW w:w="2100" w:type="dxa"/>
             <w:vAlign w:val="top"/>
           </w:tcPr>
           <w:p>
@@ -9043,7 +11346,7 @@
       <w:tr>
         <w:tc>
           <w:tcPr>
-            <w:tcW w:w="900" w:type="dxa"/>
+            <w:tcW w:w="850" w:type="dxa"/>
             <w:vAlign w:val="top"/>
           </w:tcPr>
           <w:p>
@@ -9069,7 +11372,7 @@
         </w:tc>
         <w:tc>
           <w:tcPr>
-            <w:tcW w:w="1500" w:type="dxa"/>
+            <w:tcW w:w="1400" w:type="dxa"/>
             <w:vAlign w:val="top"/>
           </w:tcPr>
           <w:p>
@@ -9095,7 +11398,33 @@
         </w:tc>
         <w:tc>
           <w:tcPr>
-            <w:tcW w:w="3500" w:type="dxa"/>
+            <w:tcW w:w="1800" w:type="dxa"/>
+            <w:vAlign w:val="top"/>
+          </w:tcPr>
+          <w:p>
+            <w:pPr>
+              <w:bidi/>
+              <w:jc w:val="right"/>
+              <w:spacing w:after="40" w:line="276" w:lineRule="auto"/>
+              <w:rPr>
+                <w:rtl/>
+              </w:rPr>
+            </w:pPr>
+            <w:r>
+              <w:rPr>
+                <w:rFonts w:ascii="Arial" w:hAnsi="Arial" w:cs="Arial"/>
+                <w:sz w:val="21"/>
+                <w:szCs w:val="21"/>
+                <w:rtl/>
+                <w:lang w:bidi="he-IL"/>
+              </w:rPr>
+              <w:t xml:space="preserve">ה׳ בניסן</w:t>
+            </w:r>
+          </w:p>
+        </w:tc>
+        <w:tc>
+          <w:tcPr>
+            <w:tcW w:w="3150" w:type="dxa"/>
             <w:vAlign w:val="top"/>
           </w:tcPr>
           <w:p>
@@ -9121,7 +11450,7 @@
         </w:tc>
         <w:tc>
           <w:tcPr>
-            <w:tcW w:w="2400" w:type="dxa"/>
+            <w:tcW w:w="2100" w:type="dxa"/>
             <w:vAlign w:val="top"/>
           </w:tcPr>
           <w:p>
@@ -9139,7 +11468,7 @@
       <w:tr>
         <w:tc>
           <w:tcPr>
-            <w:tcW w:w="900" w:type="dxa"/>
+            <w:tcW w:w="850" w:type="dxa"/>
             <w:vAlign w:val="top"/>
           </w:tcPr>
           <w:p>
@@ -9165,7 +11494,7 @@
         </w:tc>
         <w:tc>
           <w:tcPr>
-            <w:tcW w:w="1500" w:type="dxa"/>
+            <w:tcW w:w="1400" w:type="dxa"/>
             <w:vAlign w:val="top"/>
           </w:tcPr>
           <w:p>
@@ -9191,7 +11520,33 @@
         </w:tc>
         <w:tc>
           <w:tcPr>
-            <w:tcW w:w="3500" w:type="dxa"/>
+            <w:tcW w:w="1800" w:type="dxa"/>
+            <w:vAlign w:val="top"/>
+          </w:tcPr>
+          <w:p>
+            <w:pPr>
+              <w:bidi/>
+              <w:jc w:val="right"/>
+              <w:spacing w:after="40" w:line="276" w:lineRule="auto"/>
+              <w:rPr>
+                <w:rtl/>
+              </w:rPr>
+            </w:pPr>
+            <w:r>
+              <w:rPr>
+                <w:rFonts w:ascii="Arial" w:hAnsi="Arial" w:cs="Arial"/>
+                <w:sz w:val="21"/>
+                <w:szCs w:val="21"/>
+                <w:rtl/>
+                <w:lang w:bidi="he-IL"/>
+              </w:rPr>
+              <w:t xml:space="preserve">י״ב בניסן</w:t>
+            </w:r>
+          </w:p>
+        </w:tc>
+        <w:tc>
+          <w:tcPr>
+            <w:tcW w:w="3150" w:type="dxa"/>
             <w:vAlign w:val="top"/>
           </w:tcPr>
           <w:p>
@@ -9217,7 +11572,7 @@
         </w:tc>
         <w:tc>
           <w:tcPr>
-            <w:tcW w:w="2400" w:type="dxa"/>
+            <w:tcW w:w="2100" w:type="dxa"/>
             <w:vAlign w:val="top"/>
           </w:tcPr>
           <w:p>
@@ -9245,7 +11600,7 @@
       <w:tr>
         <w:tc>
           <w:tcPr>
-            <w:tcW w:w="900" w:type="dxa"/>
+            <w:tcW w:w="850" w:type="dxa"/>
             <w:vAlign w:val="top"/>
           </w:tcPr>
           <w:p>
@@ -9271,7 +11626,7 @@
         </w:tc>
         <w:tc>
           <w:tcPr>
-            <w:tcW w:w="1500" w:type="dxa"/>
+            <w:tcW w:w="1400" w:type="dxa"/>
             <w:vAlign w:val="top"/>
           </w:tcPr>
           <w:p>
@@ -9297,7 +11652,33 @@
         </w:tc>
         <w:tc>
           <w:tcPr>
-            <w:tcW w:w="3500" w:type="dxa"/>
+            <w:tcW w:w="1800" w:type="dxa"/>
+            <w:vAlign w:val="top"/>
+          </w:tcPr>
+          <w:p>
+            <w:pPr>
+              <w:bidi/>
+              <w:jc w:val="right"/>
+              <w:spacing w:after="40" w:line="276" w:lineRule="auto"/>
+              <w:rPr>
+                <w:rtl/>
+              </w:rPr>
+            </w:pPr>
+            <w:r>
+              <w:rPr>
+                <w:rFonts w:ascii="Arial" w:hAnsi="Arial" w:cs="Arial"/>
+                <w:sz w:val="21"/>
+                <w:szCs w:val="21"/>
+                <w:rtl/>
+                <w:lang w:bidi="he-IL"/>
+              </w:rPr>
+              <w:t xml:space="preserve">י״ט בניסן</w:t>
+            </w:r>
+          </w:p>
+        </w:tc>
+        <w:tc>
+          <w:tcPr>
+            <w:tcW w:w="3150" w:type="dxa"/>
             <w:vAlign w:val="top"/>
           </w:tcPr>
           <w:p>
@@ -9323,7 +11704,7 @@
         </w:tc>
         <w:tc>
           <w:tcPr>
-            <w:tcW w:w="2400" w:type="dxa"/>
+            <w:tcW w:w="2100" w:type="dxa"/>
             <w:vAlign w:val="top"/>
           </w:tcPr>
           <w:p>
@@ -9341,7 +11722,7 @@
       <w:tr>
         <w:tc>
           <w:tcPr>
-            <w:tcW w:w="900" w:type="dxa"/>
+            <w:tcW w:w="850" w:type="dxa"/>
             <w:vAlign w:val="top"/>
           </w:tcPr>
           <w:p>
@@ -9367,7 +11748,7 @@
         </w:tc>
         <w:tc>
           <w:tcPr>
-            <w:tcW w:w="1500" w:type="dxa"/>
+            <w:tcW w:w="1400" w:type="dxa"/>
             <w:vAlign w:val="top"/>
           </w:tcPr>
           <w:p>
@@ -9393,7 +11774,33 @@
         </w:tc>
         <w:tc>
           <w:tcPr>
-            <w:tcW w:w="3500" w:type="dxa"/>
+            <w:tcW w:w="1800" w:type="dxa"/>
+            <w:vAlign w:val="top"/>
+          </w:tcPr>
+          <w:p>
+            <w:pPr>
+              <w:bidi/>
+              <w:jc w:val="right"/>
+              <w:spacing w:after="40" w:line="276" w:lineRule="auto"/>
+              <w:rPr>
+                <w:rtl/>
+              </w:rPr>
+            </w:pPr>
+            <w:r>
+              <w:rPr>
+                <w:rFonts w:ascii="Arial" w:hAnsi="Arial" w:cs="Arial"/>
+                <w:sz w:val="21"/>
+                <w:szCs w:val="21"/>
+                <w:rtl/>
+                <w:lang w:bidi="he-IL"/>
+              </w:rPr>
+              <w:t xml:space="preserve">כ״ו בניסן</w:t>
+            </w:r>
+          </w:p>
+        </w:tc>
+        <w:tc>
+          <w:tcPr>
+            <w:tcW w:w="3150" w:type="dxa"/>
             <w:vAlign w:val="top"/>
           </w:tcPr>
           <w:p>
@@ -9419,7 +11826,7 @@
         </w:tc>
         <w:tc>
           <w:tcPr>
-            <w:tcW w:w="2400" w:type="dxa"/>
+            <w:tcW w:w="2100" w:type="dxa"/>
             <w:vAlign w:val="top"/>
           </w:tcPr>
           <w:p>
@@ -9437,7 +11844,7 @@
       <w:tr>
         <w:tc>
           <w:tcPr>
-            <w:tcW w:w="900" w:type="dxa"/>
+            <w:tcW w:w="850" w:type="dxa"/>
             <w:vAlign w:val="top"/>
           </w:tcPr>
           <w:p>
@@ -9463,7 +11870,7 @@
         </w:tc>
         <w:tc>
           <w:tcPr>
-            <w:tcW w:w="1500" w:type="dxa"/>
+            <w:tcW w:w="1400" w:type="dxa"/>
             <w:vAlign w:val="top"/>
           </w:tcPr>
           <w:p>
@@ -9489,7 +11896,33 @@
         </w:tc>
         <w:tc>
           <w:tcPr>
-            <w:tcW w:w="3500" w:type="dxa"/>
+            <w:tcW w:w="1800" w:type="dxa"/>
+            <w:vAlign w:val="top"/>
+          </w:tcPr>
+          <w:p>
+            <w:pPr>
+              <w:bidi/>
+              <w:jc w:val="right"/>
+              <w:spacing w:after="40" w:line="276" w:lineRule="auto"/>
+              <w:rPr>
+                <w:rtl/>
+              </w:rPr>
+            </w:pPr>
+            <w:r>
+              <w:rPr>
+                <w:rFonts w:ascii="Arial" w:hAnsi="Arial" w:cs="Arial"/>
+                <w:sz w:val="21"/>
+                <w:szCs w:val="21"/>
+                <w:rtl/>
+                <w:lang w:bidi="he-IL"/>
+              </w:rPr>
+              <w:t xml:space="preserve">ג׳ באייר</w:t>
+            </w:r>
+          </w:p>
+        </w:tc>
+        <w:tc>
+          <w:tcPr>
+            <w:tcW w:w="3150" w:type="dxa"/>
             <w:vAlign w:val="top"/>
           </w:tcPr>
           <w:p>
@@ -9515,7 +11948,7 @@
         </w:tc>
         <w:tc>
           <w:tcPr>
-            <w:tcW w:w="2400" w:type="dxa"/>
+            <w:tcW w:w="2100" w:type="dxa"/>
             <w:vAlign w:val="top"/>
           </w:tcPr>
           <w:p>
@@ -9533,7 +11966,7 @@
       <w:tr>
         <w:tc>
           <w:tcPr>
-            <w:tcW w:w="900" w:type="dxa"/>
+            <w:tcW w:w="850" w:type="dxa"/>
             <w:vAlign w:val="top"/>
           </w:tcPr>
           <w:p>
@@ -9559,7 +11992,7 @@
         </w:tc>
         <w:tc>
           <w:tcPr>
-            <w:tcW w:w="1500" w:type="dxa"/>
+            <w:tcW w:w="1400" w:type="dxa"/>
             <w:vAlign w:val="top"/>
           </w:tcPr>
           <w:p>
@@ -9585,7 +12018,33 @@
         </w:tc>
         <w:tc>
           <w:tcPr>
-            <w:tcW w:w="3500" w:type="dxa"/>
+            <w:tcW w:w="1800" w:type="dxa"/>
+            <w:vAlign w:val="top"/>
+          </w:tcPr>
+          <w:p>
+            <w:pPr>
+              <w:bidi/>
+              <w:jc w:val="right"/>
+              <w:spacing w:after="40" w:line="276" w:lineRule="auto"/>
+              <w:rPr>
+                <w:rtl/>
+              </w:rPr>
+            </w:pPr>
+            <w:r>
+              <w:rPr>
+                <w:rFonts w:ascii="Arial" w:hAnsi="Arial" w:cs="Arial"/>
+                <w:sz w:val="21"/>
+                <w:szCs w:val="21"/>
+                <w:rtl/>
+                <w:lang w:bidi="he-IL"/>
+              </w:rPr>
+              <w:t xml:space="preserve">י׳ באייר</w:t>
+            </w:r>
+          </w:p>
+        </w:tc>
+        <w:tc>
+          <w:tcPr>
+            <w:tcW w:w="3150" w:type="dxa"/>
             <w:vAlign w:val="top"/>
           </w:tcPr>
           <w:p>
@@ -9611,7 +12070,7 @@
         </w:tc>
         <w:tc>
           <w:tcPr>
-            <w:tcW w:w="2400" w:type="dxa"/>
+            <w:tcW w:w="2100" w:type="dxa"/>
             <w:vAlign w:val="top"/>
           </w:tcPr>
           <w:p>
@@ -9629,7 +12088,7 @@
       <w:tr>
         <w:tc>
           <w:tcPr>
-            <w:tcW w:w="900" w:type="dxa"/>
+            <w:tcW w:w="850" w:type="dxa"/>
             <w:vAlign w:val="top"/>
           </w:tcPr>
           <w:p>
@@ -9655,7 +12114,7 @@
         </w:tc>
         <w:tc>
           <w:tcPr>
-            <w:tcW w:w="1500" w:type="dxa"/>
+            <w:tcW w:w="1400" w:type="dxa"/>
             <w:vAlign w:val="top"/>
           </w:tcPr>
           <w:p>
@@ -9681,7 +12140,33 @@
         </w:tc>
         <w:tc>
           <w:tcPr>
-            <w:tcW w:w="3500" w:type="dxa"/>
+            <w:tcW w:w="1800" w:type="dxa"/>
+            <w:vAlign w:val="top"/>
+          </w:tcPr>
+          <w:p>
+            <w:pPr>
+              <w:bidi/>
+              <w:jc w:val="right"/>
+              <w:spacing w:after="40" w:line="276" w:lineRule="auto"/>
+              <w:rPr>
+                <w:rtl/>
+              </w:rPr>
+            </w:pPr>
+            <w:r>
+              <w:rPr>
+                <w:rFonts w:ascii="Arial" w:hAnsi="Arial" w:cs="Arial"/>
+                <w:sz w:val="21"/>
+                <w:szCs w:val="21"/>
+                <w:rtl/>
+                <w:lang w:bidi="he-IL"/>
+              </w:rPr>
+              <w:t xml:space="preserve">י״ז באייר</w:t>
+            </w:r>
+          </w:p>
+        </w:tc>
+        <w:tc>
+          <w:tcPr>
+            <w:tcW w:w="3150" w:type="dxa"/>
             <w:vAlign w:val="top"/>
           </w:tcPr>
           <w:p>
@@ -9707,7 +12192,7 @@
         </w:tc>
         <w:tc>
           <w:tcPr>
-            <w:tcW w:w="2400" w:type="dxa"/>
+            <w:tcW w:w="2100" w:type="dxa"/>
             <w:vAlign w:val="top"/>
           </w:tcPr>
           <w:p>
@@ -9725,7 +12210,7 @@
       <w:tr>
         <w:tc>
           <w:tcPr>
-            <w:tcW w:w="900" w:type="dxa"/>
+            <w:tcW w:w="850" w:type="dxa"/>
             <w:vAlign w:val="top"/>
           </w:tcPr>
           <w:p>
@@ -9751,7 +12236,7 @@
         </w:tc>
         <w:tc>
           <w:tcPr>
-            <w:tcW w:w="1500" w:type="dxa"/>
+            <w:tcW w:w="1400" w:type="dxa"/>
             <w:vAlign w:val="top"/>
           </w:tcPr>
           <w:p>
@@ -9777,7 +12262,33 @@
         </w:tc>
         <w:tc>
           <w:tcPr>
-            <w:tcW w:w="3500" w:type="dxa"/>
+            <w:tcW w:w="1800" w:type="dxa"/>
+            <w:vAlign w:val="top"/>
+          </w:tcPr>
+          <w:p>
+            <w:pPr>
+              <w:bidi/>
+              <w:jc w:val="right"/>
+              <w:spacing w:after="40" w:line="276" w:lineRule="auto"/>
+              <w:rPr>
+                <w:rtl/>
+              </w:rPr>
+            </w:pPr>
+            <w:r>
+              <w:rPr>
+                <w:rFonts w:ascii="Arial" w:hAnsi="Arial" w:cs="Arial"/>
+                <w:sz w:val="21"/>
+                <w:szCs w:val="21"/>
+                <w:rtl/>
+                <w:lang w:bidi="he-IL"/>
+              </w:rPr>
+              <w:t xml:space="preserve">כ״ד באייר</w:t>
+            </w:r>
+          </w:p>
+        </w:tc>
+        <w:tc>
+          <w:tcPr>
+            <w:tcW w:w="3150" w:type="dxa"/>
             <w:vAlign w:val="top"/>
           </w:tcPr>
           <w:p>
@@ -9803,7 +12314,7 @@
         </w:tc>
         <w:tc>
           <w:tcPr>
-            <w:tcW w:w="2400" w:type="dxa"/>
+            <w:tcW w:w="2100" w:type="dxa"/>
             <w:vAlign w:val="top"/>
           </w:tcPr>
           <w:p>
@@ -9821,7 +12332,7 @@
       <w:tr>
         <w:tc>
           <w:tcPr>
-            <w:tcW w:w="900" w:type="dxa"/>
+            <w:tcW w:w="850" w:type="dxa"/>
             <w:vAlign w:val="top"/>
           </w:tcPr>
           <w:p>
@@ -9847,7 +12358,7 @@
         </w:tc>
         <w:tc>
           <w:tcPr>
-            <w:tcW w:w="1500" w:type="dxa"/>
+            <w:tcW w:w="1400" w:type="dxa"/>
             <w:vAlign w:val="top"/>
           </w:tcPr>
           <w:p>
@@ -9873,7 +12384,33 @@
         </w:tc>
         <w:tc>
           <w:tcPr>
-            <w:tcW w:w="3500" w:type="dxa"/>
+            <w:tcW w:w="1800" w:type="dxa"/>
+            <w:vAlign w:val="top"/>
+          </w:tcPr>
+          <w:p>
+            <w:pPr>
+              <w:bidi/>
+              <w:jc w:val="right"/>
+              <w:spacing w:after="40" w:line="276" w:lineRule="auto"/>
+              <w:rPr>
+                <w:rtl/>
+              </w:rPr>
+            </w:pPr>
+            <w:r>
+              <w:rPr>
+                <w:rFonts w:ascii="Arial" w:hAnsi="Arial" w:cs="Arial"/>
+                <w:sz w:val="21"/>
+                <w:szCs w:val="21"/>
+                <w:rtl/>
+                <w:lang w:bidi="he-IL"/>
+              </w:rPr>
+              <w:t xml:space="preserve">ב׳ בסיוון</w:t>
+            </w:r>
+          </w:p>
+        </w:tc>
+        <w:tc>
+          <w:tcPr>
+            <w:tcW w:w="3150" w:type="dxa"/>
             <w:vAlign w:val="top"/>
           </w:tcPr>
           <w:p>
@@ -9899,7 +12436,7 @@
         </w:tc>
         <w:tc>
           <w:tcPr>
-            <w:tcW w:w="2400" w:type="dxa"/>
+            <w:tcW w:w="2100" w:type="dxa"/>
             <w:vAlign w:val="top"/>
           </w:tcPr>
           <w:p>
@@ -9917,7 +12454,7 @@
       <w:tr>
         <w:tc>
           <w:tcPr>
-            <w:tcW w:w="900" w:type="dxa"/>
+            <w:tcW w:w="850" w:type="dxa"/>
             <w:vAlign w:val="top"/>
           </w:tcPr>
           <w:p>
@@ -9943,7 +12480,7 @@
         </w:tc>
         <w:tc>
           <w:tcPr>
-            <w:tcW w:w="1500" w:type="dxa"/>
+            <w:tcW w:w="1400" w:type="dxa"/>
             <w:vAlign w:val="top"/>
           </w:tcPr>
           <w:p>
@@ -9969,7 +12506,33 @@
         </w:tc>
         <w:tc>
           <w:tcPr>
-            <w:tcW w:w="3500" w:type="dxa"/>
+            <w:tcW w:w="1800" w:type="dxa"/>
+            <w:vAlign w:val="top"/>
+          </w:tcPr>
+          <w:p>
+            <w:pPr>
+              <w:bidi/>
+              <w:jc w:val="right"/>
+              <w:spacing w:after="40" w:line="276" w:lineRule="auto"/>
+              <w:rPr>
+                <w:rtl/>
+              </w:rPr>
+            </w:pPr>
+            <w:r>
+              <w:rPr>
+                <w:rFonts w:ascii="Arial" w:hAnsi="Arial" w:cs="Arial"/>
+                <w:sz w:val="21"/>
+                <w:szCs w:val="21"/>
+                <w:rtl/>
+                <w:lang w:bidi="he-IL"/>
+              </w:rPr>
+              <w:t xml:space="preserve">ט׳ בסיוון</w:t>
+            </w:r>
+          </w:p>
+        </w:tc>
+        <w:tc>
+          <w:tcPr>
+            <w:tcW w:w="3150" w:type="dxa"/>
             <w:vAlign w:val="top"/>
           </w:tcPr>
           <w:p>
@@ -9995,7 +12558,7 @@
         </w:tc>
         <w:tc>
           <w:tcPr>
-            <w:tcW w:w="2400" w:type="dxa"/>
+            <w:tcW w:w="2100" w:type="dxa"/>
             <w:vAlign w:val="top"/>
           </w:tcPr>
           <w:p>
@@ -10013,7 +12576,7 @@
       <w:tr>
         <w:tc>
           <w:tcPr>
-            <w:tcW w:w="900" w:type="dxa"/>
+            <w:tcW w:w="850" w:type="dxa"/>
             <w:vAlign w:val="top"/>
           </w:tcPr>
           <w:p>
@@ -10039,7 +12602,7 @@
         </w:tc>
         <w:tc>
           <w:tcPr>
-            <w:tcW w:w="1500" w:type="dxa"/>
+            <w:tcW w:w="1400" w:type="dxa"/>
             <w:vAlign w:val="top"/>
           </w:tcPr>
           <w:p>
@@ -10065,7 +12628,33 @@
         </w:tc>
         <w:tc>
           <w:tcPr>
-            <w:tcW w:w="3500" w:type="dxa"/>
+            <w:tcW w:w="1800" w:type="dxa"/>
+            <w:vAlign w:val="top"/>
+          </w:tcPr>
+          <w:p>
+            <w:pPr>
+              <w:bidi/>
+              <w:jc w:val="right"/>
+              <w:spacing w:after="40" w:line="276" w:lineRule="auto"/>
+              <w:rPr>
+                <w:rtl/>
+              </w:rPr>
+            </w:pPr>
+            <w:r>
+              <w:rPr>
+                <w:rFonts w:ascii="Arial" w:hAnsi="Arial" w:cs="Arial"/>
+                <w:sz w:val="21"/>
+                <w:szCs w:val="21"/>
+                <w:rtl/>
+                <w:lang w:bidi="he-IL"/>
+              </w:rPr>
+              <w:t xml:space="preserve">ט״ז בסיוון</w:t>
+            </w:r>
+          </w:p>
+        </w:tc>
+        <w:tc>
+          <w:tcPr>
+            <w:tcW w:w="3150" w:type="dxa"/>
             <w:vAlign w:val="top"/>
           </w:tcPr>
           <w:p>
@@ -10091,7 +12680,7 @@
         </w:tc>
         <w:tc>
           <w:tcPr>
-            <w:tcW w:w="2400" w:type="dxa"/>
+            <w:tcW w:w="2100" w:type="dxa"/>
             <w:vAlign w:val="top"/>
           </w:tcPr>
           <w:p>
@@ -10109,7 +12698,7 @@
       <w:tr>
         <w:tc>
           <w:tcPr>
-            <w:tcW w:w="900" w:type="dxa"/>
+            <w:tcW w:w="850" w:type="dxa"/>
             <w:vAlign w:val="top"/>
           </w:tcPr>
           <w:p>
@@ -10135,7 +12724,7 @@
         </w:tc>
         <w:tc>
           <w:tcPr>
-            <w:tcW w:w="1500" w:type="dxa"/>
+            <w:tcW w:w="1400" w:type="dxa"/>
             <w:vAlign w:val="top"/>
           </w:tcPr>
           <w:p>
@@ -10161,7 +12750,33 @@
         </w:tc>
         <w:tc>
           <w:tcPr>
-            <w:tcW w:w="3500" w:type="dxa"/>
+            <w:tcW w:w="1800" w:type="dxa"/>
+            <w:vAlign w:val="top"/>
+          </w:tcPr>
+          <w:p>
+            <w:pPr>
+              <w:bidi/>
+              <w:jc w:val="right"/>
+              <w:spacing w:after="40" w:line="276" w:lineRule="auto"/>
+              <w:rPr>
+                <w:rtl/>
+              </w:rPr>
+            </w:pPr>
+            <w:r>
+              <w:rPr>
+                <w:rFonts w:ascii="Arial" w:hAnsi="Arial" w:cs="Arial"/>
+                <w:sz w:val="21"/>
+                <w:szCs w:val="21"/>
+                <w:rtl/>
+                <w:lang w:bidi="he-IL"/>
+              </w:rPr>
+              <w:t xml:space="preserve">כ״ג בסיוון</w:t>
+            </w:r>
+          </w:p>
+        </w:tc>
+        <w:tc>
+          <w:tcPr>
+            <w:tcW w:w="3150" w:type="dxa"/>
             <w:vAlign w:val="top"/>
           </w:tcPr>
           <w:p>
@@ -10187,7 +12802,7 @@
         </w:tc>
         <w:tc>
           <w:tcPr>
-            <w:tcW w:w="2400" w:type="dxa"/>
+            <w:tcW w:w="2100" w:type="dxa"/>
             <w:vAlign w:val="top"/>
           </w:tcPr>
           <w:p>
@@ -10205,7 +12820,7 @@
       <w:tr>
         <w:tc>
           <w:tcPr>
-            <w:tcW w:w="900" w:type="dxa"/>
+            <w:tcW w:w="850" w:type="dxa"/>
             <w:vAlign w:val="top"/>
           </w:tcPr>
           <w:p>
@@ -10231,7 +12846,7 @@
         </w:tc>
         <w:tc>
           <w:tcPr>
-            <w:tcW w:w="1500" w:type="dxa"/>
+            <w:tcW w:w="1400" w:type="dxa"/>
             <w:vAlign w:val="top"/>
           </w:tcPr>
           <w:p>
@@ -10257,7 +12872,33 @@
         </w:tc>
         <w:tc>
           <w:tcPr>
-            <w:tcW w:w="3500" w:type="dxa"/>
+            <w:tcW w:w="1800" w:type="dxa"/>
+            <w:vAlign w:val="top"/>
+          </w:tcPr>
+          <w:p>
+            <w:pPr>
+              <w:bidi/>
+              <w:jc w:val="right"/>
+              <w:spacing w:after="40" w:line="276" w:lineRule="auto"/>
+              <w:rPr>
+                <w:rtl/>
+              </w:rPr>
+            </w:pPr>
+            <w:r>
+              <w:rPr>
+                <w:rFonts w:ascii="Arial" w:hAnsi="Arial" w:cs="Arial"/>
+                <w:sz w:val="21"/>
+                <w:szCs w:val="21"/>
+                <w:rtl/>
+                <w:lang w:bidi="he-IL"/>
+              </w:rPr>
+              <w:t xml:space="preserve">ל׳ בסיוון</w:t>
+            </w:r>
+          </w:p>
+        </w:tc>
+        <w:tc>
+          <w:tcPr>
+            <w:tcW w:w="3150" w:type="dxa"/>
             <w:vAlign w:val="top"/>
           </w:tcPr>
           <w:p>
@@ -10283,7 +12924,7 @@
         </w:tc>
         <w:tc>
           <w:tcPr>
-            <w:tcW w:w="2400" w:type="dxa"/>
+            <w:tcW w:w="2100" w:type="dxa"/>
             <w:vAlign w:val="top"/>
           </w:tcPr>
           <w:p>
@@ -10301,7 +12942,7 @@
       <w:tr>
         <w:tc>
           <w:tcPr>
-            <w:tcW w:w="900" w:type="dxa"/>
+            <w:tcW w:w="850" w:type="dxa"/>
             <w:vAlign w:val="top"/>
           </w:tcPr>
           <w:p>
@@ -10327,7 +12968,7 @@
         </w:tc>
         <w:tc>
           <w:tcPr>
-            <w:tcW w:w="1500" w:type="dxa"/>
+            <w:tcW w:w="1400" w:type="dxa"/>
             <w:vAlign w:val="top"/>
           </w:tcPr>
           <w:p>
@@ -10353,7 +12994,33 @@
         </w:tc>
         <w:tc>
           <w:tcPr>
-            <w:tcW w:w="3500" w:type="dxa"/>
+            <w:tcW w:w="1800" w:type="dxa"/>
+            <w:vAlign w:val="top"/>
+          </w:tcPr>
+          <w:p>
+            <w:pPr>
+              <w:bidi/>
+              <w:jc w:val="right"/>
+              <w:spacing w:after="40" w:line="276" w:lineRule="auto"/>
+              <w:rPr>
+                <w:rtl/>
+              </w:rPr>
+            </w:pPr>
+            <w:r>
+              <w:rPr>
+                <w:rFonts w:ascii="Arial" w:hAnsi="Arial" w:cs="Arial"/>
+                <w:sz w:val="21"/>
+                <w:szCs w:val="21"/>
+                <w:rtl/>
+                <w:lang w:bidi="he-IL"/>
+              </w:rPr>
+              <w:t xml:space="preserve">ז׳ בתמוז</w:t>
+            </w:r>
+          </w:p>
+        </w:tc>
+        <w:tc>
+          <w:tcPr>
+            <w:tcW w:w="3150" w:type="dxa"/>
             <w:vAlign w:val="top"/>
           </w:tcPr>
           <w:p>
@@ -10379,7 +13046,7 @@
         </w:tc>
         <w:tc>
           <w:tcPr>
-            <w:tcW w:w="2400" w:type="dxa"/>
+            <w:tcW w:w="2100" w:type="dxa"/>
             <w:vAlign w:val="top"/>
           </w:tcPr>
           <w:p>
@@ -10397,7 +13064,7 @@
       <w:tr>
         <w:tc>
           <w:tcPr>
-            <w:tcW w:w="900" w:type="dxa"/>
+            <w:tcW w:w="850" w:type="dxa"/>
             <w:vAlign w:val="top"/>
           </w:tcPr>
           <w:p>
@@ -10423,7 +13090,7 @@
         </w:tc>
         <w:tc>
           <w:tcPr>
-            <w:tcW w:w="1500" w:type="dxa"/>
+            <w:tcW w:w="1400" w:type="dxa"/>
             <w:vAlign w:val="top"/>
           </w:tcPr>
           <w:p>
@@ -10449,7 +13116,33 @@
         </w:tc>
         <w:tc>
           <w:tcPr>
-            <w:tcW w:w="3500" w:type="dxa"/>
+            <w:tcW w:w="1800" w:type="dxa"/>
+            <w:vAlign w:val="top"/>
+          </w:tcPr>
+          <w:p>
+            <w:pPr>
+              <w:bidi/>
+              <w:jc w:val="right"/>
+              <w:spacing w:after="40" w:line="276" w:lineRule="auto"/>
+              <w:rPr>
+                <w:rtl/>
+              </w:rPr>
+            </w:pPr>
+            <w:r>
+              <w:rPr>
+                <w:rFonts w:ascii="Arial" w:hAnsi="Arial" w:cs="Arial"/>
+                <w:sz w:val="21"/>
+                <w:szCs w:val="21"/>
+                <w:rtl/>
+                <w:lang w:bidi="he-IL"/>
+              </w:rPr>
+              <w:t xml:space="preserve">י״ד בתמוז</w:t>
+            </w:r>
+          </w:p>
+        </w:tc>
+        <w:tc>
+          <w:tcPr>
+            <w:tcW w:w="3150" w:type="dxa"/>
             <w:vAlign w:val="top"/>
           </w:tcPr>
           <w:p>
@@ -10475,7 +13168,7 @@
         </w:tc>
         <w:tc>
           <w:tcPr>
-            <w:tcW w:w="2400" w:type="dxa"/>
+            <w:tcW w:w="2100" w:type="dxa"/>
             <w:vAlign w:val="top"/>
           </w:tcPr>
           <w:p>
@@ -10493,7 +13186,7 @@
       <w:tr>
         <w:tc>
           <w:tcPr>
-            <w:tcW w:w="900" w:type="dxa"/>
+            <w:tcW w:w="850" w:type="dxa"/>
             <w:vAlign w:val="top"/>
           </w:tcPr>
           <w:p>
@@ -10519,7 +13212,7 @@
         </w:tc>
         <w:tc>
           <w:tcPr>
-            <w:tcW w:w="1500" w:type="dxa"/>
+            <w:tcW w:w="1400" w:type="dxa"/>
             <w:vAlign w:val="top"/>
           </w:tcPr>
           <w:p>
@@ -10545,7 +13238,33 @@
         </w:tc>
         <w:tc>
           <w:tcPr>
-            <w:tcW w:w="3500" w:type="dxa"/>
+            <w:tcW w:w="1800" w:type="dxa"/>
+            <w:vAlign w:val="top"/>
+          </w:tcPr>
+          <w:p>
+            <w:pPr>
+              <w:bidi/>
+              <w:jc w:val="right"/>
+              <w:spacing w:after="40" w:line="276" w:lineRule="auto"/>
+              <w:rPr>
+                <w:rtl/>
+              </w:rPr>
+            </w:pPr>
+            <w:r>
+              <w:rPr>
+                <w:rFonts w:ascii="Arial" w:hAnsi="Arial" w:cs="Arial"/>
+                <w:sz w:val="21"/>
+                <w:szCs w:val="21"/>
+                <w:rtl/>
+                <w:lang w:bidi="he-IL"/>
+              </w:rPr>
+              <w:t xml:space="preserve">כ״א בתמוז</w:t>
+            </w:r>
+          </w:p>
+        </w:tc>
+        <w:tc>
+          <w:tcPr>
+            <w:tcW w:w="3150" w:type="dxa"/>
             <w:vAlign w:val="top"/>
           </w:tcPr>
           <w:p>
@@ -10571,7 +13290,7 @@
         </w:tc>
         <w:tc>
           <w:tcPr>
-            <w:tcW w:w="2400" w:type="dxa"/>
+            <w:tcW w:w="2100" w:type="dxa"/>
             <w:vAlign w:val="top"/>
           </w:tcPr>
           <w:p>
@@ -10589,7 +13308,7 @@
       <w:tr>
         <w:tc>
           <w:tcPr>
-            <w:tcW w:w="900" w:type="dxa"/>
+            <w:tcW w:w="850" w:type="dxa"/>
             <w:vAlign w:val="top"/>
           </w:tcPr>
           <w:p>
@@ -10615,7 +13334,7 @@
         </w:tc>
         <w:tc>
           <w:tcPr>
-            <w:tcW w:w="1500" w:type="dxa"/>
+            <w:tcW w:w="1400" w:type="dxa"/>
             <w:vAlign w:val="top"/>
           </w:tcPr>
           <w:p>
@@ -10641,7 +13360,33 @@
         </w:tc>
         <w:tc>
           <w:tcPr>
-            <w:tcW w:w="3500" w:type="dxa"/>
+            <w:tcW w:w="1800" w:type="dxa"/>
+            <w:vAlign w:val="top"/>
+          </w:tcPr>
+          <w:p>
+            <w:pPr>
+              <w:bidi/>
+              <w:jc w:val="right"/>
+              <w:spacing w:after="40" w:line="276" w:lineRule="auto"/>
+              <w:rPr>
+                <w:rtl/>
+              </w:rPr>
+            </w:pPr>
+            <w:r>
+              <w:rPr>
+                <w:rFonts w:ascii="Arial" w:hAnsi="Arial" w:cs="Arial"/>
+                <w:sz w:val="21"/>
+                <w:szCs w:val="21"/>
+                <w:rtl/>
+                <w:lang w:bidi="he-IL"/>
+              </w:rPr>
+              <w:t xml:space="preserve">כ״ח בתמוז</w:t>
+            </w:r>
+          </w:p>
+        </w:tc>
+        <w:tc>
+          <w:tcPr>
+            <w:tcW w:w="3150" w:type="dxa"/>
             <w:vAlign w:val="top"/>
           </w:tcPr>
           <w:p>
@@ -10667,7 +13412,7 @@
         </w:tc>
         <w:tc>
           <w:tcPr>
-            <w:tcW w:w="2400" w:type="dxa"/>
+            <w:tcW w:w="2100" w:type="dxa"/>
             <w:vAlign w:val="top"/>
           </w:tcPr>
           <w:p>
@@ -10685,7 +13430,7 @@
       <w:tr>
         <w:tc>
           <w:tcPr>
-            <w:tcW w:w="900" w:type="dxa"/>
+            <w:tcW w:w="850" w:type="dxa"/>
             <w:vAlign w:val="top"/>
           </w:tcPr>
           <w:p>
@@ -10711,7 +13456,7 @@
         </w:tc>
         <w:tc>
           <w:tcPr>
-            <w:tcW w:w="1500" w:type="dxa"/>
+            <w:tcW w:w="1400" w:type="dxa"/>
             <w:vAlign w:val="top"/>
           </w:tcPr>
           <w:p>
@@ -10737,7 +13482,33 @@
         </w:tc>
         <w:tc>
           <w:tcPr>
-            <w:tcW w:w="3500" w:type="dxa"/>
+            <w:tcW w:w="1800" w:type="dxa"/>
+            <w:vAlign w:val="top"/>
+          </w:tcPr>
+          <w:p>
+            <w:pPr>
+              <w:bidi/>
+              <w:jc w:val="right"/>
+              <w:spacing w:after="40" w:line="276" w:lineRule="auto"/>
+              <w:rPr>
+                <w:rtl/>
+              </w:rPr>
+            </w:pPr>
+            <w:r>
+              <w:rPr>
+                <w:rFonts w:ascii="Arial" w:hAnsi="Arial" w:cs="Arial"/>
+                <w:sz w:val="21"/>
+                <w:szCs w:val="21"/>
+                <w:rtl/>
+                <w:lang w:bidi="he-IL"/>
+              </w:rPr>
+              <w:t xml:space="preserve">ו׳ באב</w:t>
+            </w:r>
+          </w:p>
+        </w:tc>
+        <w:tc>
+          <w:tcPr>
+            <w:tcW w:w="3150" w:type="dxa"/>
             <w:vAlign w:val="top"/>
           </w:tcPr>
           <w:p>
@@ -10763,7 +13534,7 @@
         </w:tc>
         <w:tc>
           <w:tcPr>
-            <w:tcW w:w="2400" w:type="dxa"/>
+            <w:tcW w:w="2100" w:type="dxa"/>
             <w:vAlign w:val="top"/>
           </w:tcPr>
           <w:p>
@@ -10791,7 +13562,7 @@
       <w:tr>
         <w:tc>
           <w:tcPr>
-            <w:tcW w:w="900" w:type="dxa"/>
+            <w:tcW w:w="850" w:type="dxa"/>
             <w:vAlign w:val="top"/>
           </w:tcPr>
           <w:p>
@@ -10817,7 +13588,7 @@
         </w:tc>
         <w:tc>
           <w:tcPr>
-            <w:tcW w:w="1500" w:type="dxa"/>
+            <w:tcW w:w="1400" w:type="dxa"/>
             <w:vAlign w:val="top"/>
           </w:tcPr>
           <w:p>
@@ -10843,7 +13614,33 @@
         </w:tc>
         <w:tc>
           <w:tcPr>
-            <w:tcW w:w="3500" w:type="dxa"/>
+            <w:tcW w:w="1800" w:type="dxa"/>
+            <w:vAlign w:val="top"/>
+          </w:tcPr>
+          <w:p>
+            <w:pPr>
+              <w:bidi/>
+              <w:jc w:val="right"/>
+              <w:spacing w:after="40" w:line="276" w:lineRule="auto"/>
+              <w:rPr>
+                <w:rtl/>
+              </w:rPr>
+            </w:pPr>
+            <w:r>
+              <w:rPr>
+                <w:rFonts w:ascii="Arial" w:hAnsi="Arial" w:cs="Arial"/>
+                <w:sz w:val="21"/>
+                <w:szCs w:val="21"/>
+                <w:rtl/>
+                <w:lang w:bidi="he-IL"/>
+              </w:rPr>
+              <w:t xml:space="preserve">י״ג באב</w:t>
+            </w:r>
+          </w:p>
+        </w:tc>
+        <w:tc>
+          <w:tcPr>
+            <w:tcW w:w="3150" w:type="dxa"/>
             <w:vAlign w:val="top"/>
           </w:tcPr>
           <w:p>
@@ -10869,7 +13666,7 @@
         </w:tc>
         <w:tc>
           <w:tcPr>
-            <w:tcW w:w="2400" w:type="dxa"/>
+            <w:tcW w:w="2100" w:type="dxa"/>
             <w:vAlign w:val="top"/>
           </w:tcPr>
           <w:p>
@@ -10897,7 +13694,7 @@
       <w:tr>
         <w:tc>
           <w:tcPr>
-            <w:tcW w:w="900" w:type="dxa"/>
+            <w:tcW w:w="850" w:type="dxa"/>
             <w:vAlign w:val="top"/>
           </w:tcPr>
           <w:p>
@@ -10923,7 +13720,7 @@
         </w:tc>
         <w:tc>
           <w:tcPr>
-            <w:tcW w:w="1500" w:type="dxa"/>
+            <w:tcW w:w="1400" w:type="dxa"/>
             <w:vAlign w:val="top"/>
           </w:tcPr>
           <w:p>
@@ -10949,7 +13746,33 @@
         </w:tc>
         <w:tc>
           <w:tcPr>
-            <w:tcW w:w="3500" w:type="dxa"/>
+            <w:tcW w:w="1800" w:type="dxa"/>
+            <w:vAlign w:val="top"/>
+          </w:tcPr>
+          <w:p>
+            <w:pPr>
+              <w:bidi/>
+              <w:jc w:val="right"/>
+              <w:spacing w:after="40" w:line="276" w:lineRule="auto"/>
+              <w:rPr>
+                <w:rtl/>
+              </w:rPr>
+            </w:pPr>
+            <w:r>
+              <w:rPr>
+                <w:rFonts w:ascii="Arial" w:hAnsi="Arial" w:cs="Arial"/>
+                <w:sz w:val="21"/>
+                <w:szCs w:val="21"/>
+                <w:rtl/>
+                <w:lang w:bidi="he-IL"/>
+              </w:rPr>
+              <w:t xml:space="preserve">כ׳ באב</w:t>
+            </w:r>
+          </w:p>
+        </w:tc>
+        <w:tc>
+          <w:tcPr>
+            <w:tcW w:w="3150" w:type="dxa"/>
             <w:vAlign w:val="top"/>
           </w:tcPr>
           <w:p>
@@ -10975,7 +13798,7 @@
         </w:tc>
         <w:tc>
           <w:tcPr>
-            <w:tcW w:w="2400" w:type="dxa"/>
+            <w:tcW w:w="2100" w:type="dxa"/>
             <w:vAlign w:val="top"/>
           </w:tcPr>
           <w:p>
@@ -10993,7 +13816,7 @@
       <w:tr>
         <w:tc>
           <w:tcPr>
-            <w:tcW w:w="900" w:type="dxa"/>
+            <w:tcW w:w="850" w:type="dxa"/>
             <w:vAlign w:val="top"/>
           </w:tcPr>
           <w:p>
@@ -11019,7 +13842,7 @@
         </w:tc>
         <w:tc>
           <w:tcPr>
-            <w:tcW w:w="1500" w:type="dxa"/>
+            <w:tcW w:w="1400" w:type="dxa"/>
             <w:vAlign w:val="top"/>
           </w:tcPr>
           <w:p>
@@ -11045,7 +13868,33 @@
         </w:tc>
         <w:tc>
           <w:tcPr>
-            <w:tcW w:w="3500" w:type="dxa"/>
+            <w:tcW w:w="1800" w:type="dxa"/>
+            <w:vAlign w:val="top"/>
+          </w:tcPr>
+          <w:p>
+            <w:pPr>
+              <w:bidi/>
+              <w:jc w:val="right"/>
+              <w:spacing w:after="40" w:line="276" w:lineRule="auto"/>
+              <w:rPr>
+                <w:rtl/>
+              </w:rPr>
+            </w:pPr>
+            <w:r>
+              <w:rPr>
+                <w:rFonts w:ascii="Arial" w:hAnsi="Arial" w:cs="Arial"/>
+                <w:sz w:val="21"/>
+                <w:szCs w:val="21"/>
+                <w:rtl/>
+                <w:lang w:bidi="he-IL"/>
+              </w:rPr>
+              <w:t xml:space="preserve">כ״ז באב</w:t>
+            </w:r>
+          </w:p>
+        </w:tc>
+        <w:tc>
+          <w:tcPr>
+            <w:tcW w:w="3150" w:type="dxa"/>
             <w:vAlign w:val="top"/>
           </w:tcPr>
           <w:p>
@@ -11071,7 +13920,7 @@
         </w:tc>
         <w:tc>
           <w:tcPr>
-            <w:tcW w:w="2400" w:type="dxa"/>
+            <w:tcW w:w="2100" w:type="dxa"/>
             <w:vAlign w:val="top"/>
           </w:tcPr>
           <w:p>
@@ -11089,7 +13938,7 @@
       <w:tr>
         <w:tc>
           <w:tcPr>
-            <w:tcW w:w="900" w:type="dxa"/>
+            <w:tcW w:w="850" w:type="dxa"/>
             <w:vAlign w:val="top"/>
           </w:tcPr>
           <w:p>
@@ -11115,7 +13964,7 @@
         </w:tc>
         <w:tc>
           <w:tcPr>
-            <w:tcW w:w="1500" w:type="dxa"/>
+            <w:tcW w:w="1400" w:type="dxa"/>
             <w:vAlign w:val="top"/>
           </w:tcPr>
           <w:p>
@@ -11141,7 +13990,33 @@
         </w:tc>
         <w:tc>
           <w:tcPr>
-            <w:tcW w:w="3500" w:type="dxa"/>
+            <w:tcW w:w="1800" w:type="dxa"/>
+            <w:vAlign w:val="top"/>
+          </w:tcPr>
+          <w:p>
+            <w:pPr>
+              <w:bidi/>
+              <w:jc w:val="right"/>
+              <w:spacing w:after="40" w:line="276" w:lineRule="auto"/>
+              <w:rPr>
+                <w:rtl/>
+              </w:rPr>
+            </w:pPr>
+            <w:r>
+              <w:rPr>
+                <w:rFonts w:ascii="Arial" w:hAnsi="Arial" w:cs="Arial"/>
+                <w:sz w:val="21"/>
+                <w:szCs w:val="21"/>
+                <w:rtl/>
+                <w:lang w:bidi="he-IL"/>
+              </w:rPr>
+              <w:t xml:space="preserve">ד׳ באלול</w:t>
+            </w:r>
+          </w:p>
+        </w:tc>
+        <w:tc>
+          <w:tcPr>
+            <w:tcW w:w="3150" w:type="dxa"/>
             <w:vAlign w:val="top"/>
           </w:tcPr>
           <w:p>
@@ -11167,7 +14042,7 @@
         </w:tc>
         <w:tc>
           <w:tcPr>
-            <w:tcW w:w="2400" w:type="dxa"/>
+            <w:tcW w:w="2100" w:type="dxa"/>
             <w:vAlign w:val="top"/>
           </w:tcPr>
           <w:p>
@@ -11185,7 +14060,7 @@
       <w:tr>
         <w:tc>
           <w:tcPr>
-            <w:tcW w:w="900" w:type="dxa"/>
+            <w:tcW w:w="850" w:type="dxa"/>
             <w:vAlign w:val="top"/>
           </w:tcPr>
           <w:p>
@@ -11211,7 +14086,7 @@
         </w:tc>
         <w:tc>
           <w:tcPr>
-            <w:tcW w:w="1500" w:type="dxa"/>
+            <w:tcW w:w="1400" w:type="dxa"/>
             <w:vAlign w:val="top"/>
           </w:tcPr>
           <w:p>
@@ -11237,7 +14112,33 @@
         </w:tc>
         <w:tc>
           <w:tcPr>
-            <w:tcW w:w="3500" w:type="dxa"/>
+            <w:tcW w:w="1800" w:type="dxa"/>
+            <w:vAlign w:val="top"/>
+          </w:tcPr>
+          <w:p>
+            <w:pPr>
+              <w:bidi/>
+              <w:jc w:val="right"/>
+              <w:spacing w:after="40" w:line="276" w:lineRule="auto"/>
+              <w:rPr>
+                <w:rtl/>
+              </w:rPr>
+            </w:pPr>
+            <w:r>
+              <w:rPr>
+                <w:rFonts w:ascii="Arial" w:hAnsi="Arial" w:cs="Arial"/>
+                <w:sz w:val="21"/>
+                <w:szCs w:val="21"/>
+                <w:rtl/>
+                <w:lang w:bidi="he-IL"/>
+              </w:rPr>
+              <w:t xml:space="preserve">י״א באלול</w:t>
+            </w:r>
+          </w:p>
+        </w:tc>
+        <w:tc>
+          <w:tcPr>
+            <w:tcW w:w="3150" w:type="dxa"/>
             <w:vAlign w:val="top"/>
           </w:tcPr>
           <w:p>
@@ -11263,7 +14164,7 @@
         </w:tc>
         <w:tc>
           <w:tcPr>
-            <w:tcW w:w="2400" w:type="dxa"/>
+            <w:tcW w:w="2100" w:type="dxa"/>
             <w:vAlign w:val="top"/>
           </w:tcPr>
           <w:p>
@@ -11281,7 +14182,7 @@
       <w:tr>
         <w:tc>
           <w:tcPr>
-            <w:tcW w:w="900" w:type="dxa"/>
+            <w:tcW w:w="850" w:type="dxa"/>
             <w:vAlign w:val="top"/>
           </w:tcPr>
           <w:p>
@@ -11307,7 +14208,7 @@
         </w:tc>
         <w:tc>
           <w:tcPr>
-            <w:tcW w:w="1500" w:type="dxa"/>
+            <w:tcW w:w="1400" w:type="dxa"/>
             <w:vAlign w:val="top"/>
           </w:tcPr>
           <w:p>
@@ -11333,7 +14234,33 @@
         </w:tc>
         <w:tc>
           <w:tcPr>
-            <w:tcW w:w="3500" w:type="dxa"/>
+            <w:tcW w:w="1800" w:type="dxa"/>
+            <w:vAlign w:val="top"/>
+          </w:tcPr>
+          <w:p>
+            <w:pPr>
+              <w:bidi/>
+              <w:jc w:val="right"/>
+              <w:spacing w:after="40" w:line="276" w:lineRule="auto"/>
+              <w:rPr>
+                <w:rtl/>
+              </w:rPr>
+            </w:pPr>
+            <w:r>
+              <w:rPr>
+                <w:rFonts w:ascii="Arial" w:hAnsi="Arial" w:cs="Arial"/>
+                <w:sz w:val="21"/>
+                <w:szCs w:val="21"/>
+                <w:rtl/>
+                <w:lang w:bidi="he-IL"/>
+              </w:rPr>
+              <w:t xml:space="preserve">י״ח באלול</w:t>
+            </w:r>
+          </w:p>
+        </w:tc>
+        <w:tc>
+          <w:tcPr>
+            <w:tcW w:w="3150" w:type="dxa"/>
             <w:vAlign w:val="top"/>
           </w:tcPr>
           <w:p>
@@ -11359,7 +14286,7 @@
         </w:tc>
         <w:tc>
           <w:tcPr>
-            <w:tcW w:w="2400" w:type="dxa"/>
+            <w:tcW w:w="2100" w:type="dxa"/>
             <w:vAlign w:val="top"/>
           </w:tcPr>
           <w:p>
@@ -11377,7 +14304,7 @@
       <w:tr>
         <w:tc>
           <w:tcPr>
-            <w:tcW w:w="900" w:type="dxa"/>
+            <w:tcW w:w="850" w:type="dxa"/>
             <w:vAlign w:val="top"/>
           </w:tcPr>
           <w:p>
@@ -11403,7 +14330,7 @@
         </w:tc>
         <w:tc>
           <w:tcPr>
-            <w:tcW w:w="1500" w:type="dxa"/>
+            <w:tcW w:w="1400" w:type="dxa"/>
             <w:vAlign w:val="top"/>
           </w:tcPr>
           <w:p>
@@ -11429,7 +14356,33 @@
         </w:tc>
         <w:tc>
           <w:tcPr>
-            <w:tcW w:w="3500" w:type="dxa"/>
+            <w:tcW w:w="1800" w:type="dxa"/>
+            <w:vAlign w:val="top"/>
+          </w:tcPr>
+          <w:p>
+            <w:pPr>
+              <w:bidi/>
+              <w:jc w:val="right"/>
+              <w:spacing w:after="40" w:line="276" w:lineRule="auto"/>
+              <w:rPr>
+                <w:rtl/>
+              </w:rPr>
+            </w:pPr>
+            <w:r>
+              <w:rPr>
+                <w:rFonts w:ascii="Arial" w:hAnsi="Arial" w:cs="Arial"/>
+                <w:sz w:val="21"/>
+                <w:szCs w:val="21"/>
+                <w:rtl/>
+                <w:lang w:bidi="he-IL"/>
+              </w:rPr>
+              <w:t xml:space="preserve">כ״ה באלול</w:t>
+            </w:r>
+          </w:p>
+        </w:tc>
+        <w:tc>
+          <w:tcPr>
+            <w:tcW w:w="3150" w:type="dxa"/>
             <w:vAlign w:val="top"/>
           </w:tcPr>
           <w:p>
@@ -11455,7 +14408,7 @@
         </w:tc>
         <w:tc>
           <w:tcPr>
-            <w:tcW w:w="2400" w:type="dxa"/>
+            <w:tcW w:w="2100" w:type="dxa"/>
             <w:vAlign w:val="top"/>
           </w:tcPr>
           <w:p>

--- a/files/issue-calendar.docx
+++ b/files/issue-calendar.docx
@@ -93,7 +93,7 @@
     <w:tbl>
       <w:tblPr>
         <w:bidiVisual/>
-        <w:tblW w:w="9300" w:type="dxa"/>
+        <w:tblW w:w="9900" w:type="dxa"/>
         <w:tblBorders>
           <w:top w:val="single" w:sz="4" w:space="0" w:color="B8C6DA"/>
           <w:left w:val="single" w:sz="4" w:space="0" w:color="B8C6DA"/>
@@ -110,11 +110,12 @@
         </w:tblCellMar>
       </w:tblPr>
       <w:tblGrid>
-        <w:gridCol w:w="850"/>
-        <w:gridCol w:w="1400"/>
-        <w:gridCol w:w="1800"/>
-        <w:gridCol w:w="3150"/>
-        <w:gridCol w:w="2100"/>
+        <w:gridCol w:w="650"/>
+        <w:gridCol w:w="1150"/>
+        <w:gridCol w:w="1500"/>
+        <w:gridCol w:w="2200"/>
+        <w:gridCol w:w="2700"/>
+        <w:gridCol w:w="1700"/>
       </w:tblGrid>
       <w:tr>
         <w:trPr>
@@ -122,7 +123,7 @@
         </w:trPr>
         <w:tc>
           <w:tcPr>
-            <w:tcW w:w="850" w:type="dxa"/>
+            <w:tcW w:w="650" w:type="dxa"/>
             <w:shd w:val="clear" w:fill="1C4587"/>
             <w:vAlign w:val="top"/>
           </w:tcPr>
@@ -152,7 +153,7 @@
         </w:tc>
         <w:tc>
           <w:tcPr>
-            <w:tcW w:w="1400" w:type="dxa"/>
+            <w:tcW w:w="1150" w:type="dxa"/>
             <w:shd w:val="clear" w:fill="1C4587"/>
             <w:vAlign w:val="top"/>
           </w:tcPr>
@@ -182,7 +183,7 @@
         </w:tc>
         <w:tc>
           <w:tcPr>
-            <w:tcW w:w="1800" w:type="dxa"/>
+            <w:tcW w:w="1500" w:type="dxa"/>
             <w:shd w:val="clear" w:fill="1C4587"/>
             <w:vAlign w:val="top"/>
           </w:tcPr>
@@ -212,7 +213,7 @@
         </w:tc>
         <w:tc>
           <w:tcPr>
-            <w:tcW w:w="3150" w:type="dxa"/>
+            <w:tcW w:w="2200" w:type="dxa"/>
             <w:shd w:val="clear" w:fill="1C4587"/>
             <w:vAlign w:val="top"/>
           </w:tcPr>
@@ -242,7 +243,7 @@
         </w:tc>
         <w:tc>
           <w:tcPr>
-            <w:tcW w:w="2100" w:type="dxa"/>
+            <w:tcW w:w="2700" w:type="dxa"/>
             <w:shd w:val="clear" w:fill="1C4587"/>
             <w:vAlign w:val="top"/>
           </w:tcPr>
@@ -266,6 +267,36 @@
                 <w:rtl/>
                 <w:lang w:bidi="he-IL"/>
               </w:rPr>
+              <w:t xml:space="preserve">רעיונות</w:t>
+            </w:r>
+          </w:p>
+        </w:tc>
+        <w:tc>
+          <w:tcPr>
+            <w:tcW w:w="1700" w:type="dxa"/>
+            <w:shd w:val="clear" w:fill="1C4587"/>
+            <w:vAlign w:val="top"/>
+          </w:tcPr>
+          <w:p>
+            <w:pPr>
+              <w:bidi/>
+              <w:jc w:val="right"/>
+              <w:spacing w:after="40" w:line="276" w:lineRule="auto"/>
+              <w:rPr>
+                <w:rtl/>
+              </w:rPr>
+            </w:pPr>
+            <w:r>
+              <w:rPr>
+                <w:rFonts w:ascii="Arial" w:hAnsi="Arial" w:cs="Arial"/>
+                <w:b/>
+                <w:bCs/>
+                <w:color w:val="FFFFFF"/>
+                <w:sz w:val="22"/>
+                <w:szCs w:val="22"/>
+                <w:rtl/>
+                <w:lang w:bidi="he-IL"/>
+              </w:rPr>
               <w:t xml:space="preserve">הערה</w:t>
             </w:r>
           </w:p>
@@ -274,7 +305,7 @@
       <w:tr>
         <w:tc>
           <w:tcPr>
-            <w:tcW w:w="850" w:type="dxa"/>
+            <w:tcW w:w="650" w:type="dxa"/>
             <w:vAlign w:val="top"/>
           </w:tcPr>
           <w:p>
@@ -300,7 +331,7 @@
         </w:tc>
         <w:tc>
           <w:tcPr>
-            <w:tcW w:w="1400" w:type="dxa"/>
+            <w:tcW w:w="1150" w:type="dxa"/>
             <w:vAlign w:val="top"/>
           </w:tcPr>
           <w:p>
@@ -326,7 +357,7 @@
         </w:tc>
         <w:tc>
           <w:tcPr>
-            <w:tcW w:w="1800" w:type="dxa"/>
+            <w:tcW w:w="1500" w:type="dxa"/>
             <w:vAlign w:val="top"/>
           </w:tcPr>
           <w:p>
@@ -352,7 +383,7 @@
         </w:tc>
         <w:tc>
           <w:tcPr>
-            <w:tcW w:w="3150" w:type="dxa"/>
+            <w:tcW w:w="2200" w:type="dxa"/>
             <w:vAlign w:val="top"/>
           </w:tcPr>
           <w:p>
@@ -378,7 +409,23 @@
         </w:tc>
         <w:tc>
           <w:tcPr>
-            <w:tcW w:w="2100" w:type="dxa"/>
+            <w:tcW w:w="2700" w:type="dxa"/>
+            <w:vAlign w:val="top"/>
+          </w:tcPr>
+          <w:p>
+            <w:pPr>
+              <w:bidi/>
+              <w:jc w:val="right"/>
+              <w:spacing w:after="40" w:line="276" w:lineRule="auto"/>
+              <w:rPr>
+                <w:rtl/>
+              </w:rPr>
+            </w:pPr>
+          </w:p>
+        </w:tc>
+        <w:tc>
+          <w:tcPr>
+            <w:tcW w:w="1700" w:type="dxa"/>
             <w:vAlign w:val="top"/>
           </w:tcPr>
           <w:p>
@@ -406,7 +453,7 @@
       <w:tr>
         <w:tc>
           <w:tcPr>
-            <w:tcW w:w="850" w:type="dxa"/>
+            <w:tcW w:w="650" w:type="dxa"/>
             <w:vAlign w:val="top"/>
           </w:tcPr>
           <w:p>
@@ -432,7 +479,7 @@
         </w:tc>
         <w:tc>
           <w:tcPr>
-            <w:tcW w:w="1400" w:type="dxa"/>
+            <w:tcW w:w="1150" w:type="dxa"/>
             <w:vAlign w:val="top"/>
           </w:tcPr>
           <w:p>
@@ -458,7 +505,7 @@
         </w:tc>
         <w:tc>
           <w:tcPr>
-            <w:tcW w:w="1800" w:type="dxa"/>
+            <w:tcW w:w="1500" w:type="dxa"/>
             <w:vAlign w:val="top"/>
           </w:tcPr>
           <w:p>
@@ -484,7 +531,7 @@
         </w:tc>
         <w:tc>
           <w:tcPr>
-            <w:tcW w:w="3150" w:type="dxa"/>
+            <w:tcW w:w="2200" w:type="dxa"/>
             <w:vAlign w:val="top"/>
           </w:tcPr>
           <w:p>
@@ -510,7 +557,23 @@
         </w:tc>
         <w:tc>
           <w:tcPr>
-            <w:tcW w:w="2100" w:type="dxa"/>
+            <w:tcW w:w="2700" w:type="dxa"/>
+            <w:vAlign w:val="top"/>
+          </w:tcPr>
+          <w:p>
+            <w:pPr>
+              <w:bidi/>
+              <w:jc w:val="right"/>
+              <w:spacing w:after="40" w:line="276" w:lineRule="auto"/>
+              <w:rPr>
+                <w:rtl/>
+              </w:rPr>
+            </w:pPr>
+          </w:p>
+        </w:tc>
+        <w:tc>
+          <w:tcPr>
+            <w:tcW w:w="1700" w:type="dxa"/>
             <w:vAlign w:val="top"/>
           </w:tcPr>
           <w:p>
@@ -538,7 +601,7 @@
       <w:tr>
         <w:tc>
           <w:tcPr>
-            <w:tcW w:w="850" w:type="dxa"/>
+            <w:tcW w:w="650" w:type="dxa"/>
             <w:vAlign w:val="top"/>
           </w:tcPr>
           <w:p>
@@ -564,7 +627,7 @@
         </w:tc>
         <w:tc>
           <w:tcPr>
-            <w:tcW w:w="1400" w:type="dxa"/>
+            <w:tcW w:w="1150" w:type="dxa"/>
             <w:vAlign w:val="top"/>
           </w:tcPr>
           <w:p>
@@ -590,7 +653,7 @@
         </w:tc>
         <w:tc>
           <w:tcPr>
-            <w:tcW w:w="1800" w:type="dxa"/>
+            <w:tcW w:w="1500" w:type="dxa"/>
             <w:vAlign w:val="top"/>
           </w:tcPr>
           <w:p>
@@ -616,7 +679,7 @@
         </w:tc>
         <w:tc>
           <w:tcPr>
-            <w:tcW w:w="3150" w:type="dxa"/>
+            <w:tcW w:w="2200" w:type="dxa"/>
             <w:vAlign w:val="top"/>
           </w:tcPr>
           <w:p>
@@ -642,7 +705,23 @@
         </w:tc>
         <w:tc>
           <w:tcPr>
-            <w:tcW w:w="2100" w:type="dxa"/>
+            <w:tcW w:w="2700" w:type="dxa"/>
+            <w:vAlign w:val="top"/>
+          </w:tcPr>
+          <w:p>
+            <w:pPr>
+              <w:bidi/>
+              <w:jc w:val="right"/>
+              <w:spacing w:after="40" w:line="276" w:lineRule="auto"/>
+              <w:rPr>
+                <w:rtl/>
+              </w:rPr>
+            </w:pPr>
+          </w:p>
+        </w:tc>
+        <w:tc>
+          <w:tcPr>
+            <w:tcW w:w="1700" w:type="dxa"/>
             <w:vAlign w:val="top"/>
           </w:tcPr>
           <w:p>
@@ -670,7 +749,7 @@
       <w:tr>
         <w:tc>
           <w:tcPr>
-            <w:tcW w:w="850" w:type="dxa"/>
+            <w:tcW w:w="650" w:type="dxa"/>
             <w:vAlign w:val="top"/>
           </w:tcPr>
           <w:p>
@@ -696,7 +775,7 @@
         </w:tc>
         <w:tc>
           <w:tcPr>
-            <w:tcW w:w="1400" w:type="dxa"/>
+            <w:tcW w:w="1150" w:type="dxa"/>
             <w:vAlign w:val="top"/>
           </w:tcPr>
           <w:p>
@@ -722,7 +801,7 @@
         </w:tc>
         <w:tc>
           <w:tcPr>
-            <w:tcW w:w="1800" w:type="dxa"/>
+            <w:tcW w:w="1500" w:type="dxa"/>
             <w:vAlign w:val="top"/>
           </w:tcPr>
           <w:p>
@@ -748,7 +827,7 @@
         </w:tc>
         <w:tc>
           <w:tcPr>
-            <w:tcW w:w="3150" w:type="dxa"/>
+            <w:tcW w:w="2200" w:type="dxa"/>
             <w:vAlign w:val="top"/>
           </w:tcPr>
           <w:p>
@@ -774,7 +853,23 @@
         </w:tc>
         <w:tc>
           <w:tcPr>
-            <w:tcW w:w="2100" w:type="dxa"/>
+            <w:tcW w:w="2700" w:type="dxa"/>
+            <w:vAlign w:val="top"/>
+          </w:tcPr>
+          <w:p>
+            <w:pPr>
+              <w:bidi/>
+              <w:jc w:val="right"/>
+              <w:spacing w:after="40" w:line="276" w:lineRule="auto"/>
+              <w:rPr>
+                <w:rtl/>
+              </w:rPr>
+            </w:pPr>
+          </w:p>
+        </w:tc>
+        <w:tc>
+          <w:tcPr>
+            <w:tcW w:w="1700" w:type="dxa"/>
             <w:vAlign w:val="top"/>
           </w:tcPr>
           <w:p>
@@ -832,7 +927,7 @@
     <w:tbl>
       <w:tblPr>
         <w:bidiVisual/>
-        <w:tblW w:w="9300" w:type="dxa"/>
+        <w:tblW w:w="9900" w:type="dxa"/>
         <w:tblBorders>
           <w:top w:val="single" w:sz="4" w:space="0" w:color="B8C6DA"/>
           <w:left w:val="single" w:sz="4" w:space="0" w:color="B8C6DA"/>
@@ -849,11 +944,12 @@
         </w:tblCellMar>
       </w:tblPr>
       <w:tblGrid>
-        <w:gridCol w:w="850"/>
-        <w:gridCol w:w="1400"/>
-        <w:gridCol w:w="1800"/>
-        <w:gridCol w:w="3150"/>
-        <w:gridCol w:w="2100"/>
+        <w:gridCol w:w="650"/>
+        <w:gridCol w:w="1150"/>
+        <w:gridCol w:w="1500"/>
+        <w:gridCol w:w="2200"/>
+        <w:gridCol w:w="2700"/>
+        <w:gridCol w:w="1700"/>
       </w:tblGrid>
       <w:tr>
         <w:trPr>
@@ -861,7 +957,7 @@
         </w:trPr>
         <w:tc>
           <w:tcPr>
-            <w:tcW w:w="850" w:type="dxa"/>
+            <w:tcW w:w="650" w:type="dxa"/>
             <w:shd w:val="clear" w:fill="1C4587"/>
             <w:vAlign w:val="top"/>
           </w:tcPr>
@@ -891,7 +987,7 @@
         </w:tc>
         <w:tc>
           <w:tcPr>
-            <w:tcW w:w="1400" w:type="dxa"/>
+            <w:tcW w:w="1150" w:type="dxa"/>
             <w:shd w:val="clear" w:fill="1C4587"/>
             <w:vAlign w:val="top"/>
           </w:tcPr>
@@ -921,7 +1017,7 @@
         </w:tc>
         <w:tc>
           <w:tcPr>
-            <w:tcW w:w="1800" w:type="dxa"/>
+            <w:tcW w:w="1500" w:type="dxa"/>
             <w:shd w:val="clear" w:fill="1C4587"/>
             <w:vAlign w:val="top"/>
           </w:tcPr>
@@ -951,7 +1047,7 @@
         </w:tc>
         <w:tc>
           <w:tcPr>
-            <w:tcW w:w="3150" w:type="dxa"/>
+            <w:tcW w:w="2200" w:type="dxa"/>
             <w:shd w:val="clear" w:fill="1C4587"/>
             <w:vAlign w:val="top"/>
           </w:tcPr>
@@ -981,7 +1077,7 @@
         </w:tc>
         <w:tc>
           <w:tcPr>
-            <w:tcW w:w="2100" w:type="dxa"/>
+            <w:tcW w:w="2700" w:type="dxa"/>
             <w:shd w:val="clear" w:fill="1C4587"/>
             <w:vAlign w:val="top"/>
           </w:tcPr>
@@ -1005,6 +1101,36 @@
                 <w:rtl/>
                 <w:lang w:bidi="he-IL"/>
               </w:rPr>
+              <w:t xml:space="preserve">רעיונות</w:t>
+            </w:r>
+          </w:p>
+        </w:tc>
+        <w:tc>
+          <w:tcPr>
+            <w:tcW w:w="1700" w:type="dxa"/>
+            <w:shd w:val="clear" w:fill="1C4587"/>
+            <w:vAlign w:val="top"/>
+          </w:tcPr>
+          <w:p>
+            <w:pPr>
+              <w:bidi/>
+              <w:jc w:val="right"/>
+              <w:spacing w:after="40" w:line="276" w:lineRule="auto"/>
+              <w:rPr>
+                <w:rtl/>
+              </w:rPr>
+            </w:pPr>
+            <w:r>
+              <w:rPr>
+                <w:rFonts w:ascii="Arial" w:hAnsi="Arial" w:cs="Arial"/>
+                <w:b/>
+                <w:bCs/>
+                <w:color w:val="FFFFFF"/>
+                <w:sz w:val="22"/>
+                <w:szCs w:val="22"/>
+                <w:rtl/>
+                <w:lang w:bidi="he-IL"/>
+              </w:rPr>
               <w:t xml:space="preserve">הערה</w:t>
             </w:r>
           </w:p>
@@ -1013,7 +1139,7 @@
       <w:tr>
         <w:tc>
           <w:tcPr>
-            <w:tcW w:w="850" w:type="dxa"/>
+            <w:tcW w:w="650" w:type="dxa"/>
             <w:vAlign w:val="top"/>
           </w:tcPr>
           <w:p>
@@ -1039,7 +1165,7 @@
         </w:tc>
         <w:tc>
           <w:tcPr>
-            <w:tcW w:w="1400" w:type="dxa"/>
+            <w:tcW w:w="1150" w:type="dxa"/>
             <w:vAlign w:val="top"/>
           </w:tcPr>
           <w:p>
@@ -1065,7 +1191,7 @@
         </w:tc>
         <w:tc>
           <w:tcPr>
-            <w:tcW w:w="1800" w:type="dxa"/>
+            <w:tcW w:w="1500" w:type="dxa"/>
             <w:vAlign w:val="top"/>
           </w:tcPr>
           <w:p>
@@ -1091,7 +1217,7 @@
         </w:tc>
         <w:tc>
           <w:tcPr>
-            <w:tcW w:w="3150" w:type="dxa"/>
+            <w:tcW w:w="2200" w:type="dxa"/>
             <w:vAlign w:val="top"/>
           </w:tcPr>
           <w:p>
@@ -1117,7 +1243,23 @@
         </w:tc>
         <w:tc>
           <w:tcPr>
-            <w:tcW w:w="2100" w:type="dxa"/>
+            <w:tcW w:w="2700" w:type="dxa"/>
+            <w:vAlign w:val="top"/>
+          </w:tcPr>
+          <w:p>
+            <w:pPr>
+              <w:bidi/>
+              <w:jc w:val="right"/>
+              <w:spacing w:after="40" w:line="276" w:lineRule="auto"/>
+              <w:rPr>
+                <w:rtl/>
+              </w:rPr>
+            </w:pPr>
+          </w:p>
+        </w:tc>
+        <w:tc>
+          <w:tcPr>
+            <w:tcW w:w="1700" w:type="dxa"/>
             <w:vAlign w:val="top"/>
           </w:tcPr>
           <w:p>
@@ -1145,7 +1287,7 @@
       <w:tr>
         <w:tc>
           <w:tcPr>
-            <w:tcW w:w="850" w:type="dxa"/>
+            <w:tcW w:w="650" w:type="dxa"/>
             <w:vAlign w:val="top"/>
           </w:tcPr>
           <w:p>
@@ -1171,7 +1313,7 @@
         </w:tc>
         <w:tc>
           <w:tcPr>
-            <w:tcW w:w="1400" w:type="dxa"/>
+            <w:tcW w:w="1150" w:type="dxa"/>
             <w:vAlign w:val="top"/>
           </w:tcPr>
           <w:p>
@@ -1197,7 +1339,7 @@
         </w:tc>
         <w:tc>
           <w:tcPr>
-            <w:tcW w:w="1800" w:type="dxa"/>
+            <w:tcW w:w="1500" w:type="dxa"/>
             <w:vAlign w:val="top"/>
           </w:tcPr>
           <w:p>
@@ -1223,7 +1365,7 @@
         </w:tc>
         <w:tc>
           <w:tcPr>
-            <w:tcW w:w="3150" w:type="dxa"/>
+            <w:tcW w:w="2200" w:type="dxa"/>
             <w:vAlign w:val="top"/>
           </w:tcPr>
           <w:p>
@@ -1249,7 +1391,23 @@
         </w:tc>
         <w:tc>
           <w:tcPr>
-            <w:tcW w:w="2100" w:type="dxa"/>
+            <w:tcW w:w="2700" w:type="dxa"/>
+            <w:vAlign w:val="top"/>
+          </w:tcPr>
+          <w:p>
+            <w:pPr>
+              <w:bidi/>
+              <w:jc w:val="right"/>
+              <w:spacing w:after="40" w:line="276" w:lineRule="auto"/>
+              <w:rPr>
+                <w:rtl/>
+              </w:rPr>
+            </w:pPr>
+          </w:p>
+        </w:tc>
+        <w:tc>
+          <w:tcPr>
+            <w:tcW w:w="1700" w:type="dxa"/>
             <w:vAlign w:val="top"/>
           </w:tcPr>
           <w:p>
@@ -1277,7 +1435,7 @@
       <w:tr>
         <w:tc>
           <w:tcPr>
-            <w:tcW w:w="850" w:type="dxa"/>
+            <w:tcW w:w="650" w:type="dxa"/>
             <w:vAlign w:val="top"/>
           </w:tcPr>
           <w:p>
@@ -1303,7 +1461,7 @@
         </w:tc>
         <w:tc>
           <w:tcPr>
-            <w:tcW w:w="1400" w:type="dxa"/>
+            <w:tcW w:w="1150" w:type="dxa"/>
             <w:vAlign w:val="top"/>
           </w:tcPr>
           <w:p>
@@ -1329,7 +1487,7 @@
         </w:tc>
         <w:tc>
           <w:tcPr>
-            <w:tcW w:w="1800" w:type="dxa"/>
+            <w:tcW w:w="1500" w:type="dxa"/>
             <w:vAlign w:val="top"/>
           </w:tcPr>
           <w:p>
@@ -1355,7 +1513,7 @@
         </w:tc>
         <w:tc>
           <w:tcPr>
-            <w:tcW w:w="3150" w:type="dxa"/>
+            <w:tcW w:w="2200" w:type="dxa"/>
             <w:vAlign w:val="top"/>
           </w:tcPr>
           <w:p>
@@ -1381,7 +1539,23 @@
         </w:tc>
         <w:tc>
           <w:tcPr>
-            <w:tcW w:w="2100" w:type="dxa"/>
+            <w:tcW w:w="2700" w:type="dxa"/>
+            <w:vAlign w:val="top"/>
+          </w:tcPr>
+          <w:p>
+            <w:pPr>
+              <w:bidi/>
+              <w:jc w:val="right"/>
+              <w:spacing w:after="40" w:line="276" w:lineRule="auto"/>
+              <w:rPr>
+                <w:rtl/>
+              </w:rPr>
+            </w:pPr>
+          </w:p>
+        </w:tc>
+        <w:tc>
+          <w:tcPr>
+            <w:tcW w:w="1700" w:type="dxa"/>
             <w:vAlign w:val="top"/>
           </w:tcPr>
           <w:p>
@@ -1409,7 +1583,7 @@
       <w:tr>
         <w:tc>
           <w:tcPr>
-            <w:tcW w:w="850" w:type="dxa"/>
+            <w:tcW w:w="650" w:type="dxa"/>
             <w:vAlign w:val="top"/>
           </w:tcPr>
           <w:p>
@@ -1435,7 +1609,7 @@
         </w:tc>
         <w:tc>
           <w:tcPr>
-            <w:tcW w:w="1400" w:type="dxa"/>
+            <w:tcW w:w="1150" w:type="dxa"/>
             <w:vAlign w:val="top"/>
           </w:tcPr>
           <w:p>
@@ -1461,7 +1635,7 @@
         </w:tc>
         <w:tc>
           <w:tcPr>
-            <w:tcW w:w="1800" w:type="dxa"/>
+            <w:tcW w:w="1500" w:type="dxa"/>
             <w:vAlign w:val="top"/>
           </w:tcPr>
           <w:p>
@@ -1487,7 +1661,7 @@
         </w:tc>
         <w:tc>
           <w:tcPr>
-            <w:tcW w:w="3150" w:type="dxa"/>
+            <w:tcW w:w="2200" w:type="dxa"/>
             <w:vAlign w:val="top"/>
           </w:tcPr>
           <w:p>
@@ -1513,7 +1687,23 @@
         </w:tc>
         <w:tc>
           <w:tcPr>
-            <w:tcW w:w="2100" w:type="dxa"/>
+            <w:tcW w:w="2700" w:type="dxa"/>
+            <w:vAlign w:val="top"/>
+          </w:tcPr>
+          <w:p>
+            <w:pPr>
+              <w:bidi/>
+              <w:jc w:val="right"/>
+              <w:spacing w:after="40" w:line="276" w:lineRule="auto"/>
+              <w:rPr>
+                <w:rtl/>
+              </w:rPr>
+            </w:pPr>
+          </w:p>
+        </w:tc>
+        <w:tc>
+          <w:tcPr>
+            <w:tcW w:w="1700" w:type="dxa"/>
             <w:vAlign w:val="top"/>
           </w:tcPr>
           <w:p>
@@ -1541,7 +1731,7 @@
       <w:tr>
         <w:tc>
           <w:tcPr>
-            <w:tcW w:w="850" w:type="dxa"/>
+            <w:tcW w:w="650" w:type="dxa"/>
             <w:vAlign w:val="top"/>
           </w:tcPr>
           <w:p>
@@ -1567,7 +1757,7 @@
         </w:tc>
         <w:tc>
           <w:tcPr>
-            <w:tcW w:w="1400" w:type="dxa"/>
+            <w:tcW w:w="1150" w:type="dxa"/>
             <w:vAlign w:val="top"/>
           </w:tcPr>
           <w:p>
@@ -1593,7 +1783,7 @@
         </w:tc>
         <w:tc>
           <w:tcPr>
-            <w:tcW w:w="1800" w:type="dxa"/>
+            <w:tcW w:w="1500" w:type="dxa"/>
             <w:vAlign w:val="top"/>
           </w:tcPr>
           <w:p>
@@ -1619,7 +1809,7 @@
         </w:tc>
         <w:tc>
           <w:tcPr>
-            <w:tcW w:w="3150" w:type="dxa"/>
+            <w:tcW w:w="2200" w:type="dxa"/>
             <w:vAlign w:val="top"/>
           </w:tcPr>
           <w:p>
@@ -1645,7 +1835,23 @@
         </w:tc>
         <w:tc>
           <w:tcPr>
-            <w:tcW w:w="2100" w:type="dxa"/>
+            <w:tcW w:w="2700" w:type="dxa"/>
+            <w:vAlign w:val="top"/>
+          </w:tcPr>
+          <w:p>
+            <w:pPr>
+              <w:bidi/>
+              <w:jc w:val="right"/>
+              <w:spacing w:after="40" w:line="276" w:lineRule="auto"/>
+              <w:rPr>
+                <w:rtl/>
+              </w:rPr>
+            </w:pPr>
+          </w:p>
+        </w:tc>
+        <w:tc>
+          <w:tcPr>
+            <w:tcW w:w="1700" w:type="dxa"/>
             <w:vAlign w:val="top"/>
           </w:tcPr>
           <w:p>
@@ -1673,7 +1879,7 @@
       <w:tr>
         <w:tc>
           <w:tcPr>
-            <w:tcW w:w="850" w:type="dxa"/>
+            <w:tcW w:w="650" w:type="dxa"/>
             <w:vAlign w:val="top"/>
           </w:tcPr>
           <w:p>
@@ -1699,7 +1905,7 @@
         </w:tc>
         <w:tc>
           <w:tcPr>
-            <w:tcW w:w="1400" w:type="dxa"/>
+            <w:tcW w:w="1150" w:type="dxa"/>
             <w:vAlign w:val="top"/>
           </w:tcPr>
           <w:p>
@@ -1725,7 +1931,7 @@
         </w:tc>
         <w:tc>
           <w:tcPr>
-            <w:tcW w:w="1800" w:type="dxa"/>
+            <w:tcW w:w="1500" w:type="dxa"/>
             <w:vAlign w:val="top"/>
           </w:tcPr>
           <w:p>
@@ -1751,7 +1957,7 @@
         </w:tc>
         <w:tc>
           <w:tcPr>
-            <w:tcW w:w="3150" w:type="dxa"/>
+            <w:tcW w:w="2200" w:type="dxa"/>
             <w:vAlign w:val="top"/>
           </w:tcPr>
           <w:p>
@@ -1777,7 +1983,23 @@
         </w:tc>
         <w:tc>
           <w:tcPr>
-            <w:tcW w:w="2100" w:type="dxa"/>
+            <w:tcW w:w="2700" w:type="dxa"/>
+            <w:vAlign w:val="top"/>
+          </w:tcPr>
+          <w:p>
+            <w:pPr>
+              <w:bidi/>
+              <w:jc w:val="right"/>
+              <w:spacing w:after="40" w:line="276" w:lineRule="auto"/>
+              <w:rPr>
+                <w:rtl/>
+              </w:rPr>
+            </w:pPr>
+          </w:p>
+        </w:tc>
+        <w:tc>
+          <w:tcPr>
+            <w:tcW w:w="1700" w:type="dxa"/>
             <w:vAlign w:val="top"/>
           </w:tcPr>
           <w:p>
@@ -1795,7 +2017,7 @@
       <w:tr>
         <w:tc>
           <w:tcPr>
-            <w:tcW w:w="850" w:type="dxa"/>
+            <w:tcW w:w="650" w:type="dxa"/>
             <w:vAlign w:val="top"/>
           </w:tcPr>
           <w:p>
@@ -1821,7 +2043,7 @@
         </w:tc>
         <w:tc>
           <w:tcPr>
-            <w:tcW w:w="1400" w:type="dxa"/>
+            <w:tcW w:w="1150" w:type="dxa"/>
             <w:vAlign w:val="top"/>
           </w:tcPr>
           <w:p>
@@ -1847,7 +2069,7 @@
         </w:tc>
         <w:tc>
           <w:tcPr>
-            <w:tcW w:w="1800" w:type="dxa"/>
+            <w:tcW w:w="1500" w:type="dxa"/>
             <w:vAlign w:val="top"/>
           </w:tcPr>
           <w:p>
@@ -1873,7 +2095,7 @@
         </w:tc>
         <w:tc>
           <w:tcPr>
-            <w:tcW w:w="3150" w:type="dxa"/>
+            <w:tcW w:w="2200" w:type="dxa"/>
             <w:vAlign w:val="top"/>
           </w:tcPr>
           <w:p>
@@ -1899,7 +2121,23 @@
         </w:tc>
         <w:tc>
           <w:tcPr>
-            <w:tcW w:w="2100" w:type="dxa"/>
+            <w:tcW w:w="2700" w:type="dxa"/>
+            <w:vAlign w:val="top"/>
+          </w:tcPr>
+          <w:p>
+            <w:pPr>
+              <w:bidi/>
+              <w:jc w:val="right"/>
+              <w:spacing w:after="40" w:line="276" w:lineRule="auto"/>
+              <w:rPr>
+                <w:rtl/>
+              </w:rPr>
+            </w:pPr>
+          </w:p>
+        </w:tc>
+        <w:tc>
+          <w:tcPr>
+            <w:tcW w:w="1700" w:type="dxa"/>
             <w:vAlign w:val="top"/>
           </w:tcPr>
           <w:p>
@@ -1917,7 +2155,7 @@
       <w:tr>
         <w:tc>
           <w:tcPr>
-            <w:tcW w:w="850" w:type="dxa"/>
+            <w:tcW w:w="650" w:type="dxa"/>
             <w:vAlign w:val="top"/>
           </w:tcPr>
           <w:p>
@@ -1943,7 +2181,7 @@
         </w:tc>
         <w:tc>
           <w:tcPr>
-            <w:tcW w:w="1400" w:type="dxa"/>
+            <w:tcW w:w="1150" w:type="dxa"/>
             <w:vAlign w:val="top"/>
           </w:tcPr>
           <w:p>
@@ -1969,7 +2207,7 @@
         </w:tc>
         <w:tc>
           <w:tcPr>
-            <w:tcW w:w="1800" w:type="dxa"/>
+            <w:tcW w:w="1500" w:type="dxa"/>
             <w:vAlign w:val="top"/>
           </w:tcPr>
           <w:p>
@@ -1995,7 +2233,7 @@
         </w:tc>
         <w:tc>
           <w:tcPr>
-            <w:tcW w:w="3150" w:type="dxa"/>
+            <w:tcW w:w="2200" w:type="dxa"/>
             <w:vAlign w:val="top"/>
           </w:tcPr>
           <w:p>
@@ -2021,7 +2259,23 @@
         </w:tc>
         <w:tc>
           <w:tcPr>
-            <w:tcW w:w="2100" w:type="dxa"/>
+            <w:tcW w:w="2700" w:type="dxa"/>
+            <w:vAlign w:val="top"/>
+          </w:tcPr>
+          <w:p>
+            <w:pPr>
+              <w:bidi/>
+              <w:jc w:val="right"/>
+              <w:spacing w:after="40" w:line="276" w:lineRule="auto"/>
+              <w:rPr>
+                <w:rtl/>
+              </w:rPr>
+            </w:pPr>
+          </w:p>
+        </w:tc>
+        <w:tc>
+          <w:tcPr>
+            <w:tcW w:w="1700" w:type="dxa"/>
             <w:vAlign w:val="top"/>
           </w:tcPr>
           <w:p>
@@ -2039,7 +2293,7 @@
       <w:tr>
         <w:tc>
           <w:tcPr>
-            <w:tcW w:w="850" w:type="dxa"/>
+            <w:tcW w:w="650" w:type="dxa"/>
             <w:vAlign w:val="top"/>
           </w:tcPr>
           <w:p>
@@ -2065,7 +2319,7 @@
         </w:tc>
         <w:tc>
           <w:tcPr>
-            <w:tcW w:w="1400" w:type="dxa"/>
+            <w:tcW w:w="1150" w:type="dxa"/>
             <w:vAlign w:val="top"/>
           </w:tcPr>
           <w:p>
@@ -2091,7 +2345,7 @@
         </w:tc>
         <w:tc>
           <w:tcPr>
-            <w:tcW w:w="1800" w:type="dxa"/>
+            <w:tcW w:w="1500" w:type="dxa"/>
             <w:vAlign w:val="top"/>
           </w:tcPr>
           <w:p>
@@ -2117,7 +2371,7 @@
         </w:tc>
         <w:tc>
           <w:tcPr>
-            <w:tcW w:w="3150" w:type="dxa"/>
+            <w:tcW w:w="2200" w:type="dxa"/>
             <w:vAlign w:val="top"/>
           </w:tcPr>
           <w:p>
@@ -2143,7 +2397,23 @@
         </w:tc>
         <w:tc>
           <w:tcPr>
-            <w:tcW w:w="2100" w:type="dxa"/>
+            <w:tcW w:w="2700" w:type="dxa"/>
+            <w:vAlign w:val="top"/>
+          </w:tcPr>
+          <w:p>
+            <w:pPr>
+              <w:bidi/>
+              <w:jc w:val="right"/>
+              <w:spacing w:after="40" w:line="276" w:lineRule="auto"/>
+              <w:rPr>
+                <w:rtl/>
+              </w:rPr>
+            </w:pPr>
+          </w:p>
+        </w:tc>
+        <w:tc>
+          <w:tcPr>
+            <w:tcW w:w="1700" w:type="dxa"/>
             <w:vAlign w:val="top"/>
           </w:tcPr>
           <w:p>
@@ -2161,7 +2431,7 @@
       <w:tr>
         <w:tc>
           <w:tcPr>
-            <w:tcW w:w="850" w:type="dxa"/>
+            <w:tcW w:w="650" w:type="dxa"/>
             <w:vAlign w:val="top"/>
           </w:tcPr>
           <w:p>
@@ -2187,7 +2457,7 @@
         </w:tc>
         <w:tc>
           <w:tcPr>
-            <w:tcW w:w="1400" w:type="dxa"/>
+            <w:tcW w:w="1150" w:type="dxa"/>
             <w:vAlign w:val="top"/>
           </w:tcPr>
           <w:p>
@@ -2213,7 +2483,7 @@
         </w:tc>
         <w:tc>
           <w:tcPr>
-            <w:tcW w:w="1800" w:type="dxa"/>
+            <w:tcW w:w="1500" w:type="dxa"/>
             <w:vAlign w:val="top"/>
           </w:tcPr>
           <w:p>
@@ -2239,7 +2509,7 @@
         </w:tc>
         <w:tc>
           <w:tcPr>
-            <w:tcW w:w="3150" w:type="dxa"/>
+            <w:tcW w:w="2200" w:type="dxa"/>
             <w:vAlign w:val="top"/>
           </w:tcPr>
           <w:p>
@@ -2265,7 +2535,23 @@
         </w:tc>
         <w:tc>
           <w:tcPr>
-            <w:tcW w:w="2100" w:type="dxa"/>
+            <w:tcW w:w="2700" w:type="dxa"/>
+            <w:vAlign w:val="top"/>
+          </w:tcPr>
+          <w:p>
+            <w:pPr>
+              <w:bidi/>
+              <w:jc w:val="right"/>
+              <w:spacing w:after="40" w:line="276" w:lineRule="auto"/>
+              <w:rPr>
+                <w:rtl/>
+              </w:rPr>
+            </w:pPr>
+          </w:p>
+        </w:tc>
+        <w:tc>
+          <w:tcPr>
+            <w:tcW w:w="1700" w:type="dxa"/>
             <w:vAlign w:val="top"/>
           </w:tcPr>
           <w:p>
@@ -2283,7 +2569,7 @@
       <w:tr>
         <w:tc>
           <w:tcPr>
-            <w:tcW w:w="850" w:type="dxa"/>
+            <w:tcW w:w="650" w:type="dxa"/>
             <w:vAlign w:val="top"/>
           </w:tcPr>
           <w:p>
@@ -2309,7 +2595,7 @@
         </w:tc>
         <w:tc>
           <w:tcPr>
-            <w:tcW w:w="1400" w:type="dxa"/>
+            <w:tcW w:w="1150" w:type="dxa"/>
             <w:vAlign w:val="top"/>
           </w:tcPr>
           <w:p>
@@ -2335,7 +2621,7 @@
         </w:tc>
         <w:tc>
           <w:tcPr>
-            <w:tcW w:w="1800" w:type="dxa"/>
+            <w:tcW w:w="1500" w:type="dxa"/>
             <w:vAlign w:val="top"/>
           </w:tcPr>
           <w:p>
@@ -2361,7 +2647,7 @@
         </w:tc>
         <w:tc>
           <w:tcPr>
-            <w:tcW w:w="3150" w:type="dxa"/>
+            <w:tcW w:w="2200" w:type="dxa"/>
             <w:vAlign w:val="top"/>
           </w:tcPr>
           <w:p>
@@ -2387,7 +2673,23 @@
         </w:tc>
         <w:tc>
           <w:tcPr>
-            <w:tcW w:w="2100" w:type="dxa"/>
+            <w:tcW w:w="2700" w:type="dxa"/>
+            <w:vAlign w:val="top"/>
+          </w:tcPr>
+          <w:p>
+            <w:pPr>
+              <w:bidi/>
+              <w:jc w:val="right"/>
+              <w:spacing w:after="40" w:line="276" w:lineRule="auto"/>
+              <w:rPr>
+                <w:rtl/>
+              </w:rPr>
+            </w:pPr>
+          </w:p>
+        </w:tc>
+        <w:tc>
+          <w:tcPr>
+            <w:tcW w:w="1700" w:type="dxa"/>
             <w:vAlign w:val="top"/>
           </w:tcPr>
           <w:p>
@@ -2405,7 +2707,7 @@
       <w:tr>
         <w:tc>
           <w:tcPr>
-            <w:tcW w:w="850" w:type="dxa"/>
+            <w:tcW w:w="650" w:type="dxa"/>
             <w:vAlign w:val="top"/>
           </w:tcPr>
           <w:p>
@@ -2431,7 +2733,7 @@
         </w:tc>
         <w:tc>
           <w:tcPr>
-            <w:tcW w:w="1400" w:type="dxa"/>
+            <w:tcW w:w="1150" w:type="dxa"/>
             <w:vAlign w:val="top"/>
           </w:tcPr>
           <w:p>
@@ -2457,7 +2759,7 @@
         </w:tc>
         <w:tc>
           <w:tcPr>
-            <w:tcW w:w="1800" w:type="dxa"/>
+            <w:tcW w:w="1500" w:type="dxa"/>
             <w:vAlign w:val="top"/>
           </w:tcPr>
           <w:p>
@@ -2483,7 +2785,7 @@
         </w:tc>
         <w:tc>
           <w:tcPr>
-            <w:tcW w:w="3150" w:type="dxa"/>
+            <w:tcW w:w="2200" w:type="dxa"/>
             <w:vAlign w:val="top"/>
           </w:tcPr>
           <w:p>
@@ -2509,7 +2811,23 @@
         </w:tc>
         <w:tc>
           <w:tcPr>
-            <w:tcW w:w="2100" w:type="dxa"/>
+            <w:tcW w:w="2700" w:type="dxa"/>
+            <w:vAlign w:val="top"/>
+          </w:tcPr>
+          <w:p>
+            <w:pPr>
+              <w:bidi/>
+              <w:jc w:val="right"/>
+              <w:spacing w:after="40" w:line="276" w:lineRule="auto"/>
+              <w:rPr>
+                <w:rtl/>
+              </w:rPr>
+            </w:pPr>
+          </w:p>
+        </w:tc>
+        <w:tc>
+          <w:tcPr>
+            <w:tcW w:w="1700" w:type="dxa"/>
             <w:vAlign w:val="top"/>
           </w:tcPr>
           <w:p>
@@ -2527,7 +2845,7 @@
       <w:tr>
         <w:tc>
           <w:tcPr>
-            <w:tcW w:w="850" w:type="dxa"/>
+            <w:tcW w:w="650" w:type="dxa"/>
             <w:vAlign w:val="top"/>
           </w:tcPr>
           <w:p>
@@ -2553,7 +2871,7 @@
         </w:tc>
         <w:tc>
           <w:tcPr>
-            <w:tcW w:w="1400" w:type="dxa"/>
+            <w:tcW w:w="1150" w:type="dxa"/>
             <w:vAlign w:val="top"/>
           </w:tcPr>
           <w:p>
@@ -2579,7 +2897,7 @@
         </w:tc>
         <w:tc>
           <w:tcPr>
-            <w:tcW w:w="1800" w:type="dxa"/>
+            <w:tcW w:w="1500" w:type="dxa"/>
             <w:vAlign w:val="top"/>
           </w:tcPr>
           <w:p>
@@ -2605,7 +2923,7 @@
         </w:tc>
         <w:tc>
           <w:tcPr>
-            <w:tcW w:w="3150" w:type="dxa"/>
+            <w:tcW w:w="2200" w:type="dxa"/>
             <w:vAlign w:val="top"/>
           </w:tcPr>
           <w:p>
@@ -2631,7 +2949,23 @@
         </w:tc>
         <w:tc>
           <w:tcPr>
-            <w:tcW w:w="2100" w:type="dxa"/>
+            <w:tcW w:w="2700" w:type="dxa"/>
+            <w:vAlign w:val="top"/>
+          </w:tcPr>
+          <w:p>
+            <w:pPr>
+              <w:bidi/>
+              <w:jc w:val="right"/>
+              <w:spacing w:after="40" w:line="276" w:lineRule="auto"/>
+              <w:rPr>
+                <w:rtl/>
+              </w:rPr>
+            </w:pPr>
+          </w:p>
+        </w:tc>
+        <w:tc>
+          <w:tcPr>
+            <w:tcW w:w="1700" w:type="dxa"/>
             <w:vAlign w:val="top"/>
           </w:tcPr>
           <w:p>
@@ -2659,7 +2993,7 @@
       <w:tr>
         <w:tc>
           <w:tcPr>
-            <w:tcW w:w="850" w:type="dxa"/>
+            <w:tcW w:w="650" w:type="dxa"/>
             <w:vAlign w:val="top"/>
           </w:tcPr>
           <w:p>
@@ -2685,7 +3019,7 @@
         </w:tc>
         <w:tc>
           <w:tcPr>
-            <w:tcW w:w="1400" w:type="dxa"/>
+            <w:tcW w:w="1150" w:type="dxa"/>
             <w:vAlign w:val="top"/>
           </w:tcPr>
           <w:p>
@@ -2711,7 +3045,7 @@
         </w:tc>
         <w:tc>
           <w:tcPr>
-            <w:tcW w:w="1800" w:type="dxa"/>
+            <w:tcW w:w="1500" w:type="dxa"/>
             <w:vAlign w:val="top"/>
           </w:tcPr>
           <w:p>
@@ -2737,7 +3071,7 @@
         </w:tc>
         <w:tc>
           <w:tcPr>
-            <w:tcW w:w="3150" w:type="dxa"/>
+            <w:tcW w:w="2200" w:type="dxa"/>
             <w:vAlign w:val="top"/>
           </w:tcPr>
           <w:p>
@@ -2763,7 +3097,23 @@
         </w:tc>
         <w:tc>
           <w:tcPr>
-            <w:tcW w:w="2100" w:type="dxa"/>
+            <w:tcW w:w="2700" w:type="dxa"/>
+            <w:vAlign w:val="top"/>
+          </w:tcPr>
+          <w:p>
+            <w:pPr>
+              <w:bidi/>
+              <w:jc w:val="right"/>
+              <w:spacing w:after="40" w:line="276" w:lineRule="auto"/>
+              <w:rPr>
+                <w:rtl/>
+              </w:rPr>
+            </w:pPr>
+          </w:p>
+        </w:tc>
+        <w:tc>
+          <w:tcPr>
+            <w:tcW w:w="1700" w:type="dxa"/>
             <w:vAlign w:val="top"/>
           </w:tcPr>
           <w:p>
@@ -2791,7 +3141,7 @@
       <w:tr>
         <w:tc>
           <w:tcPr>
-            <w:tcW w:w="850" w:type="dxa"/>
+            <w:tcW w:w="650" w:type="dxa"/>
             <w:vAlign w:val="top"/>
           </w:tcPr>
           <w:p>
@@ -2817,7 +3167,7 @@
         </w:tc>
         <w:tc>
           <w:tcPr>
-            <w:tcW w:w="1400" w:type="dxa"/>
+            <w:tcW w:w="1150" w:type="dxa"/>
             <w:vAlign w:val="top"/>
           </w:tcPr>
           <w:p>
@@ -2843,7 +3193,7 @@
         </w:tc>
         <w:tc>
           <w:tcPr>
-            <w:tcW w:w="1800" w:type="dxa"/>
+            <w:tcW w:w="1500" w:type="dxa"/>
             <w:vAlign w:val="top"/>
           </w:tcPr>
           <w:p>
@@ -2869,7 +3219,7 @@
         </w:tc>
         <w:tc>
           <w:tcPr>
-            <w:tcW w:w="3150" w:type="dxa"/>
+            <w:tcW w:w="2200" w:type="dxa"/>
             <w:vAlign w:val="top"/>
           </w:tcPr>
           <w:p>
@@ -2895,7 +3245,23 @@
         </w:tc>
         <w:tc>
           <w:tcPr>
-            <w:tcW w:w="2100" w:type="dxa"/>
+            <w:tcW w:w="2700" w:type="dxa"/>
+            <w:vAlign w:val="top"/>
+          </w:tcPr>
+          <w:p>
+            <w:pPr>
+              <w:bidi/>
+              <w:jc w:val="right"/>
+              <w:spacing w:after="40" w:line="276" w:lineRule="auto"/>
+              <w:rPr>
+                <w:rtl/>
+              </w:rPr>
+            </w:pPr>
+          </w:p>
+        </w:tc>
+        <w:tc>
+          <w:tcPr>
+            <w:tcW w:w="1700" w:type="dxa"/>
             <w:vAlign w:val="top"/>
           </w:tcPr>
           <w:p>
@@ -2913,7 +3279,7 @@
       <w:tr>
         <w:tc>
           <w:tcPr>
-            <w:tcW w:w="850" w:type="dxa"/>
+            <w:tcW w:w="650" w:type="dxa"/>
             <w:vAlign w:val="top"/>
           </w:tcPr>
           <w:p>
@@ -2939,7 +3305,7 @@
         </w:tc>
         <w:tc>
           <w:tcPr>
-            <w:tcW w:w="1400" w:type="dxa"/>
+            <w:tcW w:w="1150" w:type="dxa"/>
             <w:vAlign w:val="top"/>
           </w:tcPr>
           <w:p>
@@ -2965,7 +3331,7 @@
         </w:tc>
         <w:tc>
           <w:tcPr>
-            <w:tcW w:w="1800" w:type="dxa"/>
+            <w:tcW w:w="1500" w:type="dxa"/>
             <w:vAlign w:val="top"/>
           </w:tcPr>
           <w:p>
@@ -2991,7 +3357,7 @@
         </w:tc>
         <w:tc>
           <w:tcPr>
-            <w:tcW w:w="3150" w:type="dxa"/>
+            <w:tcW w:w="2200" w:type="dxa"/>
             <w:vAlign w:val="top"/>
           </w:tcPr>
           <w:p>
@@ -3017,7 +3383,23 @@
         </w:tc>
         <w:tc>
           <w:tcPr>
-            <w:tcW w:w="2100" w:type="dxa"/>
+            <w:tcW w:w="2700" w:type="dxa"/>
+            <w:vAlign w:val="top"/>
+          </w:tcPr>
+          <w:p>
+            <w:pPr>
+              <w:bidi/>
+              <w:jc w:val="right"/>
+              <w:spacing w:after="40" w:line="276" w:lineRule="auto"/>
+              <w:rPr>
+                <w:rtl/>
+              </w:rPr>
+            </w:pPr>
+          </w:p>
+        </w:tc>
+        <w:tc>
+          <w:tcPr>
+            <w:tcW w:w="1700" w:type="dxa"/>
             <w:vAlign w:val="top"/>
           </w:tcPr>
           <w:p>
@@ -3035,7 +3417,7 @@
       <w:tr>
         <w:tc>
           <w:tcPr>
-            <w:tcW w:w="850" w:type="dxa"/>
+            <w:tcW w:w="650" w:type="dxa"/>
             <w:vAlign w:val="top"/>
           </w:tcPr>
           <w:p>
@@ -3061,7 +3443,7 @@
         </w:tc>
         <w:tc>
           <w:tcPr>
-            <w:tcW w:w="1400" w:type="dxa"/>
+            <w:tcW w:w="1150" w:type="dxa"/>
             <w:vAlign w:val="top"/>
           </w:tcPr>
           <w:p>
@@ -3087,7 +3469,7 @@
         </w:tc>
         <w:tc>
           <w:tcPr>
-            <w:tcW w:w="1800" w:type="dxa"/>
+            <w:tcW w:w="1500" w:type="dxa"/>
             <w:vAlign w:val="top"/>
           </w:tcPr>
           <w:p>
@@ -3113,7 +3495,7 @@
         </w:tc>
         <w:tc>
           <w:tcPr>
-            <w:tcW w:w="3150" w:type="dxa"/>
+            <w:tcW w:w="2200" w:type="dxa"/>
             <w:vAlign w:val="top"/>
           </w:tcPr>
           <w:p>
@@ -3139,7 +3521,23 @@
         </w:tc>
         <w:tc>
           <w:tcPr>
-            <w:tcW w:w="2100" w:type="dxa"/>
+            <w:tcW w:w="2700" w:type="dxa"/>
+            <w:vAlign w:val="top"/>
+          </w:tcPr>
+          <w:p>
+            <w:pPr>
+              <w:bidi/>
+              <w:jc w:val="right"/>
+              <w:spacing w:after="40" w:line="276" w:lineRule="auto"/>
+              <w:rPr>
+                <w:rtl/>
+              </w:rPr>
+            </w:pPr>
+          </w:p>
+        </w:tc>
+        <w:tc>
+          <w:tcPr>
+            <w:tcW w:w="1700" w:type="dxa"/>
             <w:vAlign w:val="top"/>
           </w:tcPr>
           <w:p>
@@ -3157,7 +3555,7 @@
       <w:tr>
         <w:tc>
           <w:tcPr>
-            <w:tcW w:w="850" w:type="dxa"/>
+            <w:tcW w:w="650" w:type="dxa"/>
             <w:vAlign w:val="top"/>
           </w:tcPr>
           <w:p>
@@ -3183,7 +3581,7 @@
         </w:tc>
         <w:tc>
           <w:tcPr>
-            <w:tcW w:w="1400" w:type="dxa"/>
+            <w:tcW w:w="1150" w:type="dxa"/>
             <w:vAlign w:val="top"/>
           </w:tcPr>
           <w:p>
@@ -3209,7 +3607,7 @@
         </w:tc>
         <w:tc>
           <w:tcPr>
-            <w:tcW w:w="1800" w:type="dxa"/>
+            <w:tcW w:w="1500" w:type="dxa"/>
             <w:vAlign w:val="top"/>
           </w:tcPr>
           <w:p>
@@ -3235,7 +3633,7 @@
         </w:tc>
         <w:tc>
           <w:tcPr>
-            <w:tcW w:w="3150" w:type="dxa"/>
+            <w:tcW w:w="2200" w:type="dxa"/>
             <w:vAlign w:val="top"/>
           </w:tcPr>
           <w:p>
@@ -3261,7 +3659,23 @@
         </w:tc>
         <w:tc>
           <w:tcPr>
-            <w:tcW w:w="2100" w:type="dxa"/>
+            <w:tcW w:w="2700" w:type="dxa"/>
+            <w:vAlign w:val="top"/>
+          </w:tcPr>
+          <w:p>
+            <w:pPr>
+              <w:bidi/>
+              <w:jc w:val="right"/>
+              <w:spacing w:after="40" w:line="276" w:lineRule="auto"/>
+              <w:rPr>
+                <w:rtl/>
+              </w:rPr>
+            </w:pPr>
+          </w:p>
+        </w:tc>
+        <w:tc>
+          <w:tcPr>
+            <w:tcW w:w="1700" w:type="dxa"/>
             <w:vAlign w:val="top"/>
           </w:tcPr>
           <w:p>
@@ -3279,7 +3693,7 @@
       <w:tr>
         <w:tc>
           <w:tcPr>
-            <w:tcW w:w="850" w:type="dxa"/>
+            <w:tcW w:w="650" w:type="dxa"/>
             <w:vAlign w:val="top"/>
           </w:tcPr>
           <w:p>
@@ -3305,7 +3719,7 @@
         </w:tc>
         <w:tc>
           <w:tcPr>
-            <w:tcW w:w="1400" w:type="dxa"/>
+            <w:tcW w:w="1150" w:type="dxa"/>
             <w:vAlign w:val="top"/>
           </w:tcPr>
           <w:p>
@@ -3331,7 +3745,7 @@
         </w:tc>
         <w:tc>
           <w:tcPr>
-            <w:tcW w:w="1800" w:type="dxa"/>
+            <w:tcW w:w="1500" w:type="dxa"/>
             <w:vAlign w:val="top"/>
           </w:tcPr>
           <w:p>
@@ -3357,7 +3771,7 @@
         </w:tc>
         <w:tc>
           <w:tcPr>
-            <w:tcW w:w="3150" w:type="dxa"/>
+            <w:tcW w:w="2200" w:type="dxa"/>
             <w:vAlign w:val="top"/>
           </w:tcPr>
           <w:p>
@@ -3383,7 +3797,23 @@
         </w:tc>
         <w:tc>
           <w:tcPr>
-            <w:tcW w:w="2100" w:type="dxa"/>
+            <w:tcW w:w="2700" w:type="dxa"/>
+            <w:vAlign w:val="top"/>
+          </w:tcPr>
+          <w:p>
+            <w:pPr>
+              <w:bidi/>
+              <w:jc w:val="right"/>
+              <w:spacing w:after="40" w:line="276" w:lineRule="auto"/>
+              <w:rPr>
+                <w:rtl/>
+              </w:rPr>
+            </w:pPr>
+          </w:p>
+        </w:tc>
+        <w:tc>
+          <w:tcPr>
+            <w:tcW w:w="1700" w:type="dxa"/>
             <w:vAlign w:val="top"/>
           </w:tcPr>
           <w:p>
@@ -3401,7 +3831,7 @@
       <w:tr>
         <w:tc>
           <w:tcPr>
-            <w:tcW w:w="850" w:type="dxa"/>
+            <w:tcW w:w="650" w:type="dxa"/>
             <w:vAlign w:val="top"/>
           </w:tcPr>
           <w:p>
@@ -3427,7 +3857,7 @@
         </w:tc>
         <w:tc>
           <w:tcPr>
-            <w:tcW w:w="1400" w:type="dxa"/>
+            <w:tcW w:w="1150" w:type="dxa"/>
             <w:vAlign w:val="top"/>
           </w:tcPr>
           <w:p>
@@ -3453,7 +3883,7 @@
         </w:tc>
         <w:tc>
           <w:tcPr>
-            <w:tcW w:w="1800" w:type="dxa"/>
+            <w:tcW w:w="1500" w:type="dxa"/>
             <w:vAlign w:val="top"/>
           </w:tcPr>
           <w:p>
@@ -3479,7 +3909,7 @@
         </w:tc>
         <w:tc>
           <w:tcPr>
-            <w:tcW w:w="3150" w:type="dxa"/>
+            <w:tcW w:w="2200" w:type="dxa"/>
             <w:vAlign w:val="top"/>
           </w:tcPr>
           <w:p>
@@ -3505,7 +3935,23 @@
         </w:tc>
         <w:tc>
           <w:tcPr>
-            <w:tcW w:w="2100" w:type="dxa"/>
+            <w:tcW w:w="2700" w:type="dxa"/>
+            <w:vAlign w:val="top"/>
+          </w:tcPr>
+          <w:p>
+            <w:pPr>
+              <w:bidi/>
+              <w:jc w:val="right"/>
+              <w:spacing w:after="40" w:line="276" w:lineRule="auto"/>
+              <w:rPr>
+                <w:rtl/>
+              </w:rPr>
+            </w:pPr>
+          </w:p>
+        </w:tc>
+        <w:tc>
+          <w:tcPr>
+            <w:tcW w:w="1700" w:type="dxa"/>
             <w:vAlign w:val="top"/>
           </w:tcPr>
           <w:p>
@@ -3533,7 +3979,7 @@
       <w:tr>
         <w:tc>
           <w:tcPr>
-            <w:tcW w:w="850" w:type="dxa"/>
+            <w:tcW w:w="650" w:type="dxa"/>
             <w:vAlign w:val="top"/>
           </w:tcPr>
           <w:p>
@@ -3559,7 +4005,7 @@
         </w:tc>
         <w:tc>
           <w:tcPr>
-            <w:tcW w:w="1400" w:type="dxa"/>
+            <w:tcW w:w="1150" w:type="dxa"/>
             <w:vAlign w:val="top"/>
           </w:tcPr>
           <w:p>
@@ -3585,7 +4031,7 @@
         </w:tc>
         <w:tc>
           <w:tcPr>
-            <w:tcW w:w="1800" w:type="dxa"/>
+            <w:tcW w:w="1500" w:type="dxa"/>
             <w:vAlign w:val="top"/>
           </w:tcPr>
           <w:p>
@@ -3611,7 +4057,7 @@
         </w:tc>
         <w:tc>
           <w:tcPr>
-            <w:tcW w:w="3150" w:type="dxa"/>
+            <w:tcW w:w="2200" w:type="dxa"/>
             <w:vAlign w:val="top"/>
           </w:tcPr>
           <w:p>
@@ -3637,7 +4083,23 @@
         </w:tc>
         <w:tc>
           <w:tcPr>
-            <w:tcW w:w="2100" w:type="dxa"/>
+            <w:tcW w:w="2700" w:type="dxa"/>
+            <w:vAlign w:val="top"/>
+          </w:tcPr>
+          <w:p>
+            <w:pPr>
+              <w:bidi/>
+              <w:jc w:val="right"/>
+              <w:spacing w:after="40" w:line="276" w:lineRule="auto"/>
+              <w:rPr>
+                <w:rtl/>
+              </w:rPr>
+            </w:pPr>
+          </w:p>
+        </w:tc>
+        <w:tc>
+          <w:tcPr>
+            <w:tcW w:w="1700" w:type="dxa"/>
             <w:vAlign w:val="top"/>
           </w:tcPr>
           <w:p>
@@ -3655,7 +4117,7 @@
       <w:tr>
         <w:tc>
           <w:tcPr>
-            <w:tcW w:w="850" w:type="dxa"/>
+            <w:tcW w:w="650" w:type="dxa"/>
             <w:vAlign w:val="top"/>
           </w:tcPr>
           <w:p>
@@ -3681,7 +4143,7 @@
         </w:tc>
         <w:tc>
           <w:tcPr>
-            <w:tcW w:w="1400" w:type="dxa"/>
+            <w:tcW w:w="1150" w:type="dxa"/>
             <w:vAlign w:val="top"/>
           </w:tcPr>
           <w:p>
@@ -3707,7 +4169,7 @@
         </w:tc>
         <w:tc>
           <w:tcPr>
-            <w:tcW w:w="1800" w:type="dxa"/>
+            <w:tcW w:w="1500" w:type="dxa"/>
             <w:vAlign w:val="top"/>
           </w:tcPr>
           <w:p>
@@ -3733,7 +4195,7 @@
         </w:tc>
         <w:tc>
           <w:tcPr>
-            <w:tcW w:w="3150" w:type="dxa"/>
+            <w:tcW w:w="2200" w:type="dxa"/>
             <w:vAlign w:val="top"/>
           </w:tcPr>
           <w:p>
@@ -3759,7 +4221,23 @@
         </w:tc>
         <w:tc>
           <w:tcPr>
-            <w:tcW w:w="2100" w:type="dxa"/>
+            <w:tcW w:w="2700" w:type="dxa"/>
+            <w:vAlign w:val="top"/>
+          </w:tcPr>
+          <w:p>
+            <w:pPr>
+              <w:bidi/>
+              <w:jc w:val="right"/>
+              <w:spacing w:after="40" w:line="276" w:lineRule="auto"/>
+              <w:rPr>
+                <w:rtl/>
+              </w:rPr>
+            </w:pPr>
+          </w:p>
+        </w:tc>
+        <w:tc>
+          <w:tcPr>
+            <w:tcW w:w="1700" w:type="dxa"/>
             <w:vAlign w:val="top"/>
           </w:tcPr>
           <w:p>
@@ -3777,7 +4255,7 @@
       <w:tr>
         <w:tc>
           <w:tcPr>
-            <w:tcW w:w="850" w:type="dxa"/>
+            <w:tcW w:w="650" w:type="dxa"/>
             <w:vAlign w:val="top"/>
           </w:tcPr>
           <w:p>
@@ -3803,7 +4281,7 @@
         </w:tc>
         <w:tc>
           <w:tcPr>
-            <w:tcW w:w="1400" w:type="dxa"/>
+            <w:tcW w:w="1150" w:type="dxa"/>
             <w:vAlign w:val="top"/>
           </w:tcPr>
           <w:p>
@@ -3829,7 +4307,7 @@
         </w:tc>
         <w:tc>
           <w:tcPr>
-            <w:tcW w:w="1800" w:type="dxa"/>
+            <w:tcW w:w="1500" w:type="dxa"/>
             <w:vAlign w:val="top"/>
           </w:tcPr>
           <w:p>
@@ -3855,7 +4333,7 @@
         </w:tc>
         <w:tc>
           <w:tcPr>
-            <w:tcW w:w="3150" w:type="dxa"/>
+            <w:tcW w:w="2200" w:type="dxa"/>
             <w:vAlign w:val="top"/>
           </w:tcPr>
           <w:p>
@@ -3881,7 +4359,23 @@
         </w:tc>
         <w:tc>
           <w:tcPr>
-            <w:tcW w:w="2100" w:type="dxa"/>
+            <w:tcW w:w="2700" w:type="dxa"/>
+            <w:vAlign w:val="top"/>
+          </w:tcPr>
+          <w:p>
+            <w:pPr>
+              <w:bidi/>
+              <w:jc w:val="right"/>
+              <w:spacing w:after="40" w:line="276" w:lineRule="auto"/>
+              <w:rPr>
+                <w:rtl/>
+              </w:rPr>
+            </w:pPr>
+          </w:p>
+        </w:tc>
+        <w:tc>
+          <w:tcPr>
+            <w:tcW w:w="1700" w:type="dxa"/>
             <w:vAlign w:val="top"/>
           </w:tcPr>
           <w:p>
@@ -3899,7 +4393,7 @@
       <w:tr>
         <w:tc>
           <w:tcPr>
-            <w:tcW w:w="850" w:type="dxa"/>
+            <w:tcW w:w="650" w:type="dxa"/>
             <w:vAlign w:val="top"/>
           </w:tcPr>
           <w:p>
@@ -3925,7 +4419,7 @@
         </w:tc>
         <w:tc>
           <w:tcPr>
-            <w:tcW w:w="1400" w:type="dxa"/>
+            <w:tcW w:w="1150" w:type="dxa"/>
             <w:vAlign w:val="top"/>
           </w:tcPr>
           <w:p>
@@ -3951,7 +4445,7 @@
         </w:tc>
         <w:tc>
           <w:tcPr>
-            <w:tcW w:w="1800" w:type="dxa"/>
+            <w:tcW w:w="1500" w:type="dxa"/>
             <w:vAlign w:val="top"/>
           </w:tcPr>
           <w:p>
@@ -3977,7 +4471,7 @@
         </w:tc>
         <w:tc>
           <w:tcPr>
-            <w:tcW w:w="3150" w:type="dxa"/>
+            <w:tcW w:w="2200" w:type="dxa"/>
             <w:vAlign w:val="top"/>
           </w:tcPr>
           <w:p>
@@ -4003,7 +4497,23 @@
         </w:tc>
         <w:tc>
           <w:tcPr>
-            <w:tcW w:w="2100" w:type="dxa"/>
+            <w:tcW w:w="2700" w:type="dxa"/>
+            <w:vAlign w:val="top"/>
+          </w:tcPr>
+          <w:p>
+            <w:pPr>
+              <w:bidi/>
+              <w:jc w:val="right"/>
+              <w:spacing w:after="40" w:line="276" w:lineRule="auto"/>
+              <w:rPr>
+                <w:rtl/>
+              </w:rPr>
+            </w:pPr>
+          </w:p>
+        </w:tc>
+        <w:tc>
+          <w:tcPr>
+            <w:tcW w:w="1700" w:type="dxa"/>
             <w:vAlign w:val="top"/>
           </w:tcPr>
           <w:p>
@@ -4021,7 +4531,7 @@
       <w:tr>
         <w:tc>
           <w:tcPr>
-            <w:tcW w:w="850" w:type="dxa"/>
+            <w:tcW w:w="650" w:type="dxa"/>
             <w:vAlign w:val="top"/>
           </w:tcPr>
           <w:p>
@@ -4047,7 +4557,7 @@
         </w:tc>
         <w:tc>
           <w:tcPr>
-            <w:tcW w:w="1400" w:type="dxa"/>
+            <w:tcW w:w="1150" w:type="dxa"/>
             <w:vAlign w:val="top"/>
           </w:tcPr>
           <w:p>
@@ -4073,7 +4583,7 @@
         </w:tc>
         <w:tc>
           <w:tcPr>
-            <w:tcW w:w="1800" w:type="dxa"/>
+            <w:tcW w:w="1500" w:type="dxa"/>
             <w:vAlign w:val="top"/>
           </w:tcPr>
           <w:p>
@@ -4099,7 +4609,7 @@
         </w:tc>
         <w:tc>
           <w:tcPr>
-            <w:tcW w:w="3150" w:type="dxa"/>
+            <w:tcW w:w="2200" w:type="dxa"/>
             <w:vAlign w:val="top"/>
           </w:tcPr>
           <w:p>
@@ -4125,7 +4635,23 @@
         </w:tc>
         <w:tc>
           <w:tcPr>
-            <w:tcW w:w="2100" w:type="dxa"/>
+            <w:tcW w:w="2700" w:type="dxa"/>
+            <w:vAlign w:val="top"/>
+          </w:tcPr>
+          <w:p>
+            <w:pPr>
+              <w:bidi/>
+              <w:jc w:val="right"/>
+              <w:spacing w:after="40" w:line="276" w:lineRule="auto"/>
+              <w:rPr>
+                <w:rtl/>
+              </w:rPr>
+            </w:pPr>
+          </w:p>
+        </w:tc>
+        <w:tc>
+          <w:tcPr>
+            <w:tcW w:w="1700" w:type="dxa"/>
             <w:vAlign w:val="top"/>
           </w:tcPr>
           <w:p>
@@ -4143,7 +4669,7 @@
       <w:tr>
         <w:tc>
           <w:tcPr>
-            <w:tcW w:w="850" w:type="dxa"/>
+            <w:tcW w:w="650" w:type="dxa"/>
             <w:vAlign w:val="top"/>
           </w:tcPr>
           <w:p>
@@ -4169,7 +4695,7 @@
         </w:tc>
         <w:tc>
           <w:tcPr>
-            <w:tcW w:w="1400" w:type="dxa"/>
+            <w:tcW w:w="1150" w:type="dxa"/>
             <w:vAlign w:val="top"/>
           </w:tcPr>
           <w:p>
@@ -4195,7 +4721,7 @@
         </w:tc>
         <w:tc>
           <w:tcPr>
-            <w:tcW w:w="1800" w:type="dxa"/>
+            <w:tcW w:w="1500" w:type="dxa"/>
             <w:vAlign w:val="top"/>
           </w:tcPr>
           <w:p>
@@ -4221,7 +4747,7 @@
         </w:tc>
         <w:tc>
           <w:tcPr>
-            <w:tcW w:w="3150" w:type="dxa"/>
+            <w:tcW w:w="2200" w:type="dxa"/>
             <w:vAlign w:val="top"/>
           </w:tcPr>
           <w:p>
@@ -4247,7 +4773,23 @@
         </w:tc>
         <w:tc>
           <w:tcPr>
-            <w:tcW w:w="2100" w:type="dxa"/>
+            <w:tcW w:w="2700" w:type="dxa"/>
+            <w:vAlign w:val="top"/>
+          </w:tcPr>
+          <w:p>
+            <w:pPr>
+              <w:bidi/>
+              <w:jc w:val="right"/>
+              <w:spacing w:after="40" w:line="276" w:lineRule="auto"/>
+              <w:rPr>
+                <w:rtl/>
+              </w:rPr>
+            </w:pPr>
+          </w:p>
+        </w:tc>
+        <w:tc>
+          <w:tcPr>
+            <w:tcW w:w="1700" w:type="dxa"/>
             <w:vAlign w:val="top"/>
           </w:tcPr>
           <w:p>
@@ -4275,7 +4817,7 @@
       <w:tr>
         <w:tc>
           <w:tcPr>
-            <w:tcW w:w="850" w:type="dxa"/>
+            <w:tcW w:w="650" w:type="dxa"/>
             <w:vAlign w:val="top"/>
           </w:tcPr>
           <w:p>
@@ -4301,7 +4843,7 @@
         </w:tc>
         <w:tc>
           <w:tcPr>
-            <w:tcW w:w="1400" w:type="dxa"/>
+            <w:tcW w:w="1150" w:type="dxa"/>
             <w:vAlign w:val="top"/>
           </w:tcPr>
           <w:p>
@@ -4327,7 +4869,7 @@
         </w:tc>
         <w:tc>
           <w:tcPr>
-            <w:tcW w:w="1800" w:type="dxa"/>
+            <w:tcW w:w="1500" w:type="dxa"/>
             <w:vAlign w:val="top"/>
           </w:tcPr>
           <w:p>
@@ -4353,7 +4895,7 @@
         </w:tc>
         <w:tc>
           <w:tcPr>
-            <w:tcW w:w="3150" w:type="dxa"/>
+            <w:tcW w:w="2200" w:type="dxa"/>
             <w:vAlign w:val="top"/>
           </w:tcPr>
           <w:p>
@@ -4379,7 +4921,23 @@
         </w:tc>
         <w:tc>
           <w:tcPr>
-            <w:tcW w:w="2100" w:type="dxa"/>
+            <w:tcW w:w="2700" w:type="dxa"/>
+            <w:vAlign w:val="top"/>
+          </w:tcPr>
+          <w:p>
+            <w:pPr>
+              <w:bidi/>
+              <w:jc w:val="right"/>
+              <w:spacing w:after="40" w:line="276" w:lineRule="auto"/>
+              <w:rPr>
+                <w:rtl/>
+              </w:rPr>
+            </w:pPr>
+          </w:p>
+        </w:tc>
+        <w:tc>
+          <w:tcPr>
+            <w:tcW w:w="1700" w:type="dxa"/>
             <w:vAlign w:val="top"/>
           </w:tcPr>
           <w:p>
@@ -4397,7 +4955,7 @@
       <w:tr>
         <w:tc>
           <w:tcPr>
-            <w:tcW w:w="850" w:type="dxa"/>
+            <w:tcW w:w="650" w:type="dxa"/>
             <w:vAlign w:val="top"/>
           </w:tcPr>
           <w:p>
@@ -4423,7 +4981,7 @@
         </w:tc>
         <w:tc>
           <w:tcPr>
-            <w:tcW w:w="1400" w:type="dxa"/>
+            <w:tcW w:w="1150" w:type="dxa"/>
             <w:vAlign w:val="top"/>
           </w:tcPr>
           <w:p>
@@ -4449,7 +5007,7 @@
         </w:tc>
         <w:tc>
           <w:tcPr>
-            <w:tcW w:w="1800" w:type="dxa"/>
+            <w:tcW w:w="1500" w:type="dxa"/>
             <w:vAlign w:val="top"/>
           </w:tcPr>
           <w:p>
@@ -4475,7 +5033,7 @@
         </w:tc>
         <w:tc>
           <w:tcPr>
-            <w:tcW w:w="3150" w:type="dxa"/>
+            <w:tcW w:w="2200" w:type="dxa"/>
             <w:vAlign w:val="top"/>
           </w:tcPr>
           <w:p>
@@ -4501,7 +5059,23 @@
         </w:tc>
         <w:tc>
           <w:tcPr>
-            <w:tcW w:w="2100" w:type="dxa"/>
+            <w:tcW w:w="2700" w:type="dxa"/>
+            <w:vAlign w:val="top"/>
+          </w:tcPr>
+          <w:p>
+            <w:pPr>
+              <w:bidi/>
+              <w:jc w:val="right"/>
+              <w:spacing w:after="40" w:line="276" w:lineRule="auto"/>
+              <w:rPr>
+                <w:rtl/>
+              </w:rPr>
+            </w:pPr>
+          </w:p>
+        </w:tc>
+        <w:tc>
+          <w:tcPr>
+            <w:tcW w:w="1700" w:type="dxa"/>
             <w:vAlign w:val="top"/>
           </w:tcPr>
           <w:p>
@@ -4529,7 +5103,7 @@
       <w:tr>
         <w:tc>
           <w:tcPr>
-            <w:tcW w:w="850" w:type="dxa"/>
+            <w:tcW w:w="650" w:type="dxa"/>
             <w:vAlign w:val="top"/>
           </w:tcPr>
           <w:p>
@@ -4555,7 +5129,7 @@
         </w:tc>
         <w:tc>
           <w:tcPr>
-            <w:tcW w:w="1400" w:type="dxa"/>
+            <w:tcW w:w="1150" w:type="dxa"/>
             <w:vAlign w:val="top"/>
           </w:tcPr>
           <w:p>
@@ -4581,7 +5155,7 @@
         </w:tc>
         <w:tc>
           <w:tcPr>
-            <w:tcW w:w="1800" w:type="dxa"/>
+            <w:tcW w:w="1500" w:type="dxa"/>
             <w:vAlign w:val="top"/>
           </w:tcPr>
           <w:p>
@@ -4607,7 +5181,7 @@
         </w:tc>
         <w:tc>
           <w:tcPr>
-            <w:tcW w:w="3150" w:type="dxa"/>
+            <w:tcW w:w="2200" w:type="dxa"/>
             <w:vAlign w:val="top"/>
           </w:tcPr>
           <w:p>
@@ -4633,7 +5207,23 @@
         </w:tc>
         <w:tc>
           <w:tcPr>
-            <w:tcW w:w="2100" w:type="dxa"/>
+            <w:tcW w:w="2700" w:type="dxa"/>
+            <w:vAlign w:val="top"/>
+          </w:tcPr>
+          <w:p>
+            <w:pPr>
+              <w:bidi/>
+              <w:jc w:val="right"/>
+              <w:spacing w:after="40" w:line="276" w:lineRule="auto"/>
+              <w:rPr>
+                <w:rtl/>
+              </w:rPr>
+            </w:pPr>
+          </w:p>
+        </w:tc>
+        <w:tc>
+          <w:tcPr>
+            <w:tcW w:w="1700" w:type="dxa"/>
             <w:vAlign w:val="top"/>
           </w:tcPr>
           <w:p>
@@ -4661,7 +5251,7 @@
       <w:tr>
         <w:tc>
           <w:tcPr>
-            <w:tcW w:w="850" w:type="dxa"/>
+            <w:tcW w:w="650" w:type="dxa"/>
             <w:vAlign w:val="top"/>
           </w:tcPr>
           <w:p>
@@ -4687,7 +5277,7 @@
         </w:tc>
         <w:tc>
           <w:tcPr>
-            <w:tcW w:w="1400" w:type="dxa"/>
+            <w:tcW w:w="1150" w:type="dxa"/>
             <w:vAlign w:val="top"/>
           </w:tcPr>
           <w:p>
@@ -4713,7 +5303,7 @@
         </w:tc>
         <w:tc>
           <w:tcPr>
-            <w:tcW w:w="1800" w:type="dxa"/>
+            <w:tcW w:w="1500" w:type="dxa"/>
             <w:vAlign w:val="top"/>
           </w:tcPr>
           <w:p>
@@ -4739,7 +5329,7 @@
         </w:tc>
         <w:tc>
           <w:tcPr>
-            <w:tcW w:w="3150" w:type="dxa"/>
+            <w:tcW w:w="2200" w:type="dxa"/>
             <w:vAlign w:val="top"/>
           </w:tcPr>
           <w:p>
@@ -4765,7 +5355,23 @@
         </w:tc>
         <w:tc>
           <w:tcPr>
-            <w:tcW w:w="2100" w:type="dxa"/>
+            <w:tcW w:w="2700" w:type="dxa"/>
+            <w:vAlign w:val="top"/>
+          </w:tcPr>
+          <w:p>
+            <w:pPr>
+              <w:bidi/>
+              <w:jc w:val="right"/>
+              <w:spacing w:after="40" w:line="276" w:lineRule="auto"/>
+              <w:rPr>
+                <w:rtl/>
+              </w:rPr>
+            </w:pPr>
+          </w:p>
+        </w:tc>
+        <w:tc>
+          <w:tcPr>
+            <w:tcW w:w="1700" w:type="dxa"/>
             <w:vAlign w:val="top"/>
           </w:tcPr>
           <w:p>
@@ -4793,7 +5399,7 @@
       <w:tr>
         <w:tc>
           <w:tcPr>
-            <w:tcW w:w="850" w:type="dxa"/>
+            <w:tcW w:w="650" w:type="dxa"/>
             <w:vAlign w:val="top"/>
           </w:tcPr>
           <w:p>
@@ -4819,7 +5425,7 @@
         </w:tc>
         <w:tc>
           <w:tcPr>
-            <w:tcW w:w="1400" w:type="dxa"/>
+            <w:tcW w:w="1150" w:type="dxa"/>
             <w:vAlign w:val="top"/>
           </w:tcPr>
           <w:p>
@@ -4845,7 +5451,7 @@
         </w:tc>
         <w:tc>
           <w:tcPr>
-            <w:tcW w:w="1800" w:type="dxa"/>
+            <w:tcW w:w="1500" w:type="dxa"/>
             <w:vAlign w:val="top"/>
           </w:tcPr>
           <w:p>
@@ -4871,7 +5477,7 @@
         </w:tc>
         <w:tc>
           <w:tcPr>
-            <w:tcW w:w="3150" w:type="dxa"/>
+            <w:tcW w:w="2200" w:type="dxa"/>
             <w:vAlign w:val="top"/>
           </w:tcPr>
           <w:p>
@@ -4897,7 +5503,23 @@
         </w:tc>
         <w:tc>
           <w:tcPr>
-            <w:tcW w:w="2100" w:type="dxa"/>
+            <w:tcW w:w="2700" w:type="dxa"/>
+            <w:vAlign w:val="top"/>
+          </w:tcPr>
+          <w:p>
+            <w:pPr>
+              <w:bidi/>
+              <w:jc w:val="right"/>
+              <w:spacing w:after="40" w:line="276" w:lineRule="auto"/>
+              <w:rPr>
+                <w:rtl/>
+              </w:rPr>
+            </w:pPr>
+          </w:p>
+        </w:tc>
+        <w:tc>
+          <w:tcPr>
+            <w:tcW w:w="1700" w:type="dxa"/>
             <w:vAlign w:val="top"/>
           </w:tcPr>
           <w:p>
@@ -4915,7 +5537,7 @@
       <w:tr>
         <w:tc>
           <w:tcPr>
-            <w:tcW w:w="850" w:type="dxa"/>
+            <w:tcW w:w="650" w:type="dxa"/>
             <w:vAlign w:val="top"/>
           </w:tcPr>
           <w:p>
@@ -4941,7 +5563,7 @@
         </w:tc>
         <w:tc>
           <w:tcPr>
-            <w:tcW w:w="1400" w:type="dxa"/>
+            <w:tcW w:w="1150" w:type="dxa"/>
             <w:vAlign w:val="top"/>
           </w:tcPr>
           <w:p>
@@ -4967,7 +5589,7 @@
         </w:tc>
         <w:tc>
           <w:tcPr>
-            <w:tcW w:w="1800" w:type="dxa"/>
+            <w:tcW w:w="1500" w:type="dxa"/>
             <w:vAlign w:val="top"/>
           </w:tcPr>
           <w:p>
@@ -4993,7 +5615,7 @@
         </w:tc>
         <w:tc>
           <w:tcPr>
-            <w:tcW w:w="3150" w:type="dxa"/>
+            <w:tcW w:w="2200" w:type="dxa"/>
             <w:vAlign w:val="top"/>
           </w:tcPr>
           <w:p>
@@ -5019,7 +5641,23 @@
         </w:tc>
         <w:tc>
           <w:tcPr>
-            <w:tcW w:w="2100" w:type="dxa"/>
+            <w:tcW w:w="2700" w:type="dxa"/>
+            <w:vAlign w:val="top"/>
+          </w:tcPr>
+          <w:p>
+            <w:pPr>
+              <w:bidi/>
+              <w:jc w:val="right"/>
+              <w:spacing w:after="40" w:line="276" w:lineRule="auto"/>
+              <w:rPr>
+                <w:rtl/>
+              </w:rPr>
+            </w:pPr>
+          </w:p>
+        </w:tc>
+        <w:tc>
+          <w:tcPr>
+            <w:tcW w:w="1700" w:type="dxa"/>
             <w:vAlign w:val="top"/>
           </w:tcPr>
           <w:p>
@@ -5047,7 +5685,7 @@
       <w:tr>
         <w:tc>
           <w:tcPr>
-            <w:tcW w:w="850" w:type="dxa"/>
+            <w:tcW w:w="650" w:type="dxa"/>
             <w:vAlign w:val="top"/>
           </w:tcPr>
           <w:p>
@@ -5073,7 +5711,7 @@
         </w:tc>
         <w:tc>
           <w:tcPr>
-            <w:tcW w:w="1400" w:type="dxa"/>
+            <w:tcW w:w="1150" w:type="dxa"/>
             <w:vAlign w:val="top"/>
           </w:tcPr>
           <w:p>
@@ -5099,7 +5737,7 @@
         </w:tc>
         <w:tc>
           <w:tcPr>
-            <w:tcW w:w="1800" w:type="dxa"/>
+            <w:tcW w:w="1500" w:type="dxa"/>
             <w:vAlign w:val="top"/>
           </w:tcPr>
           <w:p>
@@ -5125,7 +5763,7 @@
         </w:tc>
         <w:tc>
           <w:tcPr>
-            <w:tcW w:w="3150" w:type="dxa"/>
+            <w:tcW w:w="2200" w:type="dxa"/>
             <w:vAlign w:val="top"/>
           </w:tcPr>
           <w:p>
@@ -5151,7 +5789,23 @@
         </w:tc>
         <w:tc>
           <w:tcPr>
-            <w:tcW w:w="2100" w:type="dxa"/>
+            <w:tcW w:w="2700" w:type="dxa"/>
+            <w:vAlign w:val="top"/>
+          </w:tcPr>
+          <w:p>
+            <w:pPr>
+              <w:bidi/>
+              <w:jc w:val="right"/>
+              <w:spacing w:after="40" w:line="276" w:lineRule="auto"/>
+              <w:rPr>
+                <w:rtl/>
+              </w:rPr>
+            </w:pPr>
+          </w:p>
+        </w:tc>
+        <w:tc>
+          <w:tcPr>
+            <w:tcW w:w="1700" w:type="dxa"/>
             <w:vAlign w:val="top"/>
           </w:tcPr>
           <w:p>
@@ -5169,7 +5823,7 @@
       <w:tr>
         <w:tc>
           <w:tcPr>
-            <w:tcW w:w="850" w:type="dxa"/>
+            <w:tcW w:w="650" w:type="dxa"/>
             <w:vAlign w:val="top"/>
           </w:tcPr>
           <w:p>
@@ -5195,7 +5849,7 @@
         </w:tc>
         <w:tc>
           <w:tcPr>
-            <w:tcW w:w="1400" w:type="dxa"/>
+            <w:tcW w:w="1150" w:type="dxa"/>
             <w:vAlign w:val="top"/>
           </w:tcPr>
           <w:p>
@@ -5221,7 +5875,7 @@
         </w:tc>
         <w:tc>
           <w:tcPr>
-            <w:tcW w:w="1800" w:type="dxa"/>
+            <w:tcW w:w="1500" w:type="dxa"/>
             <w:vAlign w:val="top"/>
           </w:tcPr>
           <w:p>
@@ -5247,7 +5901,7 @@
         </w:tc>
         <w:tc>
           <w:tcPr>
-            <w:tcW w:w="3150" w:type="dxa"/>
+            <w:tcW w:w="2200" w:type="dxa"/>
             <w:vAlign w:val="top"/>
           </w:tcPr>
           <w:p>
@@ -5273,7 +5927,23 @@
         </w:tc>
         <w:tc>
           <w:tcPr>
-            <w:tcW w:w="2100" w:type="dxa"/>
+            <w:tcW w:w="2700" w:type="dxa"/>
+            <w:vAlign w:val="top"/>
+          </w:tcPr>
+          <w:p>
+            <w:pPr>
+              <w:bidi/>
+              <w:jc w:val="right"/>
+              <w:spacing w:after="40" w:line="276" w:lineRule="auto"/>
+              <w:rPr>
+                <w:rtl/>
+              </w:rPr>
+            </w:pPr>
+          </w:p>
+        </w:tc>
+        <w:tc>
+          <w:tcPr>
+            <w:tcW w:w="1700" w:type="dxa"/>
             <w:vAlign w:val="top"/>
           </w:tcPr>
           <w:p>
@@ -5291,7 +5961,7 @@
       <w:tr>
         <w:tc>
           <w:tcPr>
-            <w:tcW w:w="850" w:type="dxa"/>
+            <w:tcW w:w="650" w:type="dxa"/>
             <w:vAlign w:val="top"/>
           </w:tcPr>
           <w:p>
@@ -5317,7 +5987,7 @@
         </w:tc>
         <w:tc>
           <w:tcPr>
-            <w:tcW w:w="1400" w:type="dxa"/>
+            <w:tcW w:w="1150" w:type="dxa"/>
             <w:vAlign w:val="top"/>
           </w:tcPr>
           <w:p>
@@ -5343,7 +6013,7 @@
         </w:tc>
         <w:tc>
           <w:tcPr>
-            <w:tcW w:w="1800" w:type="dxa"/>
+            <w:tcW w:w="1500" w:type="dxa"/>
             <w:vAlign w:val="top"/>
           </w:tcPr>
           <w:p>
@@ -5369,7 +6039,7 @@
         </w:tc>
         <w:tc>
           <w:tcPr>
-            <w:tcW w:w="3150" w:type="dxa"/>
+            <w:tcW w:w="2200" w:type="dxa"/>
             <w:vAlign w:val="top"/>
           </w:tcPr>
           <w:p>
@@ -5395,7 +6065,23 @@
         </w:tc>
         <w:tc>
           <w:tcPr>
-            <w:tcW w:w="2100" w:type="dxa"/>
+            <w:tcW w:w="2700" w:type="dxa"/>
+            <w:vAlign w:val="top"/>
+          </w:tcPr>
+          <w:p>
+            <w:pPr>
+              <w:bidi/>
+              <w:jc w:val="right"/>
+              <w:spacing w:after="40" w:line="276" w:lineRule="auto"/>
+              <w:rPr>
+                <w:rtl/>
+              </w:rPr>
+            </w:pPr>
+          </w:p>
+        </w:tc>
+        <w:tc>
+          <w:tcPr>
+            <w:tcW w:w="1700" w:type="dxa"/>
             <w:vAlign w:val="top"/>
           </w:tcPr>
           <w:p>
@@ -5413,7 +6099,7 @@
       <w:tr>
         <w:tc>
           <w:tcPr>
-            <w:tcW w:w="850" w:type="dxa"/>
+            <w:tcW w:w="650" w:type="dxa"/>
             <w:vAlign w:val="top"/>
           </w:tcPr>
           <w:p>
@@ -5439,7 +6125,7 @@
         </w:tc>
         <w:tc>
           <w:tcPr>
-            <w:tcW w:w="1400" w:type="dxa"/>
+            <w:tcW w:w="1150" w:type="dxa"/>
             <w:vAlign w:val="top"/>
           </w:tcPr>
           <w:p>
@@ -5465,7 +6151,7 @@
         </w:tc>
         <w:tc>
           <w:tcPr>
-            <w:tcW w:w="1800" w:type="dxa"/>
+            <w:tcW w:w="1500" w:type="dxa"/>
             <w:vAlign w:val="top"/>
           </w:tcPr>
           <w:p>
@@ -5491,7 +6177,7 @@
         </w:tc>
         <w:tc>
           <w:tcPr>
-            <w:tcW w:w="3150" w:type="dxa"/>
+            <w:tcW w:w="2200" w:type="dxa"/>
             <w:vAlign w:val="top"/>
           </w:tcPr>
           <w:p>
@@ -5517,7 +6203,23 @@
         </w:tc>
         <w:tc>
           <w:tcPr>
-            <w:tcW w:w="2100" w:type="dxa"/>
+            <w:tcW w:w="2700" w:type="dxa"/>
+            <w:vAlign w:val="top"/>
+          </w:tcPr>
+          <w:p>
+            <w:pPr>
+              <w:bidi/>
+              <w:jc w:val="right"/>
+              <w:spacing w:after="40" w:line="276" w:lineRule="auto"/>
+              <w:rPr>
+                <w:rtl/>
+              </w:rPr>
+            </w:pPr>
+          </w:p>
+        </w:tc>
+        <w:tc>
+          <w:tcPr>
+            <w:tcW w:w="1700" w:type="dxa"/>
             <w:vAlign w:val="top"/>
           </w:tcPr>
           <w:p>
@@ -5535,7 +6237,7 @@
       <w:tr>
         <w:tc>
           <w:tcPr>
-            <w:tcW w:w="850" w:type="dxa"/>
+            <w:tcW w:w="650" w:type="dxa"/>
             <w:vAlign w:val="top"/>
           </w:tcPr>
           <w:p>
@@ -5561,7 +6263,7 @@
         </w:tc>
         <w:tc>
           <w:tcPr>
-            <w:tcW w:w="1400" w:type="dxa"/>
+            <w:tcW w:w="1150" w:type="dxa"/>
             <w:vAlign w:val="top"/>
           </w:tcPr>
           <w:p>
@@ -5587,7 +6289,7 @@
         </w:tc>
         <w:tc>
           <w:tcPr>
-            <w:tcW w:w="1800" w:type="dxa"/>
+            <w:tcW w:w="1500" w:type="dxa"/>
             <w:vAlign w:val="top"/>
           </w:tcPr>
           <w:p>
@@ -5613,7 +6315,7 @@
         </w:tc>
         <w:tc>
           <w:tcPr>
-            <w:tcW w:w="3150" w:type="dxa"/>
+            <w:tcW w:w="2200" w:type="dxa"/>
             <w:vAlign w:val="top"/>
           </w:tcPr>
           <w:p>
@@ -5639,7 +6341,23 @@
         </w:tc>
         <w:tc>
           <w:tcPr>
-            <w:tcW w:w="2100" w:type="dxa"/>
+            <w:tcW w:w="2700" w:type="dxa"/>
+            <w:vAlign w:val="top"/>
+          </w:tcPr>
+          <w:p>
+            <w:pPr>
+              <w:bidi/>
+              <w:jc w:val="right"/>
+              <w:spacing w:after="40" w:line="276" w:lineRule="auto"/>
+              <w:rPr>
+                <w:rtl/>
+              </w:rPr>
+            </w:pPr>
+          </w:p>
+        </w:tc>
+        <w:tc>
+          <w:tcPr>
+            <w:tcW w:w="1700" w:type="dxa"/>
             <w:vAlign w:val="top"/>
           </w:tcPr>
           <w:p>
@@ -5657,7 +6375,7 @@
       <w:tr>
         <w:tc>
           <w:tcPr>
-            <w:tcW w:w="850" w:type="dxa"/>
+            <w:tcW w:w="650" w:type="dxa"/>
             <w:vAlign w:val="top"/>
           </w:tcPr>
           <w:p>
@@ -5683,7 +6401,7 @@
         </w:tc>
         <w:tc>
           <w:tcPr>
-            <w:tcW w:w="1400" w:type="dxa"/>
+            <w:tcW w:w="1150" w:type="dxa"/>
             <w:vAlign w:val="top"/>
           </w:tcPr>
           <w:p>
@@ -5709,7 +6427,7 @@
         </w:tc>
         <w:tc>
           <w:tcPr>
-            <w:tcW w:w="1800" w:type="dxa"/>
+            <w:tcW w:w="1500" w:type="dxa"/>
             <w:vAlign w:val="top"/>
           </w:tcPr>
           <w:p>
@@ -5735,7 +6453,7 @@
         </w:tc>
         <w:tc>
           <w:tcPr>
-            <w:tcW w:w="3150" w:type="dxa"/>
+            <w:tcW w:w="2200" w:type="dxa"/>
             <w:vAlign w:val="top"/>
           </w:tcPr>
           <w:p>
@@ -5761,7 +6479,23 @@
         </w:tc>
         <w:tc>
           <w:tcPr>
-            <w:tcW w:w="2100" w:type="dxa"/>
+            <w:tcW w:w="2700" w:type="dxa"/>
+            <w:vAlign w:val="top"/>
+          </w:tcPr>
+          <w:p>
+            <w:pPr>
+              <w:bidi/>
+              <w:jc w:val="right"/>
+              <w:spacing w:after="40" w:line="276" w:lineRule="auto"/>
+              <w:rPr>
+                <w:rtl/>
+              </w:rPr>
+            </w:pPr>
+          </w:p>
+        </w:tc>
+        <w:tc>
+          <w:tcPr>
+            <w:tcW w:w="1700" w:type="dxa"/>
             <w:vAlign w:val="top"/>
           </w:tcPr>
           <w:p>
@@ -5779,7 +6513,7 @@
       <w:tr>
         <w:tc>
           <w:tcPr>
-            <w:tcW w:w="850" w:type="dxa"/>
+            <w:tcW w:w="650" w:type="dxa"/>
             <w:vAlign w:val="top"/>
           </w:tcPr>
           <w:p>
@@ -5805,7 +6539,7 @@
         </w:tc>
         <w:tc>
           <w:tcPr>
-            <w:tcW w:w="1400" w:type="dxa"/>
+            <w:tcW w:w="1150" w:type="dxa"/>
             <w:vAlign w:val="top"/>
           </w:tcPr>
           <w:p>
@@ -5831,7 +6565,7 @@
         </w:tc>
         <w:tc>
           <w:tcPr>
-            <w:tcW w:w="1800" w:type="dxa"/>
+            <w:tcW w:w="1500" w:type="dxa"/>
             <w:vAlign w:val="top"/>
           </w:tcPr>
           <w:p>
@@ -5857,7 +6591,7 @@
         </w:tc>
         <w:tc>
           <w:tcPr>
-            <w:tcW w:w="3150" w:type="dxa"/>
+            <w:tcW w:w="2200" w:type="dxa"/>
             <w:vAlign w:val="top"/>
           </w:tcPr>
           <w:p>
@@ -5883,7 +6617,23 @@
         </w:tc>
         <w:tc>
           <w:tcPr>
-            <w:tcW w:w="2100" w:type="dxa"/>
+            <w:tcW w:w="2700" w:type="dxa"/>
+            <w:vAlign w:val="top"/>
+          </w:tcPr>
+          <w:p>
+            <w:pPr>
+              <w:bidi/>
+              <w:jc w:val="right"/>
+              <w:spacing w:after="40" w:line="276" w:lineRule="auto"/>
+              <w:rPr>
+                <w:rtl/>
+              </w:rPr>
+            </w:pPr>
+          </w:p>
+        </w:tc>
+        <w:tc>
+          <w:tcPr>
+            <w:tcW w:w="1700" w:type="dxa"/>
             <w:vAlign w:val="top"/>
           </w:tcPr>
           <w:p>
@@ -5901,7 +6651,7 @@
       <w:tr>
         <w:tc>
           <w:tcPr>
-            <w:tcW w:w="850" w:type="dxa"/>
+            <w:tcW w:w="650" w:type="dxa"/>
             <w:vAlign w:val="top"/>
           </w:tcPr>
           <w:p>
@@ -5927,7 +6677,7 @@
         </w:tc>
         <w:tc>
           <w:tcPr>
-            <w:tcW w:w="1400" w:type="dxa"/>
+            <w:tcW w:w="1150" w:type="dxa"/>
             <w:vAlign w:val="top"/>
           </w:tcPr>
           <w:p>
@@ -5953,7 +6703,7 @@
         </w:tc>
         <w:tc>
           <w:tcPr>
-            <w:tcW w:w="1800" w:type="dxa"/>
+            <w:tcW w:w="1500" w:type="dxa"/>
             <w:vAlign w:val="top"/>
           </w:tcPr>
           <w:p>
@@ -5979,7 +6729,7 @@
         </w:tc>
         <w:tc>
           <w:tcPr>
-            <w:tcW w:w="3150" w:type="dxa"/>
+            <w:tcW w:w="2200" w:type="dxa"/>
             <w:vAlign w:val="top"/>
           </w:tcPr>
           <w:p>
@@ -6005,7 +6755,23 @@
         </w:tc>
         <w:tc>
           <w:tcPr>
-            <w:tcW w:w="2100" w:type="dxa"/>
+            <w:tcW w:w="2700" w:type="dxa"/>
+            <w:vAlign w:val="top"/>
+          </w:tcPr>
+          <w:p>
+            <w:pPr>
+              <w:bidi/>
+              <w:jc w:val="right"/>
+              <w:spacing w:after="40" w:line="276" w:lineRule="auto"/>
+              <w:rPr>
+                <w:rtl/>
+              </w:rPr>
+            </w:pPr>
+          </w:p>
+        </w:tc>
+        <w:tc>
+          <w:tcPr>
+            <w:tcW w:w="1700" w:type="dxa"/>
             <w:vAlign w:val="top"/>
           </w:tcPr>
           <w:p>
@@ -6023,7 +6789,7 @@
       <w:tr>
         <w:tc>
           <w:tcPr>
-            <w:tcW w:w="850" w:type="dxa"/>
+            <w:tcW w:w="650" w:type="dxa"/>
             <w:vAlign w:val="top"/>
           </w:tcPr>
           <w:p>
@@ -6049,7 +6815,7 @@
         </w:tc>
         <w:tc>
           <w:tcPr>
-            <w:tcW w:w="1400" w:type="dxa"/>
+            <w:tcW w:w="1150" w:type="dxa"/>
             <w:vAlign w:val="top"/>
           </w:tcPr>
           <w:p>
@@ -6075,7 +6841,7 @@
         </w:tc>
         <w:tc>
           <w:tcPr>
-            <w:tcW w:w="1800" w:type="dxa"/>
+            <w:tcW w:w="1500" w:type="dxa"/>
             <w:vAlign w:val="top"/>
           </w:tcPr>
           <w:p>
@@ -6101,7 +6867,7 @@
         </w:tc>
         <w:tc>
           <w:tcPr>
-            <w:tcW w:w="3150" w:type="dxa"/>
+            <w:tcW w:w="2200" w:type="dxa"/>
             <w:vAlign w:val="top"/>
           </w:tcPr>
           <w:p>
@@ -6127,7 +6893,23 @@
         </w:tc>
         <w:tc>
           <w:tcPr>
-            <w:tcW w:w="2100" w:type="dxa"/>
+            <w:tcW w:w="2700" w:type="dxa"/>
+            <w:vAlign w:val="top"/>
+          </w:tcPr>
+          <w:p>
+            <w:pPr>
+              <w:bidi/>
+              <w:jc w:val="right"/>
+              <w:spacing w:after="40" w:line="276" w:lineRule="auto"/>
+              <w:rPr>
+                <w:rtl/>
+              </w:rPr>
+            </w:pPr>
+          </w:p>
+        </w:tc>
+        <w:tc>
+          <w:tcPr>
+            <w:tcW w:w="1700" w:type="dxa"/>
             <w:vAlign w:val="top"/>
           </w:tcPr>
           <w:p>
@@ -6145,7 +6927,7 @@
       <w:tr>
         <w:tc>
           <w:tcPr>
-            <w:tcW w:w="850" w:type="dxa"/>
+            <w:tcW w:w="650" w:type="dxa"/>
             <w:vAlign w:val="top"/>
           </w:tcPr>
           <w:p>
@@ -6171,7 +6953,7 @@
         </w:tc>
         <w:tc>
           <w:tcPr>
-            <w:tcW w:w="1400" w:type="dxa"/>
+            <w:tcW w:w="1150" w:type="dxa"/>
             <w:vAlign w:val="top"/>
           </w:tcPr>
           <w:p>
@@ -6197,7 +6979,7 @@
         </w:tc>
         <w:tc>
           <w:tcPr>
-            <w:tcW w:w="1800" w:type="dxa"/>
+            <w:tcW w:w="1500" w:type="dxa"/>
             <w:vAlign w:val="top"/>
           </w:tcPr>
           <w:p>
@@ -6223,7 +7005,7 @@
         </w:tc>
         <w:tc>
           <w:tcPr>
-            <w:tcW w:w="3150" w:type="dxa"/>
+            <w:tcW w:w="2200" w:type="dxa"/>
             <w:vAlign w:val="top"/>
           </w:tcPr>
           <w:p>
@@ -6249,7 +7031,23 @@
         </w:tc>
         <w:tc>
           <w:tcPr>
-            <w:tcW w:w="2100" w:type="dxa"/>
+            <w:tcW w:w="2700" w:type="dxa"/>
+            <w:vAlign w:val="top"/>
+          </w:tcPr>
+          <w:p>
+            <w:pPr>
+              <w:bidi/>
+              <w:jc w:val="right"/>
+              <w:spacing w:after="40" w:line="276" w:lineRule="auto"/>
+              <w:rPr>
+                <w:rtl/>
+              </w:rPr>
+            </w:pPr>
+          </w:p>
+        </w:tc>
+        <w:tc>
+          <w:tcPr>
+            <w:tcW w:w="1700" w:type="dxa"/>
             <w:vAlign w:val="top"/>
           </w:tcPr>
           <w:p>
@@ -6267,7 +7065,7 @@
       <w:tr>
         <w:tc>
           <w:tcPr>
-            <w:tcW w:w="850" w:type="dxa"/>
+            <w:tcW w:w="650" w:type="dxa"/>
             <w:vAlign w:val="top"/>
           </w:tcPr>
           <w:p>
@@ -6293,7 +7091,7 @@
         </w:tc>
         <w:tc>
           <w:tcPr>
-            <w:tcW w:w="1400" w:type="dxa"/>
+            <w:tcW w:w="1150" w:type="dxa"/>
             <w:vAlign w:val="top"/>
           </w:tcPr>
           <w:p>
@@ -6319,7 +7117,7 @@
         </w:tc>
         <w:tc>
           <w:tcPr>
-            <w:tcW w:w="1800" w:type="dxa"/>
+            <w:tcW w:w="1500" w:type="dxa"/>
             <w:vAlign w:val="top"/>
           </w:tcPr>
           <w:p>
@@ -6345,7 +7143,7 @@
         </w:tc>
         <w:tc>
           <w:tcPr>
-            <w:tcW w:w="3150" w:type="dxa"/>
+            <w:tcW w:w="2200" w:type="dxa"/>
             <w:vAlign w:val="top"/>
           </w:tcPr>
           <w:p>
@@ -6371,7 +7169,23 @@
         </w:tc>
         <w:tc>
           <w:tcPr>
-            <w:tcW w:w="2100" w:type="dxa"/>
+            <w:tcW w:w="2700" w:type="dxa"/>
+            <w:vAlign w:val="top"/>
+          </w:tcPr>
+          <w:p>
+            <w:pPr>
+              <w:bidi/>
+              <w:jc w:val="right"/>
+              <w:spacing w:after="40" w:line="276" w:lineRule="auto"/>
+              <w:rPr>
+                <w:rtl/>
+              </w:rPr>
+            </w:pPr>
+          </w:p>
+        </w:tc>
+        <w:tc>
+          <w:tcPr>
+            <w:tcW w:w="1700" w:type="dxa"/>
             <w:vAlign w:val="top"/>
           </w:tcPr>
           <w:p>
@@ -6389,7 +7203,7 @@
       <w:tr>
         <w:tc>
           <w:tcPr>
-            <w:tcW w:w="850" w:type="dxa"/>
+            <w:tcW w:w="650" w:type="dxa"/>
             <w:vAlign w:val="top"/>
           </w:tcPr>
           <w:p>
@@ -6415,7 +7229,7 @@
         </w:tc>
         <w:tc>
           <w:tcPr>
-            <w:tcW w:w="1400" w:type="dxa"/>
+            <w:tcW w:w="1150" w:type="dxa"/>
             <w:vAlign w:val="top"/>
           </w:tcPr>
           <w:p>
@@ -6441,7 +7255,7 @@
         </w:tc>
         <w:tc>
           <w:tcPr>
-            <w:tcW w:w="1800" w:type="dxa"/>
+            <w:tcW w:w="1500" w:type="dxa"/>
             <w:vAlign w:val="top"/>
           </w:tcPr>
           <w:p>
@@ -6467,7 +7281,7 @@
         </w:tc>
         <w:tc>
           <w:tcPr>
-            <w:tcW w:w="3150" w:type="dxa"/>
+            <w:tcW w:w="2200" w:type="dxa"/>
             <w:vAlign w:val="top"/>
           </w:tcPr>
           <w:p>
@@ -6493,7 +7307,23 @@
         </w:tc>
         <w:tc>
           <w:tcPr>
-            <w:tcW w:w="2100" w:type="dxa"/>
+            <w:tcW w:w="2700" w:type="dxa"/>
+            <w:vAlign w:val="top"/>
+          </w:tcPr>
+          <w:p>
+            <w:pPr>
+              <w:bidi/>
+              <w:jc w:val="right"/>
+              <w:spacing w:after="40" w:line="276" w:lineRule="auto"/>
+              <w:rPr>
+                <w:rtl/>
+              </w:rPr>
+            </w:pPr>
+          </w:p>
+        </w:tc>
+        <w:tc>
+          <w:tcPr>
+            <w:tcW w:w="1700" w:type="dxa"/>
             <w:vAlign w:val="top"/>
           </w:tcPr>
           <w:p>
@@ -6511,7 +7341,7 @@
       <w:tr>
         <w:tc>
           <w:tcPr>
-            <w:tcW w:w="850" w:type="dxa"/>
+            <w:tcW w:w="650" w:type="dxa"/>
             <w:vAlign w:val="top"/>
           </w:tcPr>
           <w:p>
@@ -6537,7 +7367,7 @@
         </w:tc>
         <w:tc>
           <w:tcPr>
-            <w:tcW w:w="1400" w:type="dxa"/>
+            <w:tcW w:w="1150" w:type="dxa"/>
             <w:vAlign w:val="top"/>
           </w:tcPr>
           <w:p>
@@ -6563,7 +7393,7 @@
         </w:tc>
         <w:tc>
           <w:tcPr>
-            <w:tcW w:w="1800" w:type="dxa"/>
+            <w:tcW w:w="1500" w:type="dxa"/>
             <w:vAlign w:val="top"/>
           </w:tcPr>
           <w:p>
@@ -6589,7 +7419,7 @@
         </w:tc>
         <w:tc>
           <w:tcPr>
-            <w:tcW w:w="3150" w:type="dxa"/>
+            <w:tcW w:w="2200" w:type="dxa"/>
             <w:vAlign w:val="top"/>
           </w:tcPr>
           <w:p>
@@ -6615,7 +7445,23 @@
         </w:tc>
         <w:tc>
           <w:tcPr>
-            <w:tcW w:w="2100" w:type="dxa"/>
+            <w:tcW w:w="2700" w:type="dxa"/>
+            <w:vAlign w:val="top"/>
+          </w:tcPr>
+          <w:p>
+            <w:pPr>
+              <w:bidi/>
+              <w:jc w:val="right"/>
+              <w:spacing w:after="40" w:line="276" w:lineRule="auto"/>
+              <w:rPr>
+                <w:rtl/>
+              </w:rPr>
+            </w:pPr>
+          </w:p>
+        </w:tc>
+        <w:tc>
+          <w:tcPr>
+            <w:tcW w:w="1700" w:type="dxa"/>
             <w:vAlign w:val="top"/>
           </w:tcPr>
           <w:p>
@@ -6633,7 +7479,7 @@
       <w:tr>
         <w:tc>
           <w:tcPr>
-            <w:tcW w:w="850" w:type="dxa"/>
+            <w:tcW w:w="650" w:type="dxa"/>
             <w:vAlign w:val="top"/>
           </w:tcPr>
           <w:p>
@@ -6659,7 +7505,7 @@
         </w:tc>
         <w:tc>
           <w:tcPr>
-            <w:tcW w:w="1400" w:type="dxa"/>
+            <w:tcW w:w="1150" w:type="dxa"/>
             <w:vAlign w:val="top"/>
           </w:tcPr>
           <w:p>
@@ -6685,7 +7531,7 @@
         </w:tc>
         <w:tc>
           <w:tcPr>
-            <w:tcW w:w="1800" w:type="dxa"/>
+            <w:tcW w:w="1500" w:type="dxa"/>
             <w:vAlign w:val="top"/>
           </w:tcPr>
           <w:p>
@@ -6711,7 +7557,7 @@
         </w:tc>
         <w:tc>
           <w:tcPr>
-            <w:tcW w:w="3150" w:type="dxa"/>
+            <w:tcW w:w="2200" w:type="dxa"/>
             <w:vAlign w:val="top"/>
           </w:tcPr>
           <w:p>
@@ -6737,7 +7583,23 @@
         </w:tc>
         <w:tc>
           <w:tcPr>
-            <w:tcW w:w="2100" w:type="dxa"/>
+            <w:tcW w:w="2700" w:type="dxa"/>
+            <w:vAlign w:val="top"/>
+          </w:tcPr>
+          <w:p>
+            <w:pPr>
+              <w:bidi/>
+              <w:jc w:val="right"/>
+              <w:spacing w:after="40" w:line="276" w:lineRule="auto"/>
+              <w:rPr>
+                <w:rtl/>
+              </w:rPr>
+            </w:pPr>
+          </w:p>
+        </w:tc>
+        <w:tc>
+          <w:tcPr>
+            <w:tcW w:w="1700" w:type="dxa"/>
             <w:vAlign w:val="top"/>
           </w:tcPr>
           <w:p>
@@ -6755,7 +7617,7 @@
       <w:tr>
         <w:tc>
           <w:tcPr>
-            <w:tcW w:w="850" w:type="dxa"/>
+            <w:tcW w:w="650" w:type="dxa"/>
             <w:vAlign w:val="top"/>
           </w:tcPr>
           <w:p>
@@ -6781,7 +7643,7 @@
         </w:tc>
         <w:tc>
           <w:tcPr>
-            <w:tcW w:w="1400" w:type="dxa"/>
+            <w:tcW w:w="1150" w:type="dxa"/>
             <w:vAlign w:val="top"/>
           </w:tcPr>
           <w:p>
@@ -6807,7 +7669,7 @@
         </w:tc>
         <w:tc>
           <w:tcPr>
-            <w:tcW w:w="1800" w:type="dxa"/>
+            <w:tcW w:w="1500" w:type="dxa"/>
             <w:vAlign w:val="top"/>
           </w:tcPr>
           <w:p>
@@ -6833,7 +7695,7 @@
         </w:tc>
         <w:tc>
           <w:tcPr>
-            <w:tcW w:w="3150" w:type="dxa"/>
+            <w:tcW w:w="2200" w:type="dxa"/>
             <w:vAlign w:val="top"/>
           </w:tcPr>
           <w:p>
@@ -6859,7 +7721,23 @@
         </w:tc>
         <w:tc>
           <w:tcPr>
-            <w:tcW w:w="2100" w:type="dxa"/>
+            <w:tcW w:w="2700" w:type="dxa"/>
+            <w:vAlign w:val="top"/>
+          </w:tcPr>
+          <w:p>
+            <w:pPr>
+              <w:bidi/>
+              <w:jc w:val="right"/>
+              <w:spacing w:after="40" w:line="276" w:lineRule="auto"/>
+              <w:rPr>
+                <w:rtl/>
+              </w:rPr>
+            </w:pPr>
+          </w:p>
+        </w:tc>
+        <w:tc>
+          <w:tcPr>
+            <w:tcW w:w="1700" w:type="dxa"/>
             <w:vAlign w:val="top"/>
           </w:tcPr>
           <w:p>
@@ -6877,7 +7755,7 @@
       <w:tr>
         <w:tc>
           <w:tcPr>
-            <w:tcW w:w="850" w:type="dxa"/>
+            <w:tcW w:w="650" w:type="dxa"/>
             <w:vAlign w:val="top"/>
           </w:tcPr>
           <w:p>
@@ -6903,7 +7781,7 @@
         </w:tc>
         <w:tc>
           <w:tcPr>
-            <w:tcW w:w="1400" w:type="dxa"/>
+            <w:tcW w:w="1150" w:type="dxa"/>
             <w:vAlign w:val="top"/>
           </w:tcPr>
           <w:p>
@@ -6929,7 +7807,7 @@
         </w:tc>
         <w:tc>
           <w:tcPr>
-            <w:tcW w:w="1800" w:type="dxa"/>
+            <w:tcW w:w="1500" w:type="dxa"/>
             <w:vAlign w:val="top"/>
           </w:tcPr>
           <w:p>
@@ -6955,7 +7833,7 @@
         </w:tc>
         <w:tc>
           <w:tcPr>
-            <w:tcW w:w="3150" w:type="dxa"/>
+            <w:tcW w:w="2200" w:type="dxa"/>
             <w:vAlign w:val="top"/>
           </w:tcPr>
           <w:p>
@@ -6981,7 +7859,23 @@
         </w:tc>
         <w:tc>
           <w:tcPr>
-            <w:tcW w:w="2100" w:type="dxa"/>
+            <w:tcW w:w="2700" w:type="dxa"/>
+            <w:vAlign w:val="top"/>
+          </w:tcPr>
+          <w:p>
+            <w:pPr>
+              <w:bidi/>
+              <w:jc w:val="right"/>
+              <w:spacing w:after="40" w:line="276" w:lineRule="auto"/>
+              <w:rPr>
+                <w:rtl/>
+              </w:rPr>
+            </w:pPr>
+          </w:p>
+        </w:tc>
+        <w:tc>
+          <w:tcPr>
+            <w:tcW w:w="1700" w:type="dxa"/>
             <w:vAlign w:val="top"/>
           </w:tcPr>
           <w:p>
@@ -7009,7 +7903,7 @@
       <w:tr>
         <w:tc>
           <w:tcPr>
-            <w:tcW w:w="850" w:type="dxa"/>
+            <w:tcW w:w="650" w:type="dxa"/>
             <w:vAlign w:val="top"/>
           </w:tcPr>
           <w:p>
@@ -7035,7 +7929,7 @@
         </w:tc>
         <w:tc>
           <w:tcPr>
-            <w:tcW w:w="1400" w:type="dxa"/>
+            <w:tcW w:w="1150" w:type="dxa"/>
             <w:vAlign w:val="top"/>
           </w:tcPr>
           <w:p>
@@ -7061,7 +7955,7 @@
         </w:tc>
         <w:tc>
           <w:tcPr>
-            <w:tcW w:w="1800" w:type="dxa"/>
+            <w:tcW w:w="1500" w:type="dxa"/>
             <w:vAlign w:val="top"/>
           </w:tcPr>
           <w:p>
@@ -7087,7 +7981,7 @@
         </w:tc>
         <w:tc>
           <w:tcPr>
-            <w:tcW w:w="3150" w:type="dxa"/>
+            <w:tcW w:w="2200" w:type="dxa"/>
             <w:vAlign w:val="top"/>
           </w:tcPr>
           <w:p>
@@ -7113,7 +8007,23 @@
         </w:tc>
         <w:tc>
           <w:tcPr>
-            <w:tcW w:w="2100" w:type="dxa"/>
+            <w:tcW w:w="2700" w:type="dxa"/>
+            <w:vAlign w:val="top"/>
+          </w:tcPr>
+          <w:p>
+            <w:pPr>
+              <w:bidi/>
+              <w:jc w:val="right"/>
+              <w:spacing w:after="40" w:line="276" w:lineRule="auto"/>
+              <w:rPr>
+                <w:rtl/>
+              </w:rPr>
+            </w:pPr>
+          </w:p>
+        </w:tc>
+        <w:tc>
+          <w:tcPr>
+            <w:tcW w:w="1700" w:type="dxa"/>
             <w:vAlign w:val="top"/>
           </w:tcPr>
           <w:p>
@@ -7141,7 +8051,7 @@
       <w:tr>
         <w:tc>
           <w:tcPr>
-            <w:tcW w:w="850" w:type="dxa"/>
+            <w:tcW w:w="650" w:type="dxa"/>
             <w:vAlign w:val="top"/>
           </w:tcPr>
           <w:p>
@@ -7167,7 +8077,7 @@
         </w:tc>
         <w:tc>
           <w:tcPr>
-            <w:tcW w:w="1400" w:type="dxa"/>
+            <w:tcW w:w="1150" w:type="dxa"/>
             <w:vAlign w:val="top"/>
           </w:tcPr>
           <w:p>
@@ -7193,7 +8103,7 @@
         </w:tc>
         <w:tc>
           <w:tcPr>
-            <w:tcW w:w="1800" w:type="dxa"/>
+            <w:tcW w:w="1500" w:type="dxa"/>
             <w:vAlign w:val="top"/>
           </w:tcPr>
           <w:p>
@@ -7219,7 +8129,7 @@
         </w:tc>
         <w:tc>
           <w:tcPr>
-            <w:tcW w:w="3150" w:type="dxa"/>
+            <w:tcW w:w="2200" w:type="dxa"/>
             <w:vAlign w:val="top"/>
           </w:tcPr>
           <w:p>
@@ -7245,7 +8155,23 @@
         </w:tc>
         <w:tc>
           <w:tcPr>
-            <w:tcW w:w="2100" w:type="dxa"/>
+            <w:tcW w:w="2700" w:type="dxa"/>
+            <w:vAlign w:val="top"/>
+          </w:tcPr>
+          <w:p>
+            <w:pPr>
+              <w:bidi/>
+              <w:jc w:val="right"/>
+              <w:spacing w:after="40" w:line="276" w:lineRule="auto"/>
+              <w:rPr>
+                <w:rtl/>
+              </w:rPr>
+            </w:pPr>
+          </w:p>
+        </w:tc>
+        <w:tc>
+          <w:tcPr>
+            <w:tcW w:w="1700" w:type="dxa"/>
             <w:vAlign w:val="top"/>
           </w:tcPr>
           <w:p>
@@ -7263,7 +8189,7 @@
       <w:tr>
         <w:tc>
           <w:tcPr>
-            <w:tcW w:w="850" w:type="dxa"/>
+            <w:tcW w:w="650" w:type="dxa"/>
             <w:vAlign w:val="top"/>
           </w:tcPr>
           <w:p>
@@ -7289,7 +8215,7 @@
         </w:tc>
         <w:tc>
           <w:tcPr>
-            <w:tcW w:w="1400" w:type="dxa"/>
+            <w:tcW w:w="1150" w:type="dxa"/>
             <w:vAlign w:val="top"/>
           </w:tcPr>
           <w:p>
@@ -7315,7 +8241,7 @@
         </w:tc>
         <w:tc>
           <w:tcPr>
-            <w:tcW w:w="1800" w:type="dxa"/>
+            <w:tcW w:w="1500" w:type="dxa"/>
             <w:vAlign w:val="top"/>
           </w:tcPr>
           <w:p>
@@ -7341,7 +8267,7 @@
         </w:tc>
         <w:tc>
           <w:tcPr>
-            <w:tcW w:w="3150" w:type="dxa"/>
+            <w:tcW w:w="2200" w:type="dxa"/>
             <w:vAlign w:val="top"/>
           </w:tcPr>
           <w:p>
@@ -7367,7 +8293,23 @@
         </w:tc>
         <w:tc>
           <w:tcPr>
-            <w:tcW w:w="2100" w:type="dxa"/>
+            <w:tcW w:w="2700" w:type="dxa"/>
+            <w:vAlign w:val="top"/>
+          </w:tcPr>
+          <w:p>
+            <w:pPr>
+              <w:bidi/>
+              <w:jc w:val="right"/>
+              <w:spacing w:after="40" w:line="276" w:lineRule="auto"/>
+              <w:rPr>
+                <w:rtl/>
+              </w:rPr>
+            </w:pPr>
+          </w:p>
+        </w:tc>
+        <w:tc>
+          <w:tcPr>
+            <w:tcW w:w="1700" w:type="dxa"/>
             <w:vAlign w:val="top"/>
           </w:tcPr>
           <w:p>
@@ -7385,7 +8327,7 @@
       <w:tr>
         <w:tc>
           <w:tcPr>
-            <w:tcW w:w="850" w:type="dxa"/>
+            <w:tcW w:w="650" w:type="dxa"/>
             <w:vAlign w:val="top"/>
           </w:tcPr>
           <w:p>
@@ -7411,7 +8353,7 @@
         </w:tc>
         <w:tc>
           <w:tcPr>
-            <w:tcW w:w="1400" w:type="dxa"/>
+            <w:tcW w:w="1150" w:type="dxa"/>
             <w:vAlign w:val="top"/>
           </w:tcPr>
           <w:p>
@@ -7437,7 +8379,7 @@
         </w:tc>
         <w:tc>
           <w:tcPr>
-            <w:tcW w:w="1800" w:type="dxa"/>
+            <w:tcW w:w="1500" w:type="dxa"/>
             <w:vAlign w:val="top"/>
           </w:tcPr>
           <w:p>
@@ -7463,7 +8405,7 @@
         </w:tc>
         <w:tc>
           <w:tcPr>
-            <w:tcW w:w="3150" w:type="dxa"/>
+            <w:tcW w:w="2200" w:type="dxa"/>
             <w:vAlign w:val="top"/>
           </w:tcPr>
           <w:p>
@@ -7489,7 +8431,23 @@
         </w:tc>
         <w:tc>
           <w:tcPr>
-            <w:tcW w:w="2100" w:type="dxa"/>
+            <w:tcW w:w="2700" w:type="dxa"/>
+            <w:vAlign w:val="top"/>
+          </w:tcPr>
+          <w:p>
+            <w:pPr>
+              <w:bidi/>
+              <w:jc w:val="right"/>
+              <w:spacing w:after="40" w:line="276" w:lineRule="auto"/>
+              <w:rPr>
+                <w:rtl/>
+              </w:rPr>
+            </w:pPr>
+          </w:p>
+        </w:tc>
+        <w:tc>
+          <w:tcPr>
+            <w:tcW w:w="1700" w:type="dxa"/>
             <w:vAlign w:val="top"/>
           </w:tcPr>
           <w:p>
@@ -7507,7 +8465,7 @@
       <w:tr>
         <w:tc>
           <w:tcPr>
-            <w:tcW w:w="850" w:type="dxa"/>
+            <w:tcW w:w="650" w:type="dxa"/>
             <w:vAlign w:val="top"/>
           </w:tcPr>
           <w:p>
@@ -7533,7 +8491,7 @@
         </w:tc>
         <w:tc>
           <w:tcPr>
-            <w:tcW w:w="1400" w:type="dxa"/>
+            <w:tcW w:w="1150" w:type="dxa"/>
             <w:vAlign w:val="top"/>
           </w:tcPr>
           <w:p>
@@ -7559,7 +8517,7 @@
         </w:tc>
         <w:tc>
           <w:tcPr>
-            <w:tcW w:w="1800" w:type="dxa"/>
+            <w:tcW w:w="1500" w:type="dxa"/>
             <w:vAlign w:val="top"/>
           </w:tcPr>
           <w:p>
@@ -7585,7 +8543,7 @@
         </w:tc>
         <w:tc>
           <w:tcPr>
-            <w:tcW w:w="3150" w:type="dxa"/>
+            <w:tcW w:w="2200" w:type="dxa"/>
             <w:vAlign w:val="top"/>
           </w:tcPr>
           <w:p>
@@ -7611,7 +8569,23 @@
         </w:tc>
         <w:tc>
           <w:tcPr>
-            <w:tcW w:w="2100" w:type="dxa"/>
+            <w:tcW w:w="2700" w:type="dxa"/>
+            <w:vAlign w:val="top"/>
+          </w:tcPr>
+          <w:p>
+            <w:pPr>
+              <w:bidi/>
+              <w:jc w:val="right"/>
+              <w:spacing w:after="40" w:line="276" w:lineRule="auto"/>
+              <w:rPr>
+                <w:rtl/>
+              </w:rPr>
+            </w:pPr>
+          </w:p>
+        </w:tc>
+        <w:tc>
+          <w:tcPr>
+            <w:tcW w:w="1700" w:type="dxa"/>
             <w:vAlign w:val="top"/>
           </w:tcPr>
           <w:p>
@@ -7629,7 +8603,7 @@
       <w:tr>
         <w:tc>
           <w:tcPr>
-            <w:tcW w:w="850" w:type="dxa"/>
+            <w:tcW w:w="650" w:type="dxa"/>
             <w:vAlign w:val="top"/>
           </w:tcPr>
           <w:p>
@@ -7655,7 +8629,7 @@
         </w:tc>
         <w:tc>
           <w:tcPr>
-            <w:tcW w:w="1400" w:type="dxa"/>
+            <w:tcW w:w="1150" w:type="dxa"/>
             <w:vAlign w:val="top"/>
           </w:tcPr>
           <w:p>
@@ -7681,7 +8655,7 @@
         </w:tc>
         <w:tc>
           <w:tcPr>
-            <w:tcW w:w="1800" w:type="dxa"/>
+            <w:tcW w:w="1500" w:type="dxa"/>
             <w:vAlign w:val="top"/>
           </w:tcPr>
           <w:p>
@@ -7707,7 +8681,7 @@
         </w:tc>
         <w:tc>
           <w:tcPr>
-            <w:tcW w:w="3150" w:type="dxa"/>
+            <w:tcW w:w="2200" w:type="dxa"/>
             <w:vAlign w:val="top"/>
           </w:tcPr>
           <w:p>
@@ -7733,7 +8707,23 @@
         </w:tc>
         <w:tc>
           <w:tcPr>
-            <w:tcW w:w="2100" w:type="dxa"/>
+            <w:tcW w:w="2700" w:type="dxa"/>
+            <w:vAlign w:val="top"/>
+          </w:tcPr>
+          <w:p>
+            <w:pPr>
+              <w:bidi/>
+              <w:jc w:val="right"/>
+              <w:spacing w:after="40" w:line="276" w:lineRule="auto"/>
+              <w:rPr>
+                <w:rtl/>
+              </w:rPr>
+            </w:pPr>
+          </w:p>
+        </w:tc>
+        <w:tc>
+          <w:tcPr>
+            <w:tcW w:w="1700" w:type="dxa"/>
             <w:vAlign w:val="top"/>
           </w:tcPr>
           <w:p>
@@ -7751,7 +8741,7 @@
       <w:tr>
         <w:tc>
           <w:tcPr>
-            <w:tcW w:w="850" w:type="dxa"/>
+            <w:tcW w:w="650" w:type="dxa"/>
             <w:vAlign w:val="top"/>
           </w:tcPr>
           <w:p>
@@ -7777,7 +8767,7 @@
         </w:tc>
         <w:tc>
           <w:tcPr>
-            <w:tcW w:w="1400" w:type="dxa"/>
+            <w:tcW w:w="1150" w:type="dxa"/>
             <w:vAlign w:val="top"/>
           </w:tcPr>
           <w:p>
@@ -7803,7 +8793,7 @@
         </w:tc>
         <w:tc>
           <w:tcPr>
-            <w:tcW w:w="1800" w:type="dxa"/>
+            <w:tcW w:w="1500" w:type="dxa"/>
             <w:vAlign w:val="top"/>
           </w:tcPr>
           <w:p>
@@ -7829,7 +8819,7 @@
         </w:tc>
         <w:tc>
           <w:tcPr>
-            <w:tcW w:w="3150" w:type="dxa"/>
+            <w:tcW w:w="2200" w:type="dxa"/>
             <w:vAlign w:val="top"/>
           </w:tcPr>
           <w:p>
@@ -7855,7 +8845,23 @@
         </w:tc>
         <w:tc>
           <w:tcPr>
-            <w:tcW w:w="2100" w:type="dxa"/>
+            <w:tcW w:w="2700" w:type="dxa"/>
+            <w:vAlign w:val="top"/>
+          </w:tcPr>
+          <w:p>
+            <w:pPr>
+              <w:bidi/>
+              <w:jc w:val="right"/>
+              <w:spacing w:after="40" w:line="276" w:lineRule="auto"/>
+              <w:rPr>
+                <w:rtl/>
+              </w:rPr>
+            </w:pPr>
+          </w:p>
+        </w:tc>
+        <w:tc>
+          <w:tcPr>
+            <w:tcW w:w="1700" w:type="dxa"/>
             <w:vAlign w:val="top"/>
           </w:tcPr>
           <w:p>
@@ -7903,7 +8909,7 @@
     <w:tbl>
       <w:tblPr>
         <w:bidiVisual/>
-        <w:tblW w:w="9300" w:type="dxa"/>
+        <w:tblW w:w="9900" w:type="dxa"/>
         <w:tblBorders>
           <w:top w:val="single" w:sz="4" w:space="0" w:color="B8C6DA"/>
           <w:left w:val="single" w:sz="4" w:space="0" w:color="B8C6DA"/>
@@ -7920,11 +8926,12 @@
         </w:tblCellMar>
       </w:tblPr>
       <w:tblGrid>
-        <w:gridCol w:w="850"/>
-        <w:gridCol w:w="1400"/>
-        <w:gridCol w:w="1800"/>
-        <w:gridCol w:w="3150"/>
-        <w:gridCol w:w="2100"/>
+        <w:gridCol w:w="650"/>
+        <w:gridCol w:w="1150"/>
+        <w:gridCol w:w="1500"/>
+        <w:gridCol w:w="2200"/>
+        <w:gridCol w:w="2700"/>
+        <w:gridCol w:w="1700"/>
       </w:tblGrid>
       <w:tr>
         <w:trPr>
@@ -7932,7 +8939,7 @@
         </w:trPr>
         <w:tc>
           <w:tcPr>
-            <w:tcW w:w="850" w:type="dxa"/>
+            <w:tcW w:w="650" w:type="dxa"/>
             <w:shd w:val="clear" w:fill="1C4587"/>
             <w:vAlign w:val="top"/>
           </w:tcPr>
@@ -7962,7 +8969,7 @@
         </w:tc>
         <w:tc>
           <w:tcPr>
-            <w:tcW w:w="1400" w:type="dxa"/>
+            <w:tcW w:w="1150" w:type="dxa"/>
             <w:shd w:val="clear" w:fill="1C4587"/>
             <w:vAlign w:val="top"/>
           </w:tcPr>
@@ -7992,7 +8999,7 @@
         </w:tc>
         <w:tc>
           <w:tcPr>
-            <w:tcW w:w="1800" w:type="dxa"/>
+            <w:tcW w:w="1500" w:type="dxa"/>
             <w:shd w:val="clear" w:fill="1C4587"/>
             <w:vAlign w:val="top"/>
           </w:tcPr>
@@ -8022,7 +9029,7 @@
         </w:tc>
         <w:tc>
           <w:tcPr>
-            <w:tcW w:w="3150" w:type="dxa"/>
+            <w:tcW w:w="2200" w:type="dxa"/>
             <w:shd w:val="clear" w:fill="1C4587"/>
             <w:vAlign w:val="top"/>
           </w:tcPr>
@@ -8052,7 +9059,7 @@
         </w:tc>
         <w:tc>
           <w:tcPr>
-            <w:tcW w:w="2100" w:type="dxa"/>
+            <w:tcW w:w="2700" w:type="dxa"/>
             <w:shd w:val="clear" w:fill="1C4587"/>
             <w:vAlign w:val="top"/>
           </w:tcPr>
@@ -8076,6 +9083,36 @@
                 <w:rtl/>
                 <w:lang w:bidi="he-IL"/>
               </w:rPr>
+              <w:t xml:space="preserve">רעיונות</w:t>
+            </w:r>
+          </w:p>
+        </w:tc>
+        <w:tc>
+          <w:tcPr>
+            <w:tcW w:w="1700" w:type="dxa"/>
+            <w:shd w:val="clear" w:fill="1C4587"/>
+            <w:vAlign w:val="top"/>
+          </w:tcPr>
+          <w:p>
+            <w:pPr>
+              <w:bidi/>
+              <w:jc w:val="right"/>
+              <w:spacing w:after="40" w:line="276" w:lineRule="auto"/>
+              <w:rPr>
+                <w:rtl/>
+              </w:rPr>
+            </w:pPr>
+            <w:r>
+              <w:rPr>
+                <w:rFonts w:ascii="Arial" w:hAnsi="Arial" w:cs="Arial"/>
+                <w:b/>
+                <w:bCs/>
+                <w:color w:val="FFFFFF"/>
+                <w:sz w:val="22"/>
+                <w:szCs w:val="22"/>
+                <w:rtl/>
+                <w:lang w:bidi="he-IL"/>
+              </w:rPr>
               <w:t xml:space="preserve">הערה</w:t>
             </w:r>
           </w:p>
@@ -8084,7 +9121,7 @@
       <w:tr>
         <w:tc>
           <w:tcPr>
-            <w:tcW w:w="850" w:type="dxa"/>
+            <w:tcW w:w="650" w:type="dxa"/>
             <w:vAlign w:val="top"/>
           </w:tcPr>
           <w:p>
@@ -8110,7 +9147,7 @@
         </w:tc>
         <w:tc>
           <w:tcPr>
-            <w:tcW w:w="1400" w:type="dxa"/>
+            <w:tcW w:w="1150" w:type="dxa"/>
             <w:vAlign w:val="top"/>
           </w:tcPr>
           <w:p>
@@ -8136,7 +9173,7 @@
         </w:tc>
         <w:tc>
           <w:tcPr>
-            <w:tcW w:w="1800" w:type="dxa"/>
+            <w:tcW w:w="1500" w:type="dxa"/>
             <w:vAlign w:val="top"/>
           </w:tcPr>
           <w:p>
@@ -8162,7 +9199,7 @@
         </w:tc>
         <w:tc>
           <w:tcPr>
-            <w:tcW w:w="3150" w:type="dxa"/>
+            <w:tcW w:w="2200" w:type="dxa"/>
             <w:vAlign w:val="top"/>
           </w:tcPr>
           <w:p>
@@ -8188,7 +9225,23 @@
         </w:tc>
         <w:tc>
           <w:tcPr>
-            <w:tcW w:w="2100" w:type="dxa"/>
+            <w:tcW w:w="2700" w:type="dxa"/>
+            <w:vAlign w:val="top"/>
+          </w:tcPr>
+          <w:p>
+            <w:pPr>
+              <w:bidi/>
+              <w:jc w:val="right"/>
+              <w:spacing w:after="40" w:line="276" w:lineRule="auto"/>
+              <w:rPr>
+                <w:rtl/>
+              </w:rPr>
+            </w:pPr>
+          </w:p>
+        </w:tc>
+        <w:tc>
+          <w:tcPr>
+            <w:tcW w:w="1700" w:type="dxa"/>
             <w:vAlign w:val="top"/>
           </w:tcPr>
           <w:p>
@@ -8206,7 +9259,7 @@
       <w:tr>
         <w:tc>
           <w:tcPr>
-            <w:tcW w:w="850" w:type="dxa"/>
+            <w:tcW w:w="650" w:type="dxa"/>
             <w:vAlign w:val="top"/>
           </w:tcPr>
           <w:p>
@@ -8232,7 +9285,7 @@
         </w:tc>
         <w:tc>
           <w:tcPr>
-            <w:tcW w:w="1400" w:type="dxa"/>
+            <w:tcW w:w="1150" w:type="dxa"/>
             <w:vAlign w:val="top"/>
           </w:tcPr>
           <w:p>
@@ -8258,7 +9311,7 @@
         </w:tc>
         <w:tc>
           <w:tcPr>
-            <w:tcW w:w="1800" w:type="dxa"/>
+            <w:tcW w:w="1500" w:type="dxa"/>
             <w:vAlign w:val="top"/>
           </w:tcPr>
           <w:p>
@@ -8284,7 +9337,7 @@
         </w:tc>
         <w:tc>
           <w:tcPr>
-            <w:tcW w:w="3150" w:type="dxa"/>
+            <w:tcW w:w="2200" w:type="dxa"/>
             <w:vAlign w:val="top"/>
           </w:tcPr>
           <w:p>
@@ -8310,7 +9363,23 @@
         </w:tc>
         <w:tc>
           <w:tcPr>
-            <w:tcW w:w="2100" w:type="dxa"/>
+            <w:tcW w:w="2700" w:type="dxa"/>
+            <w:vAlign w:val="top"/>
+          </w:tcPr>
+          <w:p>
+            <w:pPr>
+              <w:bidi/>
+              <w:jc w:val="right"/>
+              <w:spacing w:after="40" w:line="276" w:lineRule="auto"/>
+              <w:rPr>
+                <w:rtl/>
+              </w:rPr>
+            </w:pPr>
+          </w:p>
+        </w:tc>
+        <w:tc>
+          <w:tcPr>
+            <w:tcW w:w="1700" w:type="dxa"/>
             <w:vAlign w:val="top"/>
           </w:tcPr>
           <w:p>
@@ -8338,7 +9407,7 @@
       <w:tr>
         <w:tc>
           <w:tcPr>
-            <w:tcW w:w="850" w:type="dxa"/>
+            <w:tcW w:w="650" w:type="dxa"/>
             <w:vAlign w:val="top"/>
           </w:tcPr>
           <w:p>
@@ -8364,7 +9433,7 @@
         </w:tc>
         <w:tc>
           <w:tcPr>
-            <w:tcW w:w="1400" w:type="dxa"/>
+            <w:tcW w:w="1150" w:type="dxa"/>
             <w:vAlign w:val="top"/>
           </w:tcPr>
           <w:p>
@@ -8390,7 +9459,7 @@
         </w:tc>
         <w:tc>
           <w:tcPr>
-            <w:tcW w:w="1800" w:type="dxa"/>
+            <w:tcW w:w="1500" w:type="dxa"/>
             <w:vAlign w:val="top"/>
           </w:tcPr>
           <w:p>
@@ -8416,7 +9485,7 @@
         </w:tc>
         <w:tc>
           <w:tcPr>
-            <w:tcW w:w="3150" w:type="dxa"/>
+            <w:tcW w:w="2200" w:type="dxa"/>
             <w:vAlign w:val="top"/>
           </w:tcPr>
           <w:p>
@@ -8442,7 +9511,23 @@
         </w:tc>
         <w:tc>
           <w:tcPr>
-            <w:tcW w:w="2100" w:type="dxa"/>
+            <w:tcW w:w="2700" w:type="dxa"/>
+            <w:vAlign w:val="top"/>
+          </w:tcPr>
+          <w:p>
+            <w:pPr>
+              <w:bidi/>
+              <w:jc w:val="right"/>
+              <w:spacing w:after="40" w:line="276" w:lineRule="auto"/>
+              <w:rPr>
+                <w:rtl/>
+              </w:rPr>
+            </w:pPr>
+          </w:p>
+        </w:tc>
+        <w:tc>
+          <w:tcPr>
+            <w:tcW w:w="1700" w:type="dxa"/>
             <w:vAlign w:val="top"/>
           </w:tcPr>
           <w:p>
@@ -8460,7 +9545,7 @@
       <w:tr>
         <w:tc>
           <w:tcPr>
-            <w:tcW w:w="850" w:type="dxa"/>
+            <w:tcW w:w="650" w:type="dxa"/>
             <w:vAlign w:val="top"/>
           </w:tcPr>
           <w:p>
@@ -8486,7 +9571,7 @@
         </w:tc>
         <w:tc>
           <w:tcPr>
-            <w:tcW w:w="1400" w:type="dxa"/>
+            <w:tcW w:w="1150" w:type="dxa"/>
             <w:vAlign w:val="top"/>
           </w:tcPr>
           <w:p>
@@ -8512,7 +9597,7 @@
         </w:tc>
         <w:tc>
           <w:tcPr>
-            <w:tcW w:w="1800" w:type="dxa"/>
+            <w:tcW w:w="1500" w:type="dxa"/>
             <w:vAlign w:val="top"/>
           </w:tcPr>
           <w:p>
@@ -8538,7 +9623,7 @@
         </w:tc>
         <w:tc>
           <w:tcPr>
-            <w:tcW w:w="3150" w:type="dxa"/>
+            <w:tcW w:w="2200" w:type="dxa"/>
             <w:vAlign w:val="top"/>
           </w:tcPr>
           <w:p>
@@ -8564,7 +9649,23 @@
         </w:tc>
         <w:tc>
           <w:tcPr>
-            <w:tcW w:w="2100" w:type="dxa"/>
+            <w:tcW w:w="2700" w:type="dxa"/>
+            <w:vAlign w:val="top"/>
+          </w:tcPr>
+          <w:p>
+            <w:pPr>
+              <w:bidi/>
+              <w:jc w:val="right"/>
+              <w:spacing w:after="40" w:line="276" w:lineRule="auto"/>
+              <w:rPr>
+                <w:rtl/>
+              </w:rPr>
+            </w:pPr>
+          </w:p>
+        </w:tc>
+        <w:tc>
+          <w:tcPr>
+            <w:tcW w:w="1700" w:type="dxa"/>
             <w:vAlign w:val="top"/>
           </w:tcPr>
           <w:p>
@@ -8592,7 +9693,7 @@
       <w:tr>
         <w:tc>
           <w:tcPr>
-            <w:tcW w:w="850" w:type="dxa"/>
+            <w:tcW w:w="650" w:type="dxa"/>
             <w:vAlign w:val="top"/>
           </w:tcPr>
           <w:p>
@@ -8618,7 +9719,7 @@
         </w:tc>
         <w:tc>
           <w:tcPr>
-            <w:tcW w:w="1400" w:type="dxa"/>
+            <w:tcW w:w="1150" w:type="dxa"/>
             <w:vAlign w:val="top"/>
           </w:tcPr>
           <w:p>
@@ -8644,7 +9745,7 @@
         </w:tc>
         <w:tc>
           <w:tcPr>
-            <w:tcW w:w="1800" w:type="dxa"/>
+            <w:tcW w:w="1500" w:type="dxa"/>
             <w:vAlign w:val="top"/>
           </w:tcPr>
           <w:p>
@@ -8670,7 +9771,7 @@
         </w:tc>
         <w:tc>
           <w:tcPr>
-            <w:tcW w:w="3150" w:type="dxa"/>
+            <w:tcW w:w="2200" w:type="dxa"/>
             <w:vAlign w:val="top"/>
           </w:tcPr>
           <w:p>
@@ -8696,7 +9797,23 @@
         </w:tc>
         <w:tc>
           <w:tcPr>
-            <w:tcW w:w="2100" w:type="dxa"/>
+            <w:tcW w:w="2700" w:type="dxa"/>
+            <w:vAlign w:val="top"/>
+          </w:tcPr>
+          <w:p>
+            <w:pPr>
+              <w:bidi/>
+              <w:jc w:val="right"/>
+              <w:spacing w:after="40" w:line="276" w:lineRule="auto"/>
+              <w:rPr>
+                <w:rtl/>
+              </w:rPr>
+            </w:pPr>
+          </w:p>
+        </w:tc>
+        <w:tc>
+          <w:tcPr>
+            <w:tcW w:w="1700" w:type="dxa"/>
             <w:vAlign w:val="top"/>
           </w:tcPr>
           <w:p>
@@ -8714,7 +9831,7 @@
       <w:tr>
         <w:tc>
           <w:tcPr>
-            <w:tcW w:w="850" w:type="dxa"/>
+            <w:tcW w:w="650" w:type="dxa"/>
             <w:vAlign w:val="top"/>
           </w:tcPr>
           <w:p>
@@ -8740,7 +9857,7 @@
         </w:tc>
         <w:tc>
           <w:tcPr>
-            <w:tcW w:w="1400" w:type="dxa"/>
+            <w:tcW w:w="1150" w:type="dxa"/>
             <w:vAlign w:val="top"/>
           </w:tcPr>
           <w:p>
@@ -8766,7 +9883,7 @@
         </w:tc>
         <w:tc>
           <w:tcPr>
-            <w:tcW w:w="1800" w:type="dxa"/>
+            <w:tcW w:w="1500" w:type="dxa"/>
             <w:vAlign w:val="top"/>
           </w:tcPr>
           <w:p>
@@ -8792,7 +9909,7 @@
         </w:tc>
         <w:tc>
           <w:tcPr>
-            <w:tcW w:w="3150" w:type="dxa"/>
+            <w:tcW w:w="2200" w:type="dxa"/>
             <w:vAlign w:val="top"/>
           </w:tcPr>
           <w:p>
@@ -8818,7 +9935,23 @@
         </w:tc>
         <w:tc>
           <w:tcPr>
-            <w:tcW w:w="2100" w:type="dxa"/>
+            <w:tcW w:w="2700" w:type="dxa"/>
+            <w:vAlign w:val="top"/>
+          </w:tcPr>
+          <w:p>
+            <w:pPr>
+              <w:bidi/>
+              <w:jc w:val="right"/>
+              <w:spacing w:after="40" w:line="276" w:lineRule="auto"/>
+              <w:rPr>
+                <w:rtl/>
+              </w:rPr>
+            </w:pPr>
+          </w:p>
+        </w:tc>
+        <w:tc>
+          <w:tcPr>
+            <w:tcW w:w="1700" w:type="dxa"/>
             <w:vAlign w:val="top"/>
           </w:tcPr>
           <w:p>
@@ -8836,7 +9969,7 @@
       <w:tr>
         <w:tc>
           <w:tcPr>
-            <w:tcW w:w="850" w:type="dxa"/>
+            <w:tcW w:w="650" w:type="dxa"/>
             <w:vAlign w:val="top"/>
           </w:tcPr>
           <w:p>
@@ -8862,7 +9995,7 @@
         </w:tc>
         <w:tc>
           <w:tcPr>
-            <w:tcW w:w="1400" w:type="dxa"/>
+            <w:tcW w:w="1150" w:type="dxa"/>
             <w:vAlign w:val="top"/>
           </w:tcPr>
           <w:p>
@@ -8888,7 +10021,7 @@
         </w:tc>
         <w:tc>
           <w:tcPr>
-            <w:tcW w:w="1800" w:type="dxa"/>
+            <w:tcW w:w="1500" w:type="dxa"/>
             <w:vAlign w:val="top"/>
           </w:tcPr>
           <w:p>
@@ -8914,7 +10047,7 @@
         </w:tc>
         <w:tc>
           <w:tcPr>
-            <w:tcW w:w="3150" w:type="dxa"/>
+            <w:tcW w:w="2200" w:type="dxa"/>
             <w:vAlign w:val="top"/>
           </w:tcPr>
           <w:p>
@@ -8940,7 +10073,23 @@
         </w:tc>
         <w:tc>
           <w:tcPr>
-            <w:tcW w:w="2100" w:type="dxa"/>
+            <w:tcW w:w="2700" w:type="dxa"/>
+            <w:vAlign w:val="top"/>
+          </w:tcPr>
+          <w:p>
+            <w:pPr>
+              <w:bidi/>
+              <w:jc w:val="right"/>
+              <w:spacing w:after="40" w:line="276" w:lineRule="auto"/>
+              <w:rPr>
+                <w:rtl/>
+              </w:rPr>
+            </w:pPr>
+          </w:p>
+        </w:tc>
+        <w:tc>
+          <w:tcPr>
+            <w:tcW w:w="1700" w:type="dxa"/>
             <w:vAlign w:val="top"/>
           </w:tcPr>
           <w:p>
@@ -8958,7 +10107,7 @@
       <w:tr>
         <w:tc>
           <w:tcPr>
-            <w:tcW w:w="850" w:type="dxa"/>
+            <w:tcW w:w="650" w:type="dxa"/>
             <w:vAlign w:val="top"/>
           </w:tcPr>
           <w:p>
@@ -8984,7 +10133,7 @@
         </w:tc>
         <w:tc>
           <w:tcPr>
-            <w:tcW w:w="1400" w:type="dxa"/>
+            <w:tcW w:w="1150" w:type="dxa"/>
             <w:vAlign w:val="top"/>
           </w:tcPr>
           <w:p>
@@ -9010,7 +10159,7 @@
         </w:tc>
         <w:tc>
           <w:tcPr>
-            <w:tcW w:w="1800" w:type="dxa"/>
+            <w:tcW w:w="1500" w:type="dxa"/>
             <w:vAlign w:val="top"/>
           </w:tcPr>
           <w:p>
@@ -9036,7 +10185,7 @@
         </w:tc>
         <w:tc>
           <w:tcPr>
-            <w:tcW w:w="3150" w:type="dxa"/>
+            <w:tcW w:w="2200" w:type="dxa"/>
             <w:vAlign w:val="top"/>
           </w:tcPr>
           <w:p>
@@ -9062,7 +10211,23 @@
         </w:tc>
         <w:tc>
           <w:tcPr>
-            <w:tcW w:w="2100" w:type="dxa"/>
+            <w:tcW w:w="2700" w:type="dxa"/>
+            <w:vAlign w:val="top"/>
+          </w:tcPr>
+          <w:p>
+            <w:pPr>
+              <w:bidi/>
+              <w:jc w:val="right"/>
+              <w:spacing w:after="40" w:line="276" w:lineRule="auto"/>
+              <w:rPr>
+                <w:rtl/>
+              </w:rPr>
+            </w:pPr>
+          </w:p>
+        </w:tc>
+        <w:tc>
+          <w:tcPr>
+            <w:tcW w:w="1700" w:type="dxa"/>
             <w:vAlign w:val="top"/>
           </w:tcPr>
           <w:p>
@@ -9080,7 +10245,7 @@
       <w:tr>
         <w:tc>
           <w:tcPr>
-            <w:tcW w:w="850" w:type="dxa"/>
+            <w:tcW w:w="650" w:type="dxa"/>
             <w:vAlign w:val="top"/>
           </w:tcPr>
           <w:p>
@@ -9106,7 +10271,7 @@
         </w:tc>
         <w:tc>
           <w:tcPr>
-            <w:tcW w:w="1400" w:type="dxa"/>
+            <w:tcW w:w="1150" w:type="dxa"/>
             <w:vAlign w:val="top"/>
           </w:tcPr>
           <w:p>
@@ -9132,7 +10297,7 @@
         </w:tc>
         <w:tc>
           <w:tcPr>
-            <w:tcW w:w="1800" w:type="dxa"/>
+            <w:tcW w:w="1500" w:type="dxa"/>
             <w:vAlign w:val="top"/>
           </w:tcPr>
           <w:p>
@@ -9158,7 +10323,7 @@
         </w:tc>
         <w:tc>
           <w:tcPr>
-            <w:tcW w:w="3150" w:type="dxa"/>
+            <w:tcW w:w="2200" w:type="dxa"/>
             <w:vAlign w:val="top"/>
           </w:tcPr>
           <w:p>
@@ -9184,7 +10349,23 @@
         </w:tc>
         <w:tc>
           <w:tcPr>
-            <w:tcW w:w="2100" w:type="dxa"/>
+            <w:tcW w:w="2700" w:type="dxa"/>
+            <w:vAlign w:val="top"/>
+          </w:tcPr>
+          <w:p>
+            <w:pPr>
+              <w:bidi/>
+              <w:jc w:val="right"/>
+              <w:spacing w:after="40" w:line="276" w:lineRule="auto"/>
+              <w:rPr>
+                <w:rtl/>
+              </w:rPr>
+            </w:pPr>
+          </w:p>
+        </w:tc>
+        <w:tc>
+          <w:tcPr>
+            <w:tcW w:w="1700" w:type="dxa"/>
             <w:vAlign w:val="top"/>
           </w:tcPr>
           <w:p>
@@ -9202,7 +10383,7 @@
       <w:tr>
         <w:tc>
           <w:tcPr>
-            <w:tcW w:w="850" w:type="dxa"/>
+            <w:tcW w:w="650" w:type="dxa"/>
             <w:vAlign w:val="top"/>
           </w:tcPr>
           <w:p>
@@ -9228,7 +10409,7 @@
         </w:tc>
         <w:tc>
           <w:tcPr>
-            <w:tcW w:w="1400" w:type="dxa"/>
+            <w:tcW w:w="1150" w:type="dxa"/>
             <w:vAlign w:val="top"/>
           </w:tcPr>
           <w:p>
@@ -9254,7 +10435,7 @@
         </w:tc>
         <w:tc>
           <w:tcPr>
-            <w:tcW w:w="1800" w:type="dxa"/>
+            <w:tcW w:w="1500" w:type="dxa"/>
             <w:vAlign w:val="top"/>
           </w:tcPr>
           <w:p>
@@ -9280,7 +10461,7 @@
         </w:tc>
         <w:tc>
           <w:tcPr>
-            <w:tcW w:w="3150" w:type="dxa"/>
+            <w:tcW w:w="2200" w:type="dxa"/>
             <w:vAlign w:val="top"/>
           </w:tcPr>
           <w:p>
@@ -9306,7 +10487,23 @@
         </w:tc>
         <w:tc>
           <w:tcPr>
-            <w:tcW w:w="2100" w:type="dxa"/>
+            <w:tcW w:w="2700" w:type="dxa"/>
+            <w:vAlign w:val="top"/>
+          </w:tcPr>
+          <w:p>
+            <w:pPr>
+              <w:bidi/>
+              <w:jc w:val="right"/>
+              <w:spacing w:after="40" w:line="276" w:lineRule="auto"/>
+              <w:rPr>
+                <w:rtl/>
+              </w:rPr>
+            </w:pPr>
+          </w:p>
+        </w:tc>
+        <w:tc>
+          <w:tcPr>
+            <w:tcW w:w="1700" w:type="dxa"/>
             <w:vAlign w:val="top"/>
           </w:tcPr>
           <w:p>
@@ -9324,7 +10521,7 @@
       <w:tr>
         <w:tc>
           <w:tcPr>
-            <w:tcW w:w="850" w:type="dxa"/>
+            <w:tcW w:w="650" w:type="dxa"/>
             <w:vAlign w:val="top"/>
           </w:tcPr>
           <w:p>
@@ -9350,7 +10547,7 @@
         </w:tc>
         <w:tc>
           <w:tcPr>
-            <w:tcW w:w="1400" w:type="dxa"/>
+            <w:tcW w:w="1150" w:type="dxa"/>
             <w:vAlign w:val="top"/>
           </w:tcPr>
           <w:p>
@@ -9376,7 +10573,7 @@
         </w:tc>
         <w:tc>
           <w:tcPr>
-            <w:tcW w:w="1800" w:type="dxa"/>
+            <w:tcW w:w="1500" w:type="dxa"/>
             <w:vAlign w:val="top"/>
           </w:tcPr>
           <w:p>
@@ -9402,7 +10599,7 @@
         </w:tc>
         <w:tc>
           <w:tcPr>
-            <w:tcW w:w="3150" w:type="dxa"/>
+            <w:tcW w:w="2200" w:type="dxa"/>
             <w:vAlign w:val="top"/>
           </w:tcPr>
           <w:p>
@@ -9428,7 +10625,23 @@
         </w:tc>
         <w:tc>
           <w:tcPr>
-            <w:tcW w:w="2100" w:type="dxa"/>
+            <w:tcW w:w="2700" w:type="dxa"/>
+            <w:vAlign w:val="top"/>
+          </w:tcPr>
+          <w:p>
+            <w:pPr>
+              <w:bidi/>
+              <w:jc w:val="right"/>
+              <w:spacing w:after="40" w:line="276" w:lineRule="auto"/>
+              <w:rPr>
+                <w:rtl/>
+              </w:rPr>
+            </w:pPr>
+          </w:p>
+        </w:tc>
+        <w:tc>
+          <w:tcPr>
+            <w:tcW w:w="1700" w:type="dxa"/>
             <w:vAlign w:val="top"/>
           </w:tcPr>
           <w:p>
@@ -9446,7 +10659,7 @@
       <w:tr>
         <w:tc>
           <w:tcPr>
-            <w:tcW w:w="850" w:type="dxa"/>
+            <w:tcW w:w="650" w:type="dxa"/>
             <w:vAlign w:val="top"/>
           </w:tcPr>
           <w:p>
@@ -9472,7 +10685,7 @@
         </w:tc>
         <w:tc>
           <w:tcPr>
-            <w:tcW w:w="1400" w:type="dxa"/>
+            <w:tcW w:w="1150" w:type="dxa"/>
             <w:vAlign w:val="top"/>
           </w:tcPr>
           <w:p>
@@ -9498,7 +10711,7 @@
         </w:tc>
         <w:tc>
           <w:tcPr>
-            <w:tcW w:w="1800" w:type="dxa"/>
+            <w:tcW w:w="1500" w:type="dxa"/>
             <w:vAlign w:val="top"/>
           </w:tcPr>
           <w:p>
@@ -9524,7 +10737,7 @@
         </w:tc>
         <w:tc>
           <w:tcPr>
-            <w:tcW w:w="3150" w:type="dxa"/>
+            <w:tcW w:w="2200" w:type="dxa"/>
             <w:vAlign w:val="top"/>
           </w:tcPr>
           <w:p>
@@ -9550,7 +10763,23 @@
         </w:tc>
         <w:tc>
           <w:tcPr>
-            <w:tcW w:w="2100" w:type="dxa"/>
+            <w:tcW w:w="2700" w:type="dxa"/>
+            <w:vAlign w:val="top"/>
+          </w:tcPr>
+          <w:p>
+            <w:pPr>
+              <w:bidi/>
+              <w:jc w:val="right"/>
+              <w:spacing w:after="40" w:line="276" w:lineRule="auto"/>
+              <w:rPr>
+                <w:rtl/>
+              </w:rPr>
+            </w:pPr>
+          </w:p>
+        </w:tc>
+        <w:tc>
+          <w:tcPr>
+            <w:tcW w:w="1700" w:type="dxa"/>
             <w:vAlign w:val="top"/>
           </w:tcPr>
           <w:p>
@@ -9568,7 +10797,7 @@
       <w:tr>
         <w:tc>
           <w:tcPr>
-            <w:tcW w:w="850" w:type="dxa"/>
+            <w:tcW w:w="650" w:type="dxa"/>
             <w:vAlign w:val="top"/>
           </w:tcPr>
           <w:p>
@@ -9594,7 +10823,7 @@
         </w:tc>
         <w:tc>
           <w:tcPr>
-            <w:tcW w:w="1400" w:type="dxa"/>
+            <w:tcW w:w="1150" w:type="dxa"/>
             <w:vAlign w:val="top"/>
           </w:tcPr>
           <w:p>
@@ -9620,7 +10849,7 @@
         </w:tc>
         <w:tc>
           <w:tcPr>
-            <w:tcW w:w="1800" w:type="dxa"/>
+            <w:tcW w:w="1500" w:type="dxa"/>
             <w:vAlign w:val="top"/>
           </w:tcPr>
           <w:p>
@@ -9646,7 +10875,7 @@
         </w:tc>
         <w:tc>
           <w:tcPr>
-            <w:tcW w:w="3150" w:type="dxa"/>
+            <w:tcW w:w="2200" w:type="dxa"/>
             <w:vAlign w:val="top"/>
           </w:tcPr>
           <w:p>
@@ -9672,7 +10901,23 @@
         </w:tc>
         <w:tc>
           <w:tcPr>
-            <w:tcW w:w="2100" w:type="dxa"/>
+            <w:tcW w:w="2700" w:type="dxa"/>
+            <w:vAlign w:val="top"/>
+          </w:tcPr>
+          <w:p>
+            <w:pPr>
+              <w:bidi/>
+              <w:jc w:val="right"/>
+              <w:spacing w:after="40" w:line="276" w:lineRule="auto"/>
+              <w:rPr>
+                <w:rtl/>
+              </w:rPr>
+            </w:pPr>
+          </w:p>
+        </w:tc>
+        <w:tc>
+          <w:tcPr>
+            <w:tcW w:w="1700" w:type="dxa"/>
             <w:vAlign w:val="top"/>
           </w:tcPr>
           <w:p>
@@ -9700,7 +10945,7 @@
       <w:tr>
         <w:tc>
           <w:tcPr>
-            <w:tcW w:w="850" w:type="dxa"/>
+            <w:tcW w:w="650" w:type="dxa"/>
             <w:vAlign w:val="top"/>
           </w:tcPr>
           <w:p>
@@ -9726,7 +10971,7 @@
         </w:tc>
         <w:tc>
           <w:tcPr>
-            <w:tcW w:w="1400" w:type="dxa"/>
+            <w:tcW w:w="1150" w:type="dxa"/>
             <w:vAlign w:val="top"/>
           </w:tcPr>
           <w:p>
@@ -9752,7 +10997,7 @@
         </w:tc>
         <w:tc>
           <w:tcPr>
-            <w:tcW w:w="1800" w:type="dxa"/>
+            <w:tcW w:w="1500" w:type="dxa"/>
             <w:vAlign w:val="top"/>
           </w:tcPr>
           <w:p>
@@ -9778,7 +11023,7 @@
         </w:tc>
         <w:tc>
           <w:tcPr>
-            <w:tcW w:w="3150" w:type="dxa"/>
+            <w:tcW w:w="2200" w:type="dxa"/>
             <w:vAlign w:val="top"/>
           </w:tcPr>
           <w:p>
@@ -9804,7 +11049,23 @@
         </w:tc>
         <w:tc>
           <w:tcPr>
-            <w:tcW w:w="2100" w:type="dxa"/>
+            <w:tcW w:w="2700" w:type="dxa"/>
+            <w:vAlign w:val="top"/>
+          </w:tcPr>
+          <w:p>
+            <w:pPr>
+              <w:bidi/>
+              <w:jc w:val="right"/>
+              <w:spacing w:after="40" w:line="276" w:lineRule="auto"/>
+              <w:rPr>
+                <w:rtl/>
+              </w:rPr>
+            </w:pPr>
+          </w:p>
+        </w:tc>
+        <w:tc>
+          <w:tcPr>
+            <w:tcW w:w="1700" w:type="dxa"/>
             <w:vAlign w:val="top"/>
           </w:tcPr>
           <w:p>
@@ -9832,7 +11093,7 @@
       <w:tr>
         <w:tc>
           <w:tcPr>
-            <w:tcW w:w="850" w:type="dxa"/>
+            <w:tcW w:w="650" w:type="dxa"/>
             <w:vAlign w:val="top"/>
           </w:tcPr>
           <w:p>
@@ -9858,7 +11119,7 @@
         </w:tc>
         <w:tc>
           <w:tcPr>
-            <w:tcW w:w="1400" w:type="dxa"/>
+            <w:tcW w:w="1150" w:type="dxa"/>
             <w:vAlign w:val="top"/>
           </w:tcPr>
           <w:p>
@@ -9884,7 +11145,7 @@
         </w:tc>
         <w:tc>
           <w:tcPr>
-            <w:tcW w:w="1800" w:type="dxa"/>
+            <w:tcW w:w="1500" w:type="dxa"/>
             <w:vAlign w:val="top"/>
           </w:tcPr>
           <w:p>
@@ -9910,7 +11171,7 @@
         </w:tc>
         <w:tc>
           <w:tcPr>
-            <w:tcW w:w="3150" w:type="dxa"/>
+            <w:tcW w:w="2200" w:type="dxa"/>
             <w:vAlign w:val="top"/>
           </w:tcPr>
           <w:p>
@@ -9936,7 +11197,23 @@
         </w:tc>
         <w:tc>
           <w:tcPr>
-            <w:tcW w:w="2100" w:type="dxa"/>
+            <w:tcW w:w="2700" w:type="dxa"/>
+            <w:vAlign w:val="top"/>
+          </w:tcPr>
+          <w:p>
+            <w:pPr>
+              <w:bidi/>
+              <w:jc w:val="right"/>
+              <w:spacing w:after="40" w:line="276" w:lineRule="auto"/>
+              <w:rPr>
+                <w:rtl/>
+              </w:rPr>
+            </w:pPr>
+          </w:p>
+        </w:tc>
+        <w:tc>
+          <w:tcPr>
+            <w:tcW w:w="1700" w:type="dxa"/>
             <w:vAlign w:val="top"/>
           </w:tcPr>
           <w:p>
@@ -9954,7 +11231,7 @@
       <w:tr>
         <w:tc>
           <w:tcPr>
-            <w:tcW w:w="850" w:type="dxa"/>
+            <w:tcW w:w="650" w:type="dxa"/>
             <w:vAlign w:val="top"/>
           </w:tcPr>
           <w:p>
@@ -9980,7 +11257,7 @@
         </w:tc>
         <w:tc>
           <w:tcPr>
-            <w:tcW w:w="1400" w:type="dxa"/>
+            <w:tcW w:w="1150" w:type="dxa"/>
             <w:vAlign w:val="top"/>
           </w:tcPr>
           <w:p>
@@ -10006,7 +11283,7 @@
         </w:tc>
         <w:tc>
           <w:tcPr>
-            <w:tcW w:w="1800" w:type="dxa"/>
+            <w:tcW w:w="1500" w:type="dxa"/>
             <w:vAlign w:val="top"/>
           </w:tcPr>
           <w:p>
@@ -10032,7 +11309,7 @@
         </w:tc>
         <w:tc>
           <w:tcPr>
-            <w:tcW w:w="3150" w:type="dxa"/>
+            <w:tcW w:w="2200" w:type="dxa"/>
             <w:vAlign w:val="top"/>
           </w:tcPr>
           <w:p>
@@ -10058,7 +11335,23 @@
         </w:tc>
         <w:tc>
           <w:tcPr>
-            <w:tcW w:w="2100" w:type="dxa"/>
+            <w:tcW w:w="2700" w:type="dxa"/>
+            <w:vAlign w:val="top"/>
+          </w:tcPr>
+          <w:p>
+            <w:pPr>
+              <w:bidi/>
+              <w:jc w:val="right"/>
+              <w:spacing w:after="40" w:line="276" w:lineRule="auto"/>
+              <w:rPr>
+                <w:rtl/>
+              </w:rPr>
+            </w:pPr>
+          </w:p>
+        </w:tc>
+        <w:tc>
+          <w:tcPr>
+            <w:tcW w:w="1700" w:type="dxa"/>
             <w:vAlign w:val="top"/>
           </w:tcPr>
           <w:p>
@@ -10076,7 +11369,7 @@
       <w:tr>
         <w:tc>
           <w:tcPr>
-            <w:tcW w:w="850" w:type="dxa"/>
+            <w:tcW w:w="650" w:type="dxa"/>
             <w:vAlign w:val="top"/>
           </w:tcPr>
           <w:p>
@@ -10102,7 +11395,7 @@
         </w:tc>
         <w:tc>
           <w:tcPr>
-            <w:tcW w:w="1400" w:type="dxa"/>
+            <w:tcW w:w="1150" w:type="dxa"/>
             <w:vAlign w:val="top"/>
           </w:tcPr>
           <w:p>
@@ -10128,7 +11421,7 @@
         </w:tc>
         <w:tc>
           <w:tcPr>
-            <w:tcW w:w="1800" w:type="dxa"/>
+            <w:tcW w:w="1500" w:type="dxa"/>
             <w:vAlign w:val="top"/>
           </w:tcPr>
           <w:p>
@@ -10154,7 +11447,7 @@
         </w:tc>
         <w:tc>
           <w:tcPr>
-            <w:tcW w:w="3150" w:type="dxa"/>
+            <w:tcW w:w="2200" w:type="dxa"/>
             <w:vAlign w:val="top"/>
           </w:tcPr>
           <w:p>
@@ -10180,7 +11473,23 @@
         </w:tc>
         <w:tc>
           <w:tcPr>
-            <w:tcW w:w="2100" w:type="dxa"/>
+            <w:tcW w:w="2700" w:type="dxa"/>
+            <w:vAlign w:val="top"/>
+          </w:tcPr>
+          <w:p>
+            <w:pPr>
+              <w:bidi/>
+              <w:jc w:val="right"/>
+              <w:spacing w:after="40" w:line="276" w:lineRule="auto"/>
+              <w:rPr>
+                <w:rtl/>
+              </w:rPr>
+            </w:pPr>
+          </w:p>
+        </w:tc>
+        <w:tc>
+          <w:tcPr>
+            <w:tcW w:w="1700" w:type="dxa"/>
             <w:vAlign w:val="top"/>
           </w:tcPr>
           <w:p>
@@ -10198,7 +11507,7 @@
       <w:tr>
         <w:tc>
           <w:tcPr>
-            <w:tcW w:w="850" w:type="dxa"/>
+            <w:tcW w:w="650" w:type="dxa"/>
             <w:vAlign w:val="top"/>
           </w:tcPr>
           <w:p>
@@ -10224,7 +11533,7 @@
         </w:tc>
         <w:tc>
           <w:tcPr>
-            <w:tcW w:w="1400" w:type="dxa"/>
+            <w:tcW w:w="1150" w:type="dxa"/>
             <w:vAlign w:val="top"/>
           </w:tcPr>
           <w:p>
@@ -10250,7 +11559,7 @@
         </w:tc>
         <w:tc>
           <w:tcPr>
-            <w:tcW w:w="1800" w:type="dxa"/>
+            <w:tcW w:w="1500" w:type="dxa"/>
             <w:vAlign w:val="top"/>
           </w:tcPr>
           <w:p>
@@ -10276,7 +11585,7 @@
         </w:tc>
         <w:tc>
           <w:tcPr>
-            <w:tcW w:w="3150" w:type="dxa"/>
+            <w:tcW w:w="2200" w:type="dxa"/>
             <w:vAlign w:val="top"/>
           </w:tcPr>
           <w:p>
@@ -10302,7 +11611,23 @@
         </w:tc>
         <w:tc>
           <w:tcPr>
-            <w:tcW w:w="2100" w:type="dxa"/>
+            <w:tcW w:w="2700" w:type="dxa"/>
+            <w:vAlign w:val="top"/>
+          </w:tcPr>
+          <w:p>
+            <w:pPr>
+              <w:bidi/>
+              <w:jc w:val="right"/>
+              <w:spacing w:after="40" w:line="276" w:lineRule="auto"/>
+              <w:rPr>
+                <w:rtl/>
+              </w:rPr>
+            </w:pPr>
+          </w:p>
+        </w:tc>
+        <w:tc>
+          <w:tcPr>
+            <w:tcW w:w="1700" w:type="dxa"/>
             <w:vAlign w:val="top"/>
           </w:tcPr>
           <w:p>
@@ -10320,7 +11645,7 @@
       <w:tr>
         <w:tc>
           <w:tcPr>
-            <w:tcW w:w="850" w:type="dxa"/>
+            <w:tcW w:w="650" w:type="dxa"/>
             <w:vAlign w:val="top"/>
           </w:tcPr>
           <w:p>
@@ -10346,7 +11671,7 @@
         </w:tc>
         <w:tc>
           <w:tcPr>
-            <w:tcW w:w="1400" w:type="dxa"/>
+            <w:tcW w:w="1150" w:type="dxa"/>
             <w:vAlign w:val="top"/>
           </w:tcPr>
           <w:p>
@@ -10372,7 +11697,7 @@
         </w:tc>
         <w:tc>
           <w:tcPr>
-            <w:tcW w:w="1800" w:type="dxa"/>
+            <w:tcW w:w="1500" w:type="dxa"/>
             <w:vAlign w:val="top"/>
           </w:tcPr>
           <w:p>
@@ -10398,7 +11723,7 @@
         </w:tc>
         <w:tc>
           <w:tcPr>
-            <w:tcW w:w="3150" w:type="dxa"/>
+            <w:tcW w:w="2200" w:type="dxa"/>
             <w:vAlign w:val="top"/>
           </w:tcPr>
           <w:p>
@@ -10424,7 +11749,23 @@
         </w:tc>
         <w:tc>
           <w:tcPr>
-            <w:tcW w:w="2100" w:type="dxa"/>
+            <w:tcW w:w="2700" w:type="dxa"/>
+            <w:vAlign w:val="top"/>
+          </w:tcPr>
+          <w:p>
+            <w:pPr>
+              <w:bidi/>
+              <w:jc w:val="right"/>
+              <w:spacing w:after="40" w:line="276" w:lineRule="auto"/>
+              <w:rPr>
+                <w:rtl/>
+              </w:rPr>
+            </w:pPr>
+          </w:p>
+        </w:tc>
+        <w:tc>
+          <w:tcPr>
+            <w:tcW w:w="1700" w:type="dxa"/>
             <w:vAlign w:val="top"/>
           </w:tcPr>
           <w:p>
@@ -10442,7 +11783,7 @@
       <w:tr>
         <w:tc>
           <w:tcPr>
-            <w:tcW w:w="850" w:type="dxa"/>
+            <w:tcW w:w="650" w:type="dxa"/>
             <w:vAlign w:val="top"/>
           </w:tcPr>
           <w:p>
@@ -10468,7 +11809,7 @@
         </w:tc>
         <w:tc>
           <w:tcPr>
-            <w:tcW w:w="1400" w:type="dxa"/>
+            <w:tcW w:w="1150" w:type="dxa"/>
             <w:vAlign w:val="top"/>
           </w:tcPr>
           <w:p>
@@ -10494,7 +11835,7 @@
         </w:tc>
         <w:tc>
           <w:tcPr>
-            <w:tcW w:w="1800" w:type="dxa"/>
+            <w:tcW w:w="1500" w:type="dxa"/>
             <w:vAlign w:val="top"/>
           </w:tcPr>
           <w:p>
@@ -10520,7 +11861,7 @@
         </w:tc>
         <w:tc>
           <w:tcPr>
-            <w:tcW w:w="3150" w:type="dxa"/>
+            <w:tcW w:w="2200" w:type="dxa"/>
             <w:vAlign w:val="top"/>
           </w:tcPr>
           <w:p>
@@ -10546,7 +11887,23 @@
         </w:tc>
         <w:tc>
           <w:tcPr>
-            <w:tcW w:w="2100" w:type="dxa"/>
+            <w:tcW w:w="2700" w:type="dxa"/>
+            <w:vAlign w:val="top"/>
+          </w:tcPr>
+          <w:p>
+            <w:pPr>
+              <w:bidi/>
+              <w:jc w:val="right"/>
+              <w:spacing w:after="40" w:line="276" w:lineRule="auto"/>
+              <w:rPr>
+                <w:rtl/>
+              </w:rPr>
+            </w:pPr>
+          </w:p>
+        </w:tc>
+        <w:tc>
+          <w:tcPr>
+            <w:tcW w:w="1700" w:type="dxa"/>
             <w:vAlign w:val="top"/>
           </w:tcPr>
           <w:p>
@@ -10574,7 +11931,7 @@
       <w:tr>
         <w:tc>
           <w:tcPr>
-            <w:tcW w:w="850" w:type="dxa"/>
+            <w:tcW w:w="650" w:type="dxa"/>
             <w:vAlign w:val="top"/>
           </w:tcPr>
           <w:p>
@@ -10600,7 +11957,7 @@
         </w:tc>
         <w:tc>
           <w:tcPr>
-            <w:tcW w:w="1400" w:type="dxa"/>
+            <w:tcW w:w="1150" w:type="dxa"/>
             <w:vAlign w:val="top"/>
           </w:tcPr>
           <w:p>
@@ -10626,7 +11983,7 @@
         </w:tc>
         <w:tc>
           <w:tcPr>
-            <w:tcW w:w="1800" w:type="dxa"/>
+            <w:tcW w:w="1500" w:type="dxa"/>
             <w:vAlign w:val="top"/>
           </w:tcPr>
           <w:p>
@@ -10652,7 +12009,7 @@
         </w:tc>
         <w:tc>
           <w:tcPr>
-            <w:tcW w:w="3150" w:type="dxa"/>
+            <w:tcW w:w="2200" w:type="dxa"/>
             <w:vAlign w:val="top"/>
           </w:tcPr>
           <w:p>
@@ -10678,7 +12035,23 @@
         </w:tc>
         <w:tc>
           <w:tcPr>
-            <w:tcW w:w="2100" w:type="dxa"/>
+            <w:tcW w:w="2700" w:type="dxa"/>
+            <w:vAlign w:val="top"/>
+          </w:tcPr>
+          <w:p>
+            <w:pPr>
+              <w:bidi/>
+              <w:jc w:val="right"/>
+              <w:spacing w:after="40" w:line="276" w:lineRule="auto"/>
+              <w:rPr>
+                <w:rtl/>
+              </w:rPr>
+            </w:pPr>
+          </w:p>
+        </w:tc>
+        <w:tc>
+          <w:tcPr>
+            <w:tcW w:w="1700" w:type="dxa"/>
             <w:vAlign w:val="top"/>
           </w:tcPr>
           <w:p>
@@ -10696,7 +12069,7 @@
       <w:tr>
         <w:tc>
           <w:tcPr>
-            <w:tcW w:w="850" w:type="dxa"/>
+            <w:tcW w:w="650" w:type="dxa"/>
             <w:vAlign w:val="top"/>
           </w:tcPr>
           <w:p>
@@ -10722,7 +12095,7 @@
         </w:tc>
         <w:tc>
           <w:tcPr>
-            <w:tcW w:w="1400" w:type="dxa"/>
+            <w:tcW w:w="1150" w:type="dxa"/>
             <w:vAlign w:val="top"/>
           </w:tcPr>
           <w:p>
@@ -10748,7 +12121,7 @@
         </w:tc>
         <w:tc>
           <w:tcPr>
-            <w:tcW w:w="1800" w:type="dxa"/>
+            <w:tcW w:w="1500" w:type="dxa"/>
             <w:vAlign w:val="top"/>
           </w:tcPr>
           <w:p>
@@ -10774,7 +12147,7 @@
         </w:tc>
         <w:tc>
           <w:tcPr>
-            <w:tcW w:w="3150" w:type="dxa"/>
+            <w:tcW w:w="2200" w:type="dxa"/>
             <w:vAlign w:val="top"/>
           </w:tcPr>
           <w:p>
@@ -10800,7 +12173,23 @@
         </w:tc>
         <w:tc>
           <w:tcPr>
-            <w:tcW w:w="2100" w:type="dxa"/>
+            <w:tcW w:w="2700" w:type="dxa"/>
+            <w:vAlign w:val="top"/>
+          </w:tcPr>
+          <w:p>
+            <w:pPr>
+              <w:bidi/>
+              <w:jc w:val="right"/>
+              <w:spacing w:after="40" w:line="276" w:lineRule="auto"/>
+              <w:rPr>
+                <w:rtl/>
+              </w:rPr>
+            </w:pPr>
+          </w:p>
+        </w:tc>
+        <w:tc>
+          <w:tcPr>
+            <w:tcW w:w="1700" w:type="dxa"/>
             <w:vAlign w:val="top"/>
           </w:tcPr>
           <w:p>
@@ -10828,7 +12217,7 @@
       <w:tr>
         <w:tc>
           <w:tcPr>
-            <w:tcW w:w="850" w:type="dxa"/>
+            <w:tcW w:w="650" w:type="dxa"/>
             <w:vAlign w:val="top"/>
           </w:tcPr>
           <w:p>
@@ -10854,7 +12243,7 @@
         </w:tc>
         <w:tc>
           <w:tcPr>
-            <w:tcW w:w="1400" w:type="dxa"/>
+            <w:tcW w:w="1150" w:type="dxa"/>
             <w:vAlign w:val="top"/>
           </w:tcPr>
           <w:p>
@@ -10880,7 +12269,7 @@
         </w:tc>
         <w:tc>
           <w:tcPr>
-            <w:tcW w:w="1800" w:type="dxa"/>
+            <w:tcW w:w="1500" w:type="dxa"/>
             <w:vAlign w:val="top"/>
           </w:tcPr>
           <w:p>
@@ -10906,7 +12295,7 @@
         </w:tc>
         <w:tc>
           <w:tcPr>
-            <w:tcW w:w="3150" w:type="dxa"/>
+            <w:tcW w:w="2200" w:type="dxa"/>
             <w:vAlign w:val="top"/>
           </w:tcPr>
           <w:p>
@@ -10932,7 +12321,23 @@
         </w:tc>
         <w:tc>
           <w:tcPr>
-            <w:tcW w:w="2100" w:type="dxa"/>
+            <w:tcW w:w="2700" w:type="dxa"/>
+            <w:vAlign w:val="top"/>
+          </w:tcPr>
+          <w:p>
+            <w:pPr>
+              <w:bidi/>
+              <w:jc w:val="right"/>
+              <w:spacing w:after="40" w:line="276" w:lineRule="auto"/>
+              <w:rPr>
+                <w:rtl/>
+              </w:rPr>
+            </w:pPr>
+          </w:p>
+        </w:tc>
+        <w:tc>
+          <w:tcPr>
+            <w:tcW w:w="1700" w:type="dxa"/>
             <w:vAlign w:val="top"/>
           </w:tcPr>
           <w:p>
@@ -10950,7 +12355,7 @@
       <w:tr>
         <w:tc>
           <w:tcPr>
-            <w:tcW w:w="850" w:type="dxa"/>
+            <w:tcW w:w="650" w:type="dxa"/>
             <w:vAlign w:val="top"/>
           </w:tcPr>
           <w:p>
@@ -10976,7 +12381,7 @@
         </w:tc>
         <w:tc>
           <w:tcPr>
-            <w:tcW w:w="1400" w:type="dxa"/>
+            <w:tcW w:w="1150" w:type="dxa"/>
             <w:vAlign w:val="top"/>
           </w:tcPr>
           <w:p>
@@ -11002,7 +12407,7 @@
         </w:tc>
         <w:tc>
           <w:tcPr>
-            <w:tcW w:w="1800" w:type="dxa"/>
+            <w:tcW w:w="1500" w:type="dxa"/>
             <w:vAlign w:val="top"/>
           </w:tcPr>
           <w:p>
@@ -11028,7 +12433,7 @@
         </w:tc>
         <w:tc>
           <w:tcPr>
-            <w:tcW w:w="3150" w:type="dxa"/>
+            <w:tcW w:w="2200" w:type="dxa"/>
             <w:vAlign w:val="top"/>
           </w:tcPr>
           <w:p>
@@ -11054,7 +12459,23 @@
         </w:tc>
         <w:tc>
           <w:tcPr>
-            <w:tcW w:w="2100" w:type="dxa"/>
+            <w:tcW w:w="2700" w:type="dxa"/>
+            <w:vAlign w:val="top"/>
+          </w:tcPr>
+          <w:p>
+            <w:pPr>
+              <w:bidi/>
+              <w:jc w:val="right"/>
+              <w:spacing w:after="40" w:line="276" w:lineRule="auto"/>
+              <w:rPr>
+                <w:rtl/>
+              </w:rPr>
+            </w:pPr>
+          </w:p>
+        </w:tc>
+        <w:tc>
+          <w:tcPr>
+            <w:tcW w:w="1700" w:type="dxa"/>
             <w:vAlign w:val="top"/>
           </w:tcPr>
           <w:p>
@@ -11082,7 +12503,7 @@
       <w:tr>
         <w:tc>
           <w:tcPr>
-            <w:tcW w:w="850" w:type="dxa"/>
+            <w:tcW w:w="650" w:type="dxa"/>
             <w:vAlign w:val="top"/>
           </w:tcPr>
           <w:p>
@@ -11108,7 +12529,7 @@
         </w:tc>
         <w:tc>
           <w:tcPr>
-            <w:tcW w:w="1400" w:type="dxa"/>
+            <w:tcW w:w="1150" w:type="dxa"/>
             <w:vAlign w:val="top"/>
           </w:tcPr>
           <w:p>
@@ -11134,7 +12555,7 @@
         </w:tc>
         <w:tc>
           <w:tcPr>
-            <w:tcW w:w="1800" w:type="dxa"/>
+            <w:tcW w:w="1500" w:type="dxa"/>
             <w:vAlign w:val="top"/>
           </w:tcPr>
           <w:p>
@@ -11160,7 +12581,7 @@
         </w:tc>
         <w:tc>
           <w:tcPr>
-            <w:tcW w:w="3150" w:type="dxa"/>
+            <w:tcW w:w="2200" w:type="dxa"/>
             <w:vAlign w:val="top"/>
           </w:tcPr>
           <w:p>
@@ -11186,7 +12607,23 @@
         </w:tc>
         <w:tc>
           <w:tcPr>
-            <w:tcW w:w="2100" w:type="dxa"/>
+            <w:tcW w:w="2700" w:type="dxa"/>
+            <w:vAlign w:val="top"/>
+          </w:tcPr>
+          <w:p>
+            <w:pPr>
+              <w:bidi/>
+              <w:jc w:val="right"/>
+              <w:spacing w:after="40" w:line="276" w:lineRule="auto"/>
+              <w:rPr>
+                <w:rtl/>
+              </w:rPr>
+            </w:pPr>
+          </w:p>
+        </w:tc>
+        <w:tc>
+          <w:tcPr>
+            <w:tcW w:w="1700" w:type="dxa"/>
             <w:vAlign w:val="top"/>
           </w:tcPr>
           <w:p>
@@ -11214,7 +12651,7 @@
       <w:tr>
         <w:tc>
           <w:tcPr>
-            <w:tcW w:w="850" w:type="dxa"/>
+            <w:tcW w:w="650" w:type="dxa"/>
             <w:vAlign w:val="top"/>
           </w:tcPr>
           <w:p>
@@ -11240,7 +12677,7 @@
         </w:tc>
         <w:tc>
           <w:tcPr>
-            <w:tcW w:w="1400" w:type="dxa"/>
+            <w:tcW w:w="1150" w:type="dxa"/>
             <w:vAlign w:val="top"/>
           </w:tcPr>
           <w:p>
@@ -11266,7 +12703,7 @@
         </w:tc>
         <w:tc>
           <w:tcPr>
-            <w:tcW w:w="1800" w:type="dxa"/>
+            <w:tcW w:w="1500" w:type="dxa"/>
             <w:vAlign w:val="top"/>
           </w:tcPr>
           <w:p>
@@ -11292,7 +12729,7 @@
         </w:tc>
         <w:tc>
           <w:tcPr>
-            <w:tcW w:w="3150" w:type="dxa"/>
+            <w:tcW w:w="2200" w:type="dxa"/>
             <w:vAlign w:val="top"/>
           </w:tcPr>
           <w:p>
@@ -11318,7 +12755,23 @@
         </w:tc>
         <w:tc>
           <w:tcPr>
-            <w:tcW w:w="2100" w:type="dxa"/>
+            <w:tcW w:w="2700" w:type="dxa"/>
+            <w:vAlign w:val="top"/>
+          </w:tcPr>
+          <w:p>
+            <w:pPr>
+              <w:bidi/>
+              <w:jc w:val="right"/>
+              <w:spacing w:after="40" w:line="276" w:lineRule="auto"/>
+              <w:rPr>
+                <w:rtl/>
+              </w:rPr>
+            </w:pPr>
+          </w:p>
+        </w:tc>
+        <w:tc>
+          <w:tcPr>
+            <w:tcW w:w="1700" w:type="dxa"/>
             <w:vAlign w:val="top"/>
           </w:tcPr>
           <w:p>
@@ -11346,7 +12799,7 @@
       <w:tr>
         <w:tc>
           <w:tcPr>
-            <w:tcW w:w="850" w:type="dxa"/>
+            <w:tcW w:w="650" w:type="dxa"/>
             <w:vAlign w:val="top"/>
           </w:tcPr>
           <w:p>
@@ -11372,7 +12825,7 @@
         </w:tc>
         <w:tc>
           <w:tcPr>
-            <w:tcW w:w="1400" w:type="dxa"/>
+            <w:tcW w:w="1150" w:type="dxa"/>
             <w:vAlign w:val="top"/>
           </w:tcPr>
           <w:p>
@@ -11398,7 +12851,7 @@
         </w:tc>
         <w:tc>
           <w:tcPr>
-            <w:tcW w:w="1800" w:type="dxa"/>
+            <w:tcW w:w="1500" w:type="dxa"/>
             <w:vAlign w:val="top"/>
           </w:tcPr>
           <w:p>
@@ -11424,7 +12877,7 @@
         </w:tc>
         <w:tc>
           <w:tcPr>
-            <w:tcW w:w="3150" w:type="dxa"/>
+            <w:tcW w:w="2200" w:type="dxa"/>
             <w:vAlign w:val="top"/>
           </w:tcPr>
           <w:p>
@@ -11450,7 +12903,23 @@
         </w:tc>
         <w:tc>
           <w:tcPr>
-            <w:tcW w:w="2100" w:type="dxa"/>
+            <w:tcW w:w="2700" w:type="dxa"/>
+            <w:vAlign w:val="top"/>
+          </w:tcPr>
+          <w:p>
+            <w:pPr>
+              <w:bidi/>
+              <w:jc w:val="right"/>
+              <w:spacing w:after="40" w:line="276" w:lineRule="auto"/>
+              <w:rPr>
+                <w:rtl/>
+              </w:rPr>
+            </w:pPr>
+          </w:p>
+        </w:tc>
+        <w:tc>
+          <w:tcPr>
+            <w:tcW w:w="1700" w:type="dxa"/>
             <w:vAlign w:val="top"/>
           </w:tcPr>
           <w:p>
@@ -11468,7 +12937,7 @@
       <w:tr>
         <w:tc>
           <w:tcPr>
-            <w:tcW w:w="850" w:type="dxa"/>
+            <w:tcW w:w="650" w:type="dxa"/>
             <w:vAlign w:val="top"/>
           </w:tcPr>
           <w:p>
@@ -11494,7 +12963,7 @@
         </w:tc>
         <w:tc>
           <w:tcPr>
-            <w:tcW w:w="1400" w:type="dxa"/>
+            <w:tcW w:w="1150" w:type="dxa"/>
             <w:vAlign w:val="top"/>
           </w:tcPr>
           <w:p>
@@ -11520,7 +12989,7 @@
         </w:tc>
         <w:tc>
           <w:tcPr>
-            <w:tcW w:w="1800" w:type="dxa"/>
+            <w:tcW w:w="1500" w:type="dxa"/>
             <w:vAlign w:val="top"/>
           </w:tcPr>
           <w:p>
@@ -11546,7 +13015,7 @@
         </w:tc>
         <w:tc>
           <w:tcPr>
-            <w:tcW w:w="3150" w:type="dxa"/>
+            <w:tcW w:w="2200" w:type="dxa"/>
             <w:vAlign w:val="top"/>
           </w:tcPr>
           <w:p>
@@ -11572,7 +13041,23 @@
         </w:tc>
         <w:tc>
           <w:tcPr>
-            <w:tcW w:w="2100" w:type="dxa"/>
+            <w:tcW w:w="2700" w:type="dxa"/>
+            <w:vAlign w:val="top"/>
+          </w:tcPr>
+          <w:p>
+            <w:pPr>
+              <w:bidi/>
+              <w:jc w:val="right"/>
+              <w:spacing w:after="40" w:line="276" w:lineRule="auto"/>
+              <w:rPr>
+                <w:rtl/>
+              </w:rPr>
+            </w:pPr>
+          </w:p>
+        </w:tc>
+        <w:tc>
+          <w:tcPr>
+            <w:tcW w:w="1700" w:type="dxa"/>
             <w:vAlign w:val="top"/>
           </w:tcPr>
           <w:p>
@@ -11600,7 +13085,7 @@
       <w:tr>
         <w:tc>
           <w:tcPr>
-            <w:tcW w:w="850" w:type="dxa"/>
+            <w:tcW w:w="650" w:type="dxa"/>
             <w:vAlign w:val="top"/>
           </w:tcPr>
           <w:p>
@@ -11626,7 +13111,7 @@
         </w:tc>
         <w:tc>
           <w:tcPr>
-            <w:tcW w:w="1400" w:type="dxa"/>
+            <w:tcW w:w="1150" w:type="dxa"/>
             <w:vAlign w:val="top"/>
           </w:tcPr>
           <w:p>
@@ -11652,7 +13137,7 @@
         </w:tc>
         <w:tc>
           <w:tcPr>
-            <w:tcW w:w="1800" w:type="dxa"/>
+            <w:tcW w:w="1500" w:type="dxa"/>
             <w:vAlign w:val="top"/>
           </w:tcPr>
           <w:p>
@@ -11678,7 +13163,7 @@
         </w:tc>
         <w:tc>
           <w:tcPr>
-            <w:tcW w:w="3150" w:type="dxa"/>
+            <w:tcW w:w="2200" w:type="dxa"/>
             <w:vAlign w:val="top"/>
           </w:tcPr>
           <w:p>
@@ -11704,7 +13189,23 @@
         </w:tc>
         <w:tc>
           <w:tcPr>
-            <w:tcW w:w="2100" w:type="dxa"/>
+            <w:tcW w:w="2700" w:type="dxa"/>
+            <w:vAlign w:val="top"/>
+          </w:tcPr>
+          <w:p>
+            <w:pPr>
+              <w:bidi/>
+              <w:jc w:val="right"/>
+              <w:spacing w:after="40" w:line="276" w:lineRule="auto"/>
+              <w:rPr>
+                <w:rtl/>
+              </w:rPr>
+            </w:pPr>
+          </w:p>
+        </w:tc>
+        <w:tc>
+          <w:tcPr>
+            <w:tcW w:w="1700" w:type="dxa"/>
             <w:vAlign w:val="top"/>
           </w:tcPr>
           <w:p>
@@ -11722,7 +13223,7 @@
       <w:tr>
         <w:tc>
           <w:tcPr>
-            <w:tcW w:w="850" w:type="dxa"/>
+            <w:tcW w:w="650" w:type="dxa"/>
             <w:vAlign w:val="top"/>
           </w:tcPr>
           <w:p>
@@ -11748,7 +13249,7 @@
         </w:tc>
         <w:tc>
           <w:tcPr>
-            <w:tcW w:w="1400" w:type="dxa"/>
+            <w:tcW w:w="1150" w:type="dxa"/>
             <w:vAlign w:val="top"/>
           </w:tcPr>
           <w:p>
@@ -11774,7 +13275,7 @@
         </w:tc>
         <w:tc>
           <w:tcPr>
-            <w:tcW w:w="1800" w:type="dxa"/>
+            <w:tcW w:w="1500" w:type="dxa"/>
             <w:vAlign w:val="top"/>
           </w:tcPr>
           <w:p>
@@ -11800,7 +13301,7 @@
         </w:tc>
         <w:tc>
           <w:tcPr>
-            <w:tcW w:w="3150" w:type="dxa"/>
+            <w:tcW w:w="2200" w:type="dxa"/>
             <w:vAlign w:val="top"/>
           </w:tcPr>
           <w:p>
@@ -11826,7 +13327,23 @@
         </w:tc>
         <w:tc>
           <w:tcPr>
-            <w:tcW w:w="2100" w:type="dxa"/>
+            <w:tcW w:w="2700" w:type="dxa"/>
+            <w:vAlign w:val="top"/>
+          </w:tcPr>
+          <w:p>
+            <w:pPr>
+              <w:bidi/>
+              <w:jc w:val="right"/>
+              <w:spacing w:after="40" w:line="276" w:lineRule="auto"/>
+              <w:rPr>
+                <w:rtl/>
+              </w:rPr>
+            </w:pPr>
+          </w:p>
+        </w:tc>
+        <w:tc>
+          <w:tcPr>
+            <w:tcW w:w="1700" w:type="dxa"/>
             <w:vAlign w:val="top"/>
           </w:tcPr>
           <w:p>
@@ -11844,7 +13361,7 @@
       <w:tr>
         <w:tc>
           <w:tcPr>
-            <w:tcW w:w="850" w:type="dxa"/>
+            <w:tcW w:w="650" w:type="dxa"/>
             <w:vAlign w:val="top"/>
           </w:tcPr>
           <w:p>
@@ -11870,7 +13387,7 @@
         </w:tc>
         <w:tc>
           <w:tcPr>
-            <w:tcW w:w="1400" w:type="dxa"/>
+            <w:tcW w:w="1150" w:type="dxa"/>
             <w:vAlign w:val="top"/>
           </w:tcPr>
           <w:p>
@@ -11896,7 +13413,7 @@
         </w:tc>
         <w:tc>
           <w:tcPr>
-            <w:tcW w:w="1800" w:type="dxa"/>
+            <w:tcW w:w="1500" w:type="dxa"/>
             <w:vAlign w:val="top"/>
           </w:tcPr>
           <w:p>
@@ -11922,7 +13439,7 @@
         </w:tc>
         <w:tc>
           <w:tcPr>
-            <w:tcW w:w="3150" w:type="dxa"/>
+            <w:tcW w:w="2200" w:type="dxa"/>
             <w:vAlign w:val="top"/>
           </w:tcPr>
           <w:p>
@@ -11948,7 +13465,23 @@
         </w:tc>
         <w:tc>
           <w:tcPr>
-            <w:tcW w:w="2100" w:type="dxa"/>
+            <w:tcW w:w="2700" w:type="dxa"/>
+            <w:vAlign w:val="top"/>
+          </w:tcPr>
+          <w:p>
+            <w:pPr>
+              <w:bidi/>
+              <w:jc w:val="right"/>
+              <w:spacing w:after="40" w:line="276" w:lineRule="auto"/>
+              <w:rPr>
+                <w:rtl/>
+              </w:rPr>
+            </w:pPr>
+          </w:p>
+        </w:tc>
+        <w:tc>
+          <w:tcPr>
+            <w:tcW w:w="1700" w:type="dxa"/>
             <w:vAlign w:val="top"/>
           </w:tcPr>
           <w:p>
@@ -11966,7 +13499,7 @@
       <w:tr>
         <w:tc>
           <w:tcPr>
-            <w:tcW w:w="850" w:type="dxa"/>
+            <w:tcW w:w="650" w:type="dxa"/>
             <w:vAlign w:val="top"/>
           </w:tcPr>
           <w:p>
@@ -11992,7 +13525,7 @@
         </w:tc>
         <w:tc>
           <w:tcPr>
-            <w:tcW w:w="1400" w:type="dxa"/>
+            <w:tcW w:w="1150" w:type="dxa"/>
             <w:vAlign w:val="top"/>
           </w:tcPr>
           <w:p>
@@ -12018,7 +13551,7 @@
         </w:tc>
         <w:tc>
           <w:tcPr>
-            <w:tcW w:w="1800" w:type="dxa"/>
+            <w:tcW w:w="1500" w:type="dxa"/>
             <w:vAlign w:val="top"/>
           </w:tcPr>
           <w:p>
@@ -12044,7 +13577,7 @@
         </w:tc>
         <w:tc>
           <w:tcPr>
-            <w:tcW w:w="3150" w:type="dxa"/>
+            <w:tcW w:w="2200" w:type="dxa"/>
             <w:vAlign w:val="top"/>
           </w:tcPr>
           <w:p>
@@ -12070,7 +13603,23 @@
         </w:tc>
         <w:tc>
           <w:tcPr>
-            <w:tcW w:w="2100" w:type="dxa"/>
+            <w:tcW w:w="2700" w:type="dxa"/>
+            <w:vAlign w:val="top"/>
+          </w:tcPr>
+          <w:p>
+            <w:pPr>
+              <w:bidi/>
+              <w:jc w:val="right"/>
+              <w:spacing w:after="40" w:line="276" w:lineRule="auto"/>
+              <w:rPr>
+                <w:rtl/>
+              </w:rPr>
+            </w:pPr>
+          </w:p>
+        </w:tc>
+        <w:tc>
+          <w:tcPr>
+            <w:tcW w:w="1700" w:type="dxa"/>
             <w:vAlign w:val="top"/>
           </w:tcPr>
           <w:p>
@@ -12088,7 +13637,7 @@
       <w:tr>
         <w:tc>
           <w:tcPr>
-            <w:tcW w:w="850" w:type="dxa"/>
+            <w:tcW w:w="650" w:type="dxa"/>
             <w:vAlign w:val="top"/>
           </w:tcPr>
           <w:p>
@@ -12114,7 +13663,7 @@
         </w:tc>
         <w:tc>
           <w:tcPr>
-            <w:tcW w:w="1400" w:type="dxa"/>
+            <w:tcW w:w="1150" w:type="dxa"/>
             <w:vAlign w:val="top"/>
           </w:tcPr>
           <w:p>
@@ -12140,7 +13689,7 @@
         </w:tc>
         <w:tc>
           <w:tcPr>
-            <w:tcW w:w="1800" w:type="dxa"/>
+            <w:tcW w:w="1500" w:type="dxa"/>
             <w:vAlign w:val="top"/>
           </w:tcPr>
           <w:p>
@@ -12166,7 +13715,7 @@
         </w:tc>
         <w:tc>
           <w:tcPr>
-            <w:tcW w:w="3150" w:type="dxa"/>
+            <w:tcW w:w="2200" w:type="dxa"/>
             <w:vAlign w:val="top"/>
           </w:tcPr>
           <w:p>
@@ -12192,7 +13741,23 @@
         </w:tc>
         <w:tc>
           <w:tcPr>
-            <w:tcW w:w="2100" w:type="dxa"/>
+            <w:tcW w:w="2700" w:type="dxa"/>
+            <w:vAlign w:val="top"/>
+          </w:tcPr>
+          <w:p>
+            <w:pPr>
+              <w:bidi/>
+              <w:jc w:val="right"/>
+              <w:spacing w:after="40" w:line="276" w:lineRule="auto"/>
+              <w:rPr>
+                <w:rtl/>
+              </w:rPr>
+            </w:pPr>
+          </w:p>
+        </w:tc>
+        <w:tc>
+          <w:tcPr>
+            <w:tcW w:w="1700" w:type="dxa"/>
             <w:vAlign w:val="top"/>
           </w:tcPr>
           <w:p>
@@ -12210,7 +13775,7 @@
       <w:tr>
         <w:tc>
           <w:tcPr>
-            <w:tcW w:w="850" w:type="dxa"/>
+            <w:tcW w:w="650" w:type="dxa"/>
             <w:vAlign w:val="top"/>
           </w:tcPr>
           <w:p>
@@ -12236,7 +13801,7 @@
         </w:tc>
         <w:tc>
           <w:tcPr>
-            <w:tcW w:w="1400" w:type="dxa"/>
+            <w:tcW w:w="1150" w:type="dxa"/>
             <w:vAlign w:val="top"/>
           </w:tcPr>
           <w:p>
@@ -12262,7 +13827,7 @@
         </w:tc>
         <w:tc>
           <w:tcPr>
-            <w:tcW w:w="1800" w:type="dxa"/>
+            <w:tcW w:w="1500" w:type="dxa"/>
             <w:vAlign w:val="top"/>
           </w:tcPr>
           <w:p>
@@ -12288,7 +13853,7 @@
         </w:tc>
         <w:tc>
           <w:tcPr>
-            <w:tcW w:w="3150" w:type="dxa"/>
+            <w:tcW w:w="2200" w:type="dxa"/>
             <w:vAlign w:val="top"/>
           </w:tcPr>
           <w:p>
@@ -12314,7 +13879,23 @@
         </w:tc>
         <w:tc>
           <w:tcPr>
-            <w:tcW w:w="2100" w:type="dxa"/>
+            <w:tcW w:w="2700" w:type="dxa"/>
+            <w:vAlign w:val="top"/>
+          </w:tcPr>
+          <w:p>
+            <w:pPr>
+              <w:bidi/>
+              <w:jc w:val="right"/>
+              <w:spacing w:after="40" w:line="276" w:lineRule="auto"/>
+              <w:rPr>
+                <w:rtl/>
+              </w:rPr>
+            </w:pPr>
+          </w:p>
+        </w:tc>
+        <w:tc>
+          <w:tcPr>
+            <w:tcW w:w="1700" w:type="dxa"/>
             <w:vAlign w:val="top"/>
           </w:tcPr>
           <w:p>
@@ -12332,7 +13913,7 @@
       <w:tr>
         <w:tc>
           <w:tcPr>
-            <w:tcW w:w="850" w:type="dxa"/>
+            <w:tcW w:w="650" w:type="dxa"/>
             <w:vAlign w:val="top"/>
           </w:tcPr>
           <w:p>
@@ -12358,7 +13939,7 @@
         </w:tc>
         <w:tc>
           <w:tcPr>
-            <w:tcW w:w="1400" w:type="dxa"/>
+            <w:tcW w:w="1150" w:type="dxa"/>
             <w:vAlign w:val="top"/>
           </w:tcPr>
           <w:p>
@@ -12384,7 +13965,7 @@
         </w:tc>
         <w:tc>
           <w:tcPr>
-            <w:tcW w:w="1800" w:type="dxa"/>
+            <w:tcW w:w="1500" w:type="dxa"/>
             <w:vAlign w:val="top"/>
           </w:tcPr>
           <w:p>
@@ -12410,7 +13991,7 @@
         </w:tc>
         <w:tc>
           <w:tcPr>
-            <w:tcW w:w="3150" w:type="dxa"/>
+            <w:tcW w:w="2200" w:type="dxa"/>
             <w:vAlign w:val="top"/>
           </w:tcPr>
           <w:p>
@@ -12436,7 +14017,23 @@
         </w:tc>
         <w:tc>
           <w:tcPr>
-            <w:tcW w:w="2100" w:type="dxa"/>
+            <w:tcW w:w="2700" w:type="dxa"/>
+            <w:vAlign w:val="top"/>
+          </w:tcPr>
+          <w:p>
+            <w:pPr>
+              <w:bidi/>
+              <w:jc w:val="right"/>
+              <w:spacing w:after="40" w:line="276" w:lineRule="auto"/>
+              <w:rPr>
+                <w:rtl/>
+              </w:rPr>
+            </w:pPr>
+          </w:p>
+        </w:tc>
+        <w:tc>
+          <w:tcPr>
+            <w:tcW w:w="1700" w:type="dxa"/>
             <w:vAlign w:val="top"/>
           </w:tcPr>
           <w:p>
@@ -12454,7 +14051,7 @@
       <w:tr>
         <w:tc>
           <w:tcPr>
-            <w:tcW w:w="850" w:type="dxa"/>
+            <w:tcW w:w="650" w:type="dxa"/>
             <w:vAlign w:val="top"/>
           </w:tcPr>
           <w:p>
@@ -12480,7 +14077,7 @@
         </w:tc>
         <w:tc>
           <w:tcPr>
-            <w:tcW w:w="1400" w:type="dxa"/>
+            <w:tcW w:w="1150" w:type="dxa"/>
             <w:vAlign w:val="top"/>
           </w:tcPr>
           <w:p>
@@ -12506,7 +14103,7 @@
         </w:tc>
         <w:tc>
           <w:tcPr>
-            <w:tcW w:w="1800" w:type="dxa"/>
+            <w:tcW w:w="1500" w:type="dxa"/>
             <w:vAlign w:val="top"/>
           </w:tcPr>
           <w:p>
@@ -12532,7 +14129,7 @@
         </w:tc>
         <w:tc>
           <w:tcPr>
-            <w:tcW w:w="3150" w:type="dxa"/>
+            <w:tcW w:w="2200" w:type="dxa"/>
             <w:vAlign w:val="top"/>
           </w:tcPr>
           <w:p>
@@ -12558,7 +14155,23 @@
         </w:tc>
         <w:tc>
           <w:tcPr>
-            <w:tcW w:w="2100" w:type="dxa"/>
+            <w:tcW w:w="2700" w:type="dxa"/>
+            <w:vAlign w:val="top"/>
+          </w:tcPr>
+          <w:p>
+            <w:pPr>
+              <w:bidi/>
+              <w:jc w:val="right"/>
+              <w:spacing w:after="40" w:line="276" w:lineRule="auto"/>
+              <w:rPr>
+                <w:rtl/>
+              </w:rPr>
+            </w:pPr>
+          </w:p>
+        </w:tc>
+        <w:tc>
+          <w:tcPr>
+            <w:tcW w:w="1700" w:type="dxa"/>
             <w:vAlign w:val="top"/>
           </w:tcPr>
           <w:p>
@@ -12576,7 +14189,7 @@
       <w:tr>
         <w:tc>
           <w:tcPr>
-            <w:tcW w:w="850" w:type="dxa"/>
+            <w:tcW w:w="650" w:type="dxa"/>
             <w:vAlign w:val="top"/>
           </w:tcPr>
           <w:p>
@@ -12602,7 +14215,7 @@
         </w:tc>
         <w:tc>
           <w:tcPr>
-            <w:tcW w:w="1400" w:type="dxa"/>
+            <w:tcW w:w="1150" w:type="dxa"/>
             <w:vAlign w:val="top"/>
           </w:tcPr>
           <w:p>
@@ -12628,7 +14241,7 @@
         </w:tc>
         <w:tc>
           <w:tcPr>
-            <w:tcW w:w="1800" w:type="dxa"/>
+            <w:tcW w:w="1500" w:type="dxa"/>
             <w:vAlign w:val="top"/>
           </w:tcPr>
           <w:p>
@@ -12654,7 +14267,7 @@
         </w:tc>
         <w:tc>
           <w:tcPr>
-            <w:tcW w:w="3150" w:type="dxa"/>
+            <w:tcW w:w="2200" w:type="dxa"/>
             <w:vAlign w:val="top"/>
           </w:tcPr>
           <w:p>
@@ -12680,7 +14293,23 @@
         </w:tc>
         <w:tc>
           <w:tcPr>
-            <w:tcW w:w="2100" w:type="dxa"/>
+            <w:tcW w:w="2700" w:type="dxa"/>
+            <w:vAlign w:val="top"/>
+          </w:tcPr>
+          <w:p>
+            <w:pPr>
+              <w:bidi/>
+              <w:jc w:val="right"/>
+              <w:spacing w:after="40" w:line="276" w:lineRule="auto"/>
+              <w:rPr>
+                <w:rtl/>
+              </w:rPr>
+            </w:pPr>
+          </w:p>
+        </w:tc>
+        <w:tc>
+          <w:tcPr>
+            <w:tcW w:w="1700" w:type="dxa"/>
             <w:vAlign w:val="top"/>
           </w:tcPr>
           <w:p>
@@ -12698,7 +14327,7 @@
       <w:tr>
         <w:tc>
           <w:tcPr>
-            <w:tcW w:w="850" w:type="dxa"/>
+            <w:tcW w:w="650" w:type="dxa"/>
             <w:vAlign w:val="top"/>
           </w:tcPr>
           <w:p>
@@ -12724,7 +14353,7 @@
         </w:tc>
         <w:tc>
           <w:tcPr>
-            <w:tcW w:w="1400" w:type="dxa"/>
+            <w:tcW w:w="1150" w:type="dxa"/>
             <w:vAlign w:val="top"/>
           </w:tcPr>
           <w:p>
@@ -12750,7 +14379,7 @@
         </w:tc>
         <w:tc>
           <w:tcPr>
-            <w:tcW w:w="1800" w:type="dxa"/>
+            <w:tcW w:w="1500" w:type="dxa"/>
             <w:vAlign w:val="top"/>
           </w:tcPr>
           <w:p>
@@ -12776,7 +14405,7 @@
         </w:tc>
         <w:tc>
           <w:tcPr>
-            <w:tcW w:w="3150" w:type="dxa"/>
+            <w:tcW w:w="2200" w:type="dxa"/>
             <w:vAlign w:val="top"/>
           </w:tcPr>
           <w:p>
@@ -12802,7 +14431,23 @@
         </w:tc>
         <w:tc>
           <w:tcPr>
-            <w:tcW w:w="2100" w:type="dxa"/>
+            <w:tcW w:w="2700" w:type="dxa"/>
+            <w:vAlign w:val="top"/>
+          </w:tcPr>
+          <w:p>
+            <w:pPr>
+              <w:bidi/>
+              <w:jc w:val="right"/>
+              <w:spacing w:after="40" w:line="276" w:lineRule="auto"/>
+              <w:rPr>
+                <w:rtl/>
+              </w:rPr>
+            </w:pPr>
+          </w:p>
+        </w:tc>
+        <w:tc>
+          <w:tcPr>
+            <w:tcW w:w="1700" w:type="dxa"/>
             <w:vAlign w:val="top"/>
           </w:tcPr>
           <w:p>
@@ -12820,7 +14465,7 @@
       <w:tr>
         <w:tc>
           <w:tcPr>
-            <w:tcW w:w="850" w:type="dxa"/>
+            <w:tcW w:w="650" w:type="dxa"/>
             <w:vAlign w:val="top"/>
           </w:tcPr>
           <w:p>
@@ -12846,7 +14491,7 @@
         </w:tc>
         <w:tc>
           <w:tcPr>
-            <w:tcW w:w="1400" w:type="dxa"/>
+            <w:tcW w:w="1150" w:type="dxa"/>
             <w:vAlign w:val="top"/>
           </w:tcPr>
           <w:p>
@@ -12872,7 +14517,7 @@
         </w:tc>
         <w:tc>
           <w:tcPr>
-            <w:tcW w:w="1800" w:type="dxa"/>
+            <w:tcW w:w="1500" w:type="dxa"/>
             <w:vAlign w:val="top"/>
           </w:tcPr>
           <w:p>
@@ -12898,7 +14543,7 @@
         </w:tc>
         <w:tc>
           <w:tcPr>
-            <w:tcW w:w="3150" w:type="dxa"/>
+            <w:tcW w:w="2200" w:type="dxa"/>
             <w:vAlign w:val="top"/>
           </w:tcPr>
           <w:p>
@@ -12924,7 +14569,23 @@
         </w:tc>
         <w:tc>
           <w:tcPr>
-            <w:tcW w:w="2100" w:type="dxa"/>
+            <w:tcW w:w="2700" w:type="dxa"/>
+            <w:vAlign w:val="top"/>
+          </w:tcPr>
+          <w:p>
+            <w:pPr>
+              <w:bidi/>
+              <w:jc w:val="right"/>
+              <w:spacing w:after="40" w:line="276" w:lineRule="auto"/>
+              <w:rPr>
+                <w:rtl/>
+              </w:rPr>
+            </w:pPr>
+          </w:p>
+        </w:tc>
+        <w:tc>
+          <w:tcPr>
+            <w:tcW w:w="1700" w:type="dxa"/>
             <w:vAlign w:val="top"/>
           </w:tcPr>
           <w:p>
@@ -12942,7 +14603,7 @@
       <w:tr>
         <w:tc>
           <w:tcPr>
-            <w:tcW w:w="850" w:type="dxa"/>
+            <w:tcW w:w="650" w:type="dxa"/>
             <w:vAlign w:val="top"/>
           </w:tcPr>
           <w:p>
@@ -12968,7 +14629,7 @@
         </w:tc>
         <w:tc>
           <w:tcPr>
-            <w:tcW w:w="1400" w:type="dxa"/>
+            <w:tcW w:w="1150" w:type="dxa"/>
             <w:vAlign w:val="top"/>
           </w:tcPr>
           <w:p>
@@ -12994,7 +14655,7 @@
         </w:tc>
         <w:tc>
           <w:tcPr>
-            <w:tcW w:w="1800" w:type="dxa"/>
+            <w:tcW w:w="1500" w:type="dxa"/>
             <w:vAlign w:val="top"/>
           </w:tcPr>
           <w:p>
@@ -13020,7 +14681,7 @@
         </w:tc>
         <w:tc>
           <w:tcPr>
-            <w:tcW w:w="3150" w:type="dxa"/>
+            <w:tcW w:w="2200" w:type="dxa"/>
             <w:vAlign w:val="top"/>
           </w:tcPr>
           <w:p>
@@ -13046,7 +14707,23 @@
         </w:tc>
         <w:tc>
           <w:tcPr>
-            <w:tcW w:w="2100" w:type="dxa"/>
+            <w:tcW w:w="2700" w:type="dxa"/>
+            <w:vAlign w:val="top"/>
+          </w:tcPr>
+          <w:p>
+            <w:pPr>
+              <w:bidi/>
+              <w:jc w:val="right"/>
+              <w:spacing w:after="40" w:line="276" w:lineRule="auto"/>
+              <w:rPr>
+                <w:rtl/>
+              </w:rPr>
+            </w:pPr>
+          </w:p>
+        </w:tc>
+        <w:tc>
+          <w:tcPr>
+            <w:tcW w:w="1700" w:type="dxa"/>
             <w:vAlign w:val="top"/>
           </w:tcPr>
           <w:p>
@@ -13064,7 +14741,7 @@
       <w:tr>
         <w:tc>
           <w:tcPr>
-            <w:tcW w:w="850" w:type="dxa"/>
+            <w:tcW w:w="650" w:type="dxa"/>
             <w:vAlign w:val="top"/>
           </w:tcPr>
           <w:p>
@@ -13090,7 +14767,7 @@
         </w:tc>
         <w:tc>
           <w:tcPr>
-            <w:tcW w:w="1400" w:type="dxa"/>
+            <w:tcW w:w="1150" w:type="dxa"/>
             <w:vAlign w:val="top"/>
           </w:tcPr>
           <w:p>
@@ -13116,7 +14793,7 @@
         </w:tc>
         <w:tc>
           <w:tcPr>
-            <w:tcW w:w="1800" w:type="dxa"/>
+            <w:tcW w:w="1500" w:type="dxa"/>
             <w:vAlign w:val="top"/>
           </w:tcPr>
           <w:p>
@@ -13142,7 +14819,7 @@
         </w:tc>
         <w:tc>
           <w:tcPr>
-            <w:tcW w:w="3150" w:type="dxa"/>
+            <w:tcW w:w="2200" w:type="dxa"/>
             <w:vAlign w:val="top"/>
           </w:tcPr>
           <w:p>
@@ -13168,7 +14845,23 @@
         </w:tc>
         <w:tc>
           <w:tcPr>
-            <w:tcW w:w="2100" w:type="dxa"/>
+            <w:tcW w:w="2700" w:type="dxa"/>
+            <w:vAlign w:val="top"/>
+          </w:tcPr>
+          <w:p>
+            <w:pPr>
+              <w:bidi/>
+              <w:jc w:val="right"/>
+              <w:spacing w:after="40" w:line="276" w:lineRule="auto"/>
+              <w:rPr>
+                <w:rtl/>
+              </w:rPr>
+            </w:pPr>
+          </w:p>
+        </w:tc>
+        <w:tc>
+          <w:tcPr>
+            <w:tcW w:w="1700" w:type="dxa"/>
             <w:vAlign w:val="top"/>
           </w:tcPr>
           <w:p>
@@ -13186,7 +14879,7 @@
       <w:tr>
         <w:tc>
           <w:tcPr>
-            <w:tcW w:w="850" w:type="dxa"/>
+            <w:tcW w:w="650" w:type="dxa"/>
             <w:vAlign w:val="top"/>
           </w:tcPr>
           <w:p>
@@ -13212,7 +14905,7 @@
         </w:tc>
         <w:tc>
           <w:tcPr>
-            <w:tcW w:w="1400" w:type="dxa"/>
+            <w:tcW w:w="1150" w:type="dxa"/>
             <w:vAlign w:val="top"/>
           </w:tcPr>
           <w:p>
@@ -13238,7 +14931,7 @@
         </w:tc>
         <w:tc>
           <w:tcPr>
-            <w:tcW w:w="1800" w:type="dxa"/>
+            <w:tcW w:w="1500" w:type="dxa"/>
             <w:vAlign w:val="top"/>
           </w:tcPr>
           <w:p>
@@ -13264,7 +14957,7 @@
         </w:tc>
         <w:tc>
           <w:tcPr>
-            <w:tcW w:w="3150" w:type="dxa"/>
+            <w:tcW w:w="2200" w:type="dxa"/>
             <w:vAlign w:val="top"/>
           </w:tcPr>
           <w:p>
@@ -13290,7 +14983,23 @@
         </w:tc>
         <w:tc>
           <w:tcPr>
-            <w:tcW w:w="2100" w:type="dxa"/>
+            <w:tcW w:w="2700" w:type="dxa"/>
+            <w:vAlign w:val="top"/>
+          </w:tcPr>
+          <w:p>
+            <w:pPr>
+              <w:bidi/>
+              <w:jc w:val="right"/>
+              <w:spacing w:after="40" w:line="276" w:lineRule="auto"/>
+              <w:rPr>
+                <w:rtl/>
+              </w:rPr>
+            </w:pPr>
+          </w:p>
+        </w:tc>
+        <w:tc>
+          <w:tcPr>
+            <w:tcW w:w="1700" w:type="dxa"/>
             <w:vAlign w:val="top"/>
           </w:tcPr>
           <w:p>
@@ -13308,7 +15017,7 @@
       <w:tr>
         <w:tc>
           <w:tcPr>
-            <w:tcW w:w="850" w:type="dxa"/>
+            <w:tcW w:w="650" w:type="dxa"/>
             <w:vAlign w:val="top"/>
           </w:tcPr>
           <w:p>
@@ -13334,7 +15043,7 @@
         </w:tc>
         <w:tc>
           <w:tcPr>
-            <w:tcW w:w="1400" w:type="dxa"/>
+            <w:tcW w:w="1150" w:type="dxa"/>
             <w:vAlign w:val="top"/>
           </w:tcPr>
           <w:p>
@@ -13360,7 +15069,7 @@
         </w:tc>
         <w:tc>
           <w:tcPr>
-            <w:tcW w:w="1800" w:type="dxa"/>
+            <w:tcW w:w="1500" w:type="dxa"/>
             <w:vAlign w:val="top"/>
           </w:tcPr>
           <w:p>
@@ -13386,7 +15095,7 @@
         </w:tc>
         <w:tc>
           <w:tcPr>
-            <w:tcW w:w="3150" w:type="dxa"/>
+            <w:tcW w:w="2200" w:type="dxa"/>
             <w:vAlign w:val="top"/>
           </w:tcPr>
           <w:p>
@@ -13412,7 +15121,23 @@
         </w:tc>
         <w:tc>
           <w:tcPr>
-            <w:tcW w:w="2100" w:type="dxa"/>
+            <w:tcW w:w="2700" w:type="dxa"/>
+            <w:vAlign w:val="top"/>
+          </w:tcPr>
+          <w:p>
+            <w:pPr>
+              <w:bidi/>
+              <w:jc w:val="right"/>
+              <w:spacing w:after="40" w:line="276" w:lineRule="auto"/>
+              <w:rPr>
+                <w:rtl/>
+              </w:rPr>
+            </w:pPr>
+          </w:p>
+        </w:tc>
+        <w:tc>
+          <w:tcPr>
+            <w:tcW w:w="1700" w:type="dxa"/>
             <w:vAlign w:val="top"/>
           </w:tcPr>
           <w:p>
@@ -13430,7 +15155,7 @@
       <w:tr>
         <w:tc>
           <w:tcPr>
-            <w:tcW w:w="850" w:type="dxa"/>
+            <w:tcW w:w="650" w:type="dxa"/>
             <w:vAlign w:val="top"/>
           </w:tcPr>
           <w:p>
@@ -13456,7 +15181,7 @@
         </w:tc>
         <w:tc>
           <w:tcPr>
-            <w:tcW w:w="1400" w:type="dxa"/>
+            <w:tcW w:w="1150" w:type="dxa"/>
             <w:vAlign w:val="top"/>
           </w:tcPr>
           <w:p>
@@ -13482,7 +15207,7 @@
         </w:tc>
         <w:tc>
           <w:tcPr>
-            <w:tcW w:w="1800" w:type="dxa"/>
+            <w:tcW w:w="1500" w:type="dxa"/>
             <w:vAlign w:val="top"/>
           </w:tcPr>
           <w:p>
@@ -13508,7 +15233,7 @@
         </w:tc>
         <w:tc>
           <w:tcPr>
-            <w:tcW w:w="3150" w:type="dxa"/>
+            <w:tcW w:w="2200" w:type="dxa"/>
             <w:vAlign w:val="top"/>
           </w:tcPr>
           <w:p>
@@ -13534,7 +15259,23 @@
         </w:tc>
         <w:tc>
           <w:tcPr>
-            <w:tcW w:w="2100" w:type="dxa"/>
+            <w:tcW w:w="2700" w:type="dxa"/>
+            <w:vAlign w:val="top"/>
+          </w:tcPr>
+          <w:p>
+            <w:pPr>
+              <w:bidi/>
+              <w:jc w:val="right"/>
+              <w:spacing w:after="40" w:line="276" w:lineRule="auto"/>
+              <w:rPr>
+                <w:rtl/>
+              </w:rPr>
+            </w:pPr>
+          </w:p>
+        </w:tc>
+        <w:tc>
+          <w:tcPr>
+            <w:tcW w:w="1700" w:type="dxa"/>
             <w:vAlign w:val="top"/>
           </w:tcPr>
           <w:p>
@@ -13562,7 +15303,7 @@
       <w:tr>
         <w:tc>
           <w:tcPr>
-            <w:tcW w:w="850" w:type="dxa"/>
+            <w:tcW w:w="650" w:type="dxa"/>
             <w:vAlign w:val="top"/>
           </w:tcPr>
           <w:p>
@@ -13588,7 +15329,7 @@
         </w:tc>
         <w:tc>
           <w:tcPr>
-            <w:tcW w:w="1400" w:type="dxa"/>
+            <w:tcW w:w="1150" w:type="dxa"/>
             <w:vAlign w:val="top"/>
           </w:tcPr>
           <w:p>
@@ -13614,7 +15355,7 @@
         </w:tc>
         <w:tc>
           <w:tcPr>
-            <w:tcW w:w="1800" w:type="dxa"/>
+            <w:tcW w:w="1500" w:type="dxa"/>
             <w:vAlign w:val="top"/>
           </w:tcPr>
           <w:p>
@@ -13640,7 +15381,7 @@
         </w:tc>
         <w:tc>
           <w:tcPr>
-            <w:tcW w:w="3150" w:type="dxa"/>
+            <w:tcW w:w="2200" w:type="dxa"/>
             <w:vAlign w:val="top"/>
           </w:tcPr>
           <w:p>
@@ -13666,7 +15407,23 @@
         </w:tc>
         <w:tc>
           <w:tcPr>
-            <w:tcW w:w="2100" w:type="dxa"/>
+            <w:tcW w:w="2700" w:type="dxa"/>
+            <w:vAlign w:val="top"/>
+          </w:tcPr>
+          <w:p>
+            <w:pPr>
+              <w:bidi/>
+              <w:jc w:val="right"/>
+              <w:spacing w:after="40" w:line="276" w:lineRule="auto"/>
+              <w:rPr>
+                <w:rtl/>
+              </w:rPr>
+            </w:pPr>
+          </w:p>
+        </w:tc>
+        <w:tc>
+          <w:tcPr>
+            <w:tcW w:w="1700" w:type="dxa"/>
             <w:vAlign w:val="top"/>
           </w:tcPr>
           <w:p>
@@ -13694,7 +15451,7 @@
       <w:tr>
         <w:tc>
           <w:tcPr>
-            <w:tcW w:w="850" w:type="dxa"/>
+            <w:tcW w:w="650" w:type="dxa"/>
             <w:vAlign w:val="top"/>
           </w:tcPr>
           <w:p>
@@ -13720,7 +15477,7 @@
         </w:tc>
         <w:tc>
           <w:tcPr>
-            <w:tcW w:w="1400" w:type="dxa"/>
+            <w:tcW w:w="1150" w:type="dxa"/>
             <w:vAlign w:val="top"/>
           </w:tcPr>
           <w:p>
@@ -13746,7 +15503,7 @@
         </w:tc>
         <w:tc>
           <w:tcPr>
-            <w:tcW w:w="1800" w:type="dxa"/>
+            <w:tcW w:w="1500" w:type="dxa"/>
             <w:vAlign w:val="top"/>
           </w:tcPr>
           <w:p>
@@ -13772,7 +15529,7 @@
         </w:tc>
         <w:tc>
           <w:tcPr>
-            <w:tcW w:w="3150" w:type="dxa"/>
+            <w:tcW w:w="2200" w:type="dxa"/>
             <w:vAlign w:val="top"/>
           </w:tcPr>
           <w:p>
@@ -13798,7 +15555,23 @@
         </w:tc>
         <w:tc>
           <w:tcPr>
-            <w:tcW w:w="2100" w:type="dxa"/>
+            <w:tcW w:w="2700" w:type="dxa"/>
+            <w:vAlign w:val="top"/>
+          </w:tcPr>
+          <w:p>
+            <w:pPr>
+              <w:bidi/>
+              <w:jc w:val="right"/>
+              <w:spacing w:after="40" w:line="276" w:lineRule="auto"/>
+              <w:rPr>
+                <w:rtl/>
+              </w:rPr>
+            </w:pPr>
+          </w:p>
+        </w:tc>
+        <w:tc>
+          <w:tcPr>
+            <w:tcW w:w="1700" w:type="dxa"/>
             <w:vAlign w:val="top"/>
           </w:tcPr>
           <w:p>
@@ -13816,7 +15589,7 @@
       <w:tr>
         <w:tc>
           <w:tcPr>
-            <w:tcW w:w="850" w:type="dxa"/>
+            <w:tcW w:w="650" w:type="dxa"/>
             <w:vAlign w:val="top"/>
           </w:tcPr>
           <w:p>
@@ -13842,7 +15615,7 @@
         </w:tc>
         <w:tc>
           <w:tcPr>
-            <w:tcW w:w="1400" w:type="dxa"/>
+            <w:tcW w:w="1150" w:type="dxa"/>
             <w:vAlign w:val="top"/>
           </w:tcPr>
           <w:p>
@@ -13868,7 +15641,7 @@
         </w:tc>
         <w:tc>
           <w:tcPr>
-            <w:tcW w:w="1800" w:type="dxa"/>
+            <w:tcW w:w="1500" w:type="dxa"/>
             <w:vAlign w:val="top"/>
           </w:tcPr>
           <w:p>
@@ -13894,7 +15667,7 @@
         </w:tc>
         <w:tc>
           <w:tcPr>
-            <w:tcW w:w="3150" w:type="dxa"/>
+            <w:tcW w:w="2200" w:type="dxa"/>
             <w:vAlign w:val="top"/>
           </w:tcPr>
           <w:p>
@@ -13920,7 +15693,23 @@
         </w:tc>
         <w:tc>
           <w:tcPr>
-            <w:tcW w:w="2100" w:type="dxa"/>
+            <w:tcW w:w="2700" w:type="dxa"/>
+            <w:vAlign w:val="top"/>
+          </w:tcPr>
+          <w:p>
+            <w:pPr>
+              <w:bidi/>
+              <w:jc w:val="right"/>
+              <w:spacing w:after="40" w:line="276" w:lineRule="auto"/>
+              <w:rPr>
+                <w:rtl/>
+              </w:rPr>
+            </w:pPr>
+          </w:p>
+        </w:tc>
+        <w:tc>
+          <w:tcPr>
+            <w:tcW w:w="1700" w:type="dxa"/>
             <w:vAlign w:val="top"/>
           </w:tcPr>
           <w:p>
@@ -13938,7 +15727,7 @@
       <w:tr>
         <w:tc>
           <w:tcPr>
-            <w:tcW w:w="850" w:type="dxa"/>
+            <w:tcW w:w="650" w:type="dxa"/>
             <w:vAlign w:val="top"/>
           </w:tcPr>
           <w:p>
@@ -13964,7 +15753,7 @@
         </w:tc>
         <w:tc>
           <w:tcPr>
-            <w:tcW w:w="1400" w:type="dxa"/>
+            <w:tcW w:w="1150" w:type="dxa"/>
             <w:vAlign w:val="top"/>
           </w:tcPr>
           <w:p>
@@ -13990,7 +15779,7 @@
         </w:tc>
         <w:tc>
           <w:tcPr>
-            <w:tcW w:w="1800" w:type="dxa"/>
+            <w:tcW w:w="1500" w:type="dxa"/>
             <w:vAlign w:val="top"/>
           </w:tcPr>
           <w:p>
@@ -14016,7 +15805,7 @@
         </w:tc>
         <w:tc>
           <w:tcPr>
-            <w:tcW w:w="3150" w:type="dxa"/>
+            <w:tcW w:w="2200" w:type="dxa"/>
             <w:vAlign w:val="top"/>
           </w:tcPr>
           <w:p>
@@ -14042,7 +15831,23 @@
         </w:tc>
         <w:tc>
           <w:tcPr>
-            <w:tcW w:w="2100" w:type="dxa"/>
+            <w:tcW w:w="2700" w:type="dxa"/>
+            <w:vAlign w:val="top"/>
+          </w:tcPr>
+          <w:p>
+            <w:pPr>
+              <w:bidi/>
+              <w:jc w:val="right"/>
+              <w:spacing w:after="40" w:line="276" w:lineRule="auto"/>
+              <w:rPr>
+                <w:rtl/>
+              </w:rPr>
+            </w:pPr>
+          </w:p>
+        </w:tc>
+        <w:tc>
+          <w:tcPr>
+            <w:tcW w:w="1700" w:type="dxa"/>
             <w:vAlign w:val="top"/>
           </w:tcPr>
           <w:p>
@@ -14060,7 +15865,7 @@
       <w:tr>
         <w:tc>
           <w:tcPr>
-            <w:tcW w:w="850" w:type="dxa"/>
+            <w:tcW w:w="650" w:type="dxa"/>
             <w:vAlign w:val="top"/>
           </w:tcPr>
           <w:p>
@@ -14086,7 +15891,7 @@
         </w:tc>
         <w:tc>
           <w:tcPr>
-            <w:tcW w:w="1400" w:type="dxa"/>
+            <w:tcW w:w="1150" w:type="dxa"/>
             <w:vAlign w:val="top"/>
           </w:tcPr>
           <w:p>
@@ -14112,7 +15917,7 @@
         </w:tc>
         <w:tc>
           <w:tcPr>
-            <w:tcW w:w="1800" w:type="dxa"/>
+            <w:tcW w:w="1500" w:type="dxa"/>
             <w:vAlign w:val="top"/>
           </w:tcPr>
           <w:p>
@@ -14138,7 +15943,7 @@
         </w:tc>
         <w:tc>
           <w:tcPr>
-            <w:tcW w:w="3150" w:type="dxa"/>
+            <w:tcW w:w="2200" w:type="dxa"/>
             <w:vAlign w:val="top"/>
           </w:tcPr>
           <w:p>
@@ -14164,7 +15969,23 @@
         </w:tc>
         <w:tc>
           <w:tcPr>
-            <w:tcW w:w="2100" w:type="dxa"/>
+            <w:tcW w:w="2700" w:type="dxa"/>
+            <w:vAlign w:val="top"/>
+          </w:tcPr>
+          <w:p>
+            <w:pPr>
+              <w:bidi/>
+              <w:jc w:val="right"/>
+              <w:spacing w:after="40" w:line="276" w:lineRule="auto"/>
+              <w:rPr>
+                <w:rtl/>
+              </w:rPr>
+            </w:pPr>
+          </w:p>
+        </w:tc>
+        <w:tc>
+          <w:tcPr>
+            <w:tcW w:w="1700" w:type="dxa"/>
             <w:vAlign w:val="top"/>
           </w:tcPr>
           <w:p>
@@ -14182,7 +16003,7 @@
       <w:tr>
         <w:tc>
           <w:tcPr>
-            <w:tcW w:w="850" w:type="dxa"/>
+            <w:tcW w:w="650" w:type="dxa"/>
             <w:vAlign w:val="top"/>
           </w:tcPr>
           <w:p>
@@ -14208,7 +16029,7 @@
         </w:tc>
         <w:tc>
           <w:tcPr>
-            <w:tcW w:w="1400" w:type="dxa"/>
+            <w:tcW w:w="1150" w:type="dxa"/>
             <w:vAlign w:val="top"/>
           </w:tcPr>
           <w:p>
@@ -14234,7 +16055,7 @@
         </w:tc>
         <w:tc>
           <w:tcPr>
-            <w:tcW w:w="1800" w:type="dxa"/>
+            <w:tcW w:w="1500" w:type="dxa"/>
             <w:vAlign w:val="top"/>
           </w:tcPr>
           <w:p>
@@ -14260,7 +16081,7 @@
         </w:tc>
         <w:tc>
           <w:tcPr>
-            <w:tcW w:w="3150" w:type="dxa"/>
+            <w:tcW w:w="2200" w:type="dxa"/>
             <w:vAlign w:val="top"/>
           </w:tcPr>
           <w:p>
@@ -14286,7 +16107,23 @@
         </w:tc>
         <w:tc>
           <w:tcPr>
-            <w:tcW w:w="2100" w:type="dxa"/>
+            <w:tcW w:w="2700" w:type="dxa"/>
+            <w:vAlign w:val="top"/>
+          </w:tcPr>
+          <w:p>
+            <w:pPr>
+              <w:bidi/>
+              <w:jc w:val="right"/>
+              <w:spacing w:after="40" w:line="276" w:lineRule="auto"/>
+              <w:rPr>
+                <w:rtl/>
+              </w:rPr>
+            </w:pPr>
+          </w:p>
+        </w:tc>
+        <w:tc>
+          <w:tcPr>
+            <w:tcW w:w="1700" w:type="dxa"/>
             <w:vAlign w:val="top"/>
           </w:tcPr>
           <w:p>
@@ -14304,7 +16141,7 @@
       <w:tr>
         <w:tc>
           <w:tcPr>
-            <w:tcW w:w="850" w:type="dxa"/>
+            <w:tcW w:w="650" w:type="dxa"/>
             <w:vAlign w:val="top"/>
           </w:tcPr>
           <w:p>
@@ -14330,7 +16167,7 @@
         </w:tc>
         <w:tc>
           <w:tcPr>
-            <w:tcW w:w="1400" w:type="dxa"/>
+            <w:tcW w:w="1150" w:type="dxa"/>
             <w:vAlign w:val="top"/>
           </w:tcPr>
           <w:p>
@@ -14356,7 +16193,7 @@
         </w:tc>
         <w:tc>
           <w:tcPr>
-            <w:tcW w:w="1800" w:type="dxa"/>
+            <w:tcW w:w="1500" w:type="dxa"/>
             <w:vAlign w:val="top"/>
           </w:tcPr>
           <w:p>
@@ -14382,7 +16219,7 @@
         </w:tc>
         <w:tc>
           <w:tcPr>
-            <w:tcW w:w="3150" w:type="dxa"/>
+            <w:tcW w:w="2200" w:type="dxa"/>
             <w:vAlign w:val="top"/>
           </w:tcPr>
           <w:p>
@@ -14408,7 +16245,23 @@
         </w:tc>
         <w:tc>
           <w:tcPr>
-            <w:tcW w:w="2100" w:type="dxa"/>
+            <w:tcW w:w="2700" w:type="dxa"/>
+            <w:vAlign w:val="top"/>
+          </w:tcPr>
+          <w:p>
+            <w:pPr>
+              <w:bidi/>
+              <w:jc w:val="right"/>
+              <w:spacing w:after="40" w:line="276" w:lineRule="auto"/>
+              <w:rPr>
+                <w:rtl/>
+              </w:rPr>
+            </w:pPr>
+          </w:p>
+        </w:tc>
+        <w:tc>
+          <w:tcPr>
+            <w:tcW w:w="1700" w:type="dxa"/>
             <w:vAlign w:val="top"/>
           </w:tcPr>
           <w:p>

--- a/files/issue-calendar.docx
+++ b/files/issue-calendar.docx
@@ -2133,6 +2133,16 @@
                 <w:rtl/>
               </w:rPr>
             </w:pPr>
+            <w:r>
+              <w:rPr>
+                <w:rFonts w:ascii="Arial" w:hAnsi="Arial" w:cs="Arial"/>
+                <w:sz w:val="21"/>
+                <w:szCs w:val="21"/>
+                <w:rtl/>
+                <w:lang w:bidi="he-IL"/>
+              </w:rPr>
+              <w:t xml:space="preserve">לך לך מבית אביך</w:t>
+            </w:r>
           </w:p>
         </w:tc>
         <w:tc>

--- a/files/issue-calendar.docx
+++ b/files/issue-calendar.docx
@@ -2011,6 +2011,16 @@
                 <w:rtl/>
               </w:rPr>
             </w:pPr>
+            <w:r>
+              <w:rPr>
+                <w:rFonts w:ascii="Arial" w:hAnsi="Arial" w:cs="Arial"/>
+                <w:sz w:val="21"/>
+                <w:szCs w:val="21"/>
+                <w:rtl/>
+                <w:lang w:bidi="he-IL"/>
+              </w:rPr>
+              <w:t xml:space="preserve">בעבודה</w:t>
+            </w:r>
           </w:p>
         </w:tc>
       </w:tr>

--- a/files/issue-calendar.docx
+++ b/files/issue-calendar.docx
@@ -5411,7 +5411,7 @@
                 <w:rtl/>
                 <w:lang w:bidi="he-IL"/>
               </w:rPr>
-              <w:t xml:space="preserve">שבת החדש</w:t>
+              <w:t xml:space="preserve">שבת החודש</w:t>
             </w:r>
           </w:p>
         </w:tc>
@@ -10105,6 +10105,16 @@
                 <w:rtl/>
               </w:rPr>
             </w:pPr>
+            <w:r>
+              <w:rPr>
+                <w:rFonts w:ascii="Arial" w:hAnsi="Arial" w:cs="Arial"/>
+                <w:sz w:val="21"/>
+                <w:szCs w:val="21"/>
+                <w:rtl/>
+                <w:lang w:bidi="he-IL"/>
+              </w:rPr>
+              <w:t xml:space="preserve">לך לך מבית אביך</w:t>
+            </w:r>
           </w:p>
         </w:tc>
         <w:tc>
@@ -12811,7 +12821,7 @@
                 <w:rtl/>
                 <w:lang w:bidi="he-IL"/>
               </w:rPr>
-              <w:t xml:space="preserve">שבת החדש</w:t>
+              <w:t xml:space="preserve">שבת החודש</w:t>
             </w:r>
           </w:p>
         </w:tc>

--- a/files/issue-calendar.docx
+++ b/files/issue-calendar.docx
@@ -1871,7 +1871,7 @@
                 <w:rtl/>
                 <w:lang w:bidi="he-IL"/>
               </w:rPr>
-              <w:t xml:space="preserve">בעבודה</w:t>
+              <w:t xml:space="preserve">נשלח</w:t>
             </w:r>
           </w:p>
         </w:tc>

--- a/files/issue-calendar.docx
+++ b/files/issue-calendar.docx
@@ -1847,6 +1847,136 @@
                 <w:rtl/>
               </w:rPr>
             </w:pPr>
+            <w:r>
+              <w:rPr>
+                <w:rFonts w:ascii="Arial" w:hAnsi="Arial" w:cs="Arial"/>
+                <w:sz w:val="21"/>
+                <w:szCs w:val="21"/>
+                <w:rtl/>
+                <w:lang w:bidi="he-IL"/>
+              </w:rPr>
+              <w:t xml:space="preserve">1. נחש נשך / נשיכת הנחש - הנשיכה של הנחש (העבירה) היא רק דקירה קטנה, אבל בעקבותיה נכנס ארס (עצבות וייאוש) שהולך ותופח ומנפח את כל הגוף (מגדיל את המקום של הגופניות בחיינו, גורם לנו לפנות שוב אל התאווה). מה שהנחש באמת רוצה, הוא לא את עצם הנשיכה, אלא את הייאוש שבעקבותיה. מה שממית את האדם הוא לא עצם הנשיכה, אלא התפשטות הארס. הנשיכה היא בעקב, באיבר שאיתו הולכים ומתקדמים בעקביות. בזה הנחש רוצה לפגוע. באפשרות שלנו להמשיך בדרך למרות הכל. אל תיתן לו לנשוך אותך, אבל אם זה כבר קרה - אל תיתן לארס להתפשט (לעיין באשיב ממצולות ולצרף לכאן). לבדוק איזה תרופות עוצרות את התפשטות הארס, ומה הנמשל. "אם יישוך הנחש בלא לחש" ובמפרשים שם. וכמובן במפרשי הפרשה.</w:t>
+            </w:r>
+          </w:p>
+          <w:p>
+            <w:pPr>
+              <w:bidi/>
+              <w:jc w:val="right"/>
+              <w:spacing w:after="40" w:line="276" w:lineRule="auto"/>
+              <w:rPr>
+                <w:rtl/>
+              </w:rPr>
+            </w:pPr>
+            <w:r>
+              <w:rPr>
+                <w:rFonts w:ascii="Arial" w:hAnsi="Arial" w:cs="Arial"/>
+                <w:sz w:val="21"/>
+                <w:szCs w:val="21"/>
+                <w:rtl/>
+                <w:lang w:bidi="he-IL"/>
+              </w:rPr>
+              <w:t xml:space="preserve">2. זה בעצמות שלך! - האשה נבראה מהעצם, שהיא השכבה הכי פנימית באדם. היסוד והשלד והבסיס שמעמיד את כולו. זו הסיבה לכך שההתמודדות הזו כל כך מורכבת. כי היא באה ממקום מאוד פנימי באישיות שלנו. בדומה לכך האכילה. שניהם כוחות של קיום החיים. האכילה - קיום החיים האישי. המין - קיום החיים בדור הבא. לכוחות האלה יש נטייה להתפרץ בעוצמה רבה, לצאת מויסות, ולמלא תפקיד שלא באמת נועדו למלא - לנחם ולפצות אותנו על רגשות קשים. לגרום לי להרגיש חי כשאני מוצף רגשות שליליים ממיתים. הרבה מקורות משווים בין שני הכוחות האלה. זו עבודה גדולה לדייק אותם, שיהיו ממוקדים במקום הנכון - "ייקוו (יסוד) המים אל מקום אחד". לגבי שני הכוחות האלה, יש תעשיות שלמות שנועדו "לרכב" על הדחף הזה ולספק אותו בצורה מוגזמת ולא טבעית (להרחיב עוד על כך מיומן המסע).</w:t>
+            </w:r>
+          </w:p>
+          <w:p>
+            <w:pPr>
+              <w:bidi/>
+              <w:jc w:val="right"/>
+              <w:spacing w:after="40" w:line="276" w:lineRule="auto"/>
+              <w:rPr>
+                <w:rtl/>
+              </w:rPr>
+            </w:pPr>
+            <w:r>
+              <w:rPr>
+                <w:rFonts w:ascii="Arial" w:hAnsi="Arial" w:cs="Arial"/>
+                <w:sz w:val="21"/>
+                <w:szCs w:val="21"/>
+                <w:rtl/>
+                <w:lang w:bidi="he-IL"/>
+              </w:rPr>
+              <w:t xml:space="preserve">3. להתחיל! / תתחיל! - רב ייבי בדיבור המתחיל הראשון. ה' ברא את העולם בשביל ההתחלות שאנחנו עושים. את כל השאר הוא יגמור בעדנו. שיר - "צריך האדם להתחיל..."</w:t>
+            </w:r>
+          </w:p>
+          <w:p>
+            <w:pPr>
+              <w:bidi/>
+              <w:jc w:val="right"/>
+              <w:spacing w:after="40" w:line="276" w:lineRule="auto"/>
+              <w:rPr>
+                <w:rtl/>
+              </w:rPr>
+            </w:pPr>
+            <w:r>
+              <w:rPr>
+                <w:rFonts w:ascii="Arial" w:hAnsi="Arial" w:cs="Arial"/>
+                <w:sz w:val="21"/>
+                <w:szCs w:val="21"/>
+                <w:rtl/>
+                <w:lang w:bidi="he-IL"/>
+              </w:rPr>
+              <w:t xml:space="preserve">4. מים עליונים - אותו כוח של יסוד המים יכול להתלבש גם בדברים עליונים וגם בדברים פחותים. ככל שנלביש אותו בדברים עליונים, נמקם את עצמנו יותר "מעל הקריע". הללוהו שמי השמיים והמים אשר מעל השמיים"</w:t>
+            </w:r>
+          </w:p>
+          <w:p>
+            <w:pPr>
+              <w:bidi/>
+              <w:jc w:val="right"/>
+              <w:spacing w:after="40" w:line="276" w:lineRule="auto"/>
+              <w:rPr>
+                <w:rtl/>
+              </w:rPr>
+            </w:pPr>
+            <w:r>
+              <w:rPr>
+                <w:rFonts w:ascii="Arial" w:hAnsi="Arial" w:cs="Arial"/>
+                <w:sz w:val="21"/>
+                <w:szCs w:val="21"/>
+                <w:rtl/>
+                <w:lang w:bidi="he-IL"/>
+              </w:rPr>
+              <w:t xml:space="preserve">5. ואם לא תיטיב - הקב"ה לא אומר "אם תעשה רע", אלא "אם לא תיטיב". אי אפשר ללכת רק על סור מרע. זה לא עובד. רבי ישראל סלנטר. החלמה של פרקי אצבעות לבנים.</w:t>
+            </w:r>
+          </w:p>
+          <w:p>
+            <w:pPr>
+              <w:bidi/>
+              <w:jc w:val="right"/>
+              <w:spacing w:after="40" w:line="276" w:lineRule="auto"/>
+              <w:rPr>
+                <w:rtl/>
+              </w:rPr>
+            </w:pPr>
+            <w:r>
+              <w:rPr>
+                <w:rFonts w:ascii="Arial" w:hAnsi="Arial" w:cs="Arial"/>
+                <w:sz w:val="21"/>
+                <w:szCs w:val="21"/>
+                <w:rtl/>
+                <w:lang w:bidi="he-IL"/>
+              </w:rPr>
+              <w:t xml:space="preserve">6. עדה וצילה - ההפרדה. לתאווה יבקש נפרד. להיעזר במה שנכתב בעבר על ליקוטי מוהר"ן.</w:t>
+            </w:r>
+          </w:p>
+          <w:p>
+            <w:pPr>
+              <w:bidi/>
+              <w:jc w:val="right"/>
+              <w:spacing w:after="40" w:line="276" w:lineRule="auto"/>
+              <w:rPr>
+                <w:rtl/>
+              </w:rPr>
+            </w:pPr>
+            <w:r>
+              <w:rPr>
+                <w:rFonts w:ascii="Arial" w:hAnsi="Arial" w:cs="Arial"/>
+                <w:sz w:val="21"/>
+                <w:szCs w:val="21"/>
+                <w:rtl/>
+                <w:lang w:bidi="he-IL"/>
+              </w:rPr>
+              <w:t xml:space="preserve">7. לא טוב היות האדם לבדו - Recovery in the Torah</w:t>
+            </w:r>
           </w:p>
         </w:tc>
         <w:tc>
@@ -2019,7 +2149,7 @@
                 <w:rtl/>
                 <w:lang w:bidi="he-IL"/>
               </w:rPr>
-              <w:t xml:space="preserve">בעבודה</w:t>
+              <w:t xml:space="preserve">נשלח</w:t>
             </w:r>
           </w:p>
         </w:tc>
@@ -2143,16 +2273,6 @@
                 <w:rtl/>
               </w:rPr>
             </w:pPr>
-            <w:r>
-              <w:rPr>
-                <w:rFonts w:ascii="Arial" w:hAnsi="Arial" w:cs="Arial"/>
-                <w:sz w:val="21"/>
-                <w:szCs w:val="21"/>
-                <w:rtl/>
-                <w:lang w:bidi="he-IL"/>
-              </w:rPr>
-              <w:t xml:space="preserve">לך לך מבית אביך</w:t>
-            </w:r>
           </w:p>
         </w:tc>
         <w:tc>
@@ -9829,6 +9949,136 @@
                 <w:rtl/>
               </w:rPr>
             </w:pPr>
+            <w:r>
+              <w:rPr>
+                <w:rFonts w:ascii="Arial" w:hAnsi="Arial" w:cs="Arial"/>
+                <w:sz w:val="21"/>
+                <w:szCs w:val="21"/>
+                <w:rtl/>
+                <w:lang w:bidi="he-IL"/>
+              </w:rPr>
+              <w:t xml:space="preserve">1. נחש נשך / נשיכת הנחש - הנשיכה של הנחש (העבירה) היא רק דקירה קטנה, אבל בעקבותיה נכנס ארס (עצבות וייאוש) שהולך ותופח ומנפח את כל הגוף (מגדיל את המקום של הגופניות בחיינו, גורם לנו לפנות שוב אל התאווה). מה שהנחש באמת רוצה, הוא לא את עצם הנשיכה, אלא את הייאוש שבעקבותיה. מה שממית את האדם הוא לא עצם הנשיכה, אלא התפשטות הארס. הנשיכה היא בעקב, באיבר שאיתו הולכים ומתקדמים בעקביות. בזה הנחש רוצה לפגוע. באפשרות שלנו להמשיך בדרך למרות הכל. אל תיתן לו לנשוך אותך, אבל אם זה כבר קרה - אל תיתן לארס להתפשט (לעיין באשיב ממצולות ולצרף לכאן). לבדוק איזה תרופות עוצרות את התפשטות הארס, ומה הנמשל. "אם יישוך הנחש בלא לחש" ובמפרשים שם. וכמובן במפרשי הפרשה.</w:t>
+            </w:r>
+          </w:p>
+          <w:p>
+            <w:pPr>
+              <w:bidi/>
+              <w:jc w:val="right"/>
+              <w:spacing w:after="40" w:line="276" w:lineRule="auto"/>
+              <w:rPr>
+                <w:rtl/>
+              </w:rPr>
+            </w:pPr>
+            <w:r>
+              <w:rPr>
+                <w:rFonts w:ascii="Arial" w:hAnsi="Arial" w:cs="Arial"/>
+                <w:sz w:val="21"/>
+                <w:szCs w:val="21"/>
+                <w:rtl/>
+                <w:lang w:bidi="he-IL"/>
+              </w:rPr>
+              <w:t xml:space="preserve">2. זה בעצמות שלך! - האשה נבראה מהעצם, שהיא השכבה הכי פנימית באדם. היסוד והשלד והבסיס שמעמיד את כולו. זו הסיבה לכך שההתמודדות הזו כל כך מורכבת. כי היא באה ממקום מאוד פנימי באישיות שלנו. בדומה לכך האכילה. שניהם כוחות של קיום החיים. האכילה - קיום החיים האישי. המין - קיום החיים בדור הבא. לכוחות האלה יש נטייה להתפרץ בעוצמה רבה, לצאת מויסות, ולמלא תפקיד שלא באמת נועדו למלא - לנחם ולפצות אותנו על רגשות קשים. לגרום לי להרגיש חי כשאני מוצף רגשות שליליים ממיתים. הרבה מקורות משווים בין שני הכוחות האלה. זו עבודה גדולה לדייק אותם, שיהיו ממוקדים במקום הנכון - "ייקוו (יסוד) המים אל מקום אחד". לגבי שני הכוחות האלה, יש תעשיות שלמות שנועדו "לרכב" על הדחף הזה ולספק אותו בצורה מוגזמת ולא טבעית (להרחיב עוד על כך מיומן המסע).</w:t>
+            </w:r>
+          </w:p>
+          <w:p>
+            <w:pPr>
+              <w:bidi/>
+              <w:jc w:val="right"/>
+              <w:spacing w:after="40" w:line="276" w:lineRule="auto"/>
+              <w:rPr>
+                <w:rtl/>
+              </w:rPr>
+            </w:pPr>
+            <w:r>
+              <w:rPr>
+                <w:rFonts w:ascii="Arial" w:hAnsi="Arial" w:cs="Arial"/>
+                <w:sz w:val="21"/>
+                <w:szCs w:val="21"/>
+                <w:rtl/>
+                <w:lang w:bidi="he-IL"/>
+              </w:rPr>
+              <w:t xml:space="preserve">3. להתחיל! / תתחיל! - רב ייבי בדיבור המתחיל הראשון. ה' ברא את העולם בשביל ההתחלות שאנחנו עושים. את כל השאר הוא יגמור בעדנו. שיר - "צריך האדם להתחיל..."</w:t>
+            </w:r>
+          </w:p>
+          <w:p>
+            <w:pPr>
+              <w:bidi/>
+              <w:jc w:val="right"/>
+              <w:spacing w:after="40" w:line="276" w:lineRule="auto"/>
+              <w:rPr>
+                <w:rtl/>
+              </w:rPr>
+            </w:pPr>
+            <w:r>
+              <w:rPr>
+                <w:rFonts w:ascii="Arial" w:hAnsi="Arial" w:cs="Arial"/>
+                <w:sz w:val="21"/>
+                <w:szCs w:val="21"/>
+                <w:rtl/>
+                <w:lang w:bidi="he-IL"/>
+              </w:rPr>
+              <w:t xml:space="preserve">4. מים עליונים - אותו כוח של יסוד המים יכול להתלבש גם בדברים עליונים וגם בדברים פחותים. ככל שנלביש אותו בדברים עליונים, נמקם את עצמנו יותר "מעל הקריע". הללוהו שמי השמיים והמים אשר מעל השמיים"</w:t>
+            </w:r>
+          </w:p>
+          <w:p>
+            <w:pPr>
+              <w:bidi/>
+              <w:jc w:val="right"/>
+              <w:spacing w:after="40" w:line="276" w:lineRule="auto"/>
+              <w:rPr>
+                <w:rtl/>
+              </w:rPr>
+            </w:pPr>
+            <w:r>
+              <w:rPr>
+                <w:rFonts w:ascii="Arial" w:hAnsi="Arial" w:cs="Arial"/>
+                <w:sz w:val="21"/>
+                <w:szCs w:val="21"/>
+                <w:rtl/>
+                <w:lang w:bidi="he-IL"/>
+              </w:rPr>
+              <w:t xml:space="preserve">5. ואם לא תיטיב - הקב"ה לא אומר "אם תעשה רע", אלא "אם לא תיטיב". אי אפשר ללכת רק על סור מרע. זה לא עובד. רבי ישראל סלנטר. החלמה של פרקי אצבעות לבנים.</w:t>
+            </w:r>
+          </w:p>
+          <w:p>
+            <w:pPr>
+              <w:bidi/>
+              <w:jc w:val="right"/>
+              <w:spacing w:after="40" w:line="276" w:lineRule="auto"/>
+              <w:rPr>
+                <w:rtl/>
+              </w:rPr>
+            </w:pPr>
+            <w:r>
+              <w:rPr>
+                <w:rFonts w:ascii="Arial" w:hAnsi="Arial" w:cs="Arial"/>
+                <w:sz w:val="21"/>
+                <w:szCs w:val="21"/>
+                <w:rtl/>
+                <w:lang w:bidi="he-IL"/>
+              </w:rPr>
+              <w:t xml:space="preserve">6. עדה וצילה - ההפרדה. לתאווה יבקש נפרד. להיעזר במה שנכתב בעבר על ליקוטי מוהר"ן.</w:t>
+            </w:r>
+          </w:p>
+          <w:p>
+            <w:pPr>
+              <w:bidi/>
+              <w:jc w:val="right"/>
+              <w:spacing w:after="40" w:line="276" w:lineRule="auto"/>
+              <w:rPr>
+                <w:rtl/>
+              </w:rPr>
+            </w:pPr>
+            <w:r>
+              <w:rPr>
+                <w:rFonts w:ascii="Arial" w:hAnsi="Arial" w:cs="Arial"/>
+                <w:sz w:val="21"/>
+                <w:szCs w:val="21"/>
+                <w:rtl/>
+                <w:lang w:bidi="he-IL"/>
+              </w:rPr>
+              <w:t xml:space="preserve">7. לא טוב היות האדם לבדו - Recovery in the Torah</w:t>
+            </w:r>
           </w:p>
         </w:tc>
         <w:tc>
@@ -10105,16 +10355,6 @@
                 <w:rtl/>
               </w:rPr>
             </w:pPr>
-            <w:r>
-              <w:rPr>
-                <w:rFonts w:ascii="Arial" w:hAnsi="Arial" w:cs="Arial"/>
-                <w:sz w:val="21"/>
-                <w:szCs w:val="21"/>
-                <w:rtl/>
-                <w:lang w:bidi="he-IL"/>
-              </w:rPr>
-              <w:t xml:space="preserve">לך לך מבית אביך</w:t>
-            </w:r>
           </w:p>
         </w:tc>
         <w:tc>

--- a/files/issue-calendar.docx
+++ b/files/issue-calendar.docx
@@ -2289,6 +2289,16 @@
                 <w:rtl/>
               </w:rPr>
             </w:pPr>
+            <w:r>
+              <w:rPr>
+                <w:rFonts w:ascii="Arial" w:hAnsi="Arial" w:cs="Arial"/>
+                <w:sz w:val="21"/>
+                <w:szCs w:val="21"/>
+                <w:rtl/>
+                <w:lang w:bidi="he-IL"/>
+              </w:rPr>
+              <w:t xml:space="preserve">בעבודה</w:t>
+            </w:r>
           </w:p>
         </w:tc>
       </w:tr>
@@ -2427,6 +2437,16 @@
                 <w:rtl/>
               </w:rPr>
             </w:pPr>
+            <w:r>
+              <w:rPr>
+                <w:rFonts w:ascii="Arial" w:hAnsi="Arial" w:cs="Arial"/>
+                <w:sz w:val="21"/>
+                <w:szCs w:val="21"/>
+                <w:rtl/>
+                <w:lang w:bidi="he-IL"/>
+              </w:rPr>
+              <w:t xml:space="preserve">בעבודה</w:t>
+            </w:r>
           </w:p>
         </w:tc>
       </w:tr>

--- a/files/issue-calendar.docx
+++ b/files/issue-calendar.docx
@@ -2125,6 +2125,16 @@
                 <w:rtl/>
               </w:rPr>
             </w:pPr>
+            <w:r>
+              <w:rPr>
+                <w:rFonts w:ascii="Arial" w:hAnsi="Arial" w:cs="Arial"/>
+                <w:sz w:val="21"/>
+                <w:szCs w:val="21"/>
+                <w:rtl/>
+                <w:lang w:bidi="he-IL"/>
+              </w:rPr>
+              <w:t xml:space="preserve">איך לבנות תיבה? / איך בונים תיבה?</w:t>
+            </w:r>
           </w:p>
         </w:tc>
         <w:tc>
@@ -10237,6 +10247,16 @@
                 <w:rtl/>
               </w:rPr>
             </w:pPr>
+            <w:r>
+              <w:rPr>
+                <w:rFonts w:ascii="Arial" w:hAnsi="Arial" w:cs="Arial"/>
+                <w:sz w:val="21"/>
+                <w:szCs w:val="21"/>
+                <w:rtl/>
+                <w:lang w:bidi="he-IL"/>
+              </w:rPr>
+              <w:t xml:space="preserve">איך לבנות תיבה? / איך בונים תיבה?</w:t>
+            </w:r>
           </w:p>
         </w:tc>
         <w:tc>

--- a/files/issue-calendar.docx
+++ b/files/issue-calendar.docx
@@ -2133,7 +2133,47 @@
                 <w:rtl/>
                 <w:lang w:bidi="he-IL"/>
               </w:rPr>
-              <w:t xml:space="preserve">איך לבנות תיבה? / איך בונים תיבה?</w:t>
+              <w:t xml:space="preserve">1. איך לבנות תיבה? / איך בונים תיבה? - 1. מבית ומחוץ - מבחוץ סינון + הימנעות ממקומות לא טובים וכדו'. מבפנים חיבור פנימי מוטיבציה וכו'. 2. יותר לאורך, פחות לגובה - הגובה של התיבה (30) הוא הנכי נמוך. האורך (300) גדול פי עשר! צריך לבסס את ההישג לפני שמתקדמים ליעד הבא. כמו במשנה של חז"ל על ענפיו מרובים ושורשים מועטים וכו'. השורשים הם למטה, בארץ. והענפים בגובה. 3. צוהר - שזה יהיה מהלך של אור שאנחנו מביאים לחיים שלנו, ולא רדיפה עצמית וכדו'. 4. קח לך מכל מאכל וכו' - אנחנו צריכים לדאוג שיהיה לנו דלק לדרך, לעבוד כל הזמן על חיזוק המוטיבציה שלנו. 5. יותר חיות טהורות מטמאות - להיות יותר עסוקים בדברים בעלי משמעות, מאשר בהנאות חומריות, גם אם הן מותרות. גם אם הן טובות בתור משהו שייתן לנו הרגשה טובה ושמחה, חשוב שהפוקוס והמרכז של החיים שלנו יהיה ערכי ולא נהנתני. 6. ויסגור ה' בעדו - אחרי כל העבודה שלנו, בלי סייעתא דשמייא אי אפשר. "אם אין הקב"ה" וכו'. "ה' יגמור בעדי". בהצלחה בבניית התיבה שלכם! (ואתם לא צריכים לבנות אותה לבד. אנחנו תמיד כאן כדי לעזור בכך)</w:t>
+            </w:r>
+          </w:p>
+          <w:p>
+            <w:pPr>
+              <w:bidi/>
+              <w:jc w:val="right"/>
+              <w:spacing w:after="40" w:line="276" w:lineRule="auto"/>
+              <w:rPr>
+                <w:rtl/>
+              </w:rPr>
+            </w:pPr>
+            <w:r>
+              <w:rPr>
+                <w:rFonts w:ascii="Arial" w:hAnsi="Arial" w:cs="Arial"/>
+                <w:sz w:val="21"/>
+                <w:szCs w:val="21"/>
+                <w:rtl/>
+                <w:lang w:bidi="he-IL"/>
+              </w:rPr>
+              <w:t xml:space="preserve">2. כמו דג במים - מי שהעיסוק היומיומי שלו מכריח אותו לבוא במגע עם התאווה, לא תמיד יכול להיות ספון בתיבה כמו בחור ישיבה. אבל גם הוא יכול להישמר מן המבול. כמו הדגים שנשארו חיים ללא תיבה. יש דגים טמאים (לבדוק אם להוריד: מתוקף היותם במים. הם כבר חיים שם. מה שממית בני אדם מן השורה בשבילם הוא חיים). אבל יש דגים טהורים שמנתבים את יסוד המים למקומות חיוביים. לחפש משמעות לסימני הטהרה של הדגים - הסנפיר והקשקשת. למשל: קשקשת כמו "שריון קשקשים הוא לבוש". הגנה שהאדם שם על עצמו. חציצה בינו לבין המים. לא להתערבב לגמרי.</w:t>
+            </w:r>
+          </w:p>
+          <w:p>
+            <w:pPr>
+              <w:bidi/>
+              <w:jc w:val="right"/>
+              <w:spacing w:after="40" w:line="276" w:lineRule="auto"/>
+              <w:rPr>
+                <w:rtl/>
+              </w:rPr>
+            </w:pPr>
+            <w:r>
+              <w:rPr>
+                <w:rFonts w:ascii="Arial" w:hAnsi="Arial" w:cs="Arial"/>
+                <w:sz w:val="21"/>
+                <w:szCs w:val="21"/>
+                <w:rtl/>
+                <w:lang w:bidi="he-IL"/>
+              </w:rPr>
+              <w:t xml:space="preserve">3. אתה עורב או יונה? - קודם כל, אתה בודאי יונה צחורה וטהורה. כנסת ישראל, שאתה אחד מטובי בניה - ליונה נמשלה. זו המהות שלך. אתה ח"ו אתה לא עורב שחור וטמא. אבל אתה ודאי רוצה שגם ההתנהגות שלך תהיה תואמת למהות הזו. היונה מתאפיינת בעקביות (היא גם לא מחליפה בן זוג, וגם יוצאת פעם אחר פעם בשליחותו של נוח - הנקודה השנייה צריכה להיות מוזכרת ראשונה), והעורב - "ויצא יצוא ושוב". היונה נושאת בפיה עלה של זה, היא מוכנה "לבלוע את התרופה המרה" (מוסר אביך), לעבור את האתגרים הלא-פשוטים שלפעמים יהיו לאורך הדרך, בשביל המטרה הסופית הטובה. (ספר "חשבון הנפש" - ההבדל בין האדם לבהמה הוא באפשרות להסתכל לטווח ארוך). אולי לחבר לכאן גם את המובא בספר "שניים סוכר" (בחלק על הפרשה). ואולי גם לקרוא על המאפיינים של היונה ושל העורב ולחשוב על נמשל.</w:t>
             </w:r>
           </w:p>
         </w:tc>
@@ -10255,7 +10295,47 @@
                 <w:rtl/>
                 <w:lang w:bidi="he-IL"/>
               </w:rPr>
-              <w:t xml:space="preserve">איך לבנות תיבה? / איך בונים תיבה?</w:t>
+              <w:t xml:space="preserve">1. איך לבנות תיבה? / איך בונים תיבה? - 1. מבית ומחוץ - מבחוץ סינון + הימנעות ממקומות לא טובים וכדו'. מבפנים חיבור פנימי מוטיבציה וכו'. 2. יותר לאורך, פחות לגובה - הגובה של התיבה (30) הוא הנכי נמוך. האורך (300) גדול פי עשר! צריך לבסס את ההישג לפני שמתקדמים ליעד הבא. כמו במשנה של חז"ל על ענפיו מרובים ושורשים מועטים וכו'. השורשים הם למטה, בארץ. והענפים בגובה. 3. צוהר - שזה יהיה מהלך של אור שאנחנו מביאים לחיים שלנו, ולא רדיפה עצמית וכדו'. 4. קח לך מכל מאכל וכו' - אנחנו צריכים לדאוג שיהיה לנו דלק לדרך, לעבוד כל הזמן על חיזוק המוטיבציה שלנו. 5. יותר חיות טהורות מטמאות - להיות יותר עסוקים בדברים בעלי משמעות, מאשר בהנאות חומריות, גם אם הן מותרות. גם אם הן טובות בתור משהו שייתן לנו הרגשה טובה ושמחה, חשוב שהפוקוס והמרכז של החיים שלנו יהיה ערכי ולא נהנתני. 6. ויסגור ה' בעדו - אחרי כל העבודה שלנו, בלי סייעתא דשמייא אי אפשר. "אם אין הקב"ה" וכו'. "ה' יגמור בעדי". בהצלחה בבניית התיבה שלכם! (ואתם לא צריכים לבנות אותה לבד. אנחנו תמיד כאן כדי לעזור בכך)</w:t>
+            </w:r>
+          </w:p>
+          <w:p>
+            <w:pPr>
+              <w:bidi/>
+              <w:jc w:val="right"/>
+              <w:spacing w:after="40" w:line="276" w:lineRule="auto"/>
+              <w:rPr>
+                <w:rtl/>
+              </w:rPr>
+            </w:pPr>
+            <w:r>
+              <w:rPr>
+                <w:rFonts w:ascii="Arial" w:hAnsi="Arial" w:cs="Arial"/>
+                <w:sz w:val="21"/>
+                <w:szCs w:val="21"/>
+                <w:rtl/>
+                <w:lang w:bidi="he-IL"/>
+              </w:rPr>
+              <w:t xml:space="preserve">2. כמו דג במים - מי שהעיסוק היומיומי שלו מכריח אותו לבוא במגע עם התאווה, לא תמיד יכול להיות ספון בתיבה כמו בחור ישיבה. אבל גם הוא יכול להישמר מן המבול. כמו הדגים שנשארו חיים ללא תיבה. יש דגים טמאים (לבדוק אם להוריד: מתוקף היותם במים. הם כבר חיים שם. מה שממית בני אדם מן השורה בשבילם הוא חיים). אבל יש דגים טהורים שמנתבים את יסוד המים למקומות חיוביים. לחפש משמעות לסימני הטהרה של הדגים - הסנפיר והקשקשת. למשל: קשקשת כמו "שריון קשקשים הוא לבוש". הגנה שהאדם שם על עצמו. חציצה בינו לבין המים. לא להתערבב לגמרי.</w:t>
+            </w:r>
+          </w:p>
+          <w:p>
+            <w:pPr>
+              <w:bidi/>
+              <w:jc w:val="right"/>
+              <w:spacing w:after="40" w:line="276" w:lineRule="auto"/>
+              <w:rPr>
+                <w:rtl/>
+              </w:rPr>
+            </w:pPr>
+            <w:r>
+              <w:rPr>
+                <w:rFonts w:ascii="Arial" w:hAnsi="Arial" w:cs="Arial"/>
+                <w:sz w:val="21"/>
+                <w:szCs w:val="21"/>
+                <w:rtl/>
+                <w:lang w:bidi="he-IL"/>
+              </w:rPr>
+              <w:t xml:space="preserve">3. אתה עורב או יונה? - קודם כל, אתה בודאי יונה צחורה וטהורה. כנסת ישראל, שאתה אחד מטובי בניה - ליונה נמשלה. זו המהות שלך. אתה ח"ו אתה לא עורב שחור וטמא. אבל אתה ודאי רוצה שגם ההתנהגות שלך תהיה תואמת למהות הזו. היונה מתאפיינת בעקביות (היא גם לא מחליפה בן זוג, וגם יוצאת פעם אחר פעם בשליחותו של נוח - הנקודה השנייה צריכה להיות מוזכרת ראשונה), והעורב - "ויצא יצוא ושוב". היונה נושאת בפיה עלה של זה, היא מוכנה "לבלוע את התרופה המרה" (מוסר אביך), לעבור את האתגרים הלא-פשוטים שלפעמים יהיו לאורך הדרך, בשביל המטרה הסופית הטובה. (ספר "חשבון הנפש" - ההבדל בין האדם לבהמה הוא באפשרות להסתכל לטווח ארוך). אולי לחבר לכאן גם את המובא בספר "שניים סוכר" (בחלק על הפרשה). ואולי גם לקרוא על המאפיינים של היונה ושל העורב ולחשוב על נמשל.</w:t>
             </w:r>
           </w:p>
         </w:tc>

--- a/files/issue-calendar.docx
+++ b/files/issue-calendar.docx
@@ -1855,127 +1855,281 @@
                 <w:rtl/>
                 <w:lang w:bidi="he-IL"/>
               </w:rPr>
-              <w:t xml:space="preserve">1. נחש נשך / נשיכת הנחש - הנשיכה של הנחש (העבירה) היא רק דקירה קטנה, אבל בעקבותיה נכנס ארס (עצבות וייאוש) שהולך ותופח ומנפח את כל הגוף (מגדיל את המקום של הגופניות בחיינו, גורם לנו לפנות שוב אל התאווה). מה שהנחש באמת רוצה, הוא לא את עצם הנשיכה, אלא את הייאוש שבעקבותיה. מה שממית את האדם הוא לא עצם הנשיכה, אלא התפשטות הארס. הנשיכה היא בעקב, באיבר שאיתו הולכים ומתקדמים בעקביות. בזה הנחש רוצה לפגוע. באפשרות שלנו להמשיך בדרך למרות הכל. אל תיתן לו לנשוך אותך, אבל אם זה כבר קרה - אל תיתן לארס להתפשט (לעיין באשיב ממצולות ולצרף לכאן). לבדוק איזה תרופות עוצרות את התפשטות הארס, ומה הנמשל. "אם יישוך הנחש בלא לחש" ובמפרשים שם. וכמובן במפרשי הפרשה.</w:t>
-            </w:r>
-          </w:p>
-          <w:p>
-            <w:pPr>
-              <w:bidi/>
-              <w:jc w:val="right"/>
-              <w:spacing w:after="40" w:line="276" w:lineRule="auto"/>
-              <w:rPr>
-                <w:rtl/>
-              </w:rPr>
-            </w:pPr>
-            <w:r>
-              <w:rPr>
-                <w:rFonts w:ascii="Arial" w:hAnsi="Arial" w:cs="Arial"/>
-                <w:sz w:val="21"/>
-                <w:szCs w:val="21"/>
-                <w:rtl/>
-                <w:lang w:bidi="he-IL"/>
-              </w:rPr>
-              <w:t xml:space="preserve">2. זה בעצמות שלך! - האשה נבראה מהעצם, שהיא השכבה הכי פנימית באדם. היסוד והשלד והבסיס שמעמיד את כולו. זו הסיבה לכך שההתמודדות הזו כל כך מורכבת. כי היא באה ממקום מאוד פנימי באישיות שלנו. בדומה לכך האכילה. שניהם כוחות של קיום החיים. האכילה - קיום החיים האישי. המין - קיום החיים בדור הבא. לכוחות האלה יש נטייה להתפרץ בעוצמה רבה, לצאת מויסות, ולמלא תפקיד שלא באמת נועדו למלא - לנחם ולפצות אותנו על רגשות קשים. לגרום לי להרגיש חי כשאני מוצף רגשות שליליים ממיתים. הרבה מקורות משווים בין שני הכוחות האלה. זו עבודה גדולה לדייק אותם, שיהיו ממוקדים במקום הנכון - "ייקוו (יסוד) המים אל מקום אחד". לגבי שני הכוחות האלה, יש תעשיות שלמות שנועדו "לרכב" על הדחף הזה ולספק אותו בצורה מוגזמת ולא טבעית (להרחיב עוד על כך מיומן המסע).</w:t>
-            </w:r>
-          </w:p>
-          <w:p>
-            <w:pPr>
-              <w:bidi/>
-              <w:jc w:val="right"/>
-              <w:spacing w:after="40" w:line="276" w:lineRule="auto"/>
-              <w:rPr>
-                <w:rtl/>
-              </w:rPr>
-            </w:pPr>
-            <w:r>
-              <w:rPr>
-                <w:rFonts w:ascii="Arial" w:hAnsi="Arial" w:cs="Arial"/>
-                <w:sz w:val="21"/>
-                <w:szCs w:val="21"/>
-                <w:rtl/>
-                <w:lang w:bidi="he-IL"/>
-              </w:rPr>
-              <w:t xml:space="preserve">3. להתחיל! / תתחיל! - רב ייבי בדיבור המתחיל הראשון. ה' ברא את העולם בשביל ההתחלות שאנחנו עושים. את כל השאר הוא יגמור בעדנו. שיר - "צריך האדם להתחיל..."</w:t>
-            </w:r>
-          </w:p>
-          <w:p>
-            <w:pPr>
-              <w:bidi/>
-              <w:jc w:val="right"/>
-              <w:spacing w:after="40" w:line="276" w:lineRule="auto"/>
-              <w:rPr>
-                <w:rtl/>
-              </w:rPr>
-            </w:pPr>
-            <w:r>
-              <w:rPr>
-                <w:rFonts w:ascii="Arial" w:hAnsi="Arial" w:cs="Arial"/>
-                <w:sz w:val="21"/>
-                <w:szCs w:val="21"/>
-                <w:rtl/>
-                <w:lang w:bidi="he-IL"/>
-              </w:rPr>
-              <w:t xml:space="preserve">4. מים עליונים - אותו כוח של יסוד המים יכול להתלבש גם בדברים עליונים וגם בדברים פחותים. ככל שנלביש אותו בדברים עליונים, נמקם את עצמנו יותר "מעל הקריע". הללוהו שמי השמיים והמים אשר מעל השמיים"</w:t>
-            </w:r>
-          </w:p>
-          <w:p>
-            <w:pPr>
-              <w:bidi/>
-              <w:jc w:val="right"/>
-              <w:spacing w:after="40" w:line="276" w:lineRule="auto"/>
-              <w:rPr>
-                <w:rtl/>
-              </w:rPr>
-            </w:pPr>
-            <w:r>
-              <w:rPr>
-                <w:rFonts w:ascii="Arial" w:hAnsi="Arial" w:cs="Arial"/>
-                <w:sz w:val="21"/>
-                <w:szCs w:val="21"/>
-                <w:rtl/>
-                <w:lang w:bidi="he-IL"/>
-              </w:rPr>
-              <w:t xml:space="preserve">5. ואם לא תיטיב - הקב"ה לא אומר "אם תעשה רע", אלא "אם לא תיטיב". אי אפשר ללכת רק על סור מרע. זה לא עובד. רבי ישראל סלנטר. החלמה של פרקי אצבעות לבנים.</w:t>
-            </w:r>
-          </w:p>
-          <w:p>
-            <w:pPr>
-              <w:bidi/>
-              <w:jc w:val="right"/>
-              <w:spacing w:after="40" w:line="276" w:lineRule="auto"/>
-              <w:rPr>
-                <w:rtl/>
-              </w:rPr>
-            </w:pPr>
-            <w:r>
-              <w:rPr>
-                <w:rFonts w:ascii="Arial" w:hAnsi="Arial" w:cs="Arial"/>
-                <w:sz w:val="21"/>
-                <w:szCs w:val="21"/>
-                <w:rtl/>
-                <w:lang w:bidi="he-IL"/>
-              </w:rPr>
-              <w:t xml:space="preserve">6. עדה וצילה - ההפרדה. לתאווה יבקש נפרד. להיעזר במה שנכתב בעבר על ליקוטי מוהר"ן.</w:t>
-            </w:r>
-          </w:p>
-          <w:p>
-            <w:pPr>
-              <w:bidi/>
-              <w:jc w:val="right"/>
-              <w:spacing w:after="40" w:line="276" w:lineRule="auto"/>
-              <w:rPr>
-                <w:rtl/>
-              </w:rPr>
-            </w:pPr>
-            <w:r>
-              <w:rPr>
-                <w:rFonts w:ascii="Arial" w:hAnsi="Arial" w:cs="Arial"/>
-                <w:sz w:val="21"/>
-                <w:szCs w:val="21"/>
-                <w:rtl/>
-                <w:lang w:bidi="he-IL"/>
-              </w:rPr>
-              <w:t xml:space="preserve">7. לא טוב היות האדם לבדו - Recovery in the Torah</w:t>
+              <w:t xml:space="preserve">1. </w:t>
+            </w:r>
+            <w:r>
+              <w:rPr>
+                <w:rFonts w:ascii="Arial" w:hAnsi="Arial" w:cs="Arial"/>
+                <w:b/>
+                <w:bCs/>
+                <w:sz w:val="21"/>
+                <w:szCs w:val="21"/>
+                <w:rtl/>
+                <w:lang w:bidi="he-IL"/>
+              </w:rPr>
+              <w:t xml:space="preserve">נחש נשך / נשיכת הנחש</w:t>
+            </w:r>
+            <w:r>
+              <w:rPr>
+                <w:rFonts w:ascii="Arial" w:hAnsi="Arial" w:cs="Arial"/>
+                <w:sz w:val="21"/>
+                <w:szCs w:val="21"/>
+                <w:rtl/>
+                <w:lang w:bidi="he-IL"/>
+              </w:rPr>
+              <w:t xml:space="preserve"> — העבירה היא דקירה קטנה; מה שממית הוא הארס שאחריה - עצבות וייאוש · הנשיכה בעקב, בכוח ההתמדה · אל תיתן לו לנשוך, ואם כבר - אל תיתן לארס להתפשט · מקורות: "אם יישוך הנחש בלא לחש", אשיב ממצולות, מפרשי הפרשה</w:t>
+            </w:r>
+          </w:p>
+          <w:p>
+            <w:pPr>
+              <w:bidi/>
+              <w:jc w:val="right"/>
+              <w:spacing w:after="40" w:line="276" w:lineRule="auto"/>
+              <w:rPr>
+                <w:rtl/>
+              </w:rPr>
+            </w:pPr>
+            <w:r>
+              <w:rPr>
+                <w:rFonts w:ascii="Arial" w:hAnsi="Arial" w:cs="Arial"/>
+                <w:sz w:val="21"/>
+                <w:szCs w:val="21"/>
+                <w:rtl/>
+                <w:lang w:bidi="he-IL"/>
+              </w:rPr>
+              <w:t xml:space="preserve">2. </w:t>
+            </w:r>
+            <w:r>
+              <w:rPr>
+                <w:rFonts w:ascii="Arial" w:hAnsi="Arial" w:cs="Arial"/>
+                <w:b/>
+                <w:bCs/>
+                <w:sz w:val="21"/>
+                <w:szCs w:val="21"/>
+                <w:rtl/>
+                <w:lang w:bidi="he-IL"/>
+              </w:rPr>
+              <w:t xml:space="preserve">זה בעצמות שלך!</w:t>
+            </w:r>
+            <w:r>
+              <w:rPr>
+                <w:rFonts w:ascii="Arial" w:hAnsi="Arial" w:cs="Arial"/>
+                <w:sz w:val="21"/>
+                <w:szCs w:val="21"/>
+                <w:rtl/>
+                <w:lang w:bidi="he-IL"/>
+              </w:rPr>
+              <w:t xml:space="preserve"> — האשה מן העצם - השכבה הפנימית ביותר, ומשם מורכבות ההתמודדות · הקבלה לאכילה: שני כוחות קיום שיוצאים מוויסות ומנחמים על רגשות קשים · העבודה לדייק אותם, "ייקוו המים אל מקום אחד" · תעשיות שרוכבות על הדחף</w:t>
+            </w:r>
+          </w:p>
+          <w:p>
+            <w:pPr>
+              <w:bidi/>
+              <w:jc w:val="right"/>
+              <w:spacing w:after="40" w:line="276" w:lineRule="auto"/>
+              <w:rPr>
+                <w:rtl/>
+              </w:rPr>
+            </w:pPr>
+            <w:r>
+              <w:rPr>
+                <w:rFonts w:ascii="Arial" w:hAnsi="Arial" w:cs="Arial"/>
+                <w:sz w:val="21"/>
+                <w:szCs w:val="21"/>
+                <w:rtl/>
+                <w:lang w:bidi="he-IL"/>
+              </w:rPr>
+              <w:t xml:space="preserve">3. </w:t>
+            </w:r>
+            <w:r>
+              <w:rPr>
+                <w:rFonts w:ascii="Arial" w:hAnsi="Arial" w:cs="Arial"/>
+                <w:b/>
+                <w:bCs/>
+                <w:sz w:val="21"/>
+                <w:szCs w:val="21"/>
+                <w:rtl/>
+                <w:lang w:bidi="he-IL"/>
+              </w:rPr>
+              <w:t xml:space="preserve">להתחיל! / תתחיל!</w:t>
+            </w:r>
+            <w:r>
+              <w:rPr>
+                <w:rFonts w:ascii="Arial" w:hAnsi="Arial" w:cs="Arial"/>
+                <w:sz w:val="21"/>
+                <w:szCs w:val="21"/>
+                <w:rtl/>
+                <w:lang w:bidi="he-IL"/>
+              </w:rPr>
+              <w:t xml:space="preserve"> — רב ייבי: העולם נברא בשביל ההתחלות שאנחנו עושים, ואת השאר הוא גומר בעדנו · מצורף השיר "צריך האדם להתחיל"</w:t>
+            </w:r>
+          </w:p>
+          <w:p>
+            <w:pPr>
+              <w:bidi/>
+              <w:jc w:val="right"/>
+              <w:spacing w:after="40" w:line="276" w:lineRule="auto"/>
+              <w:rPr>
+                <w:rtl/>
+              </w:rPr>
+            </w:pPr>
+            <w:r>
+              <w:rPr>
+                <w:rFonts w:ascii="Arial" w:hAnsi="Arial" w:cs="Arial"/>
+                <w:sz w:val="21"/>
+                <w:szCs w:val="21"/>
+                <w:rtl/>
+                <w:lang w:bidi="he-IL"/>
+              </w:rPr>
+              <w:t xml:space="preserve">4. </w:t>
+            </w:r>
+            <w:r>
+              <w:rPr>
+                <w:rFonts w:ascii="Arial" w:hAnsi="Arial" w:cs="Arial"/>
+                <w:b/>
+                <w:bCs/>
+                <w:sz w:val="21"/>
+                <w:szCs w:val="21"/>
+                <w:rtl/>
+                <w:lang w:bidi="he-IL"/>
+              </w:rPr>
+              <w:t xml:space="preserve">מים עליונים</w:t>
+            </w:r>
+            <w:r>
+              <w:rPr>
+                <w:rFonts w:ascii="Arial" w:hAnsi="Arial" w:cs="Arial"/>
+                <w:sz w:val="21"/>
+                <w:szCs w:val="21"/>
+                <w:rtl/>
+                <w:lang w:bidi="he-IL"/>
+              </w:rPr>
+              <w:t xml:space="preserve"> — אותו יסוד המים מתלבש בעליון או בפחות, וככל שנלביש אותו בעליון נמקם בו את עצמנו · "הללוהו... והמים אשר מעל השמים"</w:t>
+            </w:r>
+          </w:p>
+          <w:p>
+            <w:pPr>
+              <w:bidi/>
+              <w:jc w:val="right"/>
+              <w:spacing w:after="40" w:line="276" w:lineRule="auto"/>
+              <w:rPr>
+                <w:rtl/>
+              </w:rPr>
+            </w:pPr>
+            <w:r>
+              <w:rPr>
+                <w:rFonts w:ascii="Arial" w:hAnsi="Arial" w:cs="Arial"/>
+                <w:sz w:val="21"/>
+                <w:szCs w:val="21"/>
+                <w:rtl/>
+                <w:lang w:bidi="he-IL"/>
+              </w:rPr>
+              <w:t xml:space="preserve">5. </w:t>
+            </w:r>
+            <w:r>
+              <w:rPr>
+                <w:rFonts w:ascii="Arial" w:hAnsi="Arial" w:cs="Arial"/>
+                <w:b/>
+                <w:bCs/>
+                <w:sz w:val="21"/>
+                <w:szCs w:val="21"/>
+                <w:rtl/>
+                <w:lang w:bidi="he-IL"/>
+              </w:rPr>
+              <w:t xml:space="preserve">ואם לא תיטיב</w:t>
+            </w:r>
+            <w:r>
+              <w:rPr>
+                <w:rFonts w:ascii="Arial" w:hAnsi="Arial" w:cs="Arial"/>
+                <w:sz w:val="21"/>
+                <w:szCs w:val="21"/>
+                <w:rtl/>
+                <w:lang w:bidi="he-IL"/>
+              </w:rPr>
+              <w:t xml:space="preserve"> — לא "אם תעשה רע" אלא "אם לא תיטיב" - סור מרע לבדו אינו עובד · רבי ישראל סלנטר · משל פרקי האצבעות הלבנים</w:t>
+            </w:r>
+          </w:p>
+          <w:p>
+            <w:pPr>
+              <w:bidi/>
+              <w:jc w:val="right"/>
+              <w:spacing w:after="40" w:line="276" w:lineRule="auto"/>
+              <w:rPr>
+                <w:rtl/>
+              </w:rPr>
+            </w:pPr>
+            <w:r>
+              <w:rPr>
+                <w:rFonts w:ascii="Arial" w:hAnsi="Arial" w:cs="Arial"/>
+                <w:sz w:val="21"/>
+                <w:szCs w:val="21"/>
+                <w:rtl/>
+                <w:lang w:bidi="he-IL"/>
+              </w:rPr>
+              <w:t xml:space="preserve">6. </w:t>
+            </w:r>
+            <w:r>
+              <w:rPr>
+                <w:rFonts w:ascii="Arial" w:hAnsi="Arial" w:cs="Arial"/>
+                <w:b/>
+                <w:bCs/>
+                <w:sz w:val="21"/>
+                <w:szCs w:val="21"/>
+                <w:rtl/>
+                <w:lang w:bidi="he-IL"/>
+              </w:rPr>
+              <w:t xml:space="preserve">עדה וצילה</w:t>
+            </w:r>
+            <w:r>
+              <w:rPr>
+                <w:rFonts w:ascii="Arial" w:hAnsi="Arial" w:cs="Arial"/>
+                <w:sz w:val="21"/>
+                <w:szCs w:val="21"/>
+                <w:rtl/>
+                <w:lang w:bidi="he-IL"/>
+              </w:rPr>
+              <w:t xml:space="preserve"> — ההפרדה - "לתאווה יבקש נפרד" · להיעזר במה שנכתב בעבר על ליקוטי מוהר"ן</w:t>
+            </w:r>
+          </w:p>
+          <w:p>
+            <w:pPr>
+              <w:bidi/>
+              <w:jc w:val="right"/>
+              <w:spacing w:after="40" w:line="276" w:lineRule="auto"/>
+              <w:rPr>
+                <w:rtl/>
+              </w:rPr>
+            </w:pPr>
+            <w:r>
+              <w:rPr>
+                <w:rFonts w:ascii="Arial" w:hAnsi="Arial" w:cs="Arial"/>
+                <w:sz w:val="21"/>
+                <w:szCs w:val="21"/>
+                <w:rtl/>
+                <w:lang w:bidi="he-IL"/>
+              </w:rPr>
+              <w:t xml:space="preserve">7. </w:t>
+            </w:r>
+            <w:r>
+              <w:rPr>
+                <w:rFonts w:ascii="Arial" w:hAnsi="Arial" w:cs="Arial"/>
+                <w:b/>
+                <w:bCs/>
+                <w:sz w:val="21"/>
+                <w:szCs w:val="21"/>
+                <w:rtl/>
+                <w:lang w:bidi="he-IL"/>
+              </w:rPr>
+              <w:t xml:space="preserve">לא טוב היות האדם לבדו</w:t>
+            </w:r>
+            <w:r>
+              <w:rPr>
+                <w:rFonts w:ascii="Arial" w:hAnsi="Arial" w:cs="Arial"/>
+                <w:sz w:val="21"/>
+                <w:szCs w:val="21"/>
+                <w:rtl/>
+                <w:lang w:bidi="he-IL"/>
+              </w:rPr>
+              <w:t xml:space="preserve"> — כותרת וכיוון בלבד - בטיוטה יש הפניה אחת: Recovery in the Torah</w:t>
             </w:r>
           </w:p>
         </w:tc>
@@ -2133,47 +2287,113 @@
                 <w:rtl/>
                 <w:lang w:bidi="he-IL"/>
               </w:rPr>
-              <w:t xml:space="preserve">1. איך לבנות תיבה? / איך בונים תיבה? - 1. מבית ומחוץ - מבחוץ סינון + הימנעות ממקומות לא טובים וכדו'. מבפנים חיבור פנימי מוטיבציה וכו'. 2. יותר לאורך, פחות לגובה - הגובה של התיבה (30) הוא הנכי נמוך. האורך (300) גדול פי עשר! צריך לבסס את ההישג לפני שמתקדמים ליעד הבא. כמו במשנה של חז"ל על ענפיו מרובים ושורשים מועטים וכו'. השורשים הם למטה, בארץ. והענפים בגובה. 3. צוהר - שזה יהיה מהלך של אור שאנחנו מביאים לחיים שלנו, ולא רדיפה עצמית וכדו'. 4. קח לך מכל מאכל וכו' - אנחנו צריכים לדאוג שיהיה לנו דלק לדרך, לעבוד כל הזמן על חיזוק המוטיבציה שלנו. 5. יותר חיות טהורות מטמאות - להיות יותר עסוקים בדברים בעלי משמעות, מאשר בהנאות חומריות, גם אם הן מותרות. גם אם הן טובות בתור משהו שייתן לנו הרגשה טובה ושמחה, חשוב שהפוקוס והמרכז של החיים שלנו יהיה ערכי ולא נהנתני. 6. ויסגור ה' בעדו - אחרי כל העבודה שלנו, בלי סייעתא דשמייא אי אפשר. "אם אין הקב"ה" וכו'. "ה' יגמור בעדי". בהצלחה בבניית התיבה שלכם! (ואתם לא צריכים לבנות אותה לבד. אנחנו תמיד כאן כדי לעזור בכך)</w:t>
-            </w:r>
-          </w:p>
-          <w:p>
-            <w:pPr>
-              <w:bidi/>
-              <w:jc w:val="right"/>
-              <w:spacing w:after="40" w:line="276" w:lineRule="auto"/>
-              <w:rPr>
-                <w:rtl/>
-              </w:rPr>
-            </w:pPr>
-            <w:r>
-              <w:rPr>
-                <w:rFonts w:ascii="Arial" w:hAnsi="Arial" w:cs="Arial"/>
-                <w:sz w:val="21"/>
-                <w:szCs w:val="21"/>
-                <w:rtl/>
-                <w:lang w:bidi="he-IL"/>
-              </w:rPr>
-              <w:t xml:space="preserve">2. כמו דג במים - מי שהעיסוק היומיומי שלו מכריח אותו לבוא במגע עם התאווה, לא תמיד יכול להיות ספון בתיבה כמו בחור ישיבה. אבל גם הוא יכול להישמר מן המבול. כמו הדגים שנשארו חיים ללא תיבה. יש דגים טמאים (לבדוק אם להוריד: מתוקף היותם במים. הם כבר חיים שם. מה שממית בני אדם מן השורה בשבילם הוא חיים). אבל יש דגים טהורים שמנתבים את יסוד המים למקומות חיוביים. לחפש משמעות לסימני הטהרה של הדגים - הסנפיר והקשקשת. למשל: קשקשת כמו "שריון קשקשים הוא לבוש". הגנה שהאדם שם על עצמו. חציצה בינו לבין המים. לא להתערבב לגמרי.</w:t>
-            </w:r>
-          </w:p>
-          <w:p>
-            <w:pPr>
-              <w:bidi/>
-              <w:jc w:val="right"/>
-              <w:spacing w:after="40" w:line="276" w:lineRule="auto"/>
-              <w:rPr>
-                <w:rtl/>
-              </w:rPr>
-            </w:pPr>
-            <w:r>
-              <w:rPr>
-                <w:rFonts w:ascii="Arial" w:hAnsi="Arial" w:cs="Arial"/>
-                <w:sz w:val="21"/>
-                <w:szCs w:val="21"/>
-                <w:rtl/>
-                <w:lang w:bidi="he-IL"/>
-              </w:rPr>
-              <w:t xml:space="preserve">3. אתה עורב או יונה? - קודם כל, אתה בודאי יונה צחורה וטהורה. כנסת ישראל, שאתה אחד מטובי בניה - ליונה נמשלה. זו המהות שלך. אתה ח"ו אתה לא עורב שחור וטמא. אבל אתה ודאי רוצה שגם ההתנהגות שלך תהיה תואמת למהות הזו. היונה מתאפיינת בעקביות (היא גם לא מחליפה בן זוג, וגם יוצאת פעם אחר פעם בשליחותו של נוח - הנקודה השנייה צריכה להיות מוזכרת ראשונה), והעורב - "ויצא יצוא ושוב". היונה נושאת בפיה עלה של זה, היא מוכנה "לבלוע את התרופה המרה" (מוסר אביך), לעבור את האתגרים הלא-פשוטים שלפעמים יהיו לאורך הדרך, בשביל המטרה הסופית הטובה. (ספר "חשבון הנפש" - ההבדל בין האדם לבהמה הוא באפשרות להסתכל לטווח ארוך). אולי לחבר לכאן גם את המובא בספר "שניים סוכר" (בחלק על הפרשה). ואולי גם לקרוא על המאפיינים של היונה ושל העורב ולחשוב על נמשל.</w:t>
+              <w:t xml:space="preserve">1. </w:t>
+            </w:r>
+            <w:r>
+              <w:rPr>
+                <w:rFonts w:ascii="Arial" w:hAnsi="Arial" w:cs="Arial"/>
+                <w:b/>
+                <w:bCs/>
+                <w:sz w:val="21"/>
+                <w:szCs w:val="21"/>
+                <w:rtl/>
+                <w:lang w:bidi="he-IL"/>
+              </w:rPr>
+              <w:t xml:space="preserve">איך לבנות תיבה? / איך בונים תיבה?</w:t>
+            </w:r>
+            <w:r>
+              <w:rPr>
+                <w:rFonts w:ascii="Arial" w:hAnsi="Arial" w:cs="Arial"/>
+                <w:sz w:val="21"/>
+                <w:szCs w:val="21"/>
+                <w:rtl/>
+                <w:lang w:bidi="he-IL"/>
+              </w:rPr>
+              <w:t xml:space="preserve"> — שישה סימנים מבניין התיבה: מבית ומחוץ - סינון מול חיבור פנימי · לאורך ולא לגובה - לבסס לפני היעד הבא · צוהר - אור ולא רדיפה עצמית · "קח לך מכל מאכל" - דלק ומוטיבציה · יותר טהורות - פוקוס ערכי ולא נהנתני · "ויסגור ה' בעדו" - סייעתא דשמיא · וסיום: לא צריך לבנות לבד</w:t>
+            </w:r>
+          </w:p>
+          <w:p>
+            <w:pPr>
+              <w:bidi/>
+              <w:jc w:val="right"/>
+              <w:spacing w:after="40" w:line="276" w:lineRule="auto"/>
+              <w:rPr>
+                <w:rtl/>
+              </w:rPr>
+            </w:pPr>
+            <w:r>
+              <w:rPr>
+                <w:rFonts w:ascii="Arial" w:hAnsi="Arial" w:cs="Arial"/>
+                <w:sz w:val="21"/>
+                <w:szCs w:val="21"/>
+                <w:rtl/>
+                <w:lang w:bidi="he-IL"/>
+              </w:rPr>
+              <w:t xml:space="preserve">2. </w:t>
+            </w:r>
+            <w:r>
+              <w:rPr>
+                <w:rFonts w:ascii="Arial" w:hAnsi="Arial" w:cs="Arial"/>
+                <w:b/>
+                <w:bCs/>
+                <w:sz w:val="21"/>
+                <w:szCs w:val="21"/>
+                <w:rtl/>
+                <w:lang w:bidi="he-IL"/>
+              </w:rPr>
+              <w:t xml:space="preserve">כמו דג במים</w:t>
+            </w:r>
+            <w:r>
+              <w:rPr>
+                <w:rFonts w:ascii="Arial" w:hAnsi="Arial" w:cs="Arial"/>
+                <w:sz w:val="21"/>
+                <w:szCs w:val="21"/>
+                <w:rtl/>
+                <w:lang w:bidi="he-IL"/>
+              </w:rPr>
+              <w:t xml:space="preserve"> — מי שעיסוקו מביא אותו במגע עם התאווה אינו יכול להיות ספון בתיבה - והדגים ניצלו מן המבול בלעדיה · טמאים מול טהורים שמנתבים את יסוד המים · נמשל לקשקשת: "שריון קשקשים הוא לבוש", חציצה בלי להתערבב</w:t>
+            </w:r>
+          </w:p>
+          <w:p>
+            <w:pPr>
+              <w:bidi/>
+              <w:jc w:val="right"/>
+              <w:spacing w:after="40" w:line="276" w:lineRule="auto"/>
+              <w:rPr>
+                <w:rtl/>
+              </w:rPr>
+            </w:pPr>
+            <w:r>
+              <w:rPr>
+                <w:rFonts w:ascii="Arial" w:hAnsi="Arial" w:cs="Arial"/>
+                <w:sz w:val="21"/>
+                <w:szCs w:val="21"/>
+                <w:rtl/>
+                <w:lang w:bidi="he-IL"/>
+              </w:rPr>
+              <w:t xml:space="preserve">3. </w:t>
+            </w:r>
+            <w:r>
+              <w:rPr>
+                <w:rFonts w:ascii="Arial" w:hAnsi="Arial" w:cs="Arial"/>
+                <w:b/>
+                <w:bCs/>
+                <w:sz w:val="21"/>
+                <w:szCs w:val="21"/>
+                <w:rtl/>
+                <w:lang w:bidi="he-IL"/>
+              </w:rPr>
+              <w:t xml:space="preserve">אתה עורב או יונה?</w:t>
+            </w:r>
+            <w:r>
+              <w:rPr>
+                <w:rFonts w:ascii="Arial" w:hAnsi="Arial" w:cs="Arial"/>
+                <w:sz w:val="21"/>
+                <w:szCs w:val="21"/>
+                <w:rtl/>
+                <w:lang w:bidi="he-IL"/>
+              </w:rPr>
+              <w:t xml:space="preserve"> — המהות שלך יונה, והשאלה היא רק שההתנהגות תתאים לה · היונה עקבית (שליחות חוזרת, בן זוג אחד) מול העורב "ויצא יצוא ושוב" · עלה הזית - לבלוע את התרופה המרה (מוסר אביך) למען המטרה · לצרף: "חשבון הנפש", "שניים סוכר"</w:t>
             </w:r>
           </w:p>
         </w:tc>
@@ -10027,127 +10247,281 @@
                 <w:rtl/>
                 <w:lang w:bidi="he-IL"/>
               </w:rPr>
-              <w:t xml:space="preserve">1. נחש נשך / נשיכת הנחש - הנשיכה של הנחש (העבירה) היא רק דקירה קטנה, אבל בעקבותיה נכנס ארס (עצבות וייאוש) שהולך ותופח ומנפח את כל הגוף (מגדיל את המקום של הגופניות בחיינו, גורם לנו לפנות שוב אל התאווה). מה שהנחש באמת רוצה, הוא לא את עצם הנשיכה, אלא את הייאוש שבעקבותיה. מה שממית את האדם הוא לא עצם הנשיכה, אלא התפשטות הארס. הנשיכה היא בעקב, באיבר שאיתו הולכים ומתקדמים בעקביות. בזה הנחש רוצה לפגוע. באפשרות שלנו להמשיך בדרך למרות הכל. אל תיתן לו לנשוך אותך, אבל אם זה כבר קרה - אל תיתן לארס להתפשט (לעיין באשיב ממצולות ולצרף לכאן). לבדוק איזה תרופות עוצרות את התפשטות הארס, ומה הנמשל. "אם יישוך הנחש בלא לחש" ובמפרשים שם. וכמובן במפרשי הפרשה.</w:t>
-            </w:r>
-          </w:p>
-          <w:p>
-            <w:pPr>
-              <w:bidi/>
-              <w:jc w:val="right"/>
-              <w:spacing w:after="40" w:line="276" w:lineRule="auto"/>
-              <w:rPr>
-                <w:rtl/>
-              </w:rPr>
-            </w:pPr>
-            <w:r>
-              <w:rPr>
-                <w:rFonts w:ascii="Arial" w:hAnsi="Arial" w:cs="Arial"/>
-                <w:sz w:val="21"/>
-                <w:szCs w:val="21"/>
-                <w:rtl/>
-                <w:lang w:bidi="he-IL"/>
-              </w:rPr>
-              <w:t xml:space="preserve">2. זה בעצמות שלך! - האשה נבראה מהעצם, שהיא השכבה הכי פנימית באדם. היסוד והשלד והבסיס שמעמיד את כולו. זו הסיבה לכך שההתמודדות הזו כל כך מורכבת. כי היא באה ממקום מאוד פנימי באישיות שלנו. בדומה לכך האכילה. שניהם כוחות של קיום החיים. האכילה - קיום החיים האישי. המין - קיום החיים בדור הבא. לכוחות האלה יש נטייה להתפרץ בעוצמה רבה, לצאת מויסות, ולמלא תפקיד שלא באמת נועדו למלא - לנחם ולפצות אותנו על רגשות קשים. לגרום לי להרגיש חי כשאני מוצף רגשות שליליים ממיתים. הרבה מקורות משווים בין שני הכוחות האלה. זו עבודה גדולה לדייק אותם, שיהיו ממוקדים במקום הנכון - "ייקוו (יסוד) המים אל מקום אחד". לגבי שני הכוחות האלה, יש תעשיות שלמות שנועדו "לרכב" על הדחף הזה ולספק אותו בצורה מוגזמת ולא טבעית (להרחיב עוד על כך מיומן המסע).</w:t>
-            </w:r>
-          </w:p>
-          <w:p>
-            <w:pPr>
-              <w:bidi/>
-              <w:jc w:val="right"/>
-              <w:spacing w:after="40" w:line="276" w:lineRule="auto"/>
-              <w:rPr>
-                <w:rtl/>
-              </w:rPr>
-            </w:pPr>
-            <w:r>
-              <w:rPr>
-                <w:rFonts w:ascii="Arial" w:hAnsi="Arial" w:cs="Arial"/>
-                <w:sz w:val="21"/>
-                <w:szCs w:val="21"/>
-                <w:rtl/>
-                <w:lang w:bidi="he-IL"/>
-              </w:rPr>
-              <w:t xml:space="preserve">3. להתחיל! / תתחיל! - רב ייבי בדיבור המתחיל הראשון. ה' ברא את העולם בשביל ההתחלות שאנחנו עושים. את כל השאר הוא יגמור בעדנו. שיר - "צריך האדם להתחיל..."</w:t>
-            </w:r>
-          </w:p>
-          <w:p>
-            <w:pPr>
-              <w:bidi/>
-              <w:jc w:val="right"/>
-              <w:spacing w:after="40" w:line="276" w:lineRule="auto"/>
-              <w:rPr>
-                <w:rtl/>
-              </w:rPr>
-            </w:pPr>
-            <w:r>
-              <w:rPr>
-                <w:rFonts w:ascii="Arial" w:hAnsi="Arial" w:cs="Arial"/>
-                <w:sz w:val="21"/>
-                <w:szCs w:val="21"/>
-                <w:rtl/>
-                <w:lang w:bidi="he-IL"/>
-              </w:rPr>
-              <w:t xml:space="preserve">4. מים עליונים - אותו כוח של יסוד המים יכול להתלבש גם בדברים עליונים וגם בדברים פחותים. ככל שנלביש אותו בדברים עליונים, נמקם את עצמנו יותר "מעל הקריע". הללוהו שמי השמיים והמים אשר מעל השמיים"</w:t>
-            </w:r>
-          </w:p>
-          <w:p>
-            <w:pPr>
-              <w:bidi/>
-              <w:jc w:val="right"/>
-              <w:spacing w:after="40" w:line="276" w:lineRule="auto"/>
-              <w:rPr>
-                <w:rtl/>
-              </w:rPr>
-            </w:pPr>
-            <w:r>
-              <w:rPr>
-                <w:rFonts w:ascii="Arial" w:hAnsi="Arial" w:cs="Arial"/>
-                <w:sz w:val="21"/>
-                <w:szCs w:val="21"/>
-                <w:rtl/>
-                <w:lang w:bidi="he-IL"/>
-              </w:rPr>
-              <w:t xml:space="preserve">5. ואם לא תיטיב - הקב"ה לא אומר "אם תעשה רע", אלא "אם לא תיטיב". אי אפשר ללכת רק על סור מרע. זה לא עובד. רבי ישראל סלנטר. החלמה של פרקי אצבעות לבנים.</w:t>
-            </w:r>
-          </w:p>
-          <w:p>
-            <w:pPr>
-              <w:bidi/>
-              <w:jc w:val="right"/>
-              <w:spacing w:after="40" w:line="276" w:lineRule="auto"/>
-              <w:rPr>
-                <w:rtl/>
-              </w:rPr>
-            </w:pPr>
-            <w:r>
-              <w:rPr>
-                <w:rFonts w:ascii="Arial" w:hAnsi="Arial" w:cs="Arial"/>
-                <w:sz w:val="21"/>
-                <w:szCs w:val="21"/>
-                <w:rtl/>
-                <w:lang w:bidi="he-IL"/>
-              </w:rPr>
-              <w:t xml:space="preserve">6. עדה וצילה - ההפרדה. לתאווה יבקש נפרד. להיעזר במה שנכתב בעבר על ליקוטי מוהר"ן.</w:t>
-            </w:r>
-          </w:p>
-          <w:p>
-            <w:pPr>
-              <w:bidi/>
-              <w:jc w:val="right"/>
-              <w:spacing w:after="40" w:line="276" w:lineRule="auto"/>
-              <w:rPr>
-                <w:rtl/>
-              </w:rPr>
-            </w:pPr>
-            <w:r>
-              <w:rPr>
-                <w:rFonts w:ascii="Arial" w:hAnsi="Arial" w:cs="Arial"/>
-                <w:sz w:val="21"/>
-                <w:szCs w:val="21"/>
-                <w:rtl/>
-                <w:lang w:bidi="he-IL"/>
-              </w:rPr>
-              <w:t xml:space="preserve">7. לא טוב היות האדם לבדו - Recovery in the Torah</w:t>
+              <w:t xml:space="preserve">1. </w:t>
+            </w:r>
+            <w:r>
+              <w:rPr>
+                <w:rFonts w:ascii="Arial" w:hAnsi="Arial" w:cs="Arial"/>
+                <w:b/>
+                <w:bCs/>
+                <w:sz w:val="21"/>
+                <w:szCs w:val="21"/>
+                <w:rtl/>
+                <w:lang w:bidi="he-IL"/>
+              </w:rPr>
+              <w:t xml:space="preserve">נחש נשך / נשיכת הנחש</w:t>
+            </w:r>
+            <w:r>
+              <w:rPr>
+                <w:rFonts w:ascii="Arial" w:hAnsi="Arial" w:cs="Arial"/>
+                <w:sz w:val="21"/>
+                <w:szCs w:val="21"/>
+                <w:rtl/>
+                <w:lang w:bidi="he-IL"/>
+              </w:rPr>
+              <w:t xml:space="preserve"> — העבירה היא דקירה קטנה; מה שממית הוא הארס שאחריה - עצבות וייאוש · הנשיכה בעקב, בכוח ההתמדה · אל תיתן לו לנשוך, ואם כבר - אל תיתן לארס להתפשט · מקורות: "אם יישוך הנחש בלא לחש", אשיב ממצולות, מפרשי הפרשה</w:t>
+            </w:r>
+          </w:p>
+          <w:p>
+            <w:pPr>
+              <w:bidi/>
+              <w:jc w:val="right"/>
+              <w:spacing w:after="40" w:line="276" w:lineRule="auto"/>
+              <w:rPr>
+                <w:rtl/>
+              </w:rPr>
+            </w:pPr>
+            <w:r>
+              <w:rPr>
+                <w:rFonts w:ascii="Arial" w:hAnsi="Arial" w:cs="Arial"/>
+                <w:sz w:val="21"/>
+                <w:szCs w:val="21"/>
+                <w:rtl/>
+                <w:lang w:bidi="he-IL"/>
+              </w:rPr>
+              <w:t xml:space="preserve">2. </w:t>
+            </w:r>
+            <w:r>
+              <w:rPr>
+                <w:rFonts w:ascii="Arial" w:hAnsi="Arial" w:cs="Arial"/>
+                <w:b/>
+                <w:bCs/>
+                <w:sz w:val="21"/>
+                <w:szCs w:val="21"/>
+                <w:rtl/>
+                <w:lang w:bidi="he-IL"/>
+              </w:rPr>
+              <w:t xml:space="preserve">זה בעצמות שלך!</w:t>
+            </w:r>
+            <w:r>
+              <w:rPr>
+                <w:rFonts w:ascii="Arial" w:hAnsi="Arial" w:cs="Arial"/>
+                <w:sz w:val="21"/>
+                <w:szCs w:val="21"/>
+                <w:rtl/>
+                <w:lang w:bidi="he-IL"/>
+              </w:rPr>
+              <w:t xml:space="preserve"> — האשה מן העצם - השכבה הפנימית ביותר, ומשם מורכבות ההתמודדות · הקבלה לאכילה: שני כוחות קיום שיוצאים מוויסות ומנחמים על רגשות קשים · העבודה לדייק אותם, "ייקוו המים אל מקום אחד" · תעשיות שרוכבות על הדחף</w:t>
+            </w:r>
+          </w:p>
+          <w:p>
+            <w:pPr>
+              <w:bidi/>
+              <w:jc w:val="right"/>
+              <w:spacing w:after="40" w:line="276" w:lineRule="auto"/>
+              <w:rPr>
+                <w:rtl/>
+              </w:rPr>
+            </w:pPr>
+            <w:r>
+              <w:rPr>
+                <w:rFonts w:ascii="Arial" w:hAnsi="Arial" w:cs="Arial"/>
+                <w:sz w:val="21"/>
+                <w:szCs w:val="21"/>
+                <w:rtl/>
+                <w:lang w:bidi="he-IL"/>
+              </w:rPr>
+              <w:t xml:space="preserve">3. </w:t>
+            </w:r>
+            <w:r>
+              <w:rPr>
+                <w:rFonts w:ascii="Arial" w:hAnsi="Arial" w:cs="Arial"/>
+                <w:b/>
+                <w:bCs/>
+                <w:sz w:val="21"/>
+                <w:szCs w:val="21"/>
+                <w:rtl/>
+                <w:lang w:bidi="he-IL"/>
+              </w:rPr>
+              <w:t xml:space="preserve">להתחיל! / תתחיל!</w:t>
+            </w:r>
+            <w:r>
+              <w:rPr>
+                <w:rFonts w:ascii="Arial" w:hAnsi="Arial" w:cs="Arial"/>
+                <w:sz w:val="21"/>
+                <w:szCs w:val="21"/>
+                <w:rtl/>
+                <w:lang w:bidi="he-IL"/>
+              </w:rPr>
+              <w:t xml:space="preserve"> — רב ייבי: העולם נברא בשביל ההתחלות שאנחנו עושים, ואת השאר הוא גומר בעדנו · מצורף השיר "צריך האדם להתחיל"</w:t>
+            </w:r>
+          </w:p>
+          <w:p>
+            <w:pPr>
+              <w:bidi/>
+              <w:jc w:val="right"/>
+              <w:spacing w:after="40" w:line="276" w:lineRule="auto"/>
+              <w:rPr>
+                <w:rtl/>
+              </w:rPr>
+            </w:pPr>
+            <w:r>
+              <w:rPr>
+                <w:rFonts w:ascii="Arial" w:hAnsi="Arial" w:cs="Arial"/>
+                <w:sz w:val="21"/>
+                <w:szCs w:val="21"/>
+                <w:rtl/>
+                <w:lang w:bidi="he-IL"/>
+              </w:rPr>
+              <w:t xml:space="preserve">4. </w:t>
+            </w:r>
+            <w:r>
+              <w:rPr>
+                <w:rFonts w:ascii="Arial" w:hAnsi="Arial" w:cs="Arial"/>
+                <w:b/>
+                <w:bCs/>
+                <w:sz w:val="21"/>
+                <w:szCs w:val="21"/>
+                <w:rtl/>
+                <w:lang w:bidi="he-IL"/>
+              </w:rPr>
+              <w:t xml:space="preserve">מים עליונים</w:t>
+            </w:r>
+            <w:r>
+              <w:rPr>
+                <w:rFonts w:ascii="Arial" w:hAnsi="Arial" w:cs="Arial"/>
+                <w:sz w:val="21"/>
+                <w:szCs w:val="21"/>
+                <w:rtl/>
+                <w:lang w:bidi="he-IL"/>
+              </w:rPr>
+              <w:t xml:space="preserve"> — אותו יסוד המים מתלבש בעליון או בפחות, וככל שנלביש אותו בעליון נמקם בו את עצמנו · "הללוהו... והמים אשר מעל השמים"</w:t>
+            </w:r>
+          </w:p>
+          <w:p>
+            <w:pPr>
+              <w:bidi/>
+              <w:jc w:val="right"/>
+              <w:spacing w:after="40" w:line="276" w:lineRule="auto"/>
+              <w:rPr>
+                <w:rtl/>
+              </w:rPr>
+            </w:pPr>
+            <w:r>
+              <w:rPr>
+                <w:rFonts w:ascii="Arial" w:hAnsi="Arial" w:cs="Arial"/>
+                <w:sz w:val="21"/>
+                <w:szCs w:val="21"/>
+                <w:rtl/>
+                <w:lang w:bidi="he-IL"/>
+              </w:rPr>
+              <w:t xml:space="preserve">5. </w:t>
+            </w:r>
+            <w:r>
+              <w:rPr>
+                <w:rFonts w:ascii="Arial" w:hAnsi="Arial" w:cs="Arial"/>
+                <w:b/>
+                <w:bCs/>
+                <w:sz w:val="21"/>
+                <w:szCs w:val="21"/>
+                <w:rtl/>
+                <w:lang w:bidi="he-IL"/>
+              </w:rPr>
+              <w:t xml:space="preserve">ואם לא תיטיב</w:t>
+            </w:r>
+            <w:r>
+              <w:rPr>
+                <w:rFonts w:ascii="Arial" w:hAnsi="Arial" w:cs="Arial"/>
+                <w:sz w:val="21"/>
+                <w:szCs w:val="21"/>
+                <w:rtl/>
+                <w:lang w:bidi="he-IL"/>
+              </w:rPr>
+              <w:t xml:space="preserve"> — לא "אם תעשה רע" אלא "אם לא תיטיב" - סור מרע לבדו אינו עובד · רבי ישראל סלנטר · משל פרקי האצבעות הלבנים</w:t>
+            </w:r>
+          </w:p>
+          <w:p>
+            <w:pPr>
+              <w:bidi/>
+              <w:jc w:val="right"/>
+              <w:spacing w:after="40" w:line="276" w:lineRule="auto"/>
+              <w:rPr>
+                <w:rtl/>
+              </w:rPr>
+            </w:pPr>
+            <w:r>
+              <w:rPr>
+                <w:rFonts w:ascii="Arial" w:hAnsi="Arial" w:cs="Arial"/>
+                <w:sz w:val="21"/>
+                <w:szCs w:val="21"/>
+                <w:rtl/>
+                <w:lang w:bidi="he-IL"/>
+              </w:rPr>
+              <w:t xml:space="preserve">6. </w:t>
+            </w:r>
+            <w:r>
+              <w:rPr>
+                <w:rFonts w:ascii="Arial" w:hAnsi="Arial" w:cs="Arial"/>
+                <w:b/>
+                <w:bCs/>
+                <w:sz w:val="21"/>
+                <w:szCs w:val="21"/>
+                <w:rtl/>
+                <w:lang w:bidi="he-IL"/>
+              </w:rPr>
+              <w:t xml:space="preserve">עדה וצילה</w:t>
+            </w:r>
+            <w:r>
+              <w:rPr>
+                <w:rFonts w:ascii="Arial" w:hAnsi="Arial" w:cs="Arial"/>
+                <w:sz w:val="21"/>
+                <w:szCs w:val="21"/>
+                <w:rtl/>
+                <w:lang w:bidi="he-IL"/>
+              </w:rPr>
+              <w:t xml:space="preserve"> — ההפרדה - "לתאווה יבקש נפרד" · להיעזר במה שנכתב בעבר על ליקוטי מוהר"ן</w:t>
+            </w:r>
+          </w:p>
+          <w:p>
+            <w:pPr>
+              <w:bidi/>
+              <w:jc w:val="right"/>
+              <w:spacing w:after="40" w:line="276" w:lineRule="auto"/>
+              <w:rPr>
+                <w:rtl/>
+              </w:rPr>
+            </w:pPr>
+            <w:r>
+              <w:rPr>
+                <w:rFonts w:ascii="Arial" w:hAnsi="Arial" w:cs="Arial"/>
+                <w:sz w:val="21"/>
+                <w:szCs w:val="21"/>
+                <w:rtl/>
+                <w:lang w:bidi="he-IL"/>
+              </w:rPr>
+              <w:t xml:space="preserve">7. </w:t>
+            </w:r>
+            <w:r>
+              <w:rPr>
+                <w:rFonts w:ascii="Arial" w:hAnsi="Arial" w:cs="Arial"/>
+                <w:b/>
+                <w:bCs/>
+                <w:sz w:val="21"/>
+                <w:szCs w:val="21"/>
+                <w:rtl/>
+                <w:lang w:bidi="he-IL"/>
+              </w:rPr>
+              <w:t xml:space="preserve">לא טוב היות האדם לבדו</w:t>
+            </w:r>
+            <w:r>
+              <w:rPr>
+                <w:rFonts w:ascii="Arial" w:hAnsi="Arial" w:cs="Arial"/>
+                <w:sz w:val="21"/>
+                <w:szCs w:val="21"/>
+                <w:rtl/>
+                <w:lang w:bidi="he-IL"/>
+              </w:rPr>
+              <w:t xml:space="preserve"> — כותרת וכיוון בלבד - בטיוטה יש הפניה אחת: Recovery in the Torah</w:t>
             </w:r>
           </w:p>
         </w:tc>
@@ -10295,47 +10669,113 @@
                 <w:rtl/>
                 <w:lang w:bidi="he-IL"/>
               </w:rPr>
-              <w:t xml:space="preserve">1. איך לבנות תיבה? / איך בונים תיבה? - 1. מבית ומחוץ - מבחוץ סינון + הימנעות ממקומות לא טובים וכדו'. מבפנים חיבור פנימי מוטיבציה וכו'. 2. יותר לאורך, פחות לגובה - הגובה של התיבה (30) הוא הנכי נמוך. האורך (300) גדול פי עשר! צריך לבסס את ההישג לפני שמתקדמים ליעד הבא. כמו במשנה של חז"ל על ענפיו מרובים ושורשים מועטים וכו'. השורשים הם למטה, בארץ. והענפים בגובה. 3. צוהר - שזה יהיה מהלך של אור שאנחנו מביאים לחיים שלנו, ולא רדיפה עצמית וכדו'. 4. קח לך מכל מאכל וכו' - אנחנו צריכים לדאוג שיהיה לנו דלק לדרך, לעבוד כל הזמן על חיזוק המוטיבציה שלנו. 5. יותר חיות טהורות מטמאות - להיות יותר עסוקים בדברים בעלי משמעות, מאשר בהנאות חומריות, גם אם הן מותרות. גם אם הן טובות בתור משהו שייתן לנו הרגשה טובה ושמחה, חשוב שהפוקוס והמרכז של החיים שלנו יהיה ערכי ולא נהנתני. 6. ויסגור ה' בעדו - אחרי כל העבודה שלנו, בלי סייעתא דשמייא אי אפשר. "אם אין הקב"ה" וכו'. "ה' יגמור בעדי". בהצלחה בבניית התיבה שלכם! (ואתם לא צריכים לבנות אותה לבד. אנחנו תמיד כאן כדי לעזור בכך)</w:t>
-            </w:r>
-          </w:p>
-          <w:p>
-            <w:pPr>
-              <w:bidi/>
-              <w:jc w:val="right"/>
-              <w:spacing w:after="40" w:line="276" w:lineRule="auto"/>
-              <w:rPr>
-                <w:rtl/>
-              </w:rPr>
-            </w:pPr>
-            <w:r>
-              <w:rPr>
-                <w:rFonts w:ascii="Arial" w:hAnsi="Arial" w:cs="Arial"/>
-                <w:sz w:val="21"/>
-                <w:szCs w:val="21"/>
-                <w:rtl/>
-                <w:lang w:bidi="he-IL"/>
-              </w:rPr>
-              <w:t xml:space="preserve">2. כמו דג במים - מי שהעיסוק היומיומי שלו מכריח אותו לבוא במגע עם התאווה, לא תמיד יכול להיות ספון בתיבה כמו בחור ישיבה. אבל גם הוא יכול להישמר מן המבול. כמו הדגים שנשארו חיים ללא תיבה. יש דגים טמאים (לבדוק אם להוריד: מתוקף היותם במים. הם כבר חיים שם. מה שממית בני אדם מן השורה בשבילם הוא חיים). אבל יש דגים טהורים שמנתבים את יסוד המים למקומות חיוביים. לחפש משמעות לסימני הטהרה של הדגים - הסנפיר והקשקשת. למשל: קשקשת כמו "שריון קשקשים הוא לבוש". הגנה שהאדם שם על עצמו. חציצה בינו לבין המים. לא להתערבב לגמרי.</w:t>
-            </w:r>
-          </w:p>
-          <w:p>
-            <w:pPr>
-              <w:bidi/>
-              <w:jc w:val="right"/>
-              <w:spacing w:after="40" w:line="276" w:lineRule="auto"/>
-              <w:rPr>
-                <w:rtl/>
-              </w:rPr>
-            </w:pPr>
-            <w:r>
-              <w:rPr>
-                <w:rFonts w:ascii="Arial" w:hAnsi="Arial" w:cs="Arial"/>
-                <w:sz w:val="21"/>
-                <w:szCs w:val="21"/>
-                <w:rtl/>
-                <w:lang w:bidi="he-IL"/>
-              </w:rPr>
-              <w:t xml:space="preserve">3. אתה עורב או יונה? - קודם כל, אתה בודאי יונה צחורה וטהורה. כנסת ישראל, שאתה אחד מטובי בניה - ליונה נמשלה. זו המהות שלך. אתה ח"ו אתה לא עורב שחור וטמא. אבל אתה ודאי רוצה שגם ההתנהגות שלך תהיה תואמת למהות הזו. היונה מתאפיינת בעקביות (היא גם לא מחליפה בן זוג, וגם יוצאת פעם אחר פעם בשליחותו של נוח - הנקודה השנייה צריכה להיות מוזכרת ראשונה), והעורב - "ויצא יצוא ושוב". היונה נושאת בפיה עלה של זה, היא מוכנה "לבלוע את התרופה המרה" (מוסר אביך), לעבור את האתגרים הלא-פשוטים שלפעמים יהיו לאורך הדרך, בשביל המטרה הסופית הטובה. (ספר "חשבון הנפש" - ההבדל בין האדם לבהמה הוא באפשרות להסתכל לטווח ארוך). אולי לחבר לכאן גם את המובא בספר "שניים סוכר" (בחלק על הפרשה). ואולי גם לקרוא על המאפיינים של היונה ושל העורב ולחשוב על נמשל.</w:t>
+              <w:t xml:space="preserve">1. </w:t>
+            </w:r>
+            <w:r>
+              <w:rPr>
+                <w:rFonts w:ascii="Arial" w:hAnsi="Arial" w:cs="Arial"/>
+                <w:b/>
+                <w:bCs/>
+                <w:sz w:val="21"/>
+                <w:szCs w:val="21"/>
+                <w:rtl/>
+                <w:lang w:bidi="he-IL"/>
+              </w:rPr>
+              <w:t xml:space="preserve">איך לבנות תיבה? / איך בונים תיבה?</w:t>
+            </w:r>
+            <w:r>
+              <w:rPr>
+                <w:rFonts w:ascii="Arial" w:hAnsi="Arial" w:cs="Arial"/>
+                <w:sz w:val="21"/>
+                <w:szCs w:val="21"/>
+                <w:rtl/>
+                <w:lang w:bidi="he-IL"/>
+              </w:rPr>
+              <w:t xml:space="preserve"> — שישה סימנים מבניין התיבה: מבית ומחוץ - סינון מול חיבור פנימי · לאורך ולא לגובה - לבסס לפני היעד הבא · צוהר - אור ולא רדיפה עצמית · "קח לך מכל מאכל" - דלק ומוטיבציה · יותר טהורות - פוקוס ערכי ולא נהנתני · "ויסגור ה' בעדו" - סייעתא דשמיא · וסיום: לא צריך לבנות לבד</w:t>
+            </w:r>
+          </w:p>
+          <w:p>
+            <w:pPr>
+              <w:bidi/>
+              <w:jc w:val="right"/>
+              <w:spacing w:after="40" w:line="276" w:lineRule="auto"/>
+              <w:rPr>
+                <w:rtl/>
+              </w:rPr>
+            </w:pPr>
+            <w:r>
+              <w:rPr>
+                <w:rFonts w:ascii="Arial" w:hAnsi="Arial" w:cs="Arial"/>
+                <w:sz w:val="21"/>
+                <w:szCs w:val="21"/>
+                <w:rtl/>
+                <w:lang w:bidi="he-IL"/>
+              </w:rPr>
+              <w:t xml:space="preserve">2. </w:t>
+            </w:r>
+            <w:r>
+              <w:rPr>
+                <w:rFonts w:ascii="Arial" w:hAnsi="Arial" w:cs="Arial"/>
+                <w:b/>
+                <w:bCs/>
+                <w:sz w:val="21"/>
+                <w:szCs w:val="21"/>
+                <w:rtl/>
+                <w:lang w:bidi="he-IL"/>
+              </w:rPr>
+              <w:t xml:space="preserve">כמו דג במים</w:t>
+            </w:r>
+            <w:r>
+              <w:rPr>
+                <w:rFonts w:ascii="Arial" w:hAnsi="Arial" w:cs="Arial"/>
+                <w:sz w:val="21"/>
+                <w:szCs w:val="21"/>
+                <w:rtl/>
+                <w:lang w:bidi="he-IL"/>
+              </w:rPr>
+              <w:t xml:space="preserve"> — מי שעיסוקו מביא אותו במגע עם התאווה אינו יכול להיות ספון בתיבה - והדגים ניצלו מן המבול בלעדיה · טמאים מול טהורים שמנתבים את יסוד המים · נמשל לקשקשת: "שריון קשקשים הוא לבוש", חציצה בלי להתערבב</w:t>
+            </w:r>
+          </w:p>
+          <w:p>
+            <w:pPr>
+              <w:bidi/>
+              <w:jc w:val="right"/>
+              <w:spacing w:after="40" w:line="276" w:lineRule="auto"/>
+              <w:rPr>
+                <w:rtl/>
+              </w:rPr>
+            </w:pPr>
+            <w:r>
+              <w:rPr>
+                <w:rFonts w:ascii="Arial" w:hAnsi="Arial" w:cs="Arial"/>
+                <w:sz w:val="21"/>
+                <w:szCs w:val="21"/>
+                <w:rtl/>
+                <w:lang w:bidi="he-IL"/>
+              </w:rPr>
+              <w:t xml:space="preserve">3. </w:t>
+            </w:r>
+            <w:r>
+              <w:rPr>
+                <w:rFonts w:ascii="Arial" w:hAnsi="Arial" w:cs="Arial"/>
+                <w:b/>
+                <w:bCs/>
+                <w:sz w:val="21"/>
+                <w:szCs w:val="21"/>
+                <w:rtl/>
+                <w:lang w:bidi="he-IL"/>
+              </w:rPr>
+              <w:t xml:space="preserve">אתה עורב או יונה?</w:t>
+            </w:r>
+            <w:r>
+              <w:rPr>
+                <w:rFonts w:ascii="Arial" w:hAnsi="Arial" w:cs="Arial"/>
+                <w:sz w:val="21"/>
+                <w:szCs w:val="21"/>
+                <w:rtl/>
+                <w:lang w:bidi="he-IL"/>
+              </w:rPr>
+              <w:t xml:space="preserve"> — המהות שלך יונה, והשאלה היא רק שההתנהגות תתאים לה · היונה עקבית (שליחות חוזרת, בן זוג אחד) מול העורב "ויצא יצוא ושוב" · עלה הזית - לבלוע את התרופה המרה (מוסר אביך) למען המטרה · לצרף: "חשבון הנפש", "שניים סוכר"</w:t>
             </w:r>
           </w:p>
         </w:tc>

--- a/files/issue-calendar.docx
+++ b/files/issue-calendar.docx
@@ -1847,290 +1847,6 @@
                 <w:rtl/>
               </w:rPr>
             </w:pPr>
-            <w:r>
-              <w:rPr>
-                <w:rFonts w:ascii="Arial" w:hAnsi="Arial" w:cs="Arial"/>
-                <w:sz w:val="21"/>
-                <w:szCs w:val="21"/>
-                <w:rtl/>
-                <w:lang w:bidi="he-IL"/>
-              </w:rPr>
-              <w:t xml:space="preserve">1. </w:t>
-            </w:r>
-            <w:r>
-              <w:rPr>
-                <w:rFonts w:ascii="Arial" w:hAnsi="Arial" w:cs="Arial"/>
-                <w:b/>
-                <w:bCs/>
-                <w:sz w:val="21"/>
-                <w:szCs w:val="21"/>
-                <w:rtl/>
-                <w:lang w:bidi="he-IL"/>
-              </w:rPr>
-              <w:t xml:space="preserve">נחש נשך / נשיכת הנחש</w:t>
-            </w:r>
-            <w:r>
-              <w:rPr>
-                <w:rFonts w:ascii="Arial" w:hAnsi="Arial" w:cs="Arial"/>
-                <w:sz w:val="21"/>
-                <w:szCs w:val="21"/>
-                <w:rtl/>
-                <w:lang w:bidi="he-IL"/>
-              </w:rPr>
-              <w:t xml:space="preserve"> — העבירה היא דקירה קטנה; מה שממית הוא הארס שאחריה - עצבות וייאוש · הנשיכה בעקב, בכוח ההתמדה · אל תיתן לו לנשוך, ואם כבר - אל תיתן לארס להתפשט · מקורות: "אם יישוך הנחש בלא לחש", אשיב ממצולות, מפרשי הפרשה</w:t>
-            </w:r>
-          </w:p>
-          <w:p>
-            <w:pPr>
-              <w:bidi/>
-              <w:jc w:val="right"/>
-              <w:spacing w:after="40" w:line="276" w:lineRule="auto"/>
-              <w:rPr>
-                <w:rtl/>
-              </w:rPr>
-            </w:pPr>
-            <w:r>
-              <w:rPr>
-                <w:rFonts w:ascii="Arial" w:hAnsi="Arial" w:cs="Arial"/>
-                <w:sz w:val="21"/>
-                <w:szCs w:val="21"/>
-                <w:rtl/>
-                <w:lang w:bidi="he-IL"/>
-              </w:rPr>
-              <w:t xml:space="preserve">2. </w:t>
-            </w:r>
-            <w:r>
-              <w:rPr>
-                <w:rFonts w:ascii="Arial" w:hAnsi="Arial" w:cs="Arial"/>
-                <w:b/>
-                <w:bCs/>
-                <w:sz w:val="21"/>
-                <w:szCs w:val="21"/>
-                <w:rtl/>
-                <w:lang w:bidi="he-IL"/>
-              </w:rPr>
-              <w:t xml:space="preserve">זה בעצמות שלך!</w:t>
-            </w:r>
-            <w:r>
-              <w:rPr>
-                <w:rFonts w:ascii="Arial" w:hAnsi="Arial" w:cs="Arial"/>
-                <w:sz w:val="21"/>
-                <w:szCs w:val="21"/>
-                <w:rtl/>
-                <w:lang w:bidi="he-IL"/>
-              </w:rPr>
-              <w:t xml:space="preserve"> — האשה מן העצם - השכבה הפנימית ביותר, ומשם מורכבות ההתמודדות · הקבלה לאכילה: שני כוחות קיום שיוצאים מוויסות ומנחמים על רגשות קשים · העבודה לדייק אותם, "ייקוו המים אל מקום אחד" · תעשיות שרוכבות על הדחף</w:t>
-            </w:r>
-          </w:p>
-          <w:p>
-            <w:pPr>
-              <w:bidi/>
-              <w:jc w:val="right"/>
-              <w:spacing w:after="40" w:line="276" w:lineRule="auto"/>
-              <w:rPr>
-                <w:rtl/>
-              </w:rPr>
-            </w:pPr>
-            <w:r>
-              <w:rPr>
-                <w:rFonts w:ascii="Arial" w:hAnsi="Arial" w:cs="Arial"/>
-                <w:sz w:val="21"/>
-                <w:szCs w:val="21"/>
-                <w:rtl/>
-                <w:lang w:bidi="he-IL"/>
-              </w:rPr>
-              <w:t xml:space="preserve">3. </w:t>
-            </w:r>
-            <w:r>
-              <w:rPr>
-                <w:rFonts w:ascii="Arial" w:hAnsi="Arial" w:cs="Arial"/>
-                <w:b/>
-                <w:bCs/>
-                <w:sz w:val="21"/>
-                <w:szCs w:val="21"/>
-                <w:rtl/>
-                <w:lang w:bidi="he-IL"/>
-              </w:rPr>
-              <w:t xml:space="preserve">להתחיל! / תתחיל!</w:t>
-            </w:r>
-            <w:r>
-              <w:rPr>
-                <w:rFonts w:ascii="Arial" w:hAnsi="Arial" w:cs="Arial"/>
-                <w:sz w:val="21"/>
-                <w:szCs w:val="21"/>
-                <w:rtl/>
-                <w:lang w:bidi="he-IL"/>
-              </w:rPr>
-              <w:t xml:space="preserve"> — רב ייבי: העולם נברא בשביל ההתחלות שאנחנו עושים, ואת השאר הוא גומר בעדנו · מצורף השיר "צריך האדם להתחיל"</w:t>
-            </w:r>
-          </w:p>
-          <w:p>
-            <w:pPr>
-              <w:bidi/>
-              <w:jc w:val="right"/>
-              <w:spacing w:after="40" w:line="276" w:lineRule="auto"/>
-              <w:rPr>
-                <w:rtl/>
-              </w:rPr>
-            </w:pPr>
-            <w:r>
-              <w:rPr>
-                <w:rFonts w:ascii="Arial" w:hAnsi="Arial" w:cs="Arial"/>
-                <w:sz w:val="21"/>
-                <w:szCs w:val="21"/>
-                <w:rtl/>
-                <w:lang w:bidi="he-IL"/>
-              </w:rPr>
-              <w:t xml:space="preserve">4. </w:t>
-            </w:r>
-            <w:r>
-              <w:rPr>
-                <w:rFonts w:ascii="Arial" w:hAnsi="Arial" w:cs="Arial"/>
-                <w:b/>
-                <w:bCs/>
-                <w:sz w:val="21"/>
-                <w:szCs w:val="21"/>
-                <w:rtl/>
-                <w:lang w:bidi="he-IL"/>
-              </w:rPr>
-              <w:t xml:space="preserve">מים עליונים</w:t>
-            </w:r>
-            <w:r>
-              <w:rPr>
-                <w:rFonts w:ascii="Arial" w:hAnsi="Arial" w:cs="Arial"/>
-                <w:sz w:val="21"/>
-                <w:szCs w:val="21"/>
-                <w:rtl/>
-                <w:lang w:bidi="he-IL"/>
-              </w:rPr>
-              <w:t xml:space="preserve"> — אותו יסוד המים מתלבש בעליון או בפחות, וככל שנלביש אותו בעליון נמקם בו את עצמנו · "הללוהו... והמים אשר מעל השמים"</w:t>
-            </w:r>
-          </w:p>
-          <w:p>
-            <w:pPr>
-              <w:bidi/>
-              <w:jc w:val="right"/>
-              <w:spacing w:after="40" w:line="276" w:lineRule="auto"/>
-              <w:rPr>
-                <w:rtl/>
-              </w:rPr>
-            </w:pPr>
-            <w:r>
-              <w:rPr>
-                <w:rFonts w:ascii="Arial" w:hAnsi="Arial" w:cs="Arial"/>
-                <w:sz w:val="21"/>
-                <w:szCs w:val="21"/>
-                <w:rtl/>
-                <w:lang w:bidi="he-IL"/>
-              </w:rPr>
-              <w:t xml:space="preserve">5. </w:t>
-            </w:r>
-            <w:r>
-              <w:rPr>
-                <w:rFonts w:ascii="Arial" w:hAnsi="Arial" w:cs="Arial"/>
-                <w:b/>
-                <w:bCs/>
-                <w:sz w:val="21"/>
-                <w:szCs w:val="21"/>
-                <w:rtl/>
-                <w:lang w:bidi="he-IL"/>
-              </w:rPr>
-              <w:t xml:space="preserve">ואם לא תיטיב</w:t>
-            </w:r>
-            <w:r>
-              <w:rPr>
-                <w:rFonts w:ascii="Arial" w:hAnsi="Arial" w:cs="Arial"/>
-                <w:sz w:val="21"/>
-                <w:szCs w:val="21"/>
-                <w:rtl/>
-                <w:lang w:bidi="he-IL"/>
-              </w:rPr>
-              <w:t xml:space="preserve"> — לא "אם תעשה רע" אלא "אם לא תיטיב" - סור מרע לבדו אינו עובד · רבי ישראל סלנטר · משל פרקי האצבעות הלבנים</w:t>
-            </w:r>
-          </w:p>
-          <w:p>
-            <w:pPr>
-              <w:bidi/>
-              <w:jc w:val="right"/>
-              <w:spacing w:after="40" w:line="276" w:lineRule="auto"/>
-              <w:rPr>
-                <w:rtl/>
-              </w:rPr>
-            </w:pPr>
-            <w:r>
-              <w:rPr>
-                <w:rFonts w:ascii="Arial" w:hAnsi="Arial" w:cs="Arial"/>
-                <w:sz w:val="21"/>
-                <w:szCs w:val="21"/>
-                <w:rtl/>
-                <w:lang w:bidi="he-IL"/>
-              </w:rPr>
-              <w:t xml:space="preserve">6. </w:t>
-            </w:r>
-            <w:r>
-              <w:rPr>
-                <w:rFonts w:ascii="Arial" w:hAnsi="Arial" w:cs="Arial"/>
-                <w:b/>
-                <w:bCs/>
-                <w:sz w:val="21"/>
-                <w:szCs w:val="21"/>
-                <w:rtl/>
-                <w:lang w:bidi="he-IL"/>
-              </w:rPr>
-              <w:t xml:space="preserve">עדה וצילה</w:t>
-            </w:r>
-            <w:r>
-              <w:rPr>
-                <w:rFonts w:ascii="Arial" w:hAnsi="Arial" w:cs="Arial"/>
-                <w:sz w:val="21"/>
-                <w:szCs w:val="21"/>
-                <w:rtl/>
-                <w:lang w:bidi="he-IL"/>
-              </w:rPr>
-              <w:t xml:space="preserve"> — ההפרדה - "לתאווה יבקש נפרד" · להיעזר במה שנכתב בעבר על ליקוטי מוהר"ן</w:t>
-            </w:r>
-          </w:p>
-          <w:p>
-            <w:pPr>
-              <w:bidi/>
-              <w:jc w:val="right"/>
-              <w:spacing w:after="40" w:line="276" w:lineRule="auto"/>
-              <w:rPr>
-                <w:rtl/>
-              </w:rPr>
-            </w:pPr>
-            <w:r>
-              <w:rPr>
-                <w:rFonts w:ascii="Arial" w:hAnsi="Arial" w:cs="Arial"/>
-                <w:sz w:val="21"/>
-                <w:szCs w:val="21"/>
-                <w:rtl/>
-                <w:lang w:bidi="he-IL"/>
-              </w:rPr>
-              <w:t xml:space="preserve">7. </w:t>
-            </w:r>
-            <w:r>
-              <w:rPr>
-                <w:rFonts w:ascii="Arial" w:hAnsi="Arial" w:cs="Arial"/>
-                <w:b/>
-                <w:bCs/>
-                <w:sz w:val="21"/>
-                <w:szCs w:val="21"/>
-                <w:rtl/>
-                <w:lang w:bidi="he-IL"/>
-              </w:rPr>
-              <w:t xml:space="preserve">לא טוב היות האדם לבדו</w:t>
-            </w:r>
-            <w:r>
-              <w:rPr>
-                <w:rFonts w:ascii="Arial" w:hAnsi="Arial" w:cs="Arial"/>
-                <w:sz w:val="21"/>
-                <w:szCs w:val="21"/>
-                <w:rtl/>
-                <w:lang w:bidi="he-IL"/>
-              </w:rPr>
-              <w:t xml:space="preserve"> — כותרת וכיוון בלבד - בטיוטה יש הפניה אחת: Recovery in the Torah</w:t>
-            </w:r>
           </w:p>
         </w:tc>
         <w:tc>
@@ -2279,122 +1995,6 @@
                 <w:rtl/>
               </w:rPr>
             </w:pPr>
-            <w:r>
-              <w:rPr>
-                <w:rFonts w:ascii="Arial" w:hAnsi="Arial" w:cs="Arial"/>
-                <w:sz w:val="21"/>
-                <w:szCs w:val="21"/>
-                <w:rtl/>
-                <w:lang w:bidi="he-IL"/>
-              </w:rPr>
-              <w:t xml:space="preserve">1. </w:t>
-            </w:r>
-            <w:r>
-              <w:rPr>
-                <w:rFonts w:ascii="Arial" w:hAnsi="Arial" w:cs="Arial"/>
-                <w:b/>
-                <w:bCs/>
-                <w:sz w:val="21"/>
-                <w:szCs w:val="21"/>
-                <w:rtl/>
-                <w:lang w:bidi="he-IL"/>
-              </w:rPr>
-              <w:t xml:space="preserve">איך לבנות תיבה? / איך בונים תיבה?</w:t>
-            </w:r>
-            <w:r>
-              <w:rPr>
-                <w:rFonts w:ascii="Arial" w:hAnsi="Arial" w:cs="Arial"/>
-                <w:sz w:val="21"/>
-                <w:szCs w:val="21"/>
-                <w:rtl/>
-                <w:lang w:bidi="he-IL"/>
-              </w:rPr>
-              <w:t xml:space="preserve"> — שישה סימנים מבניין התיבה: מבית ומחוץ - סינון מול חיבור פנימי · לאורך ולא לגובה - לבסס לפני היעד הבא · צוהר - אור ולא רדיפה עצמית · "קח לך מכל מאכל" - דלק ומוטיבציה · יותר טהורות - פוקוס ערכי ולא נהנתני · "ויסגור ה' בעדו" - סייעתא דשמיא · וסיום: לא צריך לבנות לבד</w:t>
-            </w:r>
-          </w:p>
-          <w:p>
-            <w:pPr>
-              <w:bidi/>
-              <w:jc w:val="right"/>
-              <w:spacing w:after="40" w:line="276" w:lineRule="auto"/>
-              <w:rPr>
-                <w:rtl/>
-              </w:rPr>
-            </w:pPr>
-            <w:r>
-              <w:rPr>
-                <w:rFonts w:ascii="Arial" w:hAnsi="Arial" w:cs="Arial"/>
-                <w:sz w:val="21"/>
-                <w:szCs w:val="21"/>
-                <w:rtl/>
-                <w:lang w:bidi="he-IL"/>
-              </w:rPr>
-              <w:t xml:space="preserve">2. </w:t>
-            </w:r>
-            <w:r>
-              <w:rPr>
-                <w:rFonts w:ascii="Arial" w:hAnsi="Arial" w:cs="Arial"/>
-                <w:b/>
-                <w:bCs/>
-                <w:sz w:val="21"/>
-                <w:szCs w:val="21"/>
-                <w:rtl/>
-                <w:lang w:bidi="he-IL"/>
-              </w:rPr>
-              <w:t xml:space="preserve">כמו דג במים</w:t>
-            </w:r>
-            <w:r>
-              <w:rPr>
-                <w:rFonts w:ascii="Arial" w:hAnsi="Arial" w:cs="Arial"/>
-                <w:sz w:val="21"/>
-                <w:szCs w:val="21"/>
-                <w:rtl/>
-                <w:lang w:bidi="he-IL"/>
-              </w:rPr>
-              <w:t xml:space="preserve"> — מי שעיסוקו מביא אותו במגע עם התאווה אינו יכול להיות ספון בתיבה - והדגים ניצלו מן המבול בלעדיה · טמאים מול טהורים שמנתבים את יסוד המים · נמשל לקשקשת: "שריון קשקשים הוא לבוש", חציצה בלי להתערבב</w:t>
-            </w:r>
-          </w:p>
-          <w:p>
-            <w:pPr>
-              <w:bidi/>
-              <w:jc w:val="right"/>
-              <w:spacing w:after="40" w:line="276" w:lineRule="auto"/>
-              <w:rPr>
-                <w:rtl/>
-              </w:rPr>
-            </w:pPr>
-            <w:r>
-              <w:rPr>
-                <w:rFonts w:ascii="Arial" w:hAnsi="Arial" w:cs="Arial"/>
-                <w:sz w:val="21"/>
-                <w:szCs w:val="21"/>
-                <w:rtl/>
-                <w:lang w:bidi="he-IL"/>
-              </w:rPr>
-              <w:t xml:space="preserve">3. </w:t>
-            </w:r>
-            <w:r>
-              <w:rPr>
-                <w:rFonts w:ascii="Arial" w:hAnsi="Arial" w:cs="Arial"/>
-                <w:b/>
-                <w:bCs/>
-                <w:sz w:val="21"/>
-                <w:szCs w:val="21"/>
-                <w:rtl/>
-                <w:lang w:bidi="he-IL"/>
-              </w:rPr>
-              <w:t xml:space="preserve">אתה עורב או יונה?</w:t>
-            </w:r>
-            <w:r>
-              <w:rPr>
-                <w:rFonts w:ascii="Arial" w:hAnsi="Arial" w:cs="Arial"/>
-                <w:sz w:val="21"/>
-                <w:szCs w:val="21"/>
-                <w:rtl/>
-                <w:lang w:bidi="he-IL"/>
-              </w:rPr>
-              <w:t xml:space="preserve"> — המהות שלך יונה, והשאלה היא רק שההתנהגות תתאים לה · היונה עקבית (שליחות חוזרת, בן זוג אחד) מול העורב "ויצא יצוא ושוב" · עלה הזית - לבלוע את התרופה המרה (מוסר אביך) למען המטרה · לצרף: "חשבון הנפש", "שניים סוכר"</w:t>
-            </w:r>
           </w:p>
         </w:tc>
         <w:tc>

--- a/files/issue-calendar.docx
+++ b/files/issue-calendar.docx
@@ -10375,7 +10375,7 @@
                 <w:rtl/>
                 <w:lang w:bidi="he-IL"/>
               </w:rPr>
-              <w:t xml:space="preserve"> — המהות שלך יונה, והשאלה היא רק שההתנהגות תתאים לה · היונה עקבית (שליחות חוזרת, בן זוג אחד) מול העורב "ויצא יצוא ושוב" · עלה הזית - לבלוע את התרופה המרה (מוסר אביך) למען המטרה · לצרף: "חשבון הנפש", "שניים סוכר"</w:t>
+              <w:t xml:space="preserve"> — המהות שלך יונה, והשאלה היא רק שההתנהגות תתאים לה · היונה עקבית (יוצאת שוב ושוב בשליחות, וגם אינה מחליפה בן זוג) מול העורב "ויצא יצוא ושוב" · עלה הזית - לבלוע את התרופה המרה (מוסר אביך) למען המטרה · לצרף: "חשבון הנפש", "שניים סוכר", ועיון במאפייני היונה והעורב</w:t>
             </w:r>
           </w:p>
         </w:tc>

--- a/files/issue-calendar.docx
+++ b/files/issue-calendar.docx
@@ -23,48 +23,6 @@
           <w:lang w:bidi="he-IL"/>
         </w:rPr>
         <w:t xml:space="preserve">לוח הגיליונות - מגיליון 1 עד ראש השנה תשפ"ט</w:t>
-      </w:r>
-    </w:p>
-    <w:p>
-      <w:pPr>
-        <w:bidi/>
-        <w:jc w:val="right"/>
-        <w:spacing w:after="160" w:line="360" w:lineRule="auto"/>
-        <w:rPr>
-          <w:rtl/>
-        </w:rPr>
-      </w:pPr>
-      <w:r>
-        <w:rPr>
-          <w:rFonts w:ascii="Arial" w:hAnsi="Arial" w:cs="Arial"/>
-          <w:color w:val="7A7A7A"/>
-          <w:sz w:val="20"/>
-          <w:szCs w:val="20"/>
-          <w:rtl/>
-          <w:lang w:bidi="he-IL"/>
-        </w:rPr>
-        <w:t xml:space="preserve">110 גיליונות, מ-15.8.2026 עד 16.9.2028. לוח ארץ ישראל. המספרים מניחים גיליון בכל שבת ברצף - הפסקה של שבוע אחת מזיזה את כל מה שאחריה.</w:t>
-      </w:r>
-    </w:p>
-    <w:p>
-      <w:pPr>
-        <w:bidi/>
-        <w:jc w:val="right"/>
-        <w:spacing w:after="160" w:line="360" w:lineRule="auto"/>
-        <w:rPr>
-          <w:rtl/>
-        </w:rPr>
-      </w:pPr>
-      <w:r>
-        <w:rPr>
-          <w:rFonts w:ascii="Arial" w:hAnsi="Arial" w:cs="Arial"/>
-          <w:color w:val="7A7A7A"/>
-          <w:sz w:val="20"/>
-          <w:szCs w:val="20"/>
-          <w:rtl/>
-          <w:lang w:bidi="he-IL"/>
-        </w:rPr>
-        <w:t xml:space="preserve">ראש השנה תשפ"ט חל ביום חמישי, 21.9.2028, ולא בשבת - ולכן אין לו גיליון משלו. הלוח נעצר בגיליון 110 (פרשת ניצבים-וילך, 16.9.2028), השבת האחרונה שלפניו.</w:t>
       </w:r>
     </w:p>
     <w:p>
@@ -7487,6 +7445,28 @@
                 <w:rtl/>
               </w:rPr>
             </w:pPr>
+            <w:r>
+              <w:rPr>
+                <w:rFonts w:ascii="Arial" w:hAnsi="Arial" w:cs="Arial"/>
+                <w:b/>
+                <w:bCs/>
+                <w:sz w:val="21"/>
+                <w:szCs w:val="21"/>
+                <w:rtl/>
+                <w:lang w:bidi="he-IL"/>
+              </w:rPr>
+              <w:t xml:space="preserve">תקום כמו אריה!</w:t>
+            </w:r>
+            <w:r>
+              <w:rPr>
+                <w:rFonts w:ascii="Arial" w:hAnsi="Arial" w:cs="Arial"/>
+                <w:sz w:val="21"/>
+                <w:szCs w:val="21"/>
+                <w:rtl/>
+                <w:lang w:bidi="he-IL"/>
+              </w:rPr>
+              <w:t xml:space="preserve"> — "הן עם כלביא יקום" · דעת זקנים - האויב חשב להשפיל, והוא קם · נפילה שוברת את הרוח, ומכאן הנטייה לדשדש ולהפוך נפילה אחת לשרשרת · ראב"ע - ישראל יוצאים מיד למלחמת מדיין, התנערות האריה שהותקף · הנצי"ב - הכבוד העצמי אינו מניח לו להישאר בנפילה</w:t>
+            </w:r>
           </w:p>
         </w:tc>
         <w:tc>
@@ -9691,6 +9671,28 @@
                 <w:rtl/>
               </w:rPr>
             </w:pPr>
+            <w:r>
+              <w:rPr>
+                <w:rFonts w:ascii="Arial" w:hAnsi="Arial" w:cs="Arial"/>
+                <w:b/>
+                <w:bCs/>
+                <w:sz w:val="21"/>
+                <w:szCs w:val="21"/>
+                <w:rtl/>
+                <w:lang w:bidi="he-IL"/>
+              </w:rPr>
+              <w:t xml:space="preserve">לשמוח בהקפה</w:t>
+            </w:r>
+            <w:r>
+              <w:rPr>
+                <w:rFonts w:ascii="Arial" w:hAnsi="Arial" w:cs="Arial"/>
+                <w:sz w:val="21"/>
+                <w:szCs w:val="21"/>
+                <w:rtl/>
+                <w:lang w:bidi="he-IL"/>
+              </w:rPr>
+              <w:t xml:space="preserve"> — לשאוב כוח מהרצון שלנו להתקדם למקום טוב יותר · הוורט של הרב קרליבך על "יגל לבי בישועתך" · לבדוק את מקור הוורט ולבקש רשות על השיר</w:t>
+            </w:r>
           </w:p>
         </w:tc>
         <w:tc>
@@ -15287,6 +15289,28 @@
                 <w:rtl/>
               </w:rPr>
             </w:pPr>
+            <w:r>
+              <w:rPr>
+                <w:rFonts w:ascii="Arial" w:hAnsi="Arial" w:cs="Arial"/>
+                <w:b/>
+                <w:bCs/>
+                <w:sz w:val="21"/>
+                <w:szCs w:val="21"/>
+                <w:rtl/>
+                <w:lang w:bidi="he-IL"/>
+              </w:rPr>
+              <w:t xml:space="preserve">תקום כמו אריה!</w:t>
+            </w:r>
+            <w:r>
+              <w:rPr>
+                <w:rFonts w:ascii="Arial" w:hAnsi="Arial" w:cs="Arial"/>
+                <w:sz w:val="21"/>
+                <w:szCs w:val="21"/>
+                <w:rtl/>
+                <w:lang w:bidi="he-IL"/>
+              </w:rPr>
+              <w:t xml:space="preserve"> — "הן עם כלביא יקום" · דעת זקנים - האויב חשב להשפיל, והוא קם · נפילה שוברת את הרוח, ומכאן הנטייה לדשדש ולהפוך נפילה אחת לשרשרת · ראב"ע - ישראל יוצאים מיד למלחמת מדיין, התנערות האריה שהותקף · הנצי"ב - הכבוד העצמי אינו מניח לו להישאר בנפילה</w:t>
+            </w:r>
           </w:p>
         </w:tc>
         <w:tc>

--- a/files/issue-calendar.docx
+++ b/files/issue-calendar.docx
@@ -10335,7 +10335,7 @@
                 <w:rtl/>
                 <w:lang w:bidi="he-IL"/>
               </w:rPr>
-              <w:t xml:space="preserve"> — מי שעיסוקו מביא אותו במגע עם התאווה אינו יכול להיות ספון בתיבה - והדגים ניצלו מן המבול בלעדיה · טמאים מול טהורים שמנתבים את יסוד המים · נמשל לקשקשת: "שריון קשקשים הוא לבוש", חציצה בלי להתערבב</w:t>
+              <w:t xml:space="preserve"> — מי שעיסוקו היומיומי מביא אותו במגע עם התאווה לא תמיד יכול להיות ספון בתיבה - והדגים נשארו חיים בלעדיה · טמאים מול טהורים שמנתבים את יסוד המים למקומות חיוביים · סימני הטהרה כנמשל: קשקשת - "שריון קשקשים הוא לבוש", חציצה בלי להתערבב · שם ויפת - לא בורחים מהזירה אבל גם לא מסתכלים, ופניהם אחורנית · רעיון לאיור: שניים הולכים אחורה ומכסים סמארטפון בשמיכה</w:t>
             </w:r>
           </w:p>
           <w:p>

--- a/files/issue-calendar.docx
+++ b/files/issue-calendar.docx
@@ -7465,7 +7465,7 @@
                 <w:rtl/>
                 <w:lang w:bidi="he-IL"/>
               </w:rPr>
-              <w:t xml:space="preserve"> — "הן עם כלביא יקום" · דעת זקנים - האויב חשב להשפיל, והוא קם · נפילה שוברת את הרוח, ומכאן הנטייה לדשדש ולהפוך נפילה אחת לשרשרת · ראב"ע - ישראל יוצאים מיד למלחמת מדיין, התנערות האריה שהותקף · הנצי"ב - הכבוד העצמי אינו מניח לו להישאר בנפילה</w:t>
+              <w:t xml:space="preserve"> — "הן עם כלביא יקום" · דעת זקנים - האויב חשב להשפיל אותו והוא קם · לקום מיד אחרי הנפילה: נפילה שוברת את הרוח ויש נטייה לדשדש בה ולהפוך אותה למפולת, לשרשרת נפילות, ורק אז לחזור למסלול · ההסבר העמוק של הרב חרל"פ על "עבירה גוררת עבירה" - זה לא חייב להיות ככה · ראב"ע - עם ישראל יוצא מיד למלחמת מדיין, ההתנערות של האריה שהותקף · הנצי"ב - הרוממות והכבוד העצמי של האריה לא נותנים לו להישאר בנפילה</w:t>
             </w:r>
           </w:p>
         </w:tc>
@@ -15309,7 +15309,7 @@
                 <w:rtl/>
                 <w:lang w:bidi="he-IL"/>
               </w:rPr>
-              <w:t xml:space="preserve"> — "הן עם כלביא יקום" · דעת זקנים - האויב חשב להשפיל, והוא קם · נפילה שוברת את הרוח, ומכאן הנטייה לדשדש ולהפוך נפילה אחת לשרשרת · ראב"ע - ישראל יוצאים מיד למלחמת מדיין, התנערות האריה שהותקף · הנצי"ב - הכבוד העצמי אינו מניח לו להישאר בנפילה</w:t>
+              <w:t xml:space="preserve"> — "הן עם כלביא יקום" · דעת זקנים - האויב חשב להשפיל אותו והוא קם · לקום מיד אחרי הנפילה: נפילה שוברת את הרוח ויש נטייה לדשדש בה ולהפוך אותה למפולת, לשרשרת נפילות, ורק אז לחזור למסלול · ההסבר העמוק של הרב חרל"פ על "עבירה גוררת עבירה" - זה לא חייב להיות ככה · ראב"ע - עם ישראל יוצא מיד למלחמת מדיין, ההתנערות של האריה שהותקף · הנצי"ב - הרוממות והכבוד העצמי של האריה לא נותנים לו להישאר בנפילה</w:t>
             </w:r>
           </w:p>
         </w:tc>

--- a/files/issue-calendar.docx
+++ b/files/issue-calendar.docx
@@ -2811,6 +2811,28 @@
                 <w:rtl/>
               </w:rPr>
             </w:pPr>
+            <w:r>
+              <w:rPr>
+                <w:rFonts w:ascii="Arial" w:hAnsi="Arial" w:cs="Arial"/>
+                <w:b/>
+                <w:bCs/>
+                <w:sz w:val="21"/>
+                <w:szCs w:val="21"/>
+                <w:rtl/>
+                <w:lang w:bidi="he-IL"/>
+              </w:rPr>
+              <w:t xml:space="preserve">אל תברח מזה!</w:t>
+            </w:r>
+            <w:r>
+              <w:rPr>
+                <w:rFonts w:ascii="Arial" w:hAnsi="Arial" w:cs="Arial"/>
+                <w:sz w:val="21"/>
+                <w:szCs w:val="21"/>
+                <w:rtl/>
+                <w:lang w:bidi="he-IL"/>
+              </w:rPr>
+              <w:t xml:space="preserve"> — כותרת וכיוון בלבד - בטיוטה מופנה לרשב"ם על הפרשה</w:t>
+            </w:r>
           </w:p>
         </w:tc>
         <w:tc>
@@ -11207,6 +11229,28 @@
                 <w:rtl/>
               </w:rPr>
             </w:pPr>
+            <w:r>
+              <w:rPr>
+                <w:rFonts w:ascii="Arial" w:hAnsi="Arial" w:cs="Arial"/>
+                <w:b/>
+                <w:bCs/>
+                <w:sz w:val="21"/>
+                <w:szCs w:val="21"/>
+                <w:rtl/>
+                <w:lang w:bidi="he-IL"/>
+              </w:rPr>
+              <w:t xml:space="preserve">אל תברח מזה!</w:t>
+            </w:r>
+            <w:r>
+              <w:rPr>
+                <w:rFonts w:ascii="Arial" w:hAnsi="Arial" w:cs="Arial"/>
+                <w:sz w:val="21"/>
+                <w:szCs w:val="21"/>
+                <w:rtl/>
+                <w:lang w:bidi="he-IL"/>
+              </w:rPr>
+              <w:t xml:space="preserve"> — כותרת וכיוון בלבד - בטיוטה מופנה לרשב"ם על הפרשה</w:t>
+            </w:r>
           </w:p>
         </w:tc>
         <w:tc>

--- a/files/issue-calendar.docx
+++ b/files/issue-calendar.docx
@@ -8889,6 +8889,28 @@
                 <w:rtl/>
               </w:rPr>
             </w:pPr>
+            <w:r>
+              <w:rPr>
+                <w:rFonts w:ascii="Arial" w:hAnsi="Arial" w:cs="Arial"/>
+                <w:b/>
+                <w:bCs/>
+                <w:sz w:val="21"/>
+                <w:szCs w:val="21"/>
+                <w:rtl/>
+                <w:lang w:bidi="he-IL"/>
+              </w:rPr>
+              <w:t xml:space="preserve">אל תהיה זקן! / אני כבר מבוגר!</w:t>
+            </w:r>
+            <w:r>
+              <w:rPr>
+                <w:rFonts w:ascii="Arial" w:hAnsi="Arial" w:cs="Arial"/>
+                <w:sz w:val="21"/>
+                <w:szCs w:val="21"/>
+                <w:rtl/>
+                <w:lang w:bidi="he-IL"/>
+              </w:rPr>
+              <w:t xml:space="preserve"> — גם בגיל מבוגר אפשר לעשות שינוי · אברהם הולך לארץ כנען בגיל 75, רבי עקיבא מתחיל בגיל 40 · דברי רבי נחמן על כך שאסור להיות זקן · מתאים גם לפרשת וילך, על משה רבנו ש"לא כהתה עינו ולא נס ליחה" - הנקודה הפנימית שבכל אחד, זו שמוציאה אותו ממצרים · הרעיון רשום בבנק פעמיים, ללך לך ולוילך</w:t>
+            </w:r>
           </w:p>
         </w:tc>
         <w:tc>
@@ -10389,6 +10411,132 @@
                 <w:rtl/>
                 <w:lang w:bidi="he-IL"/>
               </w:rPr>
+              <w:t xml:space="preserve">תהיה עסוק!</w:t>
+            </w:r>
+            <w:r>
+              <w:rPr>
+                <w:rFonts w:ascii="Arial" w:hAnsi="Arial" w:cs="Arial"/>
+                <w:sz w:val="21"/>
+                <w:szCs w:val="21"/>
+                <w:rtl/>
+                <w:lang w:bidi="he-IL"/>
+              </w:rPr>
+              <w:t xml:space="preserve"> — אחרי התיבה מתברך נוח בברכה שמהדהדת את ברכת אדם - "פרו ורבו… וכבשו" - ונוספת בה "ורדו": לא לפגוע באחרים תוך כדי ההשתלטות על העולם · מי שעסוק בעשייה חיובית ובפיתוח העולם מרחיק את עצמו מן התאווה · אבל פגיעה באחרים מייצרת משקעים שליליים, ואל ההרגעה והנחמה שלהם אנחנו פונים אל התאווה · ומכאן אולי צמד החטאים של דור המבול: גזל ועריות מזינים זה את זה - הפגיעה מגבירה את היצר, והיצר מגביר את הפגיעה · הערה בטיוטה: לכתוב בסגנון חרדי</w:t>
+            </w:r>
+          </w:p>
+          <w:p>
+            <w:pPr>
+              <w:bidi/>
+              <w:jc w:val="right"/>
+              <w:spacing w:after="40" w:line="276" w:lineRule="auto"/>
+              <w:rPr>
+                <w:rtl/>
+              </w:rPr>
+            </w:pPr>
+            <w:r>
+              <w:rPr>
+                <w:rFonts w:ascii="Arial" w:hAnsi="Arial" w:cs="Arial"/>
+                <w:sz w:val="21"/>
+                <w:szCs w:val="21"/>
+                <w:rtl/>
+                <w:lang w:bidi="he-IL"/>
+              </w:rPr>
+              <w:t xml:space="preserve">4. </w:t>
+            </w:r>
+            <w:r>
+              <w:rPr>
+                <w:rFonts w:ascii="Arial" w:hAnsi="Arial" w:cs="Arial"/>
+                <w:b/>
+                <w:bCs/>
+                <w:sz w:val="21"/>
+                <w:szCs w:val="21"/>
+                <w:rtl/>
+                <w:lang w:bidi="he-IL"/>
+              </w:rPr>
+              <w:t xml:space="preserve">תצייר את הקשת שלך!</w:t>
+            </w:r>
+            <w:r>
+              <w:rPr>
+                <w:rFonts w:ascii="Arial" w:hAnsi="Arial" w:cs="Arial"/>
+                <w:sz w:val="21"/>
+                <w:szCs w:val="21"/>
+                <w:rtl/>
+                <w:lang w:bidi="he-IL"/>
+              </w:rPr>
+              <w:t xml:space="preserve"> — הקב"ה כורת ברית עם נוח ולא מסתפק בה, אלא יוצר לעצמו כביכול סימן שיזכיר - "והיה בענני ענן על הארץ ונראתה הקשת בענן" · ואין שכחה לפני כסא כבודו, אלא שדרכו לנהוג כך כדי ללמד אותנו ("נעשה אדם" - להתייעץ עם הקטנים; "ארדה נא ואראה" - לבדוק את העובדות לפני ההכרעה) · הנמשל: אחרי "מבול" שהמטנו על עצמנו ואחרי החרטה, ליצור סימן שיזכיר לנו בעתיד שאיננו רוצים בו שוב - למשל לכתוב את התחושות הקשות (קשות מלשון קשת?) · שבעת צבעי הקשת כנגד שבע המידות, ומכאן התבוננות בכל היבטי החיים שהשימוש בתאווה משפיע עליהם (להפנות לדפי העבודה, ואולי גירסה חדשה) · ולסיום: הברית עצמה נקראת אף היא קשת · המקורות עדיין חסרים בטיוטה</w:t>
+            </w:r>
+          </w:p>
+          <w:p>
+            <w:pPr>
+              <w:bidi/>
+              <w:jc w:val="right"/>
+              <w:spacing w:after="40" w:line="276" w:lineRule="auto"/>
+              <w:rPr>
+                <w:rtl/>
+              </w:rPr>
+            </w:pPr>
+            <w:r>
+              <w:rPr>
+                <w:rFonts w:ascii="Arial" w:hAnsi="Arial" w:cs="Arial"/>
+                <w:sz w:val="21"/>
+                <w:szCs w:val="21"/>
+                <w:rtl/>
+                <w:lang w:bidi="he-IL"/>
+              </w:rPr>
+              <w:t xml:space="preserve">5. </w:t>
+            </w:r>
+            <w:r>
+              <w:rPr>
+                <w:rFonts w:ascii="Arial" w:hAnsi="Arial" w:cs="Arial"/>
+                <w:b/>
+                <w:bCs/>
+                <w:sz w:val="21"/>
+                <w:szCs w:val="21"/>
+                <w:rtl/>
+                <w:lang w:bidi="he-IL"/>
+              </w:rPr>
+              <w:t xml:space="preserve">למצוא שפה משותפת</w:t>
+            </w:r>
+            <w:r>
+              <w:rPr>
+                <w:rFonts w:ascii="Arial" w:hAnsi="Arial" w:cs="Arial"/>
+                <w:sz w:val="21"/>
+                <w:szCs w:val="21"/>
+                <w:rtl/>
+                <w:lang w:bidi="he-IL"/>
+              </w:rPr>
+              <w:t xml:space="preserve"> — שני דברים חיברו את בוני מגדל בבל: הקירבה הפיזית והשפה המשותפת - והשנייה היא המהותית, ולכן בלילת השפה היא שהפיצה אותם על פני כל הארץ · "ועתה לא ייבצר מהם כל אשר יזמו לעשות" - כוחה של אחדות גם במטרה שלילית ומוצהרת של מרידה · דורו של אחאב שלא מתו במלחמות מול דורו של דוד · קל וחומר למטרה חיובית: לא "ונעשה לנו שם" אלא "ונעשה לו יתברך שם" · הנמשל: למצוא אנשים שיש איתם שפה משותפת, שמבינים באמת מה עובר עלינו - רק כך נבנה מגדל יציב עם יסוד איתן, תרתי משמע · מקורות: מפרשים שקושרים את בלילת השפה לפיזור</w:t>
+            </w:r>
+          </w:p>
+          <w:p>
+            <w:pPr>
+              <w:bidi/>
+              <w:jc w:val="right"/>
+              <w:spacing w:after="40" w:line="276" w:lineRule="auto"/>
+              <w:rPr>
+                <w:rtl/>
+              </w:rPr>
+            </w:pPr>
+            <w:r>
+              <w:rPr>
+                <w:rFonts w:ascii="Arial" w:hAnsi="Arial" w:cs="Arial"/>
+                <w:sz w:val="21"/>
+                <w:szCs w:val="21"/>
+                <w:rtl/>
+                <w:lang w:bidi="he-IL"/>
+              </w:rPr>
+              <w:t xml:space="preserve">6. </w:t>
+            </w:r>
+            <w:r>
+              <w:rPr>
+                <w:rFonts w:ascii="Arial" w:hAnsi="Arial" w:cs="Arial"/>
+                <w:b/>
+                <w:bCs/>
+                <w:sz w:val="21"/>
+                <w:szCs w:val="21"/>
+                <w:rtl/>
+                <w:lang w:bidi="he-IL"/>
+              </w:rPr>
               <w:t xml:space="preserve">אתה עורב או יונה?</w:t>
             </w:r>
             <w:r>
@@ -10539,6 +10687,206 @@
                 <w:rtl/>
               </w:rPr>
             </w:pPr>
+            <w:r>
+              <w:rPr>
+                <w:rFonts w:ascii="Arial" w:hAnsi="Arial" w:cs="Arial"/>
+                <w:sz w:val="21"/>
+                <w:szCs w:val="21"/>
+                <w:rtl/>
+                <w:lang w:bidi="he-IL"/>
+              </w:rPr>
+              <w:t xml:space="preserve">1. </w:t>
+            </w:r>
+            <w:r>
+              <w:rPr>
+                <w:rFonts w:ascii="Arial" w:hAnsi="Arial" w:cs="Arial"/>
+                <w:b/>
+                <w:bCs/>
+                <w:sz w:val="21"/>
+                <w:szCs w:val="21"/>
+                <w:rtl/>
+                <w:lang w:bidi="he-IL"/>
+              </w:rPr>
+              <w:t xml:space="preserve">ללכת עד הסוף</w:t>
+            </w:r>
+            <w:r>
+              <w:rPr>
+                <w:rFonts w:ascii="Arial" w:hAnsi="Arial" w:cs="Arial"/>
+                <w:sz w:val="21"/>
+                <w:szCs w:val="21"/>
+                <w:rtl/>
+                <w:lang w:bidi="he-IL"/>
+              </w:rPr>
+              <w:t xml:space="preserve"> — גם תרח התכוון להגיע לארץ כנען, ונשבר באמצע הדרך (סוף הפרשה הקודמת) · וזו בדיוק המעלה של אברהם, שאנחנו צאצאיו הגשמיים והרוחניים: הוא הלך עם זה עד הסוף · כותרת וכיוון בלבד, רעיון קצר</w:t>
+            </w:r>
+          </w:p>
+          <w:p>
+            <w:pPr>
+              <w:bidi/>
+              <w:jc w:val="right"/>
+              <w:spacing w:after="40" w:line="276" w:lineRule="auto"/>
+              <w:rPr>
+                <w:rtl/>
+              </w:rPr>
+            </w:pPr>
+            <w:r>
+              <w:rPr>
+                <w:rFonts w:ascii="Arial" w:hAnsi="Arial" w:cs="Arial"/>
+                <w:sz w:val="21"/>
+                <w:szCs w:val="21"/>
+                <w:rtl/>
+                <w:lang w:bidi="he-IL"/>
+              </w:rPr>
+              <w:t xml:space="preserve">2. </w:t>
+            </w:r>
+            <w:r>
+              <w:rPr>
+                <w:rFonts w:ascii="Arial" w:hAnsi="Arial" w:cs="Arial"/>
+                <w:b/>
+                <w:bCs/>
+                <w:sz w:val="21"/>
+                <w:szCs w:val="21"/>
+                <w:rtl/>
+                <w:lang w:bidi="he-IL"/>
+              </w:rPr>
+              <w:t xml:space="preserve">לטובתך</w:t>
+            </w:r>
+            <w:r>
+              <w:rPr>
+                <w:rFonts w:ascii="Arial" w:hAnsi="Arial" w:cs="Arial"/>
+                <w:sz w:val="21"/>
+                <w:szCs w:val="21"/>
+                <w:rtl/>
+                <w:lang w:bidi="he-IL"/>
+              </w:rPr>
+              <w:t xml:space="preserve"> — הסיפור על רבי משה לייב מסאסוב ב"טיב הסיפורים" (הייחוס מסומן בטיוטה בסימן שאלה), והלקח לעניינו · ומכאן דרשה ב"להנאתך ולטובתך" - שתהיה נאה ומתוקן בעניין הזה, ותוכל יותר להיטיב ולהועיל לאחרים שמתמודדים בו</w:t>
+            </w:r>
+          </w:p>
+          <w:p>
+            <w:pPr>
+              <w:bidi/>
+              <w:jc w:val="right"/>
+              <w:spacing w:after="40" w:line="276" w:lineRule="auto"/>
+              <w:rPr>
+                <w:rtl/>
+              </w:rPr>
+            </w:pPr>
+            <w:r>
+              <w:rPr>
+                <w:rFonts w:ascii="Arial" w:hAnsi="Arial" w:cs="Arial"/>
+                <w:sz w:val="21"/>
+                <w:szCs w:val="21"/>
+                <w:rtl/>
+                <w:lang w:bidi="he-IL"/>
+              </w:rPr>
+              <w:t xml:space="preserve">3. </w:t>
+            </w:r>
+            <w:r>
+              <w:rPr>
+                <w:rFonts w:ascii="Arial" w:hAnsi="Arial" w:cs="Arial"/>
+                <w:b/>
+                <w:bCs/>
+                <w:sz w:val="21"/>
+                <w:szCs w:val="21"/>
+                <w:rtl/>
+                <w:lang w:bidi="he-IL"/>
+              </w:rPr>
+              <w:t xml:space="preserve">אל תהיה זקן! / אני כבר מבוגר!</w:t>
+            </w:r>
+            <w:r>
+              <w:rPr>
+                <w:rFonts w:ascii="Arial" w:hAnsi="Arial" w:cs="Arial"/>
+                <w:sz w:val="21"/>
+                <w:szCs w:val="21"/>
+                <w:rtl/>
+                <w:lang w:bidi="he-IL"/>
+              </w:rPr>
+              <w:t xml:space="preserve"> — גם בגיל מבוגר אפשר לעשות שינוי · אברהם הולך לארץ כנען בגיל 75, רבי עקיבא מתחיל בגיל 40 · דברי רבי נחמן על כך שאסור להיות זקן · מתאים גם לפרשת וילך, על משה רבנו ש"לא כהתה עינו ולא נס ליחה" - הנקודה הפנימית שבכל אחד, זו שמוציאה אותו ממצרים · הרעיון רשום בבנק פעמיים, ללך לך ולוילך</w:t>
+            </w:r>
+          </w:p>
+          <w:p>
+            <w:pPr>
+              <w:bidi/>
+              <w:jc w:val="right"/>
+              <w:spacing w:after="40" w:line="276" w:lineRule="auto"/>
+              <w:rPr>
+                <w:rtl/>
+              </w:rPr>
+            </w:pPr>
+            <w:r>
+              <w:rPr>
+                <w:rFonts w:ascii="Arial" w:hAnsi="Arial" w:cs="Arial"/>
+                <w:sz w:val="21"/>
+                <w:szCs w:val="21"/>
+                <w:rtl/>
+                <w:lang w:bidi="he-IL"/>
+              </w:rPr>
+              <w:t xml:space="preserve">4. </w:t>
+            </w:r>
+            <w:r>
+              <w:rPr>
+                <w:rFonts w:ascii="Arial" w:hAnsi="Arial" w:cs="Arial"/>
+                <w:b/>
+                <w:bCs/>
+                <w:sz w:val="21"/>
+                <w:szCs w:val="21"/>
+                <w:rtl/>
+                <w:lang w:bidi="he-IL"/>
+              </w:rPr>
+              <w:t xml:space="preserve">לפי מה אתה בוחר?</w:t>
+            </w:r>
+            <w:r>
+              <w:rPr>
+                <w:rFonts w:ascii="Arial" w:hAnsi="Arial" w:cs="Arial"/>
+                <w:sz w:val="21"/>
+                <w:szCs w:val="21"/>
+                <w:rtl/>
+                <w:lang w:bidi="he-IL"/>
+              </w:rPr>
+              <w:t xml:space="preserve"> — לפי דברי חז"ל, לוט בחר בסדום מטעם מסוים · גם בבחירות היומיומיות שלנו - היכן לעבוד, להסתובב, לנסוע, לבלות, לגור - אנחנו צריכים להיות כנים לגבי המניעים · לשאול את עצמנו לפני: "האם באמת יש לי סיבה טובה להיות שם?", ואם כן - מה האתגרים הצפויים לי שם וכיצד אני מתכוון להתמודד איתם · קשור מאוד לכלי התכנון: לא "ליפול" לתוך התמודדות אלא להיערך אליה מראש</w:t>
+            </w:r>
+          </w:p>
+          <w:p>
+            <w:pPr>
+              <w:bidi/>
+              <w:jc w:val="right"/>
+              <w:spacing w:after="40" w:line="276" w:lineRule="auto"/>
+              <w:rPr>
+                <w:rtl/>
+              </w:rPr>
+            </w:pPr>
+            <w:r>
+              <w:rPr>
+                <w:rFonts w:ascii="Arial" w:hAnsi="Arial" w:cs="Arial"/>
+                <w:sz w:val="21"/>
+                <w:szCs w:val="21"/>
+                <w:rtl/>
+                <w:lang w:bidi="he-IL"/>
+              </w:rPr>
+              <w:t xml:space="preserve">5. </w:t>
+            </w:r>
+            <w:r>
+              <w:rPr>
+                <w:rFonts w:ascii="Arial" w:hAnsi="Arial" w:cs="Arial"/>
+                <w:b/>
+                <w:bCs/>
+                <w:sz w:val="21"/>
+                <w:szCs w:val="21"/>
+                <w:rtl/>
+                <w:lang w:bidi="he-IL"/>
+              </w:rPr>
+              <w:t xml:space="preserve">מלחמה על הכל! / תן לי הנפש!</w:t>
+            </w:r>
+            <w:r>
+              <w:rPr>
+                <w:rFonts w:ascii="Arial" w:hAnsi="Arial" w:cs="Arial"/>
+                <w:sz w:val="21"/>
+                <w:szCs w:val="21"/>
+                <w:rtl/>
+                <w:lang w:bidi="he-IL"/>
+              </w:rPr>
+              <w:t xml:space="preserve"> — ארבעת המלכים מכים ומשמידים בדרכם למלחמה עוד עמים רבים - וכך נוהגת התאווה: היא אינה מסתפקת בתחום הנפילה עצמה אלא מכה "על הדרך" בכל שאר תחומי החיים - עבודת ה', קשרים עם חברים ובני משפחה, תפקוד בעבודה, סדר יום תקין (אפשר להיעזר בדף "לדייק את הלמה שלך") · בולט אצל מכורים, אבל גם מתמודדים "רגילים" שיתבוננו לעומק ימצאו זאת אצלם במידה כזו או אחרת · הסיפור על החבר מ-AA שחשב שהוא מניח בקופה רק את מחיר המשקה, ומאוחר יותר הבין שהניח שם את העבודה, המשפחה, הבריאות ואת עצם החיים · ונקודה אחת שעליה התאווה נאבקת במיוחד: מלך סדום - מקום וסמל התאווה - אומר לאברהם איש החסד "תן לי הנפש והרכוש קח לך", וזה מה שהיצר באמת רוצה: את הזהות וההשתייכות שלנו · (ראו גם מה שנכתב בפרשת וירא תשפ"ז)</w:t>
+            </w:r>
           </w:p>
         </w:tc>
         <w:tc>
@@ -16755,6 +17103,28 @@
                 <w:rtl/>
               </w:rPr>
             </w:pPr>
+            <w:r>
+              <w:rPr>
+                <w:rFonts w:ascii="Arial" w:hAnsi="Arial" w:cs="Arial"/>
+                <w:b/>
+                <w:bCs/>
+                <w:sz w:val="21"/>
+                <w:szCs w:val="21"/>
+                <w:rtl/>
+                <w:lang w:bidi="he-IL"/>
+              </w:rPr>
+              <w:t xml:space="preserve">אל תהיה זקן! / אני כבר מבוגר!</w:t>
+            </w:r>
+            <w:r>
+              <w:rPr>
+                <w:rFonts w:ascii="Arial" w:hAnsi="Arial" w:cs="Arial"/>
+                <w:sz w:val="21"/>
+                <w:szCs w:val="21"/>
+                <w:rtl/>
+                <w:lang w:bidi="he-IL"/>
+              </w:rPr>
+              <w:t xml:space="preserve"> — גם בגיל מבוגר אפשר לעשות שינוי · אברהם הולך לארץ כנען בגיל 75, רבי עקיבא מתחיל בגיל 40 · דברי רבי נחמן על כך שאסור להיות זקן · מתאים גם לפרשת וילך, על משה רבנו ש"לא כהתה עינו ולא נס ליחה" - הנקודה הפנימית שבכל אחד, זו שמוציאה אותו ממצרים · הרעיון רשום בבנק פעמיים, ללך לך ולוילך</w:t>
+            </w:r>
           </w:p>
         </w:tc>
         <w:tc>

--- a/files/issue-calendar.docx
+++ b/files/issue-calendar.docx
@@ -9989,17 +9989,17 @@
                 <w:rtl/>
                 <w:lang w:bidi="he-IL"/>
               </w:rPr>
-              <w:t xml:space="preserve">להתחיל! / תתחיל!</w:t>
-            </w:r>
-            <w:r>
-              <w:rPr>
-                <w:rFonts w:ascii="Arial" w:hAnsi="Arial" w:cs="Arial"/>
-                <w:sz w:val="21"/>
-                <w:szCs w:val="21"/>
-                <w:rtl/>
-                <w:lang w:bidi="he-IL"/>
-              </w:rPr>
-              <w:t xml:space="preserve"> — רב ייבי: העולם נברא בשביל ההתחלות שאנחנו עושים, ואת השאר הוא גומר בעדנו · מצורף השיר "צריך האדם להתחיל"</w:t>
+              <w:t xml:space="preserve">ואם לא תיטיב</w:t>
+            </w:r>
+            <w:r>
+              <w:rPr>
+                <w:rFonts w:ascii="Arial" w:hAnsi="Arial" w:cs="Arial"/>
+                <w:sz w:val="21"/>
+                <w:szCs w:val="21"/>
+                <w:rtl/>
+                <w:lang w:bidi="he-IL"/>
+              </w:rPr>
+              <w:t xml:space="preserve"> — לא "אם תעשה רע" אלא "אם לא תיטיב" - סור מרע לבדו אינו עובד · רבי ישראל סלנטר · משל פרקי האצבעות הלבנים</w:t>
             </w:r>
           </w:p>
           <w:p>
@@ -10031,17 +10031,17 @@
                 <w:rtl/>
                 <w:lang w:bidi="he-IL"/>
               </w:rPr>
-              <w:t xml:space="preserve">מים עליונים</w:t>
-            </w:r>
-            <w:r>
-              <w:rPr>
-                <w:rFonts w:ascii="Arial" w:hAnsi="Arial" w:cs="Arial"/>
-                <w:sz w:val="21"/>
-                <w:szCs w:val="21"/>
-                <w:rtl/>
-                <w:lang w:bidi="he-IL"/>
-              </w:rPr>
-              <w:t xml:space="preserve"> — אותו יסוד המים מתלבש בעליון או בפחות, וככל שנלביש אותו בעליון נמקם בו את עצמנו · "הללוהו... והמים אשר מעל השמים"</w:t>
+              <w:t xml:space="preserve">להתחיל! / תתחיל!</w:t>
+            </w:r>
+            <w:r>
+              <w:rPr>
+                <w:rFonts w:ascii="Arial" w:hAnsi="Arial" w:cs="Arial"/>
+                <w:sz w:val="21"/>
+                <w:szCs w:val="21"/>
+                <w:rtl/>
+                <w:lang w:bidi="he-IL"/>
+              </w:rPr>
+              <w:t xml:space="preserve"> — רב ייבי: העולם נברא בשביל ההתחלות שאנחנו עושים, ואת השאר הוא גומר בעדנו · מצורף השיר "צריך האדם להתחיל"</w:t>
             </w:r>
           </w:p>
           <w:p>
@@ -10073,17 +10073,17 @@
                 <w:rtl/>
                 <w:lang w:bidi="he-IL"/>
               </w:rPr>
-              <w:t xml:space="preserve">ואם לא תיטיב</w:t>
-            </w:r>
-            <w:r>
-              <w:rPr>
-                <w:rFonts w:ascii="Arial" w:hAnsi="Arial" w:cs="Arial"/>
-                <w:sz w:val="21"/>
-                <w:szCs w:val="21"/>
-                <w:rtl/>
-                <w:lang w:bidi="he-IL"/>
-              </w:rPr>
-              <w:t xml:space="preserve"> — לא "אם תעשה רע" אלא "אם לא תיטיב" - סור מרע לבדו אינו עובד · רבי ישראל סלנטר · משל פרקי האצבעות הלבנים</w:t>
+              <w:t xml:space="preserve">מים עליונים</w:t>
+            </w:r>
+            <w:r>
+              <w:rPr>
+                <w:rFonts w:ascii="Arial" w:hAnsi="Arial" w:cs="Arial"/>
+                <w:sz w:val="21"/>
+                <w:szCs w:val="21"/>
+                <w:rtl/>
+                <w:lang w:bidi="he-IL"/>
+              </w:rPr>
+              <w:t xml:space="preserve"> — אותו יסוד המים מתלבש בעליון או בפחות, וככל שנלביש אותו בעליון נמקם בו את עצמנו · "הללוהו... והמים אשר מעל השמים"</w:t>
             </w:r>
           </w:p>
           <w:p>
@@ -10411,17 +10411,17 @@
                 <w:rtl/>
                 <w:lang w:bidi="he-IL"/>
               </w:rPr>
-              <w:t xml:space="preserve">תהיה עסוק!</w:t>
-            </w:r>
-            <w:r>
-              <w:rPr>
-                <w:rFonts w:ascii="Arial" w:hAnsi="Arial" w:cs="Arial"/>
-                <w:sz w:val="21"/>
-                <w:szCs w:val="21"/>
-                <w:rtl/>
-                <w:lang w:bidi="he-IL"/>
-              </w:rPr>
-              <w:t xml:space="preserve"> — אחרי התיבה מתברך נוח בברכה שמהדהדת את ברכת אדם - "פרו ורבו… וכבשו" - ונוספת בה "ורדו": לא לפגוע באחרים תוך כדי ההשתלטות על העולם · מי שעסוק בעשייה חיובית ובפיתוח העולם מרחיק את עצמו מן התאווה · אבל פגיעה באחרים מייצרת משקעים שליליים, ואל ההרגעה והנחמה שלהם אנחנו פונים אל התאווה · ומכאן אולי צמד החטאים של דור המבול: גזל ועריות מזינים זה את זה - הפגיעה מגבירה את היצר, והיצר מגביר את הפגיעה · הערה בטיוטה: לכתוב בסגנון חרדי</w:t>
+              <w:t xml:space="preserve">אתה עורב או יונה?</w:t>
+            </w:r>
+            <w:r>
+              <w:rPr>
+                <w:rFonts w:ascii="Arial" w:hAnsi="Arial" w:cs="Arial"/>
+                <w:sz w:val="21"/>
+                <w:szCs w:val="21"/>
+                <w:rtl/>
+                <w:lang w:bidi="he-IL"/>
+              </w:rPr>
+              <w:t xml:space="preserve"> — המהות שלך יונה, והשאלה היא רק שההתנהגות תתאים לה · היונה עקבית (יוצאת שוב ושוב בשליחות, וגם אינה מחליפה בן זוג) מול העורב "ויצא יצוא ושוב" · עלה הזית - לבלוע את התרופה המרה (מוסר אביך) למען המטרה · לצרף: "חשבון הנפש", "שניים סוכר", ועיון במאפייני היונה והעורב</w:t>
             </w:r>
           </w:p>
           <w:p>
@@ -10495,17 +10495,17 @@
                 <w:rtl/>
                 <w:lang w:bidi="he-IL"/>
               </w:rPr>
-              <w:t xml:space="preserve">למצוא שפה משותפת</w:t>
-            </w:r>
-            <w:r>
-              <w:rPr>
-                <w:rFonts w:ascii="Arial" w:hAnsi="Arial" w:cs="Arial"/>
-                <w:sz w:val="21"/>
-                <w:szCs w:val="21"/>
-                <w:rtl/>
-                <w:lang w:bidi="he-IL"/>
-              </w:rPr>
-              <w:t xml:space="preserve"> — שני דברים חיברו את בוני מגדל בבל: הקירבה הפיזית והשפה המשותפת - והשנייה היא המהותית, ולכן בלילת השפה היא שהפיצה אותם על פני כל הארץ · "ועתה לא ייבצר מהם כל אשר יזמו לעשות" - כוחה של אחדות גם במטרה שלילית ומוצהרת של מרידה · דורו של אחאב שלא מתו במלחמות מול דורו של דוד · קל וחומר למטרה חיובית: לא "ונעשה לנו שם" אלא "ונעשה לו יתברך שם" · הנמשל: למצוא אנשים שיש איתם שפה משותפת, שמבינים באמת מה עובר עלינו - רק כך נבנה מגדל יציב עם יסוד איתן, תרתי משמע · מקורות: מפרשים שקושרים את בלילת השפה לפיזור</w:t>
+              <w:t xml:space="preserve">תהיה עסוק!</w:t>
+            </w:r>
+            <w:r>
+              <w:rPr>
+                <w:rFonts w:ascii="Arial" w:hAnsi="Arial" w:cs="Arial"/>
+                <w:sz w:val="21"/>
+                <w:szCs w:val="21"/>
+                <w:rtl/>
+                <w:lang w:bidi="he-IL"/>
+              </w:rPr>
+              <w:t xml:space="preserve"> — אחרי התיבה מתברך נוח בברכה שמהדהדת את ברכת אדם - "פרו ורבו… וכבשו" - ונוספת בה "ורדו": לא לפגוע באחרים תוך כדי ההשתלטות על העולם · מי שעסוק בעשייה חיובית ובפיתוח העולם מרחיק את עצמו מן התאווה · אבל פגיעה באחרים מייצרת משקעים שליליים, ואל ההרגעה והנחמה שלהם אנחנו פונים אל התאווה · ומכאן אולי צמד החטאים של דור המבול: גזל ועריות מזינים זה את זה - הפגיעה מגבירה את היצר, והיצר מגביר את הפגיעה · הערה בטיוטה: לכתוב בסגנון חרדי</w:t>
             </w:r>
           </w:p>
           <w:p>
@@ -10537,17 +10537,17 @@
                 <w:rtl/>
                 <w:lang w:bidi="he-IL"/>
               </w:rPr>
-              <w:t xml:space="preserve">אתה עורב או יונה?</w:t>
-            </w:r>
-            <w:r>
-              <w:rPr>
-                <w:rFonts w:ascii="Arial" w:hAnsi="Arial" w:cs="Arial"/>
-                <w:sz w:val="21"/>
-                <w:szCs w:val="21"/>
-                <w:rtl/>
-                <w:lang w:bidi="he-IL"/>
-              </w:rPr>
-              <w:t xml:space="preserve"> — המהות שלך יונה, והשאלה היא רק שההתנהגות תתאים לה · היונה עקבית (יוצאת שוב ושוב בשליחות, וגם אינה מחליפה בן זוג) מול העורב "ויצא יצוא ושוב" · עלה הזית - לבלוע את התרופה המרה (מוסר אביך) למען המטרה · לצרף: "חשבון הנפש", "שניים סוכר", ועיון במאפייני היונה והעורב</w:t>
+              <w:t xml:space="preserve">למצוא שפה משותפת</w:t>
+            </w:r>
+            <w:r>
+              <w:rPr>
+                <w:rFonts w:ascii="Arial" w:hAnsi="Arial" w:cs="Arial"/>
+                <w:sz w:val="21"/>
+                <w:szCs w:val="21"/>
+                <w:rtl/>
+                <w:lang w:bidi="he-IL"/>
+              </w:rPr>
+              <w:t xml:space="preserve"> — שני דברים חיברו את בוני מגדל בבל: הקירבה הפיזית והשפה המשותפת - והשנייה היא המהותית, ולכן בלילת השפה היא שהפיצה אותם על פני כל הארץ · "ועתה לא ייבצר מהם כל אשר יזמו לעשות" - כוחה של אחדות גם במטרה שלילית ומוצהרת של מרידה · דורו של אחאב שלא מתו במלחמות מול דורו של דוד · קל וחומר למטרה חיובית: לא "ונעשה לנו שם" אלא "ונעשה לו יתברך שם" · הנמשל: למצוא אנשים שיש איתם שפה משותפת, שמבינים באמת מה עובר עלינו - רק כך נבנה מגדל יציב עם יסוד איתן, תרתי משמע · מקורות: מפרשים שקושרים את בלילת השפה לפיזור</w:t>
             </w:r>
           </w:p>
         </w:tc>
@@ -10707,17 +10707,17 @@
                 <w:rtl/>
                 <w:lang w:bidi="he-IL"/>
               </w:rPr>
-              <w:t xml:space="preserve">ללכת עד הסוף</w:t>
-            </w:r>
-            <w:r>
-              <w:rPr>
-                <w:rFonts w:ascii="Arial" w:hAnsi="Arial" w:cs="Arial"/>
-                <w:sz w:val="21"/>
-                <w:szCs w:val="21"/>
-                <w:rtl/>
-                <w:lang w:bidi="he-IL"/>
-              </w:rPr>
-              <w:t xml:space="preserve"> — גם תרח התכוון להגיע לארץ כנען, ונשבר באמצע הדרך (סוף הפרשה הקודמת) · וזו בדיוק המעלה של אברהם, שאנחנו צאצאיו הגשמיים והרוחניים: הוא הלך עם זה עד הסוף · כותרת וכיוון בלבד, רעיון קצר</w:t>
+              <w:t xml:space="preserve">מלחמה על הכל! / תן לי הנפש!</w:t>
+            </w:r>
+            <w:r>
+              <w:rPr>
+                <w:rFonts w:ascii="Arial" w:hAnsi="Arial" w:cs="Arial"/>
+                <w:sz w:val="21"/>
+                <w:szCs w:val="21"/>
+                <w:rtl/>
+                <w:lang w:bidi="he-IL"/>
+              </w:rPr>
+              <w:t xml:space="preserve"> — ארבעת המלכים מכים ומשמידים בדרכם למלחמה עוד עמים רבים - וכך נוהגת התאווה: היא אינה מסתפקת בתחום הנפילה עצמה אלא מכה "על הדרך" בכל שאר תחומי החיים - עבודת ה', קשרים עם חברים ובני משפחה, תפקוד בעבודה, סדר יום תקין (אפשר להיעזר בדף "לדייק את הלמה שלך") · בולט אצל מכורים, אבל גם מתמודדים "רגילים" שיתבוננו לעומק ימצאו זאת אצלם במידה כזו או אחרת · הסיפור על החבר מ-AA שחשב שהוא מניח בקופה רק את מחיר המשקה, ומאוחר יותר הבין שהניח שם את העבודה, המשפחה, הבריאות ואת עצם החיים · ונקודה אחת שעליה התאווה נאבקת במיוחד: מלך סדום - מקום וסמל התאווה - אומר לאברהם איש החסד "תן לי הנפש והרכוש קח לך", וזה מה שהיצר באמת רוצה: את הזהות וההשתייכות שלנו · (ראו גם מה שנכתב בפרשת וירא תשפ"ז)</w:t>
             </w:r>
           </w:p>
           <w:p>
@@ -10749,17 +10749,17 @@
                 <w:rtl/>
                 <w:lang w:bidi="he-IL"/>
               </w:rPr>
-              <w:t xml:space="preserve">לטובתך</w:t>
-            </w:r>
-            <w:r>
-              <w:rPr>
-                <w:rFonts w:ascii="Arial" w:hAnsi="Arial" w:cs="Arial"/>
-                <w:sz w:val="21"/>
-                <w:szCs w:val="21"/>
-                <w:rtl/>
-                <w:lang w:bidi="he-IL"/>
-              </w:rPr>
-              <w:t xml:space="preserve"> — הסיפור על רבי משה לייב מסאסוב ב"טיב הסיפורים" (הייחוס מסומן בטיוטה בסימן שאלה), והלקח לעניינו · ומכאן דרשה ב"להנאתך ולטובתך" - שתהיה נאה ומתוקן בעניין הזה, ותוכל יותר להיטיב ולהועיל לאחרים שמתמודדים בו</w:t>
+              <w:t xml:space="preserve">לפי מה אתה בוחר?</w:t>
+            </w:r>
+            <w:r>
+              <w:rPr>
+                <w:rFonts w:ascii="Arial" w:hAnsi="Arial" w:cs="Arial"/>
+                <w:sz w:val="21"/>
+                <w:szCs w:val="21"/>
+                <w:rtl/>
+                <w:lang w:bidi="he-IL"/>
+              </w:rPr>
+              <w:t xml:space="preserve"> — לפי דברי חז"ל, לוט בחר בסדום מטעם מסוים · גם בבחירות היומיומיות שלנו - היכן לעבוד, להסתובב, לנסוע, לבלות, לגור - אנחנו צריכים להיות כנים לגבי המניעים · לשאול את עצמנו לפני: "האם באמת יש לי סיבה טובה להיות שם?", ואם כן - מה האתגרים הצפויים לי שם וכיצד אני מתכוון להתמודד איתם · קשור מאוד לכלי התכנון: לא "ליפול" לתוך התמודדות אלא להיערך אליה מראש</w:t>
             </w:r>
           </w:p>
           <w:p>
@@ -10833,17 +10833,17 @@
                 <w:rtl/>
                 <w:lang w:bidi="he-IL"/>
               </w:rPr>
-              <w:t xml:space="preserve">לפי מה אתה בוחר?</w:t>
-            </w:r>
-            <w:r>
-              <w:rPr>
-                <w:rFonts w:ascii="Arial" w:hAnsi="Arial" w:cs="Arial"/>
-                <w:sz w:val="21"/>
-                <w:szCs w:val="21"/>
-                <w:rtl/>
-                <w:lang w:bidi="he-IL"/>
-              </w:rPr>
-              <w:t xml:space="preserve"> — לפי דברי חז"ל, לוט בחר בסדום מטעם מסוים · גם בבחירות היומיומיות שלנו - היכן לעבוד, להסתובב, לנסוע, לבלות, לגור - אנחנו צריכים להיות כנים לגבי המניעים · לשאול את עצמנו לפני: "האם באמת יש לי סיבה טובה להיות שם?", ואם כן - מה האתגרים הצפויים לי שם וכיצד אני מתכוון להתמודד איתם · קשור מאוד לכלי התכנון: לא "ליפול" לתוך התמודדות אלא להיערך אליה מראש</w:t>
+              <w:t xml:space="preserve">ללכת עד הסוף</w:t>
+            </w:r>
+            <w:r>
+              <w:rPr>
+                <w:rFonts w:ascii="Arial" w:hAnsi="Arial" w:cs="Arial"/>
+                <w:sz w:val="21"/>
+                <w:szCs w:val="21"/>
+                <w:rtl/>
+                <w:lang w:bidi="he-IL"/>
+              </w:rPr>
+              <w:t xml:space="preserve"> — גם תרח התכוון להגיע לארץ כנען, ונשבר באמצע הדרך (סוף הפרשה הקודמת) · וזו בדיוק המעלה של אברהם, שאנחנו צאצאיו הגשמיים והרוחניים: הוא הלך עם זה עד הסוף · כותרת וכיוון בלבד, רעיון קצר</w:t>
             </w:r>
           </w:p>
           <w:p>
@@ -10875,17 +10875,17 @@
                 <w:rtl/>
                 <w:lang w:bidi="he-IL"/>
               </w:rPr>
-              <w:t xml:space="preserve">מלחמה על הכל! / תן לי הנפש!</w:t>
-            </w:r>
-            <w:r>
-              <w:rPr>
-                <w:rFonts w:ascii="Arial" w:hAnsi="Arial" w:cs="Arial"/>
-                <w:sz w:val="21"/>
-                <w:szCs w:val="21"/>
-                <w:rtl/>
-                <w:lang w:bidi="he-IL"/>
-              </w:rPr>
-              <w:t xml:space="preserve"> — ארבעת המלכים מכים ומשמידים בדרכם למלחמה עוד עמים רבים - וכך נוהגת התאווה: היא אינה מסתפקת בתחום הנפילה עצמה אלא מכה "על הדרך" בכל שאר תחומי החיים - עבודת ה', קשרים עם חברים ובני משפחה, תפקוד בעבודה, סדר יום תקין (אפשר להיעזר בדף "לדייק את הלמה שלך") · בולט אצל מכורים, אבל גם מתמודדים "רגילים" שיתבוננו לעומק ימצאו זאת אצלם במידה כזו או אחרת · הסיפור על החבר מ-AA שחשב שהוא מניח בקופה רק את מחיר המשקה, ומאוחר יותר הבין שהניח שם את העבודה, המשפחה, הבריאות ואת עצם החיים · ונקודה אחת שעליה התאווה נאבקת במיוחד: מלך סדום - מקום וסמל התאווה - אומר לאברהם איש החסד "תן לי הנפש והרכוש קח לך", וזה מה שהיצר באמת רוצה: את הזהות וההשתייכות שלנו · (ראו גם מה שנכתב בפרשת וירא תשפ"ז)</w:t>
+              <w:t xml:space="preserve">לטובתך</w:t>
+            </w:r>
+            <w:r>
+              <w:rPr>
+                <w:rFonts w:ascii="Arial" w:hAnsi="Arial" w:cs="Arial"/>
+                <w:sz w:val="21"/>
+                <w:szCs w:val="21"/>
+                <w:rtl/>
+                <w:lang w:bidi="he-IL"/>
+              </w:rPr>
+              <w:t xml:space="preserve"> — הסיפור על רבי משה לייב מסאסוב ב"טיב הסיפורים" (הייחוס מסומן בטיוטה בסימן שאלה), והלקח לעניינו · ומכאן דרשה ב"להנאתך ולטובתך" - שתהיה נאה ומתוקן בעניין הזה, ותוכל יותר להיטיב ולהועיל לאחרים שמתמודדים בו</w:t>
             </w:r>
           </w:p>
         </w:tc>

--- a/files/issue-calendar.docx
+++ b/files/issue-calendar.docx
@@ -6915,6 +6915,28 @@
                 <w:rtl/>
               </w:rPr>
             </w:pPr>
+            <w:r>
+              <w:rPr>
+                <w:rFonts w:ascii="Arial" w:hAnsi="Arial" w:cs="Arial"/>
+                <w:b/>
+                <w:bCs/>
+                <w:sz w:val="21"/>
+                <w:szCs w:val="21"/>
+                <w:rtl/>
+                <w:lang w:bidi="he-IL"/>
+              </w:rPr>
+              <w:t xml:space="preserve">עד שתהא השלהבת עולה מאליה</w:t>
+            </w:r>
+            <w:r>
+              <w:rPr>
+                <w:rFonts w:ascii="Arial" w:hAnsi="Arial" w:cs="Arial"/>
+                <w:sz w:val="21"/>
+                <w:szCs w:val="21"/>
+                <w:rtl/>
+                <w:lang w:bidi="he-IL"/>
+              </w:rPr>
+              <w:t xml:space="preserve"> — להתמיד בדרך עד שהיא עולה מאליה - מבפנים, ולא מכוח דחיפה מבחוץ · השיר של בנג'ו הקדוש</w:t>
+            </w:r>
           </w:p>
         </w:tc>
         <w:tc>
@@ -9735,7 +9757,7 @@
                 <w:rtl/>
                 <w:lang w:bidi="he-IL"/>
               </w:rPr>
-              <w:t xml:space="preserve"> — לשאוב כוח מהרצון שלנו להתקדם למקום טוב יותר · הוורט של הרב קרליבך על "יגל לבי בישועתך" · לבדוק את מקור הוורט ולבקש רשות על השיר</w:t>
+              <w:t xml:space="preserve"> — לשאוב כוח מהרצון שלנו להתקדם בעתיד למקום טוב יותר · הוורט של הרב קרליבך על "יגל לבי בישועתך" · שפת אמת שמות תרמ"ז ד"ה בפסוק - שם "אהיה" רומז לזכות שישראל עתידים לזכות בה אחר כך, ובה נגאלו · לבדוק את מקור הוורט ולבקש רשות על השיר</w:t>
             </w:r>
           </w:p>
         </w:tc>
@@ -15129,6 +15151,28 @@
                 <w:rtl/>
               </w:rPr>
             </w:pPr>
+            <w:r>
+              <w:rPr>
+                <w:rFonts w:ascii="Arial" w:hAnsi="Arial" w:cs="Arial"/>
+                <w:b/>
+                <w:bCs/>
+                <w:sz w:val="21"/>
+                <w:szCs w:val="21"/>
+                <w:rtl/>
+                <w:lang w:bidi="he-IL"/>
+              </w:rPr>
+              <w:t xml:space="preserve">עד שתהא השלהבת עולה מאליה</w:t>
+            </w:r>
+            <w:r>
+              <w:rPr>
+                <w:rFonts w:ascii="Arial" w:hAnsi="Arial" w:cs="Arial"/>
+                <w:sz w:val="21"/>
+                <w:szCs w:val="21"/>
+                <w:rtl/>
+                <w:lang w:bidi="he-IL"/>
+              </w:rPr>
+              <w:t xml:space="preserve"> — להתמיד בדרך עד שהיא עולה מאליה - מבפנים, ולא מכוח דחיפה מבחוץ · השיר של בנג'ו הקדוש</w:t>
+            </w:r>
           </w:p>
         </w:tc>
         <w:tc>

--- a/files/issue-calendar.docx
+++ b/files/issue-calendar.docx
@@ -3119,6 +3119,28 @@
                 <w:rtl/>
               </w:rPr>
             </w:pPr>
+            <w:r>
+              <w:rPr>
+                <w:rFonts w:ascii="Arial" w:hAnsi="Arial" w:cs="Arial"/>
+                <w:b/>
+                <w:bCs/>
+                <w:sz w:val="21"/>
+                <w:szCs w:val="21"/>
+                <w:rtl/>
+                <w:lang w:bidi="he-IL"/>
+              </w:rPr>
+              <w:t xml:space="preserve">"חלום פרעה אחד הוא"</w:t>
+            </w:r>
+            <w:r>
+              <w:rPr>
+                <w:rFonts w:ascii="Arial" w:hAnsi="Arial" w:cs="Arial"/>
+                <w:sz w:val="21"/>
+                <w:szCs w:val="21"/>
+                <w:rtl/>
+                <w:lang w:bidi="he-IL"/>
+              </w:rPr>
+              <w:t xml:space="preserve"> — למה החרטומים לא פתרו את החלום, ומה חידש יוסף · לפעמים החיים נראים ערימת בעיות, וזו בעיה אחת שמתבטאת בהרבה תחומים</w:t>
+            </w:r>
           </w:p>
         </w:tc>
         <w:tc>
@@ -10105,7 +10127,7 @@
                 <w:rtl/>
                 <w:lang w:bidi="he-IL"/>
               </w:rPr>
-              <w:t xml:space="preserve"> — אותו יסוד המים מתלבש בעליון או בפחות, וככל שנלביש אותו בעליון נמקם בו את עצמנו · "הללוהו... והמים אשר מעל השמים"</w:t>
+              <w:t xml:space="preserve"> — אותו יסוד המים מתלבש בעליון או בפחות, וככל שנלביש אותו בעליון נמקם בו את עצמנו · "הללוהו... והמים אשר מעל השמים" · "ייקוו המים אל מקום אחד" - לא הכל מוצף, הכוח מקבל את המשבצת שלו, וזו התקדמות בבריאת העולם הפנימי</w:t>
             </w:r>
           </w:p>
           <w:p>
@@ -11907,6 +11929,28 @@
                 <w:rtl/>
               </w:rPr>
             </w:pPr>
+            <w:r>
+              <w:rPr>
+                <w:rFonts w:ascii="Arial" w:hAnsi="Arial" w:cs="Arial"/>
+                <w:b/>
+                <w:bCs/>
+                <w:sz w:val="21"/>
+                <w:szCs w:val="21"/>
+                <w:rtl/>
+                <w:lang w:bidi="he-IL"/>
+              </w:rPr>
+              <w:t xml:space="preserve">"חלום פרעה אחד הוא"</w:t>
+            </w:r>
+            <w:r>
+              <w:rPr>
+                <w:rFonts w:ascii="Arial" w:hAnsi="Arial" w:cs="Arial"/>
+                <w:sz w:val="21"/>
+                <w:szCs w:val="21"/>
+                <w:rtl/>
+                <w:lang w:bidi="he-IL"/>
+              </w:rPr>
+              <w:t xml:space="preserve"> — למה החרטומים לא פתרו את החלום, ומה חידש יוסף · לפעמים החיים נראים ערימת בעיות, וזו בעיה אחת שמתבטאת בהרבה תחומים</w:t>
+            </w:r>
           </w:p>
         </w:tc>
         <w:tc>

--- a/files/issue-calendar.docx
+++ b/files/issue-calendar.docx
@@ -3565,6 +3565,28 @@
                 <w:rtl/>
               </w:rPr>
             </w:pPr>
+            <w:r>
+              <w:rPr>
+                <w:rFonts w:ascii="Arial" w:hAnsi="Arial" w:cs="Arial"/>
+                <w:b/>
+                <w:bCs/>
+                <w:sz w:val="21"/>
+                <w:szCs w:val="21"/>
+                <w:rtl/>
+                <w:lang w:bidi="he-IL"/>
+              </w:rPr>
+              <w:t xml:space="preserve">משה, בכור שור, רש"ר הירש</w:t>
+            </w:r>
+            <w:r>
+              <w:rPr>
+                <w:rFonts w:ascii="Arial" w:hAnsi="Arial" w:cs="Arial"/>
+                <w:sz w:val="21"/>
+                <w:szCs w:val="21"/>
+                <w:rtl/>
+                <w:lang w:bidi="he-IL"/>
+              </w:rPr>
+              <w:t xml:space="preserve"> — כותרת וכיוון בלבד - בטיוטה שני מקורות על משה: בכור שור ורש"ר הירש</w:t>
+            </w:r>
           </w:p>
         </w:tc>
         <w:tc>
@@ -3703,6 +3725,28 @@
                 <w:rtl/>
               </w:rPr>
             </w:pPr>
+            <w:r>
+              <w:rPr>
+                <w:rFonts w:ascii="Arial" w:hAnsi="Arial" w:cs="Arial"/>
+                <w:b/>
+                <w:bCs/>
+                <w:sz w:val="21"/>
+                <w:szCs w:val="21"/>
+                <w:rtl/>
+                <w:lang w:bidi="he-IL"/>
+              </w:rPr>
+              <w:t xml:space="preserve">שאמר לעולמו די</w:t>
+            </w:r>
+            <w:r>
+              <w:rPr>
+                <w:rFonts w:ascii="Arial" w:hAnsi="Arial" w:cs="Arial"/>
+                <w:sz w:val="21"/>
+                <w:szCs w:val="21"/>
+                <w:rtl/>
+                <w:lang w:bidi="he-IL"/>
+              </w:rPr>
+              <w:t xml:space="preserve"> — כותרת וכיוון בלבד - אין עדיין פירוט בטיוטה</w:t>
+            </w:r>
           </w:p>
         </w:tc>
         <w:tc>
@@ -4127,6 +4171,28 @@
                 <w:rtl/>
               </w:rPr>
             </w:pPr>
+            <w:r>
+              <w:rPr>
+                <w:rFonts w:ascii="Arial" w:hAnsi="Arial" w:cs="Arial"/>
+                <w:b/>
+                <w:bCs/>
+                <w:sz w:val="21"/>
+                <w:szCs w:val="21"/>
+                <w:rtl/>
+                <w:lang w:bidi="he-IL"/>
+              </w:rPr>
+              <w:t xml:space="preserve">מדוע אתה יושב לבדך?</w:t>
+            </w:r>
+            <w:r>
+              <w:rPr>
+                <w:rFonts w:ascii="Arial" w:hAnsi="Arial" w:cs="Arial"/>
+                <w:sz w:val="21"/>
+                <w:szCs w:val="21"/>
+                <w:rtl/>
+                <w:lang w:bidi="he-IL"/>
+              </w:rPr>
+              <w:t xml:space="preserve"> — כותרת וכיוון בלבד - אין עדיין פירוט בטיוטה</w:t>
+            </w:r>
           </w:p>
         </w:tc>
         <w:tc>
@@ -4265,6 +4331,28 @@
                 <w:rtl/>
               </w:rPr>
             </w:pPr>
+            <w:r>
+              <w:rPr>
+                <w:rFonts w:ascii="Arial" w:hAnsi="Arial" w:cs="Arial"/>
+                <w:b/>
+                <w:bCs/>
+                <w:sz w:val="21"/>
+                <w:szCs w:val="21"/>
+                <w:rtl/>
+                <w:lang w:bidi="he-IL"/>
+              </w:rPr>
+              <w:t xml:space="preserve">תגנוב!</w:t>
+            </w:r>
+            <w:r>
+              <w:rPr>
+                <w:rFonts w:ascii="Arial" w:hAnsi="Arial" w:cs="Arial"/>
+                <w:sz w:val="21"/>
+                <w:szCs w:val="21"/>
+                <w:rtl/>
+                <w:lang w:bidi="he-IL"/>
+              </w:rPr>
+              <w:t xml:space="preserve"> — דברי הזוהר · משל החפץ חיים והתפוחים · "לקבוע" (לגנוב) עיתים לתורה</w:t>
+            </w:r>
           </w:p>
         </w:tc>
         <w:tc>
@@ -12375,6 +12463,28 @@
                 <w:rtl/>
               </w:rPr>
             </w:pPr>
+            <w:r>
+              <w:rPr>
+                <w:rFonts w:ascii="Arial" w:hAnsi="Arial" w:cs="Arial"/>
+                <w:b/>
+                <w:bCs/>
+                <w:sz w:val="21"/>
+                <w:szCs w:val="21"/>
+                <w:rtl/>
+                <w:lang w:bidi="he-IL"/>
+              </w:rPr>
+              <w:t xml:space="preserve">משה, בכור שור, רש"ר הירש</w:t>
+            </w:r>
+            <w:r>
+              <w:rPr>
+                <w:rFonts w:ascii="Arial" w:hAnsi="Arial" w:cs="Arial"/>
+                <w:sz w:val="21"/>
+                <w:szCs w:val="21"/>
+                <w:rtl/>
+                <w:lang w:bidi="he-IL"/>
+              </w:rPr>
+              <w:t xml:space="preserve"> — כותרת וכיוון בלבד - בטיוטה שני מקורות על משה: בכור שור ורש"ר הירש</w:t>
+            </w:r>
           </w:p>
         </w:tc>
         <w:tc>
@@ -12513,6 +12623,28 @@
                 <w:rtl/>
               </w:rPr>
             </w:pPr>
+            <w:r>
+              <w:rPr>
+                <w:rFonts w:ascii="Arial" w:hAnsi="Arial" w:cs="Arial"/>
+                <w:b/>
+                <w:bCs/>
+                <w:sz w:val="21"/>
+                <w:szCs w:val="21"/>
+                <w:rtl/>
+                <w:lang w:bidi="he-IL"/>
+              </w:rPr>
+              <w:t xml:space="preserve">שאמר לעולמו די</w:t>
+            </w:r>
+            <w:r>
+              <w:rPr>
+                <w:rFonts w:ascii="Arial" w:hAnsi="Arial" w:cs="Arial"/>
+                <w:sz w:val="21"/>
+                <w:szCs w:val="21"/>
+                <w:rtl/>
+                <w:lang w:bidi="he-IL"/>
+              </w:rPr>
+              <w:t xml:space="preserve"> — כותרת וכיוון בלבד - אין עדיין פירוט בטיוטה</w:t>
+            </w:r>
           </w:p>
         </w:tc>
         <w:tc>
@@ -12937,6 +13069,28 @@
                 <w:rtl/>
               </w:rPr>
             </w:pPr>
+            <w:r>
+              <w:rPr>
+                <w:rFonts w:ascii="Arial" w:hAnsi="Arial" w:cs="Arial"/>
+                <w:b/>
+                <w:bCs/>
+                <w:sz w:val="21"/>
+                <w:szCs w:val="21"/>
+                <w:rtl/>
+                <w:lang w:bidi="he-IL"/>
+              </w:rPr>
+              <w:t xml:space="preserve">מדוע אתה יושב לבדך?</w:t>
+            </w:r>
+            <w:r>
+              <w:rPr>
+                <w:rFonts w:ascii="Arial" w:hAnsi="Arial" w:cs="Arial"/>
+                <w:sz w:val="21"/>
+                <w:szCs w:val="21"/>
+                <w:rtl/>
+                <w:lang w:bidi="he-IL"/>
+              </w:rPr>
+              <w:t xml:space="preserve"> — כותרת וכיוון בלבד - אין עדיין פירוט בטיוטה</w:t>
+            </w:r>
           </w:p>
         </w:tc>
         <w:tc>
@@ -13075,6 +13229,28 @@
                 <w:rtl/>
               </w:rPr>
             </w:pPr>
+            <w:r>
+              <w:rPr>
+                <w:rFonts w:ascii="Arial" w:hAnsi="Arial" w:cs="Arial"/>
+                <w:b/>
+                <w:bCs/>
+                <w:sz w:val="21"/>
+                <w:szCs w:val="21"/>
+                <w:rtl/>
+                <w:lang w:bidi="he-IL"/>
+              </w:rPr>
+              <w:t xml:space="preserve">תגנוב!</w:t>
+            </w:r>
+            <w:r>
+              <w:rPr>
+                <w:rFonts w:ascii="Arial" w:hAnsi="Arial" w:cs="Arial"/>
+                <w:sz w:val="21"/>
+                <w:szCs w:val="21"/>
+                <w:rtl/>
+                <w:lang w:bidi="he-IL"/>
+              </w:rPr>
+              <w:t xml:space="preserve"> — דברי הזוהר · משל החפץ חיים והתפוחים · "לקבוע" (לגנוב) עיתים לתורה</w:t>
+            </w:r>
           </w:p>
         </w:tc>
         <w:tc>

--- a/files/issue-calendar.docx
+++ b/files/issue-calendar.docx
@@ -2125,7 +2125,7 @@
                 <w:rtl/>
                 <w:lang w:bidi="he-IL"/>
               </w:rPr>
-              <w:t xml:space="preserve">בעבודה</w:t>
+              <w:t xml:space="preserve">נשלח</w:t>
             </w:r>
           </w:p>
         </w:tc>

--- a/files/issue-calendar.docx
+++ b/files/issue-calendar.docx
@@ -4023,6 +4023,28 @@
                 <w:rtl/>
               </w:rPr>
             </w:pPr>
+            <w:r>
+              <w:rPr>
+                <w:rFonts w:ascii="Arial" w:hAnsi="Arial" w:cs="Arial"/>
+                <w:b/>
+                <w:bCs/>
+                <w:sz w:val="21"/>
+                <w:szCs w:val="21"/>
+                <w:rtl/>
+                <w:lang w:bidi="he-IL"/>
+              </w:rPr>
+              <w:t xml:space="preserve">זה לא נגמר עד שזה לא נגמר</w:t>
+            </w:r>
+            <w:r>
+              <w:rPr>
+                <w:rFonts w:ascii="Arial" w:hAnsi="Arial" w:cs="Arial"/>
+                <w:sz w:val="21"/>
+                <w:szCs w:val="21"/>
+                <w:rtl/>
+                <w:lang w:bidi="he-IL"/>
+              </w:rPr>
+              <w:t xml:space="preserve"> — כותרת וכיוון בלבד - אין עדיין פירוט בטיוטה</w:t>
+            </w:r>
           </w:p>
         </w:tc>
         <w:tc>
@@ -12921,6 +12943,28 @@
                 <w:rtl/>
               </w:rPr>
             </w:pPr>
+            <w:r>
+              <w:rPr>
+                <w:rFonts w:ascii="Arial" w:hAnsi="Arial" w:cs="Arial"/>
+                <w:b/>
+                <w:bCs/>
+                <w:sz w:val="21"/>
+                <w:szCs w:val="21"/>
+                <w:rtl/>
+                <w:lang w:bidi="he-IL"/>
+              </w:rPr>
+              <w:t xml:space="preserve">זה לא נגמר עד שזה לא נגמר</w:t>
+            </w:r>
+            <w:r>
+              <w:rPr>
+                <w:rFonts w:ascii="Arial" w:hAnsi="Arial" w:cs="Arial"/>
+                <w:sz w:val="21"/>
+                <w:szCs w:val="21"/>
+                <w:rtl/>
+                <w:lang w:bidi="he-IL"/>
+              </w:rPr>
+              <w:t xml:space="preserve"> — כותרת וכיוון בלבד - אין עדיין פירוט בטיוטה</w:t>
+            </w:r>
           </w:p>
         </w:tc>
         <w:tc>

--- a/files/issue-calendar.docx
+++ b/files/issue-calendar.docx
@@ -2273,7 +2273,7 @@
                 <w:rtl/>
                 <w:lang w:bidi="he-IL"/>
               </w:rPr>
-              <w:t xml:space="preserve">בעבודה</w:t>
+              <w:t xml:space="preserve">נשלח</w:t>
             </w:r>
           </w:p>
         </w:tc>

--- a/files/issue-calendar.docx
+++ b/files/issue-calendar.docx
@@ -2413,6 +2413,16 @@
                 <w:rtl/>
               </w:rPr>
             </w:pPr>
+            <w:r>
+              <w:rPr>
+                <w:rFonts w:ascii="Arial" w:hAnsi="Arial" w:cs="Arial"/>
+                <w:sz w:val="21"/>
+                <w:szCs w:val="21"/>
+                <w:rtl/>
+                <w:lang w:bidi="he-IL"/>
+              </w:rPr>
+              <w:t xml:space="preserve">בעבודה</w:t>
+            </w:r>
           </w:p>
         </w:tc>
       </w:tr>
